--- a/internal_doc/07.版本报告/SequoiaDB_1.8版本发布评估说明书.docx
+++ b/internal_doc/07.版本报告/SequoiaDB_1.8版本发布评估说明书.docx
@@ -122,11 +122,6 @@
             <w:tcW w:w="5579" w:type="dxa"/>
           </w:tcPr>
           <w:p>
-            <w:pPr>
-              <w:rPr>
-                <w:rFonts w:hint="eastAsia"/>
-              </w:rPr>
-            </w:pPr>
             <w:hyperlink r:id="rId5" w:history="1">
               <w:r>
                 <w:rPr>
@@ -534,11 +529,6 @@
             </w:r>
           </w:p>
           <w:p>
-            <w:pPr>
-              <w:rPr>
-                <w:rFonts w:hint="eastAsia"/>
-              </w:rPr>
-            </w:pPr>
             <w:r>
               <w:rPr>
                 <w:rFonts w:hint="eastAsia"/>
@@ -570,11 +560,6 @@
       </w:r>
     </w:p>
     <w:p>
-      <w:pPr>
-        <w:rPr>
-          <w:rFonts w:hint="eastAsia"/>
-        </w:rPr>
-      </w:pPr>
       <w:r>
         <w:rPr>
           <w:rFonts w:hint="eastAsia"/>
@@ -600,19 +585,8 @@
         <w:t>”为导向。</w:t>
       </w:r>
     </w:p>
+    <w:p/>
     <w:p>
-      <w:pPr>
-        <w:rPr>
-          <w:rFonts w:hint="eastAsia"/>
-        </w:rPr>
-      </w:pPr>
-    </w:p>
-    <w:p>
-      <w:pPr>
-        <w:rPr>
-          <w:rFonts w:hint="eastAsia"/>
-        </w:rPr>
-      </w:pPr>
       <w:r>
         <w:rPr>
           <w:rFonts w:hint="eastAsia"/>
@@ -639,9 +613,6 @@
           <w:p>
             <w:pPr>
               <w:jc w:val="center"/>
-              <w:rPr>
-                <w:rFonts w:hint="eastAsia"/>
-              </w:rPr>
             </w:pPr>
             <w:r>
               <w:rPr>
@@ -676,9 +647,6 @@
           <w:p>
             <w:pPr>
               <w:jc w:val="center"/>
-              <w:rPr>
-                <w:rFonts w:hint="eastAsia"/>
-              </w:rPr>
             </w:pPr>
             <w:r>
               <w:rPr>
@@ -695,9 +663,6 @@
           <w:p>
             <w:pPr>
               <w:jc w:val="center"/>
-              <w:rPr>
-                <w:rFonts w:hint="eastAsia"/>
-              </w:rPr>
             </w:pPr>
             <w:r>
               <w:rPr>
@@ -740,7 +705,7 @@
           <w:p>
             <w:pPr>
               <w:rPr>
-                <w:rFonts w:ascii="Arial" w:hAnsi="Arial" w:cs="Arial" w:hint="eastAsia"/>
+                <w:rFonts w:ascii="Arial" w:hAnsi="Arial" w:cs="Arial"/>
                 <w:b/>
                 <w:bCs/>
                 <w:color w:val="333333"/>
@@ -763,11 +728,6 @@
             </w:hyperlink>
           </w:p>
           <w:p>
-            <w:pPr>
-              <w:rPr>
-                <w:rFonts w:hint="eastAsia"/>
-              </w:rPr>
-            </w:pPr>
             <w:hyperlink r:id="rId7" w:history="1">
               <w:r>
                 <w:rPr>
@@ -788,11 +748,6 @@
             <w:tcW w:w="2841" w:type="dxa"/>
           </w:tcPr>
           <w:p>
-            <w:pPr>
-              <w:rPr>
-                <w:rFonts w:hint="eastAsia"/>
-              </w:rPr>
-            </w:pPr>
             <w:proofErr w:type="spellStart"/>
             <w:r>
               <w:rPr>
@@ -817,11 +772,6 @@
             <w:proofErr w:type="spellEnd"/>
           </w:p>
           <w:p>
-            <w:pPr>
-              <w:rPr>
-                <w:rFonts w:hint="eastAsia"/>
-              </w:rPr>
-            </w:pPr>
             <w:proofErr w:type="spellStart"/>
             <w:r>
               <w:rPr>
@@ -850,13 +800,7 @@
           <w:tcPr>
             <w:tcW w:w="2841" w:type="dxa"/>
           </w:tcPr>
-          <w:p>
-            <w:pPr>
-              <w:rPr>
-                <w:rFonts w:hint="eastAsia"/>
-              </w:rPr>
-            </w:pPr>
-          </w:p>
+          <w:p/>
         </w:tc>
       </w:tr>
       <w:tr>
@@ -974,11 +918,6 @@
             <w:tcW w:w="2841" w:type="dxa"/>
           </w:tcPr>
           <w:p>
-            <w:pPr>
-              <w:rPr>
-                <w:rFonts w:hint="eastAsia"/>
-              </w:rPr>
-            </w:pPr>
             <w:r>
               <w:rPr>
                 <w:rFonts w:hint="eastAsia"/>
@@ -1088,13 +1027,7 @@
         </w:tc>
       </w:tr>
     </w:tbl>
-    <w:p>
-      <w:pPr>
-        <w:rPr>
-          <w:rFonts w:hint="eastAsia"/>
-        </w:rPr>
-      </w:pPr>
-    </w:p>
+    <w:p/>
     <w:p>
       <w:pPr>
         <w:pStyle w:val="Heading2"/>
@@ -1420,11 +1353,6 @@
             <w:tcW w:w="4399" w:type="dxa"/>
           </w:tcPr>
           <w:p>
-            <w:pPr>
-              <w:rPr>
-                <w:rFonts w:hint="eastAsia"/>
-              </w:rPr>
-            </w:pPr>
             <w:r>
               <w:rPr>
                 <w:rFonts w:hint="eastAsia"/>
@@ -1591,11 +1519,6 @@
             <w:tcW w:w="4399" w:type="dxa"/>
           </w:tcPr>
           <w:p>
-            <w:pPr>
-              <w:rPr>
-                <w:rFonts w:hint="eastAsia"/>
-              </w:rPr>
-            </w:pPr>
             <w:r>
               <w:rPr>
                 <w:rFonts w:hint="eastAsia"/>
@@ -1647,11 +1570,6 @@
             <w:tcW w:w="4399" w:type="dxa"/>
           </w:tcPr>
           <w:p>
-            <w:pPr>
-              <w:rPr>
-                <w:rFonts w:hint="eastAsia"/>
-              </w:rPr>
-            </w:pPr>
             <w:r>
               <w:rPr>
                 <w:rFonts w:hint="eastAsia"/>
@@ -1834,11 +1752,6 @@
             <w:tcW w:w="4399" w:type="dxa"/>
           </w:tcPr>
           <w:p>
-            <w:pPr>
-              <w:rPr>
-                <w:rFonts w:hint="eastAsia"/>
-              </w:rPr>
-            </w:pPr>
             <w:r>
               <w:rPr>
                 <w:rFonts w:hint="eastAsia"/>
@@ -1932,13 +1845,33 @@
                 <w:szCs w:val="13"/>
               </w:rPr>
             </w:pPr>
+            <w:hyperlink r:id="rId19" w:history="1">
+              <w:r>
+                <w:rPr>
+                  <w:rStyle w:val="Hyperlink"/>
+                  <w:rFonts w:ascii="Arial" w:hAnsi="Arial" w:cs="Arial"/>
+                  <w:b/>
+                  <w:bCs/>
+                  <w:sz w:val="15"/>
+                  <w:szCs w:val="15"/>
+                </w:rPr>
+                <w:t>SEQUOIADBMAINSTREAM-243</w:t>
+              </w:r>
+            </w:hyperlink>
           </w:p>
         </w:tc>
         <w:tc>
           <w:tcPr>
             <w:tcW w:w="4399" w:type="dxa"/>
           </w:tcPr>
-          <w:p/>
+          <w:p>
+            <w:r>
+              <w:rPr>
+                <w:rFonts w:hint="eastAsia"/>
+              </w:rPr>
+              <w:t>显示查询的访问计划</w:t>
+            </w:r>
+          </w:p>
         </w:tc>
         <w:tc>
           <w:tcPr>
@@ -1953,61 +1886,19 @@
             <w:tcW w:w="2442" w:type="dxa"/>
           </w:tcPr>
           <w:p>
-            <w:r>
-              <w:rPr>
-                <w:rFonts w:ascii="Arial" w:hAnsi="Arial" w:cs="Arial"/>
-                <w:b/>
-                <w:bCs/>
-                <w:color w:val="333333"/>
-                <w:sz w:val="15"/>
-                <w:szCs w:val="15"/>
-              </w:rPr>
-              <w:fldChar w:fldCharType="begin"/>
-            </w:r>
-            <w:r>
-              <w:rPr>
-                <w:rFonts w:ascii="Arial" w:hAnsi="Arial" w:cs="Arial"/>
-                <w:b/>
-                <w:bCs/>
-                <w:color w:val="333333"/>
-                <w:sz w:val="15"/>
-                <w:szCs w:val="15"/>
-              </w:rPr>
-              <w:instrText xml:space="preserve"> HYPERLINK "http://jira:8080/browse/SEQUOIADBMAINSTREAM-132" </w:instrText>
-            </w:r>
-            <w:r>
-              <w:rPr>
-                <w:rFonts w:ascii="Arial" w:hAnsi="Arial" w:cs="Arial"/>
-                <w:b/>
-                <w:bCs/>
-                <w:color w:val="333333"/>
-                <w:sz w:val="15"/>
-                <w:szCs w:val="15"/>
-              </w:rPr>
-              <w:fldChar w:fldCharType="separate"/>
-            </w:r>
-            <w:r>
-              <w:rPr>
-                <w:rStyle w:val="Hyperlink"/>
-                <w:rFonts w:ascii="Arial" w:hAnsi="Arial" w:cs="Arial"/>
-                <w:b/>
-                <w:bCs/>
-                <w:sz w:val="15"/>
-                <w:szCs w:val="15"/>
-              </w:rPr>
-              <w:t>SEQUOIADBMAINSTREAM-132</w:t>
-            </w:r>
-            <w:r>
-              <w:rPr>
-                <w:rFonts w:ascii="Arial" w:hAnsi="Arial" w:cs="Arial"/>
-                <w:b/>
-                <w:bCs/>
-                <w:color w:val="333333"/>
-                <w:sz w:val="15"/>
-                <w:szCs w:val="15"/>
-              </w:rPr>
-              <w:fldChar w:fldCharType="end"/>
-            </w:r>
+            <w:hyperlink r:id="rId20" w:history="1">
+              <w:r>
+                <w:rPr>
+                  <w:rStyle w:val="Hyperlink"/>
+                  <w:rFonts w:ascii="Arial" w:hAnsi="Arial" w:cs="Arial"/>
+                  <w:b/>
+                  <w:bCs/>
+                  <w:sz w:val="15"/>
+                  <w:szCs w:val="15"/>
+                </w:rPr>
+                <w:t>SEQUOIADBMAINSTREAM-132</w:t>
+              </w:r>
+            </w:hyperlink>
           </w:p>
         </w:tc>
         <w:tc>
@@ -2056,7 +1947,7 @@
                 <w:szCs w:val="13"/>
               </w:rPr>
             </w:pPr>
-            <w:hyperlink r:id="rId19" w:history="1">
+            <w:hyperlink r:id="rId21" w:history="1">
               <w:r>
                 <w:rPr>
                   <w:rStyle w:val="Hyperlink"/>
@@ -2076,11 +1967,6 @@
             <w:tcW w:w="4399" w:type="dxa"/>
           </w:tcPr>
           <w:p>
-            <w:pPr>
-              <w:rPr>
-                <w:rFonts w:hint="eastAsia"/>
-              </w:rPr>
-            </w:pPr>
             <w:proofErr w:type="spellStart"/>
             <w:r>
               <w:rPr>
@@ -2134,11 +2020,6 @@
             <w:tcW w:w="2442" w:type="dxa"/>
           </w:tcPr>
           <w:p>
-            <w:pPr>
-              <w:rPr>
-                <w:rFonts w:hint="eastAsia"/>
-              </w:rPr>
-            </w:pPr>
             <w:proofErr w:type="spellStart"/>
             <w:r>
               <w:rPr>
@@ -2168,11 +2049,6 @@
             <w:tcW w:w="4399" w:type="dxa"/>
           </w:tcPr>
           <w:p>
-            <w:pPr>
-              <w:rPr>
-                <w:rFonts w:hint="eastAsia"/>
-              </w:rPr>
-            </w:pPr>
             <w:r>
               <w:rPr>
                 <w:rFonts w:hint="eastAsia"/>
@@ -2193,24 +2069,13 @@
           <w:tcPr>
             <w:tcW w:w="2442" w:type="dxa"/>
           </w:tcPr>
-          <w:p>
-            <w:pPr>
-              <w:rPr>
-                <w:rFonts w:hint="eastAsia"/>
-              </w:rPr>
-            </w:pPr>
-          </w:p>
+          <w:p/>
         </w:tc>
         <w:tc>
           <w:tcPr>
             <w:tcW w:w="4399" w:type="dxa"/>
           </w:tcPr>
           <w:p>
-            <w:pPr>
-              <w:rPr>
-                <w:rFonts w:hint="eastAsia"/>
-              </w:rPr>
-            </w:pPr>
             <w:proofErr w:type="spellStart"/>
             <w:r>
               <w:rPr>
@@ -2250,24 +2115,13 @@
           <w:tcPr>
             <w:tcW w:w="2442" w:type="dxa"/>
           </w:tcPr>
-          <w:p>
-            <w:pPr>
-              <w:rPr>
-                <w:rFonts w:hint="eastAsia"/>
-              </w:rPr>
-            </w:pPr>
-          </w:p>
+          <w:p/>
         </w:tc>
         <w:tc>
           <w:tcPr>
             <w:tcW w:w="4399" w:type="dxa"/>
           </w:tcPr>
           <w:p>
-            <w:pPr>
-              <w:rPr>
-                <w:rFonts w:hint="eastAsia"/>
-              </w:rPr>
-            </w:pPr>
             <w:proofErr w:type="spellStart"/>
             <w:r>
               <w:rPr>
@@ -2441,7 +2295,7 @@
             <w:tcW w:w="2116" w:type="dxa"/>
           </w:tcPr>
           <w:p>
-            <w:hyperlink r:id="rId20" w:history="1">
+            <w:hyperlink r:id="rId22" w:history="1">
               <w:r>
                 <w:rPr>
                   <w:rStyle w:val="Hyperlink"/>
@@ -2488,7 +2342,7 @@
             <w:tcW w:w="2116" w:type="dxa"/>
           </w:tcPr>
           <w:p>
-            <w:hyperlink r:id="rId21" w:history="1">
+            <w:hyperlink r:id="rId23" w:history="1">
               <w:r>
                 <w:rPr>
                   <w:rStyle w:val="Hyperlink"/>
@@ -2569,7 +2423,7 @@
                 <w:szCs w:val="13"/>
               </w:rPr>
             </w:pPr>
-            <w:hyperlink r:id="rId22" w:history="1">
+            <w:hyperlink r:id="rId24" w:history="1">
               <w:r>
                 <w:rPr>
                   <w:rStyle w:val="Hyperlink"/>
@@ -2634,7 +2488,7 @@
                 <w:szCs w:val="13"/>
               </w:rPr>
             </w:pPr>
-            <w:hyperlink r:id="rId23" w:history="1">
+            <w:hyperlink r:id="rId25" w:history="1">
               <w:r>
                 <w:rPr>
                   <w:rStyle w:val="Hyperlink"/>
@@ -2654,11 +2508,6 @@
             <w:tcW w:w="4661" w:type="dxa"/>
           </w:tcPr>
           <w:p>
-            <w:pPr>
-              <w:rPr>
-                <w:rFonts w:hint="eastAsia"/>
-              </w:rPr>
-            </w:pPr>
             <w:proofErr w:type="spellStart"/>
             <w:r>
               <w:rPr>
@@ -2770,7 +2619,7 @@
                 <w:szCs w:val="13"/>
               </w:rPr>
             </w:pPr>
-            <w:hyperlink r:id="rId24" w:history="1">
+            <w:hyperlink r:id="rId26" w:history="1">
               <w:r>
                 <w:rPr>
                   <w:rStyle w:val="Hyperlink"/>
@@ -2857,7 +2706,7 @@
                 <w:szCs w:val="13"/>
               </w:rPr>
             </w:pPr>
-            <w:hyperlink r:id="rId25" w:history="1">
+            <w:hyperlink r:id="rId27" w:history="1">
               <w:r>
                 <w:rPr>
                   <w:rStyle w:val="Hyperlink"/>
@@ -2974,7 +2823,7 @@
                 <w:szCs w:val="13"/>
               </w:rPr>
             </w:pPr>
-            <w:hyperlink r:id="rId26" w:history="1">
+            <w:hyperlink r:id="rId28" w:history="1">
               <w:r>
                 <w:rPr>
                   <w:rStyle w:val="Hyperlink"/>
@@ -3023,7 +2872,7 @@
                 <w:szCs w:val="13"/>
               </w:rPr>
             </w:pPr>
-            <w:hyperlink r:id="rId27" w:history="1">
+            <w:hyperlink r:id="rId29" w:history="1">
               <w:r>
                 <w:rPr>
                   <w:rStyle w:val="Hyperlink"/>
@@ -3043,11 +2892,6 @@
             <w:tcW w:w="4661" w:type="dxa"/>
           </w:tcPr>
           <w:p>
-            <w:pPr>
-              <w:rPr>
-                <w:rFonts w:hint="eastAsia"/>
-              </w:rPr>
-            </w:pPr>
             <w:r>
               <w:rPr>
                 <w:rFonts w:hint="eastAsia"/>
@@ -3163,7 +3007,7 @@
                 <w:szCs w:val="13"/>
               </w:rPr>
             </w:pPr>
-            <w:hyperlink r:id="rId28" w:history="1">
+            <w:hyperlink r:id="rId30" w:history="1">
               <w:r>
                 <w:rPr>
                   <w:rStyle w:val="Hyperlink"/>
@@ -3183,11 +3027,6 @@
             <w:tcW w:w="4661" w:type="dxa"/>
           </w:tcPr>
           <w:p>
-            <w:pPr>
-              <w:rPr>
-                <w:rFonts w:hint="eastAsia"/>
-              </w:rPr>
-            </w:pPr>
             <w:r>
               <w:rPr>
                 <w:rFonts w:hint="eastAsia"/>
@@ -3265,7 +3104,7 @@
                 <w:szCs w:val="15"/>
               </w:rPr>
             </w:pPr>
-            <w:hyperlink r:id="rId29" w:history="1">
+            <w:hyperlink r:id="rId31" w:history="1">
               <w:r>
                 <w:rPr>
                   <w:rStyle w:val="Hyperlink"/>
@@ -3285,11 +3124,6 @@
             <w:tcW w:w="4661" w:type="dxa"/>
           </w:tcPr>
           <w:p>
-            <w:pPr>
-              <w:rPr>
-                <w:rFonts w:hint="eastAsia"/>
-              </w:rPr>
-            </w:pPr>
             <w:r>
               <w:rPr>
                 <w:rFonts w:hint="eastAsia"/>
@@ -3351,7 +3185,7 @@
                 <w:szCs w:val="13"/>
               </w:rPr>
             </w:pPr>
-            <w:hyperlink r:id="rId30" w:history="1">
+            <w:hyperlink r:id="rId32" w:history="1">
               <w:r>
                 <w:rPr>
                   <w:rStyle w:val="Hyperlink"/>
@@ -3371,11 +3205,6 @@
             <w:tcW w:w="4661" w:type="dxa"/>
           </w:tcPr>
           <w:p>
-            <w:pPr>
-              <w:rPr>
-                <w:rFonts w:hint="eastAsia"/>
-              </w:rPr>
-            </w:pPr>
             <w:r>
               <w:rPr>
                 <w:rFonts w:hint="eastAsia"/>
@@ -3431,7 +3260,7 @@
                 <w:szCs w:val="13"/>
               </w:rPr>
             </w:pPr>
-            <w:hyperlink r:id="rId31" w:history="1">
+            <w:hyperlink r:id="rId33" w:history="1">
               <w:r>
                 <w:rPr>
                   <w:rStyle w:val="Hyperlink"/>
@@ -3451,11 +3280,6 @@
             <w:tcW w:w="4661" w:type="dxa"/>
           </w:tcPr>
           <w:p>
-            <w:pPr>
-              <w:rPr>
-                <w:rFonts w:hint="eastAsia"/>
-              </w:rPr>
-            </w:pPr>
             <w:r>
               <w:rPr>
                 <w:rFonts w:hint="eastAsia"/>
@@ -3523,7 +3347,7 @@
                 <w:szCs w:val="13"/>
               </w:rPr>
             </w:pPr>
-            <w:hyperlink r:id="rId32" w:history="1">
+            <w:hyperlink r:id="rId34" w:history="1">
               <w:r>
                 <w:rPr>
                   <w:rStyle w:val="Hyperlink"/>
@@ -3543,11 +3367,6 @@
             <w:tcW w:w="4661" w:type="dxa"/>
           </w:tcPr>
           <w:p>
-            <w:pPr>
-              <w:rPr>
-                <w:rFonts w:hint="eastAsia"/>
-              </w:rPr>
-            </w:pPr>
             <w:proofErr w:type="spellStart"/>
             <w:r>
               <w:rPr>
@@ -3605,7 +3424,7 @@
                 <w:szCs w:val="15"/>
               </w:rPr>
             </w:pPr>
-            <w:hyperlink r:id="rId33" w:history="1">
+            <w:hyperlink r:id="rId35" w:history="1">
               <w:r>
                 <w:rPr>
                   <w:rStyle w:val="Hyperlink"/>
@@ -3625,11 +3444,6 @@
             <w:tcW w:w="4661" w:type="dxa"/>
           </w:tcPr>
           <w:p>
-            <w:pPr>
-              <w:rPr>
-                <w:rFonts w:hint="eastAsia"/>
-              </w:rPr>
-            </w:pPr>
             <w:r>
               <w:rPr>
                 <w:rFonts w:hint="eastAsia"/>
@@ -3661,7 +3475,7 @@
                 <w:szCs w:val="15"/>
               </w:rPr>
             </w:pPr>
-            <w:hyperlink r:id="rId34" w:history="1">
+            <w:hyperlink r:id="rId36" w:history="1">
               <w:r>
                 <w:rPr>
                   <w:rStyle w:val="Hyperlink"/>
@@ -3681,11 +3495,6 @@
             <w:tcW w:w="4661" w:type="dxa"/>
           </w:tcPr>
           <w:p>
-            <w:pPr>
-              <w:rPr>
-                <w:rFonts w:hint="eastAsia"/>
-              </w:rPr>
-            </w:pPr>
             <w:proofErr w:type="spellStart"/>
             <w:r>
               <w:rPr>
@@ -3749,7 +3558,7 @@
                 <w:szCs w:val="13"/>
               </w:rPr>
             </w:pPr>
-            <w:hyperlink r:id="rId35" w:history="1">
+            <w:hyperlink r:id="rId37" w:history="1">
               <w:r>
                 <w:rPr>
                   <w:rStyle w:val="Hyperlink"/>
@@ -3769,11 +3578,6 @@
             <w:tcW w:w="4661" w:type="dxa"/>
           </w:tcPr>
           <w:p>
-            <w:pPr>
-              <w:rPr>
-                <w:rFonts w:hint="eastAsia"/>
-              </w:rPr>
-            </w:pPr>
             <w:proofErr w:type="spellStart"/>
             <w:r>
               <w:rPr>
@@ -3837,7 +3641,7 @@
                 <w:szCs w:val="13"/>
               </w:rPr>
             </w:pPr>
-            <w:hyperlink r:id="rId36" w:history="1">
+            <w:hyperlink r:id="rId38" w:history="1">
               <w:r>
                 <w:rPr>
                   <w:rStyle w:val="Hyperlink"/>
@@ -3857,11 +3661,6 @@
             <w:tcW w:w="4661" w:type="dxa"/>
           </w:tcPr>
           <w:p>
-            <w:pPr>
-              <w:rPr>
-                <w:rFonts w:hint="eastAsia"/>
-              </w:rPr>
-            </w:pPr>
             <w:r>
               <w:rPr>
                 <w:rFonts w:hint="eastAsia"/>
@@ -3891,7 +3690,7 @@
                 <w:szCs w:val="13"/>
               </w:rPr>
             </w:pPr>
-            <w:hyperlink r:id="rId37" w:history="1">
+            <w:hyperlink r:id="rId39" w:history="1">
               <w:r>
                 <w:rPr>
                   <w:rStyle w:val="Hyperlink"/>
@@ -3911,11 +3710,6 @@
             <w:tcW w:w="4661" w:type="dxa"/>
           </w:tcPr>
           <w:p>
-            <w:pPr>
-              <w:rPr>
-                <w:rFonts w:hint="eastAsia"/>
-              </w:rPr>
-            </w:pPr>
             <w:r>
               <w:rPr>
                 <w:rFonts w:hint="eastAsia"/>
@@ -3995,7 +3789,7 @@
                 <w:szCs w:val="13"/>
               </w:rPr>
             </w:pPr>
-            <w:hyperlink r:id="rId38" w:history="1">
+            <w:hyperlink r:id="rId40" w:history="1">
               <w:r>
                 <w:rPr>
                   <w:rStyle w:val="Hyperlink"/>
@@ -4015,11 +3809,6 @@
             <w:tcW w:w="4661" w:type="dxa"/>
           </w:tcPr>
           <w:p>
-            <w:pPr>
-              <w:rPr>
-                <w:rFonts w:hint="eastAsia"/>
-              </w:rPr>
-            </w:pPr>
             <w:r>
               <w:rPr>
                 <w:rFonts w:hint="eastAsia"/>
@@ -4034,11 +3823,6 @@
             </w:r>
           </w:p>
           <w:p>
-            <w:pPr>
-              <w:rPr>
-                <w:rFonts w:hint="eastAsia"/>
-              </w:rPr>
-            </w:pPr>
             <w:proofErr w:type="spellStart"/>
             <w:r>
               <w:rPr>
@@ -4076,7 +3860,7 @@
                 <w:szCs w:val="13"/>
               </w:rPr>
             </w:pPr>
-            <w:hyperlink r:id="rId39" w:history="1">
+            <w:hyperlink r:id="rId41" w:history="1">
               <w:r>
                 <w:rPr>
                   <w:rStyle w:val="Hyperlink"/>
@@ -4096,11 +3880,6 @@
             <w:tcW w:w="4661" w:type="dxa"/>
           </w:tcPr>
           <w:p>
-            <w:pPr>
-              <w:rPr>
-                <w:rFonts w:hint="eastAsia"/>
-              </w:rPr>
-            </w:pPr>
             <w:r>
               <w:rPr>
                 <w:rFonts w:hint="eastAsia"/>
@@ -4150,7 +3929,7 @@
                 <w:szCs w:val="13"/>
               </w:rPr>
             </w:pPr>
-            <w:hyperlink r:id="rId40" w:history="1">
+            <w:hyperlink r:id="rId42" w:history="1">
               <w:r>
                 <w:rPr>
                   <w:rStyle w:val="Hyperlink"/>
@@ -4170,11 +3949,6 @@
             <w:tcW w:w="4661" w:type="dxa"/>
           </w:tcPr>
           <w:p>
-            <w:pPr>
-              <w:rPr>
-                <w:rFonts w:hint="eastAsia"/>
-              </w:rPr>
-            </w:pPr>
             <w:r>
               <w:rPr>
                 <w:rFonts w:hint="eastAsia"/>
@@ -4230,7 +4004,7 @@
                 <w:szCs w:val="13"/>
               </w:rPr>
             </w:pPr>
-            <w:hyperlink r:id="rId41" w:history="1">
+            <w:hyperlink r:id="rId43" w:history="1">
               <w:r>
                 <w:rPr>
                   <w:rStyle w:val="Hyperlink"/>
@@ -4250,11 +4024,6 @@
             <w:tcW w:w="4661" w:type="dxa"/>
           </w:tcPr>
           <w:p>
-            <w:pPr>
-              <w:rPr>
-                <w:rFonts w:hint="eastAsia"/>
-              </w:rPr>
-            </w:pPr>
             <w:r>
               <w:rPr>
                 <w:rFonts w:hint="eastAsia"/>
@@ -4328,7 +4097,7 @@
                 <w:szCs w:val="13"/>
               </w:rPr>
             </w:pPr>
-            <w:hyperlink r:id="rId42" w:history="1">
+            <w:hyperlink r:id="rId44" w:history="1">
               <w:r>
                 <w:rPr>
                   <w:rStyle w:val="Hyperlink"/>
@@ -4348,11 +4117,6 @@
             <w:tcW w:w="4661" w:type="dxa"/>
           </w:tcPr>
           <w:p>
-            <w:pPr>
-              <w:rPr>
-                <w:rFonts w:hint="eastAsia"/>
-              </w:rPr>
-            </w:pPr>
             <w:r>
               <w:rPr>
                 <w:rFonts w:hint="eastAsia"/>
@@ -4448,7 +4212,7 @@
                 <w:szCs w:val="13"/>
               </w:rPr>
             </w:pPr>
-            <w:hyperlink r:id="rId43" w:history="1">
+            <w:hyperlink r:id="rId45" w:history="1">
               <w:r>
                 <w:rPr>
                   <w:rStyle w:val="Hyperlink"/>
@@ -4468,11 +4232,6 @@
             <w:tcW w:w="4661" w:type="dxa"/>
           </w:tcPr>
           <w:p>
-            <w:pPr>
-              <w:rPr>
-                <w:rFonts w:hint="eastAsia"/>
-              </w:rPr>
-            </w:pPr>
             <w:r>
               <w:rPr>
                 <w:rFonts w:hint="eastAsia"/>
@@ -4554,7 +4313,7 @@
                 <w:szCs w:val="15"/>
               </w:rPr>
             </w:pPr>
-            <w:hyperlink r:id="rId44" w:history="1">
+            <w:hyperlink r:id="rId46" w:history="1">
               <w:r>
                 <w:rPr>
                   <w:rStyle w:val="Hyperlink"/>
@@ -4574,11 +4333,6 @@
             <w:tcW w:w="4661" w:type="dxa"/>
           </w:tcPr>
           <w:p>
-            <w:pPr>
-              <w:rPr>
-                <w:rFonts w:hint="eastAsia"/>
-              </w:rPr>
-            </w:pPr>
             <w:r>
               <w:rPr>
                 <w:rFonts w:hint="eastAsia"/>
@@ -4658,7 +4412,7 @@
                 <w:szCs w:val="15"/>
               </w:rPr>
             </w:pPr>
-            <w:hyperlink r:id="rId45" w:history="1">
+            <w:hyperlink r:id="rId47" w:history="1">
               <w:r>
                 <w:rPr>
                   <w:rStyle w:val="Hyperlink"/>
@@ -4678,11 +4432,6 @@
             <w:tcW w:w="4661" w:type="dxa"/>
           </w:tcPr>
           <w:p>
-            <w:pPr>
-              <w:rPr>
-                <w:rFonts w:hint="eastAsia"/>
-              </w:rPr>
-            </w:pPr>
             <w:r>
               <w:rPr>
                 <w:rFonts w:hint="eastAsia"/>
@@ -4764,7 +4513,7 @@
                 <w:szCs w:val="15"/>
               </w:rPr>
             </w:pPr>
-            <w:hyperlink r:id="rId46" w:history="1">
+            <w:hyperlink r:id="rId48" w:history="1">
               <w:r>
                 <w:rPr>
                   <w:rStyle w:val="Hyperlink"/>
@@ -4784,11 +4533,6 @@
             <w:tcW w:w="4661" w:type="dxa"/>
           </w:tcPr>
           <w:p>
-            <w:pPr>
-              <w:rPr>
-                <w:rFonts w:hint="eastAsia"/>
-              </w:rPr>
-            </w:pPr>
             <w:r>
               <w:rPr>
                 <w:rFonts w:hint="eastAsia"/>
@@ -4838,7 +4582,7 @@
                 <w:szCs w:val="15"/>
               </w:rPr>
             </w:pPr>
-            <w:hyperlink r:id="rId47" w:history="1">
+            <w:hyperlink r:id="rId49" w:history="1">
               <w:r>
                 <w:rPr>
                   <w:rStyle w:val="Hyperlink"/>
@@ -4858,11 +4602,6 @@
             <w:tcW w:w="4661" w:type="dxa"/>
           </w:tcPr>
           <w:p>
-            <w:pPr>
-              <w:rPr>
-                <w:rFonts w:hint="eastAsia"/>
-              </w:rPr>
-            </w:pPr>
             <w:r>
               <w:rPr>
                 <w:rFonts w:hint="eastAsia"/>
@@ -4930,7 +4669,7 @@
                 <w:szCs w:val="13"/>
               </w:rPr>
             </w:pPr>
-            <w:hyperlink r:id="rId48" w:history="1">
+            <w:hyperlink r:id="rId50" w:history="1">
               <w:r>
                 <w:rPr>
                   <w:rStyle w:val="Hyperlink"/>
@@ -4950,11 +4689,6 @@
             <w:tcW w:w="4661" w:type="dxa"/>
           </w:tcPr>
           <w:p>
-            <w:pPr>
-              <w:rPr>
-                <w:rFonts w:hint="eastAsia"/>
-              </w:rPr>
-            </w:pPr>
             <w:r>
               <w:rPr>
                 <w:rFonts w:hint="eastAsia"/>
@@ -5046,7 +4780,7 @@
                 <w:szCs w:val="13"/>
               </w:rPr>
             </w:pPr>
-            <w:hyperlink r:id="rId49" w:history="1">
+            <w:hyperlink r:id="rId51" w:history="1">
               <w:r>
                 <w:rPr>
                   <w:rStyle w:val="Hyperlink"/>
@@ -5066,11 +4800,6 @@
             <w:tcW w:w="4661" w:type="dxa"/>
           </w:tcPr>
           <w:p>
-            <w:pPr>
-              <w:rPr>
-                <w:rFonts w:hint="eastAsia"/>
-              </w:rPr>
-            </w:pPr>
             <w:r>
               <w:rPr>
                 <w:rFonts w:hint="eastAsia"/>
@@ -5132,7 +4861,7 @@
                 <w:szCs w:val="13"/>
               </w:rPr>
             </w:pPr>
-            <w:hyperlink r:id="rId50" w:history="1">
+            <w:hyperlink r:id="rId52" w:history="1">
               <w:r>
                 <w:rPr>
                   <w:rStyle w:val="Hyperlink"/>
@@ -5152,11 +4881,6 @@
             <w:tcW w:w="4661" w:type="dxa"/>
           </w:tcPr>
           <w:p>
-            <w:pPr>
-              <w:rPr>
-                <w:rFonts w:hint="eastAsia"/>
-              </w:rPr>
-            </w:pPr>
             <w:proofErr w:type="spellStart"/>
             <w:r>
               <w:rPr>
@@ -5194,7 +4918,7 @@
                 <w:szCs w:val="13"/>
               </w:rPr>
             </w:pPr>
-            <w:hyperlink r:id="rId51" w:history="1">
+            <w:hyperlink r:id="rId53" w:history="1">
               <w:r>
                 <w:rPr>
                   <w:rStyle w:val="Hyperlink"/>
@@ -5214,11 +4938,6 @@
             <w:tcW w:w="4661" w:type="dxa"/>
           </w:tcPr>
           <w:p>
-            <w:pPr>
-              <w:rPr>
-                <w:rFonts w:hint="eastAsia"/>
-              </w:rPr>
-            </w:pPr>
             <w:r>
               <w:rPr>
                 <w:rFonts w:hint="eastAsia"/>
@@ -5274,7 +4993,7 @@
                 <w:szCs w:val="13"/>
               </w:rPr>
             </w:pPr>
-            <w:hyperlink r:id="rId52" w:history="1">
+            <w:hyperlink r:id="rId54" w:history="1">
               <w:r>
                 <w:rPr>
                   <w:rStyle w:val="Hyperlink"/>
@@ -5294,11 +5013,6 @@
             <w:tcW w:w="4661" w:type="dxa"/>
           </w:tcPr>
           <w:p>
-            <w:pPr>
-              <w:rPr>
-                <w:rFonts w:hint="eastAsia"/>
-              </w:rPr>
-            </w:pPr>
             <w:r>
               <w:rPr>
                 <w:rFonts w:hint="eastAsia"/>
@@ -5372,7 +5086,7 @@
                 <w:szCs w:val="13"/>
               </w:rPr>
             </w:pPr>
-            <w:hyperlink r:id="rId53" w:history="1">
+            <w:hyperlink r:id="rId55" w:history="1">
               <w:r>
                 <w:rPr>
                   <w:rStyle w:val="Hyperlink"/>
@@ -5392,11 +5106,6 @@
             <w:tcW w:w="4661" w:type="dxa"/>
           </w:tcPr>
           <w:p>
-            <w:pPr>
-              <w:rPr>
-                <w:rFonts w:hint="eastAsia"/>
-              </w:rPr>
-            </w:pPr>
             <w:r>
               <w:rPr>
                 <w:rFonts w:hint="eastAsia"/>
@@ -5432,7 +5141,7 @@
                 <w:szCs w:val="13"/>
               </w:rPr>
             </w:pPr>
-            <w:hyperlink r:id="rId54" w:history="1">
+            <w:hyperlink r:id="rId56" w:history="1">
               <w:r>
                 <w:rPr>
                   <w:rStyle w:val="Hyperlink"/>
@@ -5452,11 +5161,6 @@
             <w:tcW w:w="4661" w:type="dxa"/>
           </w:tcPr>
           <w:p>
-            <w:pPr>
-              <w:rPr>
-                <w:rFonts w:hint="eastAsia"/>
-              </w:rPr>
-            </w:pPr>
             <w:r>
               <w:rPr>
                 <w:rFonts w:hint="eastAsia"/>
@@ -5546,7 +5250,7 @@
                 <w:szCs w:val="13"/>
               </w:rPr>
             </w:pPr>
-            <w:hyperlink r:id="rId55" w:history="1">
+            <w:hyperlink r:id="rId57" w:history="1">
               <w:r>
                 <w:rPr>
                   <w:rStyle w:val="Hyperlink"/>
@@ -5566,11 +5270,6 @@
             <w:tcW w:w="4661" w:type="dxa"/>
           </w:tcPr>
           <w:p>
-            <w:pPr>
-              <w:rPr>
-                <w:rFonts w:hint="eastAsia"/>
-              </w:rPr>
-            </w:pPr>
             <w:proofErr w:type="spellStart"/>
             <w:r>
               <w:rPr>
@@ -5628,7 +5327,7 @@
                 <w:szCs w:val="13"/>
               </w:rPr>
             </w:pPr>
-            <w:hyperlink r:id="rId56" w:history="1">
+            <w:hyperlink r:id="rId58" w:history="1">
               <w:r>
                 <w:rPr>
                   <w:rStyle w:val="Hyperlink"/>
@@ -5648,11 +5347,6 @@
             <w:tcW w:w="4661" w:type="dxa"/>
           </w:tcPr>
           <w:p>
-            <w:pPr>
-              <w:rPr>
-                <w:rFonts w:hint="eastAsia"/>
-              </w:rPr>
-            </w:pPr>
             <w:r>
               <w:rPr>
                 <w:rFonts w:hint="eastAsia"/>
@@ -5696,7 +5390,7 @@
                 <w:szCs w:val="13"/>
               </w:rPr>
             </w:pPr>
-            <w:hyperlink r:id="rId57" w:history="1">
+            <w:hyperlink r:id="rId59" w:history="1">
               <w:r>
                 <w:rPr>
                   <w:rStyle w:val="Hyperlink"/>
@@ -5716,11 +5410,6 @@
             <w:tcW w:w="4661" w:type="dxa"/>
           </w:tcPr>
           <w:p>
-            <w:pPr>
-              <w:rPr>
-                <w:rFonts w:hint="eastAsia"/>
-              </w:rPr>
-            </w:pPr>
             <w:r>
               <w:rPr>
                 <w:rFonts w:hint="eastAsia"/>
@@ -5750,7 +5439,7 @@
                 <w:szCs w:val="13"/>
               </w:rPr>
             </w:pPr>
-            <w:hyperlink r:id="rId58" w:history="1">
+            <w:hyperlink r:id="rId60" w:history="1">
               <w:r>
                 <w:rPr>
                   <w:rStyle w:val="Hyperlink"/>
@@ -5770,11 +5459,6 @@
             <w:tcW w:w="4661" w:type="dxa"/>
           </w:tcPr>
           <w:p>
-            <w:pPr>
-              <w:rPr>
-                <w:rFonts w:hint="eastAsia"/>
-              </w:rPr>
-            </w:pPr>
             <w:r>
               <w:rPr>
                 <w:rFonts w:hint="eastAsia"/>
@@ -5816,7 +5500,7 @@
                 <w:szCs w:val="13"/>
               </w:rPr>
             </w:pPr>
-            <w:hyperlink r:id="rId59" w:history="1">
+            <w:hyperlink r:id="rId61" w:history="1">
               <w:r>
                 <w:rPr>
                   <w:rStyle w:val="Hyperlink"/>
@@ -5836,11 +5520,6 @@
             <w:tcW w:w="4661" w:type="dxa"/>
           </w:tcPr>
           <w:p>
-            <w:pPr>
-              <w:rPr>
-                <w:rFonts w:hint="eastAsia"/>
-              </w:rPr>
-            </w:pPr>
             <w:r>
               <w:rPr>
                 <w:rFonts w:hint="eastAsia"/>
@@ -5882,7 +5561,7 @@
                 <w:szCs w:val="13"/>
               </w:rPr>
             </w:pPr>
-            <w:hyperlink r:id="rId60" w:history="1">
+            <w:hyperlink r:id="rId62" w:history="1">
               <w:r>
                 <w:rPr>
                   <w:rStyle w:val="Hyperlink"/>
@@ -5902,11 +5581,6 @@
             <w:tcW w:w="4661" w:type="dxa"/>
           </w:tcPr>
           <w:p>
-            <w:pPr>
-              <w:rPr>
-                <w:rFonts w:hint="eastAsia"/>
-              </w:rPr>
-            </w:pPr>
             <w:proofErr w:type="spellStart"/>
             <w:r>
               <w:rPr>
@@ -5952,7 +5626,7 @@
                 <w:szCs w:val="15"/>
               </w:rPr>
             </w:pPr>
-            <w:hyperlink r:id="rId61" w:history="1">
+            <w:hyperlink r:id="rId63" w:history="1">
               <w:r>
                 <w:rPr>
                   <w:rStyle w:val="Hyperlink"/>
@@ -5972,11 +5646,6 @@
             <w:tcW w:w="4661" w:type="dxa"/>
           </w:tcPr>
           <w:p>
-            <w:pPr>
-              <w:rPr>
-                <w:rFonts w:hint="eastAsia"/>
-              </w:rPr>
-            </w:pPr>
             <w:r>
               <w:rPr>
                 <w:rFonts w:hint="eastAsia"/>
@@ -6026,7 +5695,7 @@
                 <w:szCs w:val="15"/>
               </w:rPr>
             </w:pPr>
-            <w:hyperlink r:id="rId62" w:history="1">
+            <w:hyperlink r:id="rId64" w:history="1">
               <w:r>
                 <w:rPr>
                   <w:rStyle w:val="Hyperlink"/>
@@ -6046,11 +5715,6 @@
             <w:tcW w:w="4661" w:type="dxa"/>
           </w:tcPr>
           <w:p>
-            <w:pPr>
-              <w:rPr>
-                <w:rFonts w:hint="eastAsia"/>
-              </w:rPr>
-            </w:pPr>
             <w:r>
               <w:rPr>
                 <w:rFonts w:hint="eastAsia"/>
@@ -6132,7 +5796,7 @@
                 <w:szCs w:val="15"/>
               </w:rPr>
             </w:pPr>
-            <w:hyperlink r:id="rId63" w:history="1">
+            <w:hyperlink r:id="rId65" w:history="1">
               <w:r>
                 <w:rPr>
                   <w:rStyle w:val="Hyperlink"/>
@@ -6152,11 +5816,6 @@
             <w:tcW w:w="4661" w:type="dxa"/>
           </w:tcPr>
           <w:p>
-            <w:pPr>
-              <w:rPr>
-                <w:rFonts w:hint="eastAsia"/>
-              </w:rPr>
-            </w:pPr>
             <w:proofErr w:type="spellStart"/>
             <w:r>
               <w:rPr>
@@ -6202,7 +5861,7 @@
                 <w:szCs w:val="15"/>
               </w:rPr>
             </w:pPr>
-            <w:hyperlink r:id="rId64" w:history="1">
+            <w:hyperlink r:id="rId66" w:history="1">
               <w:r>
                 <w:rPr>
                   <w:rStyle w:val="Hyperlink"/>
@@ -6222,11 +5881,6 @@
             <w:tcW w:w="4661" w:type="dxa"/>
           </w:tcPr>
           <w:p>
-            <w:pPr>
-              <w:rPr>
-                <w:rFonts w:hint="eastAsia"/>
-              </w:rPr>
-            </w:pPr>
             <w:r>
               <w:rPr>
                 <w:rFonts w:hint="eastAsia"/>
@@ -6282,7 +5936,7 @@
                 <w:szCs w:val="15"/>
               </w:rPr>
             </w:pPr>
-            <w:hyperlink r:id="rId65" w:history="1">
+            <w:hyperlink r:id="rId67" w:history="1">
               <w:r>
                 <w:rPr>
                   <w:rStyle w:val="Hyperlink"/>
@@ -6302,11 +5956,6 @@
             <w:tcW w:w="4661" w:type="dxa"/>
           </w:tcPr>
           <w:p>
-            <w:pPr>
-              <w:rPr>
-                <w:rFonts w:hint="eastAsia"/>
-              </w:rPr>
-            </w:pPr>
             <w:r>
               <w:rPr>
                 <w:rFonts w:hint="eastAsia"/>
@@ -6420,7 +6069,7 @@
                 <w:szCs w:val="15"/>
               </w:rPr>
             </w:pPr>
-            <w:hyperlink r:id="rId66" w:history="1">
+            <w:hyperlink r:id="rId68" w:history="1">
               <w:r>
                 <w:rPr>
                   <w:rStyle w:val="Hyperlink"/>
@@ -6440,11 +6089,6 @@
             <w:tcW w:w="4661" w:type="dxa"/>
           </w:tcPr>
           <w:p>
-            <w:pPr>
-              <w:rPr>
-                <w:rFonts w:hint="eastAsia"/>
-              </w:rPr>
-            </w:pPr>
             <w:r>
               <w:rPr>
                 <w:rFonts w:hint="eastAsia"/>
@@ -6524,7 +6168,7 @@
                 <w:szCs w:val="15"/>
               </w:rPr>
             </w:pPr>
-            <w:hyperlink r:id="rId67" w:history="1">
+            <w:hyperlink r:id="rId69" w:history="1">
               <w:r>
                 <w:rPr>
                   <w:rStyle w:val="Hyperlink"/>
@@ -6544,11 +6188,6 @@
             <w:tcW w:w="4661" w:type="dxa"/>
           </w:tcPr>
           <w:p>
-            <w:pPr>
-              <w:rPr>
-                <w:rFonts w:hint="eastAsia"/>
-              </w:rPr>
-            </w:pPr>
             <w:r>
               <w:rPr>
                 <w:rFonts w:hint="eastAsia"/>
@@ -6688,7 +6327,7 @@
                 <w:szCs w:val="15"/>
               </w:rPr>
             </w:pPr>
-            <w:hyperlink r:id="rId68" w:history="1">
+            <w:hyperlink r:id="rId70" w:history="1">
               <w:r>
                 <w:rPr>
                   <w:rStyle w:val="Hyperlink"/>
@@ -6708,11 +6347,6 @@
             <w:tcW w:w="4661" w:type="dxa"/>
           </w:tcPr>
           <w:p>
-            <w:pPr>
-              <w:rPr>
-                <w:rFonts w:hint="eastAsia"/>
-              </w:rPr>
-            </w:pPr>
             <w:proofErr w:type="spellStart"/>
             <w:r>
               <w:rPr>
@@ -6774,7 +6408,7 @@
                 <w:szCs w:val="15"/>
               </w:rPr>
             </w:pPr>
-            <w:hyperlink r:id="rId69" w:history="1">
+            <w:hyperlink r:id="rId71" w:history="1">
               <w:r>
                 <w:rPr>
                   <w:rStyle w:val="Hyperlink"/>
@@ -6794,11 +6428,6 @@
             <w:tcW w:w="4661" w:type="dxa"/>
           </w:tcPr>
           <w:p>
-            <w:pPr>
-              <w:rPr>
-                <w:rFonts w:hint="eastAsia"/>
-              </w:rPr>
-            </w:pPr>
             <w:proofErr w:type="spellStart"/>
             <w:r>
               <w:rPr>
@@ -6864,7 +6493,7 @@
                 <w:szCs w:val="15"/>
               </w:rPr>
             </w:pPr>
-            <w:hyperlink r:id="rId70" w:history="1">
+            <w:hyperlink r:id="rId72" w:history="1">
               <w:r>
                 <w:rPr>
                   <w:rStyle w:val="Hyperlink"/>
@@ -6884,11 +6513,6 @@
             <w:tcW w:w="4661" w:type="dxa"/>
           </w:tcPr>
           <w:p>
-            <w:pPr>
-              <w:rPr>
-                <w:rFonts w:hint="eastAsia"/>
-              </w:rPr>
-            </w:pPr>
             <w:r>
               <w:rPr>
                 <w:rFonts w:hint="eastAsia"/>
@@ -6944,7 +6568,7 @@
                 <w:szCs w:val="15"/>
               </w:rPr>
             </w:pPr>
-            <w:hyperlink r:id="rId71" w:history="1">
+            <w:hyperlink r:id="rId73" w:history="1">
               <w:r>
                 <w:rPr>
                   <w:rStyle w:val="Hyperlink"/>
@@ -6964,11 +6588,6 @@
             <w:tcW w:w="4661" w:type="dxa"/>
           </w:tcPr>
           <w:p>
-            <w:pPr>
-              <w:rPr>
-                <w:rFonts w:hint="eastAsia"/>
-              </w:rPr>
-            </w:pPr>
             <w:r>
               <w:rPr>
                 <w:rFonts w:hint="eastAsia"/>
@@ -7000,7 +6619,7 @@
                 <w:szCs w:val="15"/>
               </w:rPr>
             </w:pPr>
-            <w:hyperlink r:id="rId72" w:history="1">
+            <w:hyperlink r:id="rId74" w:history="1">
               <w:r>
                 <w:rPr>
                   <w:rStyle w:val="Hyperlink"/>
@@ -7020,11 +6639,6 @@
             <w:tcW w:w="4661" w:type="dxa"/>
           </w:tcPr>
           <w:p>
-            <w:pPr>
-              <w:rPr>
-                <w:rFonts w:hint="eastAsia"/>
-              </w:rPr>
-            </w:pPr>
             <w:proofErr w:type="spellStart"/>
             <w:r>
               <w:rPr>
@@ -7096,7 +6710,7 @@
                 <w:szCs w:val="13"/>
               </w:rPr>
             </w:pPr>
-            <w:hyperlink r:id="rId73" w:history="1">
+            <w:hyperlink r:id="rId75" w:history="1">
               <w:r>
                 <w:rPr>
                   <w:rStyle w:val="Hyperlink"/>
@@ -7116,11 +6730,6 @@
             <w:tcW w:w="4661" w:type="dxa"/>
           </w:tcPr>
           <w:p>
-            <w:pPr>
-              <w:rPr>
-                <w:rFonts w:hint="eastAsia"/>
-              </w:rPr>
-            </w:pPr>
             <w:r>
               <w:rPr>
                 <w:rFonts w:hint="eastAsia"/>
@@ -7188,7 +6797,7 @@
                 <w:szCs w:val="13"/>
               </w:rPr>
             </w:pPr>
-            <w:hyperlink r:id="rId74" w:history="1">
+            <w:hyperlink r:id="rId76" w:history="1">
               <w:r>
                 <w:rPr>
                   <w:rStyle w:val="Hyperlink"/>
@@ -7208,11 +6817,6 @@
             <w:tcW w:w="4661" w:type="dxa"/>
           </w:tcPr>
           <w:p>
-            <w:pPr>
-              <w:rPr>
-                <w:rFonts w:hint="eastAsia"/>
-              </w:rPr>
-            </w:pPr>
             <w:r>
               <w:rPr>
                 <w:rFonts w:hint="eastAsia"/>
@@ -7306,7 +6910,7 @@
                 <w:szCs w:val="13"/>
               </w:rPr>
             </w:pPr>
-            <w:hyperlink r:id="rId75" w:history="1">
+            <w:hyperlink r:id="rId77" w:history="1">
               <w:r>
                 <w:rPr>
                   <w:rStyle w:val="Hyperlink"/>
@@ -7326,11 +6930,6 @@
             <w:tcW w:w="4661" w:type="dxa"/>
           </w:tcPr>
           <w:p>
-            <w:pPr>
-              <w:rPr>
-                <w:rFonts w:hint="eastAsia"/>
-              </w:rPr>
-            </w:pPr>
             <w:r>
               <w:rPr>
                 <w:rFonts w:hint="eastAsia"/>
@@ -7386,7 +6985,7 @@
                 <w:szCs w:val="13"/>
               </w:rPr>
             </w:pPr>
-            <w:hyperlink r:id="rId76" w:history="1">
+            <w:hyperlink r:id="rId78" w:history="1">
               <w:r>
                 <w:rPr>
                   <w:rStyle w:val="Hyperlink"/>
@@ -7406,11 +7005,6 @@
             <w:tcW w:w="4661" w:type="dxa"/>
           </w:tcPr>
           <w:p>
-            <w:pPr>
-              <w:rPr>
-                <w:rFonts w:hint="eastAsia"/>
-              </w:rPr>
-            </w:pPr>
             <w:r>
               <w:rPr>
                 <w:rFonts w:hint="eastAsia"/>
@@ -7488,7 +7082,7 @@
                 <w:szCs w:val="13"/>
               </w:rPr>
             </w:pPr>
-            <w:hyperlink r:id="rId77" w:history="1">
+            <w:hyperlink r:id="rId79" w:history="1">
               <w:r>
                 <w:rPr>
                   <w:rStyle w:val="Hyperlink"/>
@@ -7508,11 +7102,6 @@
             <w:tcW w:w="4661" w:type="dxa"/>
           </w:tcPr>
           <w:p>
-            <w:pPr>
-              <w:rPr>
-                <w:rFonts w:hint="eastAsia"/>
-              </w:rPr>
-            </w:pPr>
             <w:r>
               <w:rPr>
                 <w:rFonts w:hint="eastAsia"/>
@@ -7554,7 +7143,7 @@
                 <w:szCs w:val="13"/>
               </w:rPr>
             </w:pPr>
-            <w:hyperlink r:id="rId78" w:history="1">
+            <w:hyperlink r:id="rId80" w:history="1">
               <w:r>
                 <w:rPr>
                   <w:rStyle w:val="Hyperlink"/>
@@ -7574,11 +7163,6 @@
             <w:tcW w:w="4661" w:type="dxa"/>
           </w:tcPr>
           <w:p>
-            <w:pPr>
-              <w:rPr>
-                <w:rFonts w:hint="eastAsia"/>
-              </w:rPr>
-            </w:pPr>
             <w:proofErr w:type="spellStart"/>
             <w:r>
               <w:rPr>
@@ -7616,7 +7200,7 @@
                 <w:szCs w:val="13"/>
               </w:rPr>
             </w:pPr>
-            <w:hyperlink r:id="rId79" w:history="1">
+            <w:hyperlink r:id="rId81" w:history="1">
               <w:r>
                 <w:rPr>
                   <w:rStyle w:val="Hyperlink"/>
@@ -7636,11 +7220,6 @@
             <w:tcW w:w="4661" w:type="dxa"/>
           </w:tcPr>
           <w:p>
-            <w:pPr>
-              <w:rPr>
-                <w:rFonts w:hint="eastAsia"/>
-              </w:rPr>
-            </w:pPr>
             <w:r>
               <w:rPr>
                 <w:rFonts w:hint="eastAsia"/>
@@ -7728,7 +7307,7 @@
                 <w:szCs w:val="13"/>
               </w:rPr>
             </w:pPr>
-            <w:hyperlink r:id="rId80" w:history="1">
+            <w:hyperlink r:id="rId82" w:history="1">
               <w:r>
                 <w:rPr>
                   <w:rStyle w:val="Hyperlink"/>
@@ -7748,11 +7327,6 @@
             <w:tcW w:w="4661" w:type="dxa"/>
           </w:tcPr>
           <w:p>
-            <w:pPr>
-              <w:rPr>
-                <w:rFonts w:hint="eastAsia"/>
-              </w:rPr>
-            </w:pPr>
             <w:r>
               <w:rPr>
                 <w:rFonts w:hint="eastAsia"/>
@@ -7820,7 +7394,7 @@
                 <w:szCs w:val="13"/>
               </w:rPr>
             </w:pPr>
-            <w:hyperlink r:id="rId81" w:history="1">
+            <w:hyperlink r:id="rId83" w:history="1">
               <w:r>
                 <w:rPr>
                   <w:rStyle w:val="Hyperlink"/>
@@ -7840,11 +7414,6 @@
             <w:tcW w:w="4661" w:type="dxa"/>
           </w:tcPr>
           <w:p>
-            <w:pPr>
-              <w:rPr>
-                <w:rFonts w:hint="eastAsia"/>
-              </w:rPr>
-            </w:pPr>
             <w:r>
               <w:rPr>
                 <w:rFonts w:hint="eastAsia"/>
@@ -7924,7 +7493,7 @@
                 <w:szCs w:val="15"/>
               </w:rPr>
             </w:pPr>
-            <w:hyperlink r:id="rId82" w:history="1">
+            <w:hyperlink r:id="rId84" w:history="1">
               <w:r>
                 <w:rPr>
                   <w:rStyle w:val="Hyperlink"/>
@@ -7944,11 +7513,6 @@
             <w:tcW w:w="4661" w:type="dxa"/>
           </w:tcPr>
           <w:p>
-            <w:pPr>
-              <w:rPr>
-                <w:rFonts w:hint="eastAsia"/>
-              </w:rPr>
-            </w:pPr>
             <w:r>
               <w:rPr>
                 <w:rFonts w:hint="eastAsia"/>
@@ -8012,7 +7576,7 @@
                 <w:szCs w:val="15"/>
               </w:rPr>
             </w:pPr>
-            <w:hyperlink r:id="rId83" w:history="1">
+            <w:hyperlink r:id="rId85" w:history="1">
               <w:r>
                 <w:rPr>
                   <w:rStyle w:val="Hyperlink"/>
@@ -8032,11 +7596,6 @@
             <w:tcW w:w="4661" w:type="dxa"/>
           </w:tcPr>
           <w:p>
-            <w:pPr>
-              <w:rPr>
-                <w:rFonts w:hint="eastAsia"/>
-              </w:rPr>
-            </w:pPr>
             <w:r>
               <w:rPr>
                 <w:rFonts w:hint="eastAsia"/>
@@ -8110,7 +7669,7 @@
                 <w:szCs w:val="13"/>
               </w:rPr>
             </w:pPr>
-            <w:hyperlink r:id="rId84" w:history="1">
+            <w:hyperlink r:id="rId86" w:history="1">
               <w:r>
                 <w:rPr>
                   <w:rStyle w:val="Hyperlink"/>
@@ -8130,11 +7689,6 @@
             <w:tcW w:w="4661" w:type="dxa"/>
           </w:tcPr>
           <w:p>
-            <w:pPr>
-              <w:rPr>
-                <w:rFonts w:hint="eastAsia"/>
-              </w:rPr>
-            </w:pPr>
             <w:r>
               <w:rPr>
                 <w:rFonts w:hint="eastAsia"/>
@@ -8166,6 +7720,98 @@
                 <w:rFonts w:hint="eastAsia"/>
               </w:rPr>
               <w:t>0</w:t>
+            </w:r>
+          </w:p>
+        </w:tc>
+        <w:tc>
+          <w:tcPr>
+            <w:tcW w:w="1745" w:type="dxa"/>
+          </w:tcPr>
+          <w:p/>
+        </w:tc>
+      </w:tr>
+      <w:tr>
+        <w:tc>
+          <w:tcPr>
+            <w:tcW w:w="2116" w:type="dxa"/>
+          </w:tcPr>
+          <w:p>
+            <w:hyperlink r:id="rId87" w:history="1">
+              <w:r>
+                <w:rPr>
+                  <w:rStyle w:val="Hyperlink"/>
+                  <w:rFonts w:ascii="Arial" w:hAnsi="Arial" w:cs="Arial"/>
+                  <w:b/>
+                  <w:bCs/>
+                  <w:sz w:val="15"/>
+                  <w:szCs w:val="15"/>
+                </w:rPr>
+                <w:t>SEQUOIADBMAINSTREAM-242</w:t>
+              </w:r>
+            </w:hyperlink>
+          </w:p>
+        </w:tc>
+        <w:tc>
+          <w:tcPr>
+            <w:tcW w:w="4661" w:type="dxa"/>
+          </w:tcPr>
+          <w:p>
+            <w:pPr>
+              <w:rPr>
+                <w:rFonts w:hint="eastAsia"/>
+              </w:rPr>
+            </w:pPr>
+            <w:r>
+              <w:rPr>
+                <w:rFonts w:hint="eastAsia"/>
+              </w:rPr>
+              <w:t>主表在挂载子表后，进行</w:t>
+            </w:r>
+            <w:r>
+              <w:rPr>
+                <w:rFonts w:hint="eastAsia"/>
+              </w:rPr>
+              <w:t xml:space="preserve">alter </w:t>
+            </w:r>
+            <w:proofErr w:type="spellStart"/>
+            <w:r>
+              <w:rPr>
+                <w:rFonts w:hint="eastAsia"/>
+              </w:rPr>
+              <w:t>replsize</w:t>
+            </w:r>
+            <w:proofErr w:type="spellEnd"/>
+            <w:r>
+              <w:rPr>
+                <w:rFonts w:hint="eastAsia"/>
+              </w:rPr>
+              <w:t>产生</w:t>
+            </w:r>
+            <w:r>
+              <w:rPr>
+                <w:rFonts w:hint="eastAsia"/>
+              </w:rPr>
+              <w:t>-6</w:t>
+            </w:r>
+            <w:r>
+              <w:rPr>
+                <w:rFonts w:hint="eastAsia"/>
+              </w:rPr>
+              <w:t>的错误，但通过快照查看主表信息，其</w:t>
+            </w:r>
+            <w:proofErr w:type="spellStart"/>
+            <w:r>
+              <w:rPr>
+                <w:rFonts w:hint="eastAsia"/>
+              </w:rPr>
+              <w:t>replsize</w:t>
+            </w:r>
+            <w:proofErr w:type="spellEnd"/>
+            <w:r>
+              <w:rPr>
+                <w:rFonts w:hint="eastAsia"/>
+              </w:rPr>
+              <w:t>已经修改</w:t>
             </w:r>
           </w:p>
         </w:tc>
@@ -8196,13 +7842,7 @@
           <w:tcPr>
             <w:tcW w:w="4661" w:type="dxa"/>
           </w:tcPr>
-          <w:p>
-            <w:pPr>
-              <w:rPr>
-                <w:rFonts w:hint="eastAsia"/>
-              </w:rPr>
-            </w:pPr>
-          </w:p>
+          <w:p/>
         </w:tc>
         <w:tc>
           <w:tcPr>
@@ -8241,6 +7881,422 @@
         <w:tblLook w:val="04A0"/>
       </w:tblPr>
       <w:tblGrid>
+        <w:gridCol w:w="2442"/>
+        <w:gridCol w:w="4428"/>
+        <w:gridCol w:w="1652"/>
+      </w:tblGrid>
+      <w:tr>
+        <w:tc>
+          <w:tcPr>
+            <w:tcW w:w="2093" w:type="dxa"/>
+          </w:tcPr>
+          <w:p>
+            <w:pPr>
+              <w:jc w:val="center"/>
+            </w:pPr>
+            <w:r>
+              <w:rPr>
+                <w:rFonts w:hint="eastAsia"/>
+              </w:rPr>
+              <w:t>问题编号（</w:t>
+            </w:r>
+            <w:r>
+              <w:rPr>
+                <w:rFonts w:hint="eastAsia"/>
+              </w:rPr>
+              <w:t>JIRA</w:t>
+            </w:r>
+            <w:r>
+              <w:rPr>
+                <w:rFonts w:hint="eastAsia"/>
+              </w:rPr>
+              <w:t>号）</w:t>
+            </w:r>
+          </w:p>
+        </w:tc>
+        <w:tc>
+          <w:tcPr>
+            <w:tcW w:w="4678" w:type="dxa"/>
+          </w:tcPr>
+          <w:p>
+            <w:pPr>
+              <w:jc w:val="center"/>
+            </w:pPr>
+            <w:r>
+              <w:rPr>
+                <w:rFonts w:hint="eastAsia"/>
+              </w:rPr>
+              <w:t>问题描述</w:t>
+            </w:r>
+          </w:p>
+        </w:tc>
+        <w:tc>
+          <w:tcPr>
+            <w:tcW w:w="1751" w:type="dxa"/>
+          </w:tcPr>
+          <w:p>
+            <w:pPr>
+              <w:jc w:val="center"/>
+            </w:pPr>
+            <w:r>
+              <w:rPr>
+                <w:rFonts w:hint="eastAsia"/>
+              </w:rPr>
+              <w:t>级别（致命</w:t>
+            </w:r>
+            <w:r>
+              <w:rPr>
+                <w:rFonts w:hint="eastAsia"/>
+              </w:rPr>
+              <w:t>/</w:t>
+            </w:r>
+            <w:r>
+              <w:rPr>
+                <w:rFonts w:hint="eastAsia"/>
+              </w:rPr>
+              <w:t>严重</w:t>
+            </w:r>
+            <w:r>
+              <w:rPr>
+                <w:rFonts w:hint="eastAsia"/>
+              </w:rPr>
+              <w:t>/</w:t>
+            </w:r>
+            <w:r>
+              <w:rPr>
+                <w:rFonts w:hint="eastAsia"/>
+              </w:rPr>
+              <w:t>一般</w:t>
+            </w:r>
+            <w:r>
+              <w:rPr>
+                <w:rFonts w:hint="eastAsia"/>
+              </w:rPr>
+              <w:t>/</w:t>
+            </w:r>
+            <w:r>
+              <w:rPr>
+                <w:rFonts w:hint="eastAsia"/>
+              </w:rPr>
+              <w:t>提示）</w:t>
+            </w:r>
+          </w:p>
+        </w:tc>
+      </w:tr>
+      <w:tr>
+        <w:tc>
+          <w:tcPr>
+            <w:tcW w:w="2093" w:type="dxa"/>
+          </w:tcPr>
+          <w:p/>
+        </w:tc>
+        <w:tc>
+          <w:tcPr>
+            <w:tcW w:w="4678" w:type="dxa"/>
+          </w:tcPr>
+          <w:p>
+            <w:r>
+              <w:rPr>
+                <w:rFonts w:hint="eastAsia"/>
+              </w:rPr>
+              <w:t>批量</w:t>
+            </w:r>
+            <w:r>
+              <w:rPr>
+                <w:rFonts w:hint="eastAsia"/>
+              </w:rPr>
+              <w:t>insert</w:t>
+            </w:r>
+            <w:r>
+              <w:rPr>
+                <w:rFonts w:hint="eastAsia"/>
+              </w:rPr>
+              <w:t>在</w:t>
+            </w:r>
+            <w:r>
+              <w:rPr>
+                <w:rFonts w:hint="eastAsia"/>
+              </w:rPr>
+              <w:t>split</w:t>
+            </w:r>
+            <w:r>
+              <w:rPr>
+                <w:rFonts w:hint="eastAsia"/>
+              </w:rPr>
+              <w:t>发生时，可能会导致批量内的数据</w:t>
+            </w:r>
+            <w:r>
+              <w:rPr>
+                <w:rFonts w:hint="eastAsia"/>
+              </w:rPr>
+              <w:t>insert</w:t>
+            </w:r>
+            <w:r>
+              <w:rPr>
+                <w:rFonts w:hint="eastAsia"/>
+              </w:rPr>
+              <w:t>在错误的节点（</w:t>
+            </w:r>
+            <w:r>
+              <w:rPr>
+                <w:rFonts w:hint="eastAsia"/>
+              </w:rPr>
+              <w:t>split</w:t>
+            </w:r>
+            <w:r>
+              <w:rPr>
+                <w:rFonts w:hint="eastAsia"/>
+              </w:rPr>
+              <w:t>源节点，本来应该在</w:t>
+            </w:r>
+            <w:r>
+              <w:rPr>
+                <w:rFonts w:hint="eastAsia"/>
+              </w:rPr>
+              <w:t>split</w:t>
+            </w:r>
+            <w:r>
+              <w:rPr>
+                <w:rFonts w:hint="eastAsia"/>
+              </w:rPr>
+              <w:t>目标节点）</w:t>
+            </w:r>
+          </w:p>
+        </w:tc>
+        <w:tc>
+          <w:tcPr>
+            <w:tcW w:w="1751" w:type="dxa"/>
+          </w:tcPr>
+          <w:p>
+            <w:r>
+              <w:rPr>
+                <w:rFonts w:hint="eastAsia"/>
+              </w:rPr>
+              <w:t>一般</w:t>
+            </w:r>
+          </w:p>
+        </w:tc>
+      </w:tr>
+      <w:tr>
+        <w:tc>
+          <w:tcPr>
+            <w:tcW w:w="2093" w:type="dxa"/>
+          </w:tcPr>
+          <w:p/>
+        </w:tc>
+        <w:tc>
+          <w:tcPr>
+            <w:tcW w:w="4678" w:type="dxa"/>
+          </w:tcPr>
+          <w:p>
+            <w:r>
+              <w:rPr>
+                <w:rFonts w:hint="eastAsia"/>
+              </w:rPr>
+              <w:t>通过索引排序做聚集，对数组（如</w:t>
+            </w:r>
+            <w:r>
+              <w:rPr>
+                <w:rFonts w:hint="eastAsia"/>
+              </w:rPr>
+              <w:t>[1,2,3],[1],[1,2,3]</w:t>
+            </w:r>
+            <w:r>
+              <w:rPr>
+                <w:rFonts w:hint="eastAsia"/>
+              </w:rPr>
+              <w:t>）处理不正确，不能把相同的聚集在一起</w:t>
+            </w:r>
+          </w:p>
+        </w:tc>
+        <w:tc>
+          <w:tcPr>
+            <w:tcW w:w="1751" w:type="dxa"/>
+          </w:tcPr>
+          <w:p>
+            <w:r>
+              <w:rPr>
+                <w:rFonts w:hint="eastAsia"/>
+              </w:rPr>
+              <w:t>一般</w:t>
+            </w:r>
+          </w:p>
+        </w:tc>
+      </w:tr>
+      <w:tr>
+        <w:tc>
+          <w:tcPr>
+            <w:tcW w:w="2093" w:type="dxa"/>
+          </w:tcPr>
+          <w:p/>
+        </w:tc>
+        <w:tc>
+          <w:tcPr>
+            <w:tcW w:w="4678" w:type="dxa"/>
+          </w:tcPr>
+          <w:p>
+            <w:r>
+              <w:t>S</w:t>
+            </w:r>
+            <w:r>
+              <w:rPr>
+                <w:rFonts w:hint="eastAsia"/>
+              </w:rPr>
+              <w:t>plit</w:t>
+            </w:r>
+            <w:r>
+              <w:rPr>
+                <w:rFonts w:hint="eastAsia"/>
+              </w:rPr>
+              <w:t>过程中</w:t>
+            </w:r>
+            <w:r>
+              <w:rPr>
+                <w:rFonts w:hint="eastAsia"/>
+              </w:rPr>
+              <w:t>insert</w:t>
+            </w:r>
+            <w:r>
+              <w:rPr>
+                <w:rFonts w:hint="eastAsia"/>
+              </w:rPr>
+              <w:t>数据有可能会发生丢失的风险</w:t>
+            </w:r>
+          </w:p>
+        </w:tc>
+        <w:tc>
+          <w:tcPr>
+            <w:tcW w:w="1751" w:type="dxa"/>
+          </w:tcPr>
+          <w:p>
+            <w:pPr>
+              <w:rPr>
+                <w:rFonts w:hint="eastAsia"/>
+              </w:rPr>
+            </w:pPr>
+            <w:r>
+              <w:rPr>
+                <w:rFonts w:hint="eastAsia"/>
+              </w:rPr>
+              <w:t>重点测试</w:t>
+            </w:r>
+          </w:p>
+        </w:tc>
+      </w:tr>
+      <w:tr>
+        <w:tc>
+          <w:tcPr>
+            <w:tcW w:w="2093" w:type="dxa"/>
+          </w:tcPr>
+          <w:p>
+            <w:hyperlink r:id="rId88" w:history="1">
+              <w:r>
+                <w:rPr>
+                  <w:rStyle w:val="Hyperlink"/>
+                  <w:rFonts w:ascii="Arial" w:hAnsi="Arial" w:cs="Arial"/>
+                  <w:b/>
+                  <w:bCs/>
+                  <w:sz w:val="15"/>
+                  <w:szCs w:val="15"/>
+                </w:rPr>
+                <w:t>SEQUOIADBMAINSTREAM-195</w:t>
+              </w:r>
+            </w:hyperlink>
+          </w:p>
+        </w:tc>
+        <w:tc>
+          <w:tcPr>
+            <w:tcW w:w="4678" w:type="dxa"/>
+          </w:tcPr>
+          <w:p>
+            <w:pPr>
+              <w:rPr>
+                <w:rFonts w:hint="eastAsia"/>
+              </w:rPr>
+            </w:pPr>
+            <w:r>
+              <w:rPr>
+                <w:rFonts w:hint="eastAsia"/>
+              </w:rPr>
+              <w:t>主节点不断插入数据，从节点一边同步的过程中，从节点的物理磁盘满后，再人工释放从节</w:t>
+            </w:r>
+            <w:r>
+              <w:rPr>
+                <w:rFonts w:hint="eastAsia"/>
+              </w:rPr>
+              <w:lastRenderedPageBreak/>
+              <w:t>点的磁盘空间，从节点继续与主节点同步数据，同步完成后，从节点数据发生部分丢失，数据索引失效</w:t>
+            </w:r>
+          </w:p>
+        </w:tc>
+        <w:tc>
+          <w:tcPr>
+            <w:tcW w:w="1751" w:type="dxa"/>
+          </w:tcPr>
+          <w:p>
+            <w:pPr>
+              <w:rPr>
+                <w:rFonts w:hint="eastAsia"/>
+              </w:rPr>
+            </w:pPr>
+            <w:r>
+              <w:rPr>
+                <w:rFonts w:hint="eastAsia"/>
+              </w:rPr>
+              <w:lastRenderedPageBreak/>
+              <w:t>重点测试</w:t>
+            </w:r>
+          </w:p>
+        </w:tc>
+      </w:tr>
+      <w:tr>
+        <w:tc>
+          <w:tcPr>
+            <w:tcW w:w="2093" w:type="dxa"/>
+          </w:tcPr>
+          <w:p/>
+        </w:tc>
+        <w:tc>
+          <w:tcPr>
+            <w:tcW w:w="4678" w:type="dxa"/>
+          </w:tcPr>
+          <w:p/>
+        </w:tc>
+        <w:tc>
+          <w:tcPr>
+            <w:tcW w:w="1751" w:type="dxa"/>
+          </w:tcPr>
+          <w:p/>
+        </w:tc>
+      </w:tr>
+    </w:tbl>
+    <w:p>
+      <w:pPr>
+        <w:rPr>
+          <w:rFonts w:hint="eastAsia"/>
+        </w:rPr>
+      </w:pPr>
+    </w:p>
+    <w:p>
+      <w:pPr>
+        <w:rPr>
+          <w:rFonts w:hint="eastAsia"/>
+        </w:rPr>
+      </w:pPr>
+      <w:r>
+        <w:rPr>
+          <w:rFonts w:hint="eastAsia"/>
+        </w:rPr>
+        <w:t>上一版本遗留问题解决情况：</w:t>
+      </w:r>
+    </w:p>
+    <w:tbl>
+      <w:tblPr>
+        <w:tblStyle w:val="TableGrid"/>
+        <w:tblW w:w="0" w:type="auto"/>
+        <w:tblLook w:val="04A0"/>
+      </w:tblPr>
+      <w:tblGrid>
         <w:gridCol w:w="2831"/>
         <w:gridCol w:w="4150"/>
         <w:gridCol w:w="1541"/>
@@ -8248,7 +8304,7 @@
       <w:tr>
         <w:tc>
           <w:tcPr>
-            <w:tcW w:w="2093" w:type="dxa"/>
+            <w:tcW w:w="2831" w:type="dxa"/>
           </w:tcPr>
           <w:p>
             <w:pPr>
@@ -8276,7 +8332,7 @@
         </w:tc>
         <w:tc>
           <w:tcPr>
-            <w:tcW w:w="4678" w:type="dxa"/>
+            <w:tcW w:w="4150" w:type="dxa"/>
           </w:tcPr>
           <w:p>
             <w:pPr>
@@ -8292,7 +8348,7 @@
         </w:tc>
         <w:tc>
           <w:tcPr>
-            <w:tcW w:w="1751" w:type="dxa"/>
+            <w:tcW w:w="1541" w:type="dxa"/>
           </w:tcPr>
           <w:p>
             <w:pPr>
@@ -8346,194 +8402,72 @@
       <w:tr>
         <w:tc>
           <w:tcPr>
-            <w:tcW w:w="2093" w:type="dxa"/>
-          </w:tcPr>
-          <w:p/>
-        </w:tc>
-        <w:tc>
-          <w:tcPr>
-            <w:tcW w:w="4678" w:type="dxa"/>
-          </w:tcPr>
-          <w:p>
-            <w:r>
-              <w:rPr>
-                <w:rFonts w:hint="eastAsia"/>
-              </w:rPr>
-              <w:t>批量</w:t>
-            </w:r>
-            <w:r>
-              <w:rPr>
-                <w:rFonts w:hint="eastAsia"/>
-              </w:rPr>
-              <w:t>insert</w:t>
-            </w:r>
-            <w:r>
-              <w:rPr>
-                <w:rFonts w:hint="eastAsia"/>
-              </w:rPr>
-              <w:t>在</w:t>
-            </w:r>
-            <w:r>
-              <w:rPr>
-                <w:rFonts w:hint="eastAsia"/>
-              </w:rPr>
-              <w:t>split</w:t>
-            </w:r>
-            <w:r>
-              <w:rPr>
-                <w:rFonts w:hint="eastAsia"/>
-              </w:rPr>
-              <w:t>发生时，可能会导致批量内的数据</w:t>
-            </w:r>
-            <w:r>
-              <w:rPr>
-                <w:rFonts w:hint="eastAsia"/>
-              </w:rPr>
-              <w:t>insert</w:t>
-            </w:r>
-            <w:r>
-              <w:rPr>
-                <w:rFonts w:hint="eastAsia"/>
-              </w:rPr>
-              <w:t>在错误的节点（</w:t>
-            </w:r>
-            <w:r>
-              <w:rPr>
-                <w:rFonts w:hint="eastAsia"/>
-              </w:rPr>
-              <w:t>split</w:t>
-            </w:r>
-            <w:r>
-              <w:rPr>
-                <w:rFonts w:hint="eastAsia"/>
-              </w:rPr>
-              <w:t>源节点，本来应该在</w:t>
-            </w:r>
-            <w:r>
-              <w:rPr>
-                <w:rFonts w:hint="eastAsia"/>
-              </w:rPr>
-              <w:t>split</w:t>
-            </w:r>
-            <w:r>
-              <w:rPr>
-                <w:rFonts w:hint="eastAsia"/>
-              </w:rPr>
-              <w:t>目标节点）</w:t>
-            </w:r>
-          </w:p>
-        </w:tc>
-        <w:tc>
-          <w:tcPr>
-            <w:tcW w:w="1751" w:type="dxa"/>
-          </w:tcPr>
-          <w:p>
-            <w:r>
-              <w:rPr>
-                <w:rFonts w:hint="eastAsia"/>
-              </w:rPr>
-              <w:t>一般</w:t>
-            </w:r>
-          </w:p>
-        </w:tc>
-      </w:tr>
-      <w:tr>
-        <w:tc>
-          <w:tcPr>
-            <w:tcW w:w="2093" w:type="dxa"/>
-          </w:tcPr>
-          <w:p/>
-        </w:tc>
-        <w:tc>
-          <w:tcPr>
-            <w:tcW w:w="4678" w:type="dxa"/>
-          </w:tcPr>
-          <w:p>
-            <w:r>
-              <w:rPr>
-                <w:rFonts w:hint="eastAsia"/>
-              </w:rPr>
-              <w:t>通过索引排序做聚集，对数组（如</w:t>
-            </w:r>
-            <w:r>
-              <w:rPr>
-                <w:rFonts w:hint="eastAsia"/>
-              </w:rPr>
-              <w:t>[1,2,3],[1],[1,2,3]</w:t>
-            </w:r>
-            <w:r>
-              <w:rPr>
-                <w:rFonts w:hint="eastAsia"/>
-              </w:rPr>
-              <w:t>）处理不正确，不能把相同的聚集在一起</w:t>
-            </w:r>
-          </w:p>
-        </w:tc>
-        <w:tc>
-          <w:tcPr>
-            <w:tcW w:w="1751" w:type="dxa"/>
-          </w:tcPr>
-          <w:p>
-            <w:r>
-              <w:rPr>
-                <w:rFonts w:hint="eastAsia"/>
-              </w:rPr>
-              <w:t>一般</w:t>
-            </w:r>
-          </w:p>
-        </w:tc>
-      </w:tr>
-      <w:tr>
-        <w:tc>
-          <w:tcPr>
-            <w:tcW w:w="2093" w:type="dxa"/>
-          </w:tcPr>
-          <w:p/>
-        </w:tc>
-        <w:tc>
-          <w:tcPr>
-            <w:tcW w:w="4678" w:type="dxa"/>
-          </w:tcPr>
-          <w:p>
-            <w:r>
-              <w:rPr>
-                <w:rFonts w:hint="eastAsia"/>
+            <w:tcW w:w="2831" w:type="dxa"/>
+          </w:tcPr>
+          <w:p>
+            <w:pPr>
+              <w:rPr>
+                <w:color w:val="A6A6A6" w:themeColor="background1" w:themeShade="A6"/>
+              </w:rPr>
+            </w:pPr>
+          </w:p>
+        </w:tc>
+        <w:tc>
+          <w:tcPr>
+            <w:tcW w:w="4150" w:type="dxa"/>
+          </w:tcPr>
+          <w:p>
+            <w:pPr>
+              <w:rPr>
+                <w:color w:val="A6A6A6" w:themeColor="background1" w:themeShade="A6"/>
+              </w:rPr>
+            </w:pPr>
+            <w:r>
+              <w:rPr>
+                <w:rFonts w:hint="eastAsia"/>
+                <w:color w:val="A6A6A6" w:themeColor="background1" w:themeShade="A6"/>
               </w:rPr>
               <w:t>资料文件中描述的</w:t>
             </w:r>
             <w:r>
               <w:rPr>
                 <w:rFonts w:hint="eastAsia"/>
+                <w:color w:val="A6A6A6" w:themeColor="background1" w:themeShade="A6"/>
               </w:rPr>
               <w:t>Java</w:t>
             </w:r>
             <w:r>
               <w:rPr>
                 <w:rFonts w:hint="eastAsia"/>
+                <w:color w:val="A6A6A6" w:themeColor="background1" w:themeShade="A6"/>
               </w:rPr>
               <w:t>驱动名不正确（</w:t>
             </w:r>
             <w:r>
               <w:rPr>
                 <w:rFonts w:hint="eastAsia"/>
+                <w:color w:val="A6A6A6" w:themeColor="background1" w:themeShade="A6"/>
               </w:rPr>
               <w:t>sdbdriver.jar</w:t>
             </w:r>
             <w:r>
               <w:rPr>
                 <w:rFonts w:hint="eastAsia"/>
+                <w:color w:val="A6A6A6" w:themeColor="background1" w:themeShade="A6"/>
               </w:rPr>
               <w:t>，应该为</w:t>
             </w:r>
             <w:r>
               <w:rPr>
                 <w:rFonts w:hint="eastAsia"/>
+                <w:color w:val="A6A6A6" w:themeColor="background1" w:themeShade="A6"/>
               </w:rPr>
               <w:t xml:space="preserve"> sequoiadb.jar</w:t>
             </w:r>
             <w:r>
               <w:rPr>
                 <w:rFonts w:hint="eastAsia"/>
+                <w:color w:val="A6A6A6" w:themeColor="background1" w:themeShade="A6"/>
               </w:rPr>
               <w:t>）</w:t>
             </w:r>
@@ -8541,45 +8475,65 @@
         </w:tc>
         <w:tc>
           <w:tcPr>
-            <w:tcW w:w="1751" w:type="dxa"/>
-          </w:tcPr>
-          <w:p>
-            <w:r>
-              <w:rPr>
-                <w:rFonts w:hint="eastAsia"/>
-              </w:rPr>
-              <w:t>提示</w:t>
-            </w:r>
-          </w:p>
-        </w:tc>
-      </w:tr>
-      <w:tr>
-        <w:tc>
-          <w:tcPr>
-            <w:tcW w:w="2093" w:type="dxa"/>
-          </w:tcPr>
-          <w:p/>
-        </w:tc>
-        <w:tc>
-          <w:tcPr>
-            <w:tcW w:w="4678" w:type="dxa"/>
-          </w:tcPr>
-          <w:p>
-            <w:r>
-              <w:rPr>
-                <w:rFonts w:hint="eastAsia"/>
+            <w:tcW w:w="1541" w:type="dxa"/>
+          </w:tcPr>
+          <w:p>
+            <w:pPr>
+              <w:rPr>
+                <w:color w:val="A6A6A6" w:themeColor="background1" w:themeShade="A6"/>
+              </w:rPr>
+            </w:pPr>
+            <w:r>
+              <w:rPr>
+                <w:rFonts w:hint="eastAsia"/>
+                <w:color w:val="A6A6A6" w:themeColor="background1" w:themeShade="A6"/>
+              </w:rPr>
+              <w:t>已解决</w:t>
+            </w:r>
+          </w:p>
+        </w:tc>
+      </w:tr>
+      <w:tr>
+        <w:tc>
+          <w:tcPr>
+            <w:tcW w:w="2831" w:type="dxa"/>
+          </w:tcPr>
+          <w:p>
+            <w:pPr>
+              <w:rPr>
+                <w:color w:val="A6A6A6" w:themeColor="background1" w:themeShade="A6"/>
+              </w:rPr>
+            </w:pPr>
+          </w:p>
+        </w:tc>
+        <w:tc>
+          <w:tcPr>
+            <w:tcW w:w="4150" w:type="dxa"/>
+          </w:tcPr>
+          <w:p>
+            <w:pPr>
+              <w:rPr>
+                <w:color w:val="A6A6A6" w:themeColor="background1" w:themeShade="A6"/>
+              </w:rPr>
+            </w:pPr>
+            <w:r>
+              <w:rPr>
+                <w:rFonts w:hint="eastAsia"/>
+                <w:color w:val="A6A6A6" w:themeColor="background1" w:themeShade="A6"/>
               </w:rPr>
               <w:t>带</w:t>
             </w:r>
             <w:r>
               <w:rPr>
                 <w:rFonts w:hint="eastAsia"/>
+                <w:color w:val="A6A6A6" w:themeColor="background1" w:themeShade="A6"/>
               </w:rPr>
               <w:t>limit</w:t>
             </w:r>
             <w:r>
               <w:rPr>
                 <w:rFonts w:hint="eastAsia"/>
+                <w:color w:val="A6A6A6" w:themeColor="background1" w:themeShade="A6"/>
               </w:rPr>
               <w:t>排序时，当进行多轮外排时，会发生错误</w:t>
             </w:r>
@@ -8587,87 +8541,118 @@
         </w:tc>
         <w:tc>
           <w:tcPr>
-            <w:tcW w:w="1751" w:type="dxa"/>
-          </w:tcPr>
-          <w:p>
-            <w:r>
-              <w:rPr>
-                <w:rFonts w:hint="eastAsia"/>
-              </w:rPr>
-              <w:t>一般</w:t>
-            </w:r>
-          </w:p>
-        </w:tc>
-      </w:tr>
-      <w:tr>
-        <w:tc>
-          <w:tcPr>
-            <w:tcW w:w="2093" w:type="dxa"/>
-          </w:tcPr>
-          <w:p/>
-        </w:tc>
-        <w:tc>
-          <w:tcPr>
-            <w:tcW w:w="4678" w:type="dxa"/>
-          </w:tcPr>
-          <w:p>
-            <w:r>
-              <w:rPr>
-                <w:rFonts w:hint="eastAsia"/>
+            <w:tcW w:w="1541" w:type="dxa"/>
+          </w:tcPr>
+          <w:p>
+            <w:pPr>
+              <w:rPr>
+                <w:rFonts w:hint="eastAsia"/>
+                <w:color w:val="A6A6A6" w:themeColor="background1" w:themeShade="A6"/>
+              </w:rPr>
+            </w:pPr>
+            <w:r>
+              <w:rPr>
+                <w:rFonts w:hint="eastAsia"/>
+                <w:color w:val="A6A6A6" w:themeColor="background1" w:themeShade="A6"/>
+              </w:rPr>
+              <w:t>已解决</w:t>
+            </w:r>
+          </w:p>
+        </w:tc>
+      </w:tr>
+      <w:tr>
+        <w:tc>
+          <w:tcPr>
+            <w:tcW w:w="2831" w:type="dxa"/>
+          </w:tcPr>
+          <w:p>
+            <w:pPr>
+              <w:rPr>
+                <w:color w:val="A6A6A6" w:themeColor="background1" w:themeShade="A6"/>
+              </w:rPr>
+            </w:pPr>
+          </w:p>
+        </w:tc>
+        <w:tc>
+          <w:tcPr>
+            <w:tcW w:w="4150" w:type="dxa"/>
+          </w:tcPr>
+          <w:p>
+            <w:pPr>
+              <w:rPr>
+                <w:color w:val="A6A6A6" w:themeColor="background1" w:themeShade="A6"/>
+              </w:rPr>
+            </w:pPr>
+            <w:r>
+              <w:rPr>
+                <w:rFonts w:hint="eastAsia"/>
+                <w:color w:val="A6A6A6" w:themeColor="background1" w:themeShade="A6"/>
               </w:rPr>
               <w:t>当节点出现心跳闪断导致双主时，当两个节点都进行了写操作，并且</w:t>
             </w:r>
             <w:r>
               <w:rPr>
                 <w:rFonts w:hint="eastAsia"/>
+                <w:color w:val="A6A6A6" w:themeColor="background1" w:themeShade="A6"/>
               </w:rPr>
               <w:t>rollback</w:t>
             </w:r>
             <w:r>
               <w:rPr>
                 <w:rFonts w:hint="eastAsia"/>
-              </w:rPr>
-              <w:t>失败相互</w:t>
-            </w:r>
-            <w:r>
-              <w:rPr>
-                <w:rFonts w:hint="eastAsia"/>
-              </w:rPr>
-              <w:lastRenderedPageBreak/>
-              <w:t>会出现全量同步，而某一节点由于会升主，导致其全量同步受阻，会话不会退出，而无法再做业务处理</w:t>
-            </w:r>
-          </w:p>
-        </w:tc>
-        <w:tc>
-          <w:tcPr>
-            <w:tcW w:w="1751" w:type="dxa"/>
-          </w:tcPr>
-          <w:p>
-            <w:r>
-              <w:rPr>
-                <w:rFonts w:hint="eastAsia"/>
-              </w:rPr>
-              <w:lastRenderedPageBreak/>
-              <w:t>严重</w:t>
-            </w:r>
-          </w:p>
-        </w:tc>
-      </w:tr>
-      <w:tr>
-        <w:tc>
-          <w:tcPr>
-            <w:tcW w:w="2093" w:type="dxa"/>
-          </w:tcPr>
-          <w:p/>
-        </w:tc>
-        <w:tc>
-          <w:tcPr>
-            <w:tcW w:w="4678" w:type="dxa"/>
-          </w:tcPr>
-          <w:p>
-            <w:r>
-              <w:rPr>
-                <w:rFonts w:hint="eastAsia"/>
+                <w:color w:val="A6A6A6" w:themeColor="background1" w:themeShade="A6"/>
+              </w:rPr>
+              <w:t>失败相互会出现全量同步，而某一节点由于会升主，导致其全量同步受阻，会话不会退出，而无法再做业务处理</w:t>
+            </w:r>
+          </w:p>
+        </w:tc>
+        <w:tc>
+          <w:tcPr>
+            <w:tcW w:w="1541" w:type="dxa"/>
+          </w:tcPr>
+          <w:p>
+            <w:pPr>
+              <w:rPr>
+                <w:color w:val="A6A6A6" w:themeColor="background1" w:themeShade="A6"/>
+              </w:rPr>
+            </w:pPr>
+            <w:r>
+              <w:rPr>
+                <w:rFonts w:hint="eastAsia"/>
+                <w:color w:val="A6A6A6" w:themeColor="background1" w:themeShade="A6"/>
+              </w:rPr>
+              <w:t>已解决</w:t>
+            </w:r>
+          </w:p>
+        </w:tc>
+      </w:tr>
+      <w:tr>
+        <w:tc>
+          <w:tcPr>
+            <w:tcW w:w="2831" w:type="dxa"/>
+          </w:tcPr>
+          <w:p>
+            <w:pPr>
+              <w:rPr>
+                <w:color w:val="A6A6A6" w:themeColor="background1" w:themeShade="A6"/>
+              </w:rPr>
+            </w:pPr>
+          </w:p>
+        </w:tc>
+        <w:tc>
+          <w:tcPr>
+            <w:tcW w:w="4150" w:type="dxa"/>
+          </w:tcPr>
+          <w:p>
+            <w:pPr>
+              <w:rPr>
+                <w:color w:val="A6A6A6" w:themeColor="background1" w:themeShade="A6"/>
+              </w:rPr>
+            </w:pPr>
+            <w:r>
+              <w:rPr>
+                <w:rFonts w:hint="eastAsia"/>
+                <w:color w:val="A6A6A6" w:themeColor="background1" w:themeShade="A6"/>
               </w:rPr>
               <w:t>整个复制组故障，该组不能自动恢复；整个系统故障，那么整个系统不能自动恢复。</w:t>
             </w:r>
@@ -8675,38 +8660,58 @@
         </w:tc>
         <w:tc>
           <w:tcPr>
-            <w:tcW w:w="1751" w:type="dxa"/>
-          </w:tcPr>
-          <w:p>
-            <w:r>
-              <w:rPr>
-                <w:rFonts w:hint="eastAsia"/>
-              </w:rPr>
-              <w:t>一般</w:t>
-            </w:r>
-          </w:p>
-        </w:tc>
-      </w:tr>
-      <w:tr>
-        <w:tc>
-          <w:tcPr>
-            <w:tcW w:w="2093" w:type="dxa"/>
-          </w:tcPr>
-          <w:p>
-            <w:r>
+            <w:tcW w:w="1541" w:type="dxa"/>
+          </w:tcPr>
+          <w:p>
+            <w:pPr>
+              <w:rPr>
+                <w:color w:val="A6A6A6" w:themeColor="background1" w:themeShade="A6"/>
+              </w:rPr>
+            </w:pPr>
+            <w:r>
+              <w:rPr>
+                <w:rFonts w:hint="eastAsia"/>
+                <w:color w:val="A6A6A6" w:themeColor="background1" w:themeShade="A6"/>
+              </w:rPr>
+              <w:t>已解决</w:t>
+            </w:r>
+          </w:p>
+        </w:tc>
+      </w:tr>
+      <w:tr>
+        <w:tc>
+          <w:tcPr>
+            <w:tcW w:w="2831" w:type="dxa"/>
+          </w:tcPr>
+          <w:p>
+            <w:pPr>
+              <w:rPr>
+                <w:color w:val="A6A6A6" w:themeColor="background1" w:themeShade="A6"/>
+              </w:rPr>
+            </w:pPr>
+            <w:r>
+              <w:rPr>
+                <w:color w:val="A6A6A6" w:themeColor="background1" w:themeShade="A6"/>
+              </w:rPr>
               <w:t>SEQUOIADBMAINSTREAM-112</w:t>
             </w:r>
           </w:p>
         </w:tc>
         <w:tc>
           <w:tcPr>
-            <w:tcW w:w="4678" w:type="dxa"/>
-          </w:tcPr>
-          <w:p>
-            <w:proofErr w:type="spellStart"/>
-            <w:r>
-              <w:rPr>
-                <w:rFonts w:hint="eastAsia"/>
+            <w:tcW w:w="4150" w:type="dxa"/>
+          </w:tcPr>
+          <w:p>
+            <w:pPr>
+              <w:rPr>
+                <w:color w:val="A6A6A6" w:themeColor="background1" w:themeShade="A6"/>
+              </w:rPr>
+            </w:pPr>
+            <w:proofErr w:type="spellStart"/>
+            <w:r>
+              <w:rPr>
+                <w:rFonts w:hint="eastAsia"/>
+                <w:color w:val="A6A6A6" w:themeColor="background1" w:themeShade="A6"/>
               </w:rPr>
               <w:t>sdbsupport</w:t>
             </w:r>
@@ -8714,6 +8719,7 @@
             <w:r>
               <w:rPr>
                 <w:rFonts w:hint="eastAsia"/>
+                <w:color w:val="A6A6A6" w:themeColor="background1" w:themeShade="A6"/>
               </w:rPr>
               <w:t>工具的配置文件路径写死导致在安装目录不是默认目录时，工具不可用，建议路径使用相对路径来规避安装目录不同导致不可用的问题。</w:t>
             </w:r>
@@ -8721,34 +8727,52 @@
         </w:tc>
         <w:tc>
           <w:tcPr>
-            <w:tcW w:w="1751" w:type="dxa"/>
-          </w:tcPr>
-          <w:p>
-            <w:r>
-              <w:rPr>
-                <w:rFonts w:hint="eastAsia"/>
-              </w:rPr>
-              <w:t>一般</w:t>
-            </w:r>
-          </w:p>
-        </w:tc>
-      </w:tr>
-      <w:tr>
-        <w:tc>
-          <w:tcPr>
-            <w:tcW w:w="2093" w:type="dxa"/>
-          </w:tcPr>
-          <w:p/>
-        </w:tc>
-        <w:tc>
-          <w:tcPr>
-            <w:tcW w:w="4678" w:type="dxa"/>
-          </w:tcPr>
-          <w:p>
-            <w:proofErr w:type="spellStart"/>
-            <w:r>
-              <w:rPr>
-                <w:rFonts w:hint="eastAsia"/>
+            <w:tcW w:w="1541" w:type="dxa"/>
+          </w:tcPr>
+          <w:p>
+            <w:pPr>
+              <w:rPr>
+                <w:color w:val="A6A6A6" w:themeColor="background1" w:themeShade="A6"/>
+              </w:rPr>
+            </w:pPr>
+            <w:r>
+              <w:rPr>
+                <w:rFonts w:hint="eastAsia"/>
+                <w:color w:val="A6A6A6" w:themeColor="background1" w:themeShade="A6"/>
+              </w:rPr>
+              <w:t>已解决</w:t>
+            </w:r>
+          </w:p>
+        </w:tc>
+      </w:tr>
+      <w:tr>
+        <w:tc>
+          <w:tcPr>
+            <w:tcW w:w="2831" w:type="dxa"/>
+          </w:tcPr>
+          <w:p>
+            <w:pPr>
+              <w:rPr>
+                <w:color w:val="A6A6A6" w:themeColor="background1" w:themeShade="A6"/>
+              </w:rPr>
+            </w:pPr>
+          </w:p>
+        </w:tc>
+        <w:tc>
+          <w:tcPr>
+            <w:tcW w:w="4150" w:type="dxa"/>
+          </w:tcPr>
+          <w:p>
+            <w:pPr>
+              <w:rPr>
+                <w:color w:val="A6A6A6" w:themeColor="background1" w:themeShade="A6"/>
+              </w:rPr>
+            </w:pPr>
+            <w:proofErr w:type="spellStart"/>
+            <w:r>
+              <w:rPr>
+                <w:rFonts w:hint="eastAsia"/>
+                <w:color w:val="A6A6A6" w:themeColor="background1" w:themeShade="A6"/>
               </w:rPr>
               <w:t>sdbsupport</w:t>
             </w:r>
@@ -8756,18 +8780,21 @@
             <w:r>
               <w:rPr>
                 <w:rFonts w:hint="eastAsia"/>
+                <w:color w:val="A6A6A6" w:themeColor="background1" w:themeShade="A6"/>
               </w:rPr>
               <w:t>工具中的部分操作需要</w:t>
             </w:r>
             <w:r>
               <w:rPr>
                 <w:rFonts w:hint="eastAsia"/>
+                <w:color w:val="A6A6A6" w:themeColor="background1" w:themeShade="A6"/>
               </w:rPr>
               <w:t xml:space="preserve"> root</w:t>
             </w:r>
             <w:r>
               <w:rPr>
                 <w:rFonts w:hint="eastAsia"/>
+                <w:color w:val="A6A6A6" w:themeColor="background1" w:themeShade="A6"/>
               </w:rPr>
               <w:t>权限才可运行。</w:t>
             </w:r>
@@ -8775,14 +8802,20 @@
         </w:tc>
         <w:tc>
           <w:tcPr>
-            <w:tcW w:w="1751" w:type="dxa"/>
-          </w:tcPr>
-          <w:p>
-            <w:r>
-              <w:rPr>
-                <w:rFonts w:hint="eastAsia"/>
-              </w:rPr>
-              <w:t>一般</w:t>
+            <w:tcW w:w="1541" w:type="dxa"/>
+          </w:tcPr>
+          <w:p>
+            <w:pPr>
+              <w:rPr>
+                <w:color w:val="A6A6A6" w:themeColor="background1" w:themeShade="A6"/>
+              </w:rPr>
+            </w:pPr>
+            <w:r>
+              <w:rPr>
+                <w:rFonts w:hint="eastAsia"/>
+                <w:color w:val="A6A6A6" w:themeColor="background1" w:themeShade="A6"/>
+              </w:rPr>
+              <w:t>已解决</w:t>
             </w:r>
           </w:p>
         </w:tc>
@@ -9066,6 +9099,11 @@
             </w:r>
           </w:p>
           <w:p>
+            <w:pPr>
+              <w:rPr>
+                <w:rFonts w:hint="eastAsia"/>
+              </w:rPr>
+            </w:pPr>
             <w:r>
               <w:rPr>
                 <w:rFonts w:hint="eastAsia"/>
@@ -9078,6 +9116,14 @@
               <w:rPr>
                 <w:rFonts w:hint="eastAsia"/>
               </w:rPr>
+              <w:t>版本升级</w:t>
+            </w:r>
+          </w:p>
+          <w:p>
+            <w:r>
+              <w:rPr>
+                <w:rFonts w:hint="eastAsia"/>
+              </w:rPr>
               <w:t>……</w:t>
             </w:r>
           </w:p>
@@ -9157,6 +9203,7 @@
           <w:p>
             <w:proofErr w:type="spellStart"/>
             <w:r>
+              <w:lastRenderedPageBreak/>
               <w:t>sdbrestore</w:t>
             </w:r>
             <w:proofErr w:type="spellEnd"/>
@@ -9185,14 +9232,7 @@
           <w:tcPr>
             <w:tcW w:w="1043" w:type="dxa"/>
           </w:tcPr>
-          <w:p>
-            <w:r>
-              <w:rPr>
-                <w:rFonts w:hint="eastAsia"/>
-              </w:rPr>
-              <w:t>风险</w:t>
-            </w:r>
-          </w:p>
+          <w:p/>
         </w:tc>
       </w:tr>
       <w:tr>
@@ -9205,6 +9245,7 @@
               <w:rPr>
                 <w:rFonts w:hint="eastAsia"/>
               </w:rPr>
+              <w:lastRenderedPageBreak/>
               <w:t>资料是否同步</w:t>
             </w:r>
           </w:p>
@@ -9272,14 +9313,7 @@
           <w:tcPr>
             <w:tcW w:w="1043" w:type="dxa"/>
           </w:tcPr>
-          <w:p>
-            <w:r>
-              <w:rPr>
-                <w:rFonts w:hint="eastAsia"/>
-              </w:rPr>
-              <w:t>风险</w:t>
-            </w:r>
-          </w:p>
+          <w:p/>
         </w:tc>
       </w:tr>
       <w:tr>
@@ -9288,11 +9322,6 @@
             <w:tcW w:w="2093" w:type="dxa"/>
           </w:tcPr>
           <w:p>
-            <w:pPr>
-              <w:rPr>
-                <w:rFonts w:hint="eastAsia"/>
-              </w:rPr>
-            </w:pPr>
             <w:r>
               <w:rPr>
                 <w:rFonts w:hint="eastAsia"/>
@@ -9318,11 +9347,6 @@
             <w:tcW w:w="1134" w:type="dxa"/>
           </w:tcPr>
           <w:p>
-            <w:pPr>
-              <w:rPr>
-                <w:rFonts w:hint="eastAsia"/>
-              </w:rPr>
-            </w:pPr>
             <w:r>
               <w:rPr>
                 <w:rFonts w:hint="eastAsia"/>
@@ -9341,13 +9365,7 @@
           <w:tcPr>
             <w:tcW w:w="1043" w:type="dxa"/>
           </w:tcPr>
-          <w:p>
-            <w:pPr>
-              <w:rPr>
-                <w:rFonts w:hint="eastAsia"/>
-              </w:rPr>
-            </w:pPr>
-          </w:p>
+          <w:p/>
         </w:tc>
       </w:tr>
       <w:tr>
@@ -9571,7 +9589,6 @@
         <w:rPr>
           <w:rFonts w:hint="eastAsia"/>
         </w:rPr>
-        <w:lastRenderedPageBreak/>
         <w:t>版本发布结论</w:t>
       </w:r>
     </w:p>

--- a/internal_doc/07.版本报告/SequoiaDB_1.8版本发布评估说明书.docx
+++ b/internal_doc/07.版本报告/SequoiaDB_1.8版本发布评估说明书.docx
@@ -5553,6 +5553,78 @@
             <w:tcW w:w="2116" w:type="dxa"/>
           </w:tcPr>
           <w:p>
+            <w:hyperlink r:id="rId62" w:history="1">
+              <w:r>
+                <w:rPr>
+                  <w:rStyle w:val="Hyperlink"/>
+                  <w:rFonts w:ascii="Arial" w:hAnsi="Arial" w:cs="Arial"/>
+                  <w:b/>
+                  <w:bCs/>
+                  <w:sz w:val="15"/>
+                  <w:szCs w:val="15"/>
+                </w:rPr>
+                <w:t>SEQUOIADBMAINSTREAM-180</w:t>
+              </w:r>
+            </w:hyperlink>
+          </w:p>
+        </w:tc>
+        <w:tc>
+          <w:tcPr>
+            <w:tcW w:w="4661" w:type="dxa"/>
+          </w:tcPr>
+          <w:p>
+            <w:pPr>
+              <w:rPr>
+                <w:rFonts w:hint="eastAsia"/>
+              </w:rPr>
+            </w:pPr>
+            <w:proofErr w:type="spellStart"/>
+            <w:r>
+              <w:rPr>
+                <w:rFonts w:hint="eastAsia"/>
+              </w:rPr>
+              <w:t>Sdb</w:t>
+            </w:r>
+            <w:proofErr w:type="spellEnd"/>
+            <w:r>
+              <w:rPr>
+                <w:rFonts w:hint="eastAsia"/>
+              </w:rPr>
+              <w:t xml:space="preserve"> shell </w:t>
+            </w:r>
+            <w:r>
+              <w:rPr>
+                <w:rFonts w:hint="eastAsia"/>
+              </w:rPr>
+              <w:t>在非全屏的输入端输入很长的执行命令时，对应的</w:t>
+            </w:r>
+            <w:r>
+              <w:rPr>
+                <w:rFonts w:hint="eastAsia"/>
+              </w:rPr>
+              <w:t>"[]{}()"</w:t>
+            </w:r>
+            <w:r>
+              <w:rPr>
+                <w:rFonts w:hint="eastAsia"/>
+              </w:rPr>
+              <w:t>显示不正确</w:t>
+            </w:r>
+          </w:p>
+        </w:tc>
+        <w:tc>
+          <w:tcPr>
+            <w:tcW w:w="1745" w:type="dxa"/>
+          </w:tcPr>
+          <w:p/>
+        </w:tc>
+      </w:tr>
+      <w:tr>
+        <w:tc>
+          <w:tcPr>
+            <w:tcW w:w="2116" w:type="dxa"/>
+          </w:tcPr>
+          <w:p>
             <w:pPr>
               <w:rPr>
                 <w:rFonts w:ascii="Arial" w:hAnsi="Arial" w:cs="Arial"/>
@@ -5561,7 +5633,7 @@
                 <w:szCs w:val="13"/>
               </w:rPr>
             </w:pPr>
-            <w:hyperlink r:id="rId62" w:history="1">
+            <w:hyperlink r:id="rId63" w:history="1">
               <w:r>
                 <w:rPr>
                   <w:rStyle w:val="Hyperlink"/>
@@ -5626,7 +5698,7 @@
                 <w:szCs w:val="15"/>
               </w:rPr>
             </w:pPr>
-            <w:hyperlink r:id="rId63" w:history="1">
+            <w:hyperlink r:id="rId64" w:history="1">
               <w:r>
                 <w:rPr>
                   <w:rStyle w:val="Hyperlink"/>
@@ -5695,7 +5767,7 @@
                 <w:szCs w:val="15"/>
               </w:rPr>
             </w:pPr>
-            <w:hyperlink r:id="rId64" w:history="1">
+            <w:hyperlink r:id="rId65" w:history="1">
               <w:r>
                 <w:rPr>
                   <w:rStyle w:val="Hyperlink"/>
@@ -5796,7 +5868,7 @@
                 <w:szCs w:val="15"/>
               </w:rPr>
             </w:pPr>
-            <w:hyperlink r:id="rId65" w:history="1">
+            <w:hyperlink r:id="rId66" w:history="1">
               <w:r>
                 <w:rPr>
                   <w:rStyle w:val="Hyperlink"/>
@@ -5861,7 +5933,7 @@
                 <w:szCs w:val="15"/>
               </w:rPr>
             </w:pPr>
-            <w:hyperlink r:id="rId66" w:history="1">
+            <w:hyperlink r:id="rId67" w:history="1">
               <w:r>
                 <w:rPr>
                   <w:rStyle w:val="Hyperlink"/>
@@ -5936,7 +6008,7 @@
                 <w:szCs w:val="15"/>
               </w:rPr>
             </w:pPr>
-            <w:hyperlink r:id="rId67" w:history="1">
+            <w:hyperlink r:id="rId68" w:history="1">
               <w:r>
                 <w:rPr>
                   <w:rStyle w:val="Hyperlink"/>
@@ -6069,7 +6141,7 @@
                 <w:szCs w:val="15"/>
               </w:rPr>
             </w:pPr>
-            <w:hyperlink r:id="rId68" w:history="1">
+            <w:hyperlink r:id="rId69" w:history="1">
               <w:r>
                 <w:rPr>
                   <w:rStyle w:val="Hyperlink"/>
@@ -6168,7 +6240,7 @@
                 <w:szCs w:val="15"/>
               </w:rPr>
             </w:pPr>
-            <w:hyperlink r:id="rId69" w:history="1">
+            <w:hyperlink r:id="rId70" w:history="1">
               <w:r>
                 <w:rPr>
                   <w:rStyle w:val="Hyperlink"/>
@@ -6327,7 +6399,7 @@
                 <w:szCs w:val="15"/>
               </w:rPr>
             </w:pPr>
-            <w:hyperlink r:id="rId70" w:history="1">
+            <w:hyperlink r:id="rId71" w:history="1">
               <w:r>
                 <w:rPr>
                   <w:rStyle w:val="Hyperlink"/>
@@ -6380,6 +6452,7 @@
               <w:rPr>
                 <w:rFonts w:hint="eastAsia"/>
               </w:rPr>
+              <w:lastRenderedPageBreak/>
               <w:t>replcaGroup</w:t>
             </w:r>
             <w:proofErr w:type="spellEnd"/>
@@ -6408,7 +6481,7 @@
                 <w:szCs w:val="15"/>
               </w:rPr>
             </w:pPr>
-            <w:hyperlink r:id="rId71" w:history="1">
+            <w:hyperlink r:id="rId72" w:history="1">
               <w:r>
                 <w:rPr>
                   <w:rStyle w:val="Hyperlink"/>
@@ -6493,7 +6566,7 @@
                 <w:szCs w:val="15"/>
               </w:rPr>
             </w:pPr>
-            <w:hyperlink r:id="rId72" w:history="1">
+            <w:hyperlink r:id="rId73" w:history="1">
               <w:r>
                 <w:rPr>
                   <w:rStyle w:val="Hyperlink"/>
@@ -6568,7 +6641,7 @@
                 <w:szCs w:val="15"/>
               </w:rPr>
             </w:pPr>
-            <w:hyperlink r:id="rId73" w:history="1">
+            <w:hyperlink r:id="rId74" w:history="1">
               <w:r>
                 <w:rPr>
                   <w:rStyle w:val="Hyperlink"/>
@@ -6619,7 +6692,7 @@
                 <w:szCs w:val="15"/>
               </w:rPr>
             </w:pPr>
-            <w:hyperlink r:id="rId74" w:history="1">
+            <w:hyperlink r:id="rId75" w:history="1">
               <w:r>
                 <w:rPr>
                   <w:rStyle w:val="Hyperlink"/>
@@ -6710,7 +6783,7 @@
                 <w:szCs w:val="13"/>
               </w:rPr>
             </w:pPr>
-            <w:hyperlink r:id="rId75" w:history="1">
+            <w:hyperlink r:id="rId76" w:history="1">
               <w:r>
                 <w:rPr>
                   <w:rStyle w:val="Hyperlink"/>
@@ -6797,7 +6870,7 @@
                 <w:szCs w:val="13"/>
               </w:rPr>
             </w:pPr>
-            <w:hyperlink r:id="rId76" w:history="1">
+            <w:hyperlink r:id="rId77" w:history="1">
               <w:r>
                 <w:rPr>
                   <w:rStyle w:val="Hyperlink"/>
@@ -6910,7 +6983,7 @@
                 <w:szCs w:val="13"/>
               </w:rPr>
             </w:pPr>
-            <w:hyperlink r:id="rId77" w:history="1">
+            <w:hyperlink r:id="rId78" w:history="1">
               <w:r>
                 <w:rPr>
                   <w:rStyle w:val="Hyperlink"/>
@@ -6985,7 +7058,7 @@
                 <w:szCs w:val="13"/>
               </w:rPr>
             </w:pPr>
-            <w:hyperlink r:id="rId78" w:history="1">
+            <w:hyperlink r:id="rId79" w:history="1">
               <w:r>
                 <w:rPr>
                   <w:rStyle w:val="Hyperlink"/>
@@ -7082,7 +7155,7 @@
                 <w:szCs w:val="13"/>
               </w:rPr>
             </w:pPr>
-            <w:hyperlink r:id="rId79" w:history="1">
+            <w:hyperlink r:id="rId80" w:history="1">
               <w:r>
                 <w:rPr>
                   <w:rStyle w:val="Hyperlink"/>
@@ -7143,7 +7216,7 @@
                 <w:szCs w:val="13"/>
               </w:rPr>
             </w:pPr>
-            <w:hyperlink r:id="rId80" w:history="1">
+            <w:hyperlink r:id="rId81" w:history="1">
               <w:r>
                 <w:rPr>
                   <w:rStyle w:val="Hyperlink"/>
@@ -7200,7 +7273,7 @@
                 <w:szCs w:val="13"/>
               </w:rPr>
             </w:pPr>
-            <w:hyperlink r:id="rId81" w:history="1">
+            <w:hyperlink r:id="rId82" w:history="1">
               <w:r>
                 <w:rPr>
                   <w:rStyle w:val="Hyperlink"/>
@@ -7307,7 +7380,7 @@
                 <w:szCs w:val="13"/>
               </w:rPr>
             </w:pPr>
-            <w:hyperlink r:id="rId82" w:history="1">
+            <w:hyperlink r:id="rId83" w:history="1">
               <w:r>
                 <w:rPr>
                   <w:rStyle w:val="Hyperlink"/>
@@ -7394,7 +7467,7 @@
                 <w:szCs w:val="13"/>
               </w:rPr>
             </w:pPr>
-            <w:hyperlink r:id="rId83" w:history="1">
+            <w:hyperlink r:id="rId84" w:history="1">
               <w:r>
                 <w:rPr>
                   <w:rStyle w:val="Hyperlink"/>
@@ -7493,7 +7566,7 @@
                 <w:szCs w:val="15"/>
               </w:rPr>
             </w:pPr>
-            <w:hyperlink r:id="rId84" w:history="1">
+            <w:hyperlink r:id="rId85" w:history="1">
               <w:r>
                 <w:rPr>
                   <w:rStyle w:val="Hyperlink"/>
@@ -7576,7 +7649,7 @@
                 <w:szCs w:val="15"/>
               </w:rPr>
             </w:pPr>
-            <w:hyperlink r:id="rId85" w:history="1">
+            <w:hyperlink r:id="rId86" w:history="1">
               <w:r>
                 <w:rPr>
                   <w:rStyle w:val="Hyperlink"/>
@@ -7669,7 +7742,7 @@
                 <w:szCs w:val="13"/>
               </w:rPr>
             </w:pPr>
-            <w:hyperlink r:id="rId86" w:history="1">
+            <w:hyperlink r:id="rId87" w:history="1">
               <w:r>
                 <w:rPr>
                   <w:rStyle w:val="Hyperlink"/>
@@ -7736,7 +7809,7 @@
             <w:tcW w:w="2116" w:type="dxa"/>
           </w:tcPr>
           <w:p>
-            <w:hyperlink r:id="rId87" w:history="1">
+            <w:hyperlink r:id="rId88" w:history="1">
               <w:r>
                 <w:rPr>
                   <w:rStyle w:val="Hyperlink"/>
@@ -7756,11 +7829,6 @@
             <w:tcW w:w="4661" w:type="dxa"/>
           </w:tcPr>
           <w:p>
-            <w:pPr>
-              <w:rPr>
-                <w:rFonts w:hint="eastAsia"/>
-              </w:rPr>
-            </w:pPr>
             <w:r>
               <w:rPr>
                 <w:rFonts w:hint="eastAsia"/>
@@ -8169,11 +8237,6 @@
             <w:tcW w:w="1751" w:type="dxa"/>
           </w:tcPr>
           <w:p>
-            <w:pPr>
-              <w:rPr>
-                <w:rFonts w:hint="eastAsia"/>
-              </w:rPr>
-            </w:pPr>
             <w:r>
               <w:rPr>
                 <w:rFonts w:hint="eastAsia"/>
@@ -8189,7 +8252,7 @@
             <w:tcW w:w="2093" w:type="dxa"/>
           </w:tcPr>
           <w:p>
-            <w:hyperlink r:id="rId88" w:history="1">
+            <w:hyperlink r:id="rId89" w:history="1">
               <w:r>
                 <w:rPr>
                   <w:rStyle w:val="Hyperlink"/>
@@ -8209,23 +8272,11 @@
             <w:tcW w:w="4678" w:type="dxa"/>
           </w:tcPr>
           <w:p>
-            <w:pPr>
-              <w:rPr>
-                <w:rFonts w:hint="eastAsia"/>
-              </w:rPr>
-            </w:pPr>
-            <w:r>
-              <w:rPr>
-                <w:rFonts w:hint="eastAsia"/>
-              </w:rPr>
-              <w:t>主节点不断插入数据，从节点一边同步的过程中，从节点的物理磁盘满后，再人工释放从节</w:t>
-            </w:r>
-            <w:r>
-              <w:rPr>
-                <w:rFonts w:hint="eastAsia"/>
-              </w:rPr>
-              <w:lastRenderedPageBreak/>
-              <w:t>点的磁盘空间，从节点继续与主节点同步数据，同步完成后，从节点数据发生部分丢失，数据索引失效</w:t>
+            <w:r>
+              <w:rPr>
+                <w:rFonts w:hint="eastAsia"/>
+              </w:rPr>
+              <w:t>主节点不断插入数据，从节点一边同步的过程中，从节点的物理磁盘满后，再人工释放从节点的磁盘空间，从节点继续与主节点同步数据，同步完成后，从节点数据发生部分丢失，数据索引失效</w:t>
             </w:r>
           </w:p>
         </w:tc>
@@ -8234,16 +8285,10 @@
             <w:tcW w:w="1751" w:type="dxa"/>
           </w:tcPr>
           <w:p>
-            <w:pPr>
-              <w:rPr>
-                <w:rFonts w:hint="eastAsia"/>
-              </w:rPr>
-            </w:pPr>
-            <w:r>
-              <w:rPr>
-                <w:rFonts w:hint="eastAsia"/>
-              </w:rPr>
-              <w:lastRenderedPageBreak/>
+            <w:r>
+              <w:rPr>
+                <w:rFonts w:hint="eastAsia"/>
+              </w:rPr>
               <w:t>重点测试</w:t>
             </w:r>
           </w:p>
@@ -8270,19 +8315,8 @@
         </w:tc>
       </w:tr>
     </w:tbl>
+    <w:p/>
     <w:p>
-      <w:pPr>
-        <w:rPr>
-          <w:rFonts w:hint="eastAsia"/>
-        </w:rPr>
-      </w:pPr>
-    </w:p>
-    <w:p>
-      <w:pPr>
-        <w:rPr>
-          <w:rFonts w:hint="eastAsia"/>
-        </w:rPr>
-      </w:pPr>
       <w:r>
         <w:rPr>
           <w:rFonts w:hint="eastAsia"/>
@@ -8546,7 +8580,6 @@
           <w:p>
             <w:pPr>
               <w:rPr>
-                <w:rFonts w:hint="eastAsia"/>
                 <w:color w:val="A6A6A6" w:themeColor="background1" w:themeShade="A6"/>
               </w:rPr>
             </w:pPr>
@@ -9099,11 +9132,6 @@
             </w:r>
           </w:p>
           <w:p>
-            <w:pPr>
-              <w:rPr>
-                <w:rFonts w:hint="eastAsia"/>
-              </w:rPr>
-            </w:pPr>
             <w:r>
               <w:rPr>
                 <w:rFonts w:hint="eastAsia"/>
@@ -9189,6 +9217,7 @@
           <w:p>
             <w:proofErr w:type="spellStart"/>
             <w:r>
+              <w:lastRenderedPageBreak/>
               <w:t>sdbexprt</w:t>
             </w:r>
             <w:proofErr w:type="spellEnd"/>
@@ -9203,7 +9232,6 @@
           <w:p>
             <w:proofErr w:type="spellStart"/>
             <w:r>
-              <w:lastRenderedPageBreak/>
               <w:t>sdbrestore</w:t>
             </w:r>
             <w:proofErr w:type="spellEnd"/>

--- a/internal_doc/07.版本报告/SequoiaDB_1.8版本发布评估说明书.docx
+++ b/internal_doc/07.版本报告/SequoiaDB_1.8版本发布评估说明书.docx
@@ -3037,7 +3037,21 @@
               <w:rPr>
                 <w:rFonts w:hint="eastAsia"/>
               </w:rPr>
-              <w:t xml:space="preserve">-SequoiaDB </w:t>
+              <w:t>-</w:t>
+            </w:r>
+            <w:proofErr w:type="spellStart"/>
+            <w:r>
+              <w:rPr>
+                <w:rFonts w:hint="eastAsia"/>
+              </w:rPr>
+              <w:t>SequoiaDB</w:t>
+            </w:r>
+            <w:proofErr w:type="spellEnd"/>
+            <w:r>
+              <w:rPr>
+                <w:rFonts w:hint="eastAsia"/>
+              </w:rPr>
+              <w:t xml:space="preserve"> </w:t>
             </w:r>
             <w:proofErr w:type="spellStart"/>
             <w:r>
@@ -5573,11 +5587,6 @@
             <w:tcW w:w="4661" w:type="dxa"/>
           </w:tcPr>
           <w:p>
-            <w:pPr>
-              <w:rPr>
-                <w:rFonts w:hint="eastAsia"/>
-              </w:rPr>
-            </w:pPr>
             <w:proofErr w:type="spellStart"/>
             <w:r>
               <w:rPr>
@@ -9301,7 +9310,14 @@
           <w:tcPr>
             <w:tcW w:w="1043" w:type="dxa"/>
           </w:tcPr>
-          <w:p/>
+          <w:p>
+            <w:r>
+              <w:rPr>
+                <w:rFonts w:hint="eastAsia"/>
+              </w:rPr>
+              <w:t>Y</w:t>
+            </w:r>
+          </w:p>
         </w:tc>
       </w:tr>
       <w:tr>

--- a/internal_doc/07.版本报告/SequoiaDB_1.8版本发布评估说明书.docx
+++ b/internal_doc/07.版本报告/SequoiaDB_1.8版本发布评估说明书.docx
@@ -800,7 +800,14 @@
           <w:tcPr>
             <w:tcW w:w="2841" w:type="dxa"/>
           </w:tcPr>
-          <w:p/>
+          <w:p>
+            <w:r>
+              <w:rPr>
+                <w:rFonts w:hint="eastAsia"/>
+              </w:rPr>
+              <w:t>良</w:t>
+            </w:r>
+          </w:p>
         </w:tc>
       </w:tr>
       <w:tr>
@@ -879,7 +886,14 @@
           <w:tcPr>
             <w:tcW w:w="2841" w:type="dxa"/>
           </w:tcPr>
-          <w:p/>
+          <w:p>
+            <w:r>
+              <w:rPr>
+                <w:rFonts w:hint="eastAsia"/>
+              </w:rPr>
+              <w:t>中</w:t>
+            </w:r>
+          </w:p>
         </w:tc>
       </w:tr>
       <w:tr>
@@ -1023,7 +1037,15 @@
           <w:tcPr>
             <w:tcW w:w="2841" w:type="dxa"/>
           </w:tcPr>
-          <w:p/>
+          <w:p>
+            <w:r>
+              <w:rPr>
+                <w:rFonts w:hint="eastAsia"/>
+              </w:rPr>
+              <w:lastRenderedPageBreak/>
+              <w:t>良</w:t>
+            </w:r>
+          </w:p>
         </w:tc>
       </w:tr>
     </w:tbl>
@@ -1251,6 +1273,12 @@
             <w:pPr>
               <w:jc w:val="left"/>
             </w:pPr>
+            <w:r>
+              <w:rPr>
+                <w:rFonts w:hint="eastAsia"/>
+              </w:rPr>
+              <w:t>良</w:t>
+            </w:r>
           </w:p>
         </w:tc>
       </w:tr>
@@ -1324,7 +1352,14 @@
           <w:tcPr>
             <w:tcW w:w="1681" w:type="dxa"/>
           </w:tcPr>
-          <w:p/>
+          <w:p>
+            <w:r>
+              <w:rPr>
+                <w:rFonts w:hint="eastAsia"/>
+              </w:rPr>
+              <w:t>中</w:t>
+            </w:r>
+          </w:p>
         </w:tc>
       </w:tr>
       <w:tr>
@@ -1409,7 +1444,14 @@
           <w:tcPr>
             <w:tcW w:w="1681" w:type="dxa"/>
           </w:tcPr>
-          <w:p/>
+          <w:p>
+            <w:r>
+              <w:rPr>
+                <w:rFonts w:hint="eastAsia"/>
+              </w:rPr>
+              <w:t>良</w:t>
+            </w:r>
+          </w:p>
         </w:tc>
       </w:tr>
       <w:tr>
@@ -1482,7 +1524,14 @@
           <w:tcPr>
             <w:tcW w:w="1681" w:type="dxa"/>
           </w:tcPr>
-          <w:p/>
+          <w:p>
+            <w:r>
+              <w:rPr>
+                <w:rFonts w:hint="eastAsia"/>
+              </w:rPr>
+              <w:t>中</w:t>
+            </w:r>
+          </w:p>
         </w:tc>
       </w:tr>
       <w:tr>
@@ -1531,7 +1580,14 @@
           <w:tcPr>
             <w:tcW w:w="1681" w:type="dxa"/>
           </w:tcPr>
-          <w:p/>
+          <w:p>
+            <w:r>
+              <w:rPr>
+                <w:rFonts w:hint="eastAsia"/>
+              </w:rPr>
+              <w:t>良</w:t>
+            </w:r>
+          </w:p>
         </w:tc>
       </w:tr>
       <w:tr>
@@ -1646,7 +1702,14 @@
           <w:tcPr>
             <w:tcW w:w="1681" w:type="dxa"/>
           </w:tcPr>
-          <w:p/>
+          <w:p>
+            <w:r>
+              <w:rPr>
+                <w:rFonts w:hint="eastAsia"/>
+              </w:rPr>
+              <w:t>良</w:t>
+            </w:r>
+          </w:p>
         </w:tc>
       </w:tr>
       <w:tr>
@@ -1715,7 +1778,14 @@
           <w:tcPr>
             <w:tcW w:w="1681" w:type="dxa"/>
           </w:tcPr>
-          <w:p/>
+          <w:p>
+            <w:r>
+              <w:rPr>
+                <w:rFonts w:hint="eastAsia"/>
+              </w:rPr>
+              <w:t>良</w:t>
+            </w:r>
+          </w:p>
         </w:tc>
       </w:tr>
       <w:tr>
@@ -1776,7 +1846,14 @@
           <w:tcPr>
             <w:tcW w:w="1681" w:type="dxa"/>
           </w:tcPr>
-          <w:p/>
+          <w:p>
+            <w:r>
+              <w:rPr>
+                <w:rFonts w:hint="eastAsia"/>
+              </w:rPr>
+              <w:t>中</w:t>
+            </w:r>
+          </w:p>
         </w:tc>
       </w:tr>
       <w:tr>
@@ -1828,7 +1905,14 @@
           <w:tcPr>
             <w:tcW w:w="1681" w:type="dxa"/>
           </w:tcPr>
-          <w:p/>
+          <w:p>
+            <w:r>
+              <w:rPr>
+                <w:rFonts w:hint="eastAsia"/>
+              </w:rPr>
+              <w:t>良</w:t>
+            </w:r>
+          </w:p>
         </w:tc>
       </w:tr>
       <w:tr>
@@ -1877,7 +1961,14 @@
           <w:tcPr>
             <w:tcW w:w="1681" w:type="dxa"/>
           </w:tcPr>
-          <w:p/>
+          <w:p>
+            <w:r>
+              <w:rPr>
+                <w:rFonts w:hint="eastAsia"/>
+              </w:rPr>
+              <w:t>中</w:t>
+            </w:r>
+          </w:p>
         </w:tc>
       </w:tr>
       <w:tr>
@@ -1930,7 +2021,14 @@
           <w:tcPr>
             <w:tcW w:w="1681" w:type="dxa"/>
           </w:tcPr>
-          <w:p/>
+          <w:p>
+            <w:r>
+              <w:rPr>
+                <w:rFonts w:hint="eastAsia"/>
+              </w:rPr>
+              <w:t>良</w:t>
+            </w:r>
+          </w:p>
         </w:tc>
       </w:tr>
       <w:tr>
@@ -2011,49 +2109,157 @@
           <w:tcPr>
             <w:tcW w:w="1681" w:type="dxa"/>
           </w:tcPr>
+          <w:p>
+            <w:r>
+              <w:rPr>
+                <w:rFonts w:hint="eastAsia"/>
+              </w:rPr>
+              <w:t>良</w:t>
+            </w:r>
+          </w:p>
+        </w:tc>
+      </w:tr>
+      <w:tr>
+        <w:tc>
+          <w:tcPr>
+            <w:tcW w:w="2442" w:type="dxa"/>
+          </w:tcPr>
+          <w:p>
+            <w:proofErr w:type="spellStart"/>
+            <w:r>
+              <w:rPr>
+                <w:rFonts w:hint="eastAsia"/>
+              </w:rPr>
+              <w:t>sdbimprt</w:t>
+            </w:r>
+            <w:proofErr w:type="spellEnd"/>
+            <w:r>
+              <w:rPr>
+                <w:rFonts w:hint="eastAsia"/>
+              </w:rPr>
+              <w:t>/</w:t>
+            </w:r>
+            <w:proofErr w:type="spellStart"/>
+            <w:r>
+              <w:rPr>
+                <w:rFonts w:hint="eastAsia"/>
+              </w:rPr>
+              <w:t>sdbexprt</w:t>
+            </w:r>
+            <w:proofErr w:type="spellEnd"/>
+          </w:p>
+        </w:tc>
+        <w:tc>
+          <w:tcPr>
+            <w:tcW w:w="4399" w:type="dxa"/>
+          </w:tcPr>
+          <w:p>
+            <w:r>
+              <w:rPr>
+                <w:rFonts w:hint="eastAsia"/>
+              </w:rPr>
+              <w:t>命令行参数调整优化</w:t>
+            </w:r>
+          </w:p>
+        </w:tc>
+        <w:tc>
+          <w:tcPr>
+            <w:tcW w:w="1681" w:type="dxa"/>
+          </w:tcPr>
+          <w:p>
+            <w:r>
+              <w:rPr>
+                <w:rFonts w:hint="eastAsia"/>
+              </w:rPr>
+              <w:t>良</w:t>
+            </w:r>
+          </w:p>
+        </w:tc>
+      </w:tr>
+      <w:tr>
+        <w:tc>
+          <w:tcPr>
+            <w:tcW w:w="2442" w:type="dxa"/>
+          </w:tcPr>
           <w:p/>
         </w:tc>
+        <w:tc>
+          <w:tcPr>
+            <w:tcW w:w="4399" w:type="dxa"/>
+          </w:tcPr>
+          <w:p>
+            <w:proofErr w:type="spellStart"/>
+            <w:r>
+              <w:rPr>
+                <w:rFonts w:hint="eastAsia"/>
+              </w:rPr>
+              <w:t>sdbdpsdump</w:t>
+            </w:r>
+            <w:proofErr w:type="spellEnd"/>
+            <w:r>
+              <w:rPr>
+                <w:rFonts w:hint="eastAsia"/>
+              </w:rPr>
+              <w:t>和</w:t>
+            </w:r>
+            <w:proofErr w:type="spellStart"/>
+            <w:r>
+              <w:t>sdbinspt</w:t>
+            </w:r>
+            <w:proofErr w:type="spellEnd"/>
+            <w:r>
+              <w:rPr>
+                <w:rFonts w:hint="eastAsia"/>
+              </w:rPr>
+              <w:t>优化</w:t>
+            </w:r>
+          </w:p>
+        </w:tc>
+        <w:tc>
+          <w:tcPr>
+            <w:tcW w:w="1681" w:type="dxa"/>
+          </w:tcPr>
+          <w:p>
+            <w:r>
+              <w:rPr>
+                <w:rFonts w:hint="eastAsia"/>
+              </w:rPr>
+              <w:t>良</w:t>
+            </w:r>
+          </w:p>
+        </w:tc>
       </w:tr>
       <w:tr>
         <w:tc>
           <w:tcPr>
             <w:tcW w:w="2442" w:type="dxa"/>
           </w:tcPr>
+          <w:p/>
+        </w:tc>
+        <w:tc>
+          <w:tcPr>
+            <w:tcW w:w="4399" w:type="dxa"/>
+          </w:tcPr>
           <w:p>
             <w:proofErr w:type="spellStart"/>
             <w:r>
               <w:rPr>
                 <w:rFonts w:hint="eastAsia"/>
               </w:rPr>
-              <w:t>sdbimprt</w:t>
+              <w:t>sdb</w:t>
             </w:r>
             <w:proofErr w:type="spellEnd"/>
             <w:r>
               <w:rPr>
                 <w:rFonts w:hint="eastAsia"/>
               </w:rPr>
-              <w:t>/</w:t>
-            </w:r>
-            <w:proofErr w:type="spellStart"/>
-            <w:r>
-              <w:rPr>
-                <w:rFonts w:hint="eastAsia"/>
-              </w:rPr>
-              <w:t>sdbexprt</w:t>
-            </w:r>
-            <w:proofErr w:type="spellEnd"/>
-          </w:p>
-        </w:tc>
-        <w:tc>
-          <w:tcPr>
-            <w:tcW w:w="4399" w:type="dxa"/>
-          </w:tcPr>
-          <w:p>
-            <w:r>
-              <w:rPr>
-                <w:rFonts w:hint="eastAsia"/>
-              </w:rPr>
-              <w:t>命令行参数调整优化</w:t>
+              <w:t>(shell)</w:t>
+            </w:r>
+            <w:r>
+              <w:rPr>
+                <w:rFonts w:hint="eastAsia"/>
+              </w:rPr>
+              <w:t>优化</w:t>
             </w:r>
           </w:p>
         </w:tc>
@@ -2061,94 +2267,14 @@
           <w:tcPr>
             <w:tcW w:w="1681" w:type="dxa"/>
           </w:tcPr>
-          <w:p/>
-        </w:tc>
-      </w:tr>
-      <w:tr>
-        <w:tc>
-          <w:tcPr>
-            <w:tcW w:w="2442" w:type="dxa"/>
-          </w:tcPr>
-          <w:p/>
-        </w:tc>
-        <w:tc>
-          <w:tcPr>
-            <w:tcW w:w="4399" w:type="dxa"/>
-          </w:tcPr>
-          <w:p>
-            <w:proofErr w:type="spellStart"/>
-            <w:r>
-              <w:rPr>
-                <w:rFonts w:hint="eastAsia"/>
-              </w:rPr>
-              <w:t>sdbdpsdump</w:t>
-            </w:r>
-            <w:proofErr w:type="spellEnd"/>
-            <w:r>
-              <w:rPr>
-                <w:rFonts w:hint="eastAsia"/>
-              </w:rPr>
-              <w:t>和</w:t>
-            </w:r>
-            <w:proofErr w:type="spellStart"/>
-            <w:r>
-              <w:t>sdbinspt</w:t>
-            </w:r>
-            <w:proofErr w:type="spellEnd"/>
-            <w:r>
-              <w:rPr>
-                <w:rFonts w:hint="eastAsia"/>
-              </w:rPr>
-              <w:t>优化</w:t>
-            </w:r>
-          </w:p>
-        </w:tc>
-        <w:tc>
-          <w:tcPr>
-            <w:tcW w:w="1681" w:type="dxa"/>
-          </w:tcPr>
-          <w:p/>
-        </w:tc>
-      </w:tr>
-      <w:tr>
-        <w:tc>
-          <w:tcPr>
-            <w:tcW w:w="2442" w:type="dxa"/>
-          </w:tcPr>
-          <w:p/>
-        </w:tc>
-        <w:tc>
-          <w:tcPr>
-            <w:tcW w:w="4399" w:type="dxa"/>
-          </w:tcPr>
-          <w:p>
-            <w:proofErr w:type="spellStart"/>
-            <w:r>
-              <w:rPr>
-                <w:rFonts w:hint="eastAsia"/>
-              </w:rPr>
-              <w:t>sdb</w:t>
-            </w:r>
-            <w:proofErr w:type="spellEnd"/>
-            <w:r>
-              <w:rPr>
-                <w:rFonts w:hint="eastAsia"/>
-              </w:rPr>
-              <w:t>(shell)</w:t>
-            </w:r>
-            <w:r>
-              <w:rPr>
-                <w:rFonts w:hint="eastAsia"/>
-              </w:rPr>
-              <w:t>优化</w:t>
-            </w:r>
-          </w:p>
-        </w:tc>
-        <w:tc>
-          <w:tcPr>
-            <w:tcW w:w="1681" w:type="dxa"/>
-          </w:tcPr>
-          <w:p/>
+          <w:p>
+            <w:r>
+              <w:rPr>
+                <w:rFonts w:hint="eastAsia"/>
+              </w:rPr>
+              <w:t>良</w:t>
+            </w:r>
+          </w:p>
         </w:tc>
       </w:tr>
     </w:tbl>
@@ -2194,7 +2320,7 @@
       <w:tr>
         <w:tc>
           <w:tcPr>
-            <w:tcW w:w="2116" w:type="dxa"/>
+            <w:tcW w:w="2442" w:type="dxa"/>
           </w:tcPr>
           <w:p>
             <w:pPr>
@@ -2222,7 +2348,7 @@
         </w:tc>
         <w:tc>
           <w:tcPr>
-            <w:tcW w:w="4661" w:type="dxa"/>
+            <w:tcW w:w="5258" w:type="dxa"/>
           </w:tcPr>
           <w:p>
             <w:pPr>
@@ -2238,7 +2364,7 @@
         </w:tc>
         <w:tc>
           <w:tcPr>
-            <w:tcW w:w="1745" w:type="dxa"/>
+            <w:tcW w:w="822" w:type="dxa"/>
           </w:tcPr>
           <w:p>
             <w:pPr>
@@ -2292,7 +2418,7 @@
       <w:tr>
         <w:tc>
           <w:tcPr>
-            <w:tcW w:w="2116" w:type="dxa"/>
+            <w:tcW w:w="2442" w:type="dxa"/>
           </w:tcPr>
           <w:p>
             <w:hyperlink r:id="rId22" w:history="1">
@@ -2312,7 +2438,7 @@
         </w:tc>
         <w:tc>
           <w:tcPr>
-            <w:tcW w:w="4661" w:type="dxa"/>
+            <w:tcW w:w="5258" w:type="dxa"/>
           </w:tcPr>
           <w:p>
             <w:r>
@@ -2331,15 +2457,22 @@
         </w:tc>
         <w:tc>
           <w:tcPr>
-            <w:tcW w:w="1745" w:type="dxa"/>
-          </w:tcPr>
-          <w:p/>
-        </w:tc>
-      </w:tr>
-      <w:tr>
-        <w:tc>
-          <w:tcPr>
-            <w:tcW w:w="2116" w:type="dxa"/>
+            <w:tcW w:w="822" w:type="dxa"/>
+          </w:tcPr>
+          <w:p>
+            <w:r>
+              <w:rPr>
+                <w:rFonts w:hint="eastAsia"/>
+              </w:rPr>
+              <w:t>良</w:t>
+            </w:r>
+          </w:p>
+        </w:tc>
+      </w:tr>
+      <w:tr>
+        <w:tc>
+          <w:tcPr>
+            <w:tcW w:w="2442" w:type="dxa"/>
           </w:tcPr>
           <w:p>
             <w:hyperlink r:id="rId23" w:history="1">
@@ -2359,7 +2492,7 @@
         </w:tc>
         <w:tc>
           <w:tcPr>
-            <w:tcW w:w="4661" w:type="dxa"/>
+            <w:tcW w:w="5258" w:type="dxa"/>
           </w:tcPr>
           <w:p>
             <w:proofErr w:type="spellStart"/>
@@ -2404,15 +2537,22 @@
         </w:tc>
         <w:tc>
           <w:tcPr>
-            <w:tcW w:w="1745" w:type="dxa"/>
-          </w:tcPr>
-          <w:p/>
-        </w:tc>
-      </w:tr>
-      <w:tr>
-        <w:tc>
-          <w:tcPr>
-            <w:tcW w:w="2116" w:type="dxa"/>
+            <w:tcW w:w="822" w:type="dxa"/>
+          </w:tcPr>
+          <w:p>
+            <w:r>
+              <w:rPr>
+                <w:rFonts w:hint="eastAsia"/>
+              </w:rPr>
+              <w:t>良</w:t>
+            </w:r>
+          </w:p>
+        </w:tc>
+      </w:tr>
+      <w:tr>
+        <w:tc>
+          <w:tcPr>
+            <w:tcW w:w="2442" w:type="dxa"/>
           </w:tcPr>
           <w:p>
             <w:pPr>
@@ -2440,7 +2580,7 @@
         </w:tc>
         <w:tc>
           <w:tcPr>
-            <w:tcW w:w="4661" w:type="dxa"/>
+            <w:tcW w:w="5258" w:type="dxa"/>
           </w:tcPr>
           <w:p>
             <w:pPr>
@@ -2469,15 +2609,22 @@
         </w:tc>
         <w:tc>
           <w:tcPr>
-            <w:tcW w:w="1745" w:type="dxa"/>
-          </w:tcPr>
-          <w:p/>
-        </w:tc>
-      </w:tr>
-      <w:tr>
-        <w:tc>
-          <w:tcPr>
-            <w:tcW w:w="2116" w:type="dxa"/>
+            <w:tcW w:w="822" w:type="dxa"/>
+          </w:tcPr>
+          <w:p>
+            <w:r>
+              <w:rPr>
+                <w:rFonts w:hint="eastAsia"/>
+              </w:rPr>
+              <w:t>良</w:t>
+            </w:r>
+          </w:p>
+        </w:tc>
+      </w:tr>
+      <w:tr>
+        <w:tc>
+          <w:tcPr>
+            <w:tcW w:w="2442" w:type="dxa"/>
           </w:tcPr>
           <w:p>
             <w:pPr>
@@ -2505,7 +2652,7 @@
         </w:tc>
         <w:tc>
           <w:tcPr>
-            <w:tcW w:w="4661" w:type="dxa"/>
+            <w:tcW w:w="5258" w:type="dxa"/>
           </w:tcPr>
           <w:p>
             <w:proofErr w:type="spellStart"/>
@@ -2600,15 +2747,22 @@
         </w:tc>
         <w:tc>
           <w:tcPr>
-            <w:tcW w:w="1745" w:type="dxa"/>
-          </w:tcPr>
-          <w:p/>
-        </w:tc>
-      </w:tr>
-      <w:tr>
-        <w:tc>
-          <w:tcPr>
-            <w:tcW w:w="2116" w:type="dxa"/>
+            <w:tcW w:w="822" w:type="dxa"/>
+          </w:tcPr>
+          <w:p>
+            <w:r>
+              <w:rPr>
+                <w:rFonts w:hint="eastAsia"/>
+              </w:rPr>
+              <w:t>良</w:t>
+            </w:r>
+          </w:p>
+        </w:tc>
+      </w:tr>
+      <w:tr>
+        <w:tc>
+          <w:tcPr>
+            <w:tcW w:w="2442" w:type="dxa"/>
           </w:tcPr>
           <w:p>
             <w:pPr>
@@ -2636,7 +2790,7 @@
         </w:tc>
         <w:tc>
           <w:tcPr>
-            <w:tcW w:w="4661" w:type="dxa"/>
+            <w:tcW w:w="5258" w:type="dxa"/>
           </w:tcPr>
           <w:p>
             <w:proofErr w:type="spellStart"/>
@@ -2687,15 +2841,22 @@
         </w:tc>
         <w:tc>
           <w:tcPr>
-            <w:tcW w:w="1745" w:type="dxa"/>
-          </w:tcPr>
-          <w:p/>
-        </w:tc>
-      </w:tr>
-      <w:tr>
-        <w:tc>
-          <w:tcPr>
-            <w:tcW w:w="2116" w:type="dxa"/>
+            <w:tcW w:w="822" w:type="dxa"/>
+          </w:tcPr>
+          <w:p>
+            <w:r>
+              <w:rPr>
+                <w:rFonts w:hint="eastAsia"/>
+              </w:rPr>
+              <w:t>良</w:t>
+            </w:r>
+          </w:p>
+        </w:tc>
+      </w:tr>
+      <w:tr>
+        <w:tc>
+          <w:tcPr>
+            <w:tcW w:w="2442" w:type="dxa"/>
           </w:tcPr>
           <w:p>
             <w:pPr>
@@ -2723,7 +2884,7 @@
         </w:tc>
         <w:tc>
           <w:tcPr>
-            <w:tcW w:w="4661" w:type="dxa"/>
+            <w:tcW w:w="5258" w:type="dxa"/>
           </w:tcPr>
           <w:p>
             <w:proofErr w:type="spellStart"/>
@@ -2804,15 +2965,27 @@
         </w:tc>
         <w:tc>
           <w:tcPr>
-            <w:tcW w:w="1745" w:type="dxa"/>
-          </w:tcPr>
-          <w:p/>
-        </w:tc>
-      </w:tr>
-      <w:tr>
-        <w:tc>
-          <w:tcPr>
-            <w:tcW w:w="2116" w:type="dxa"/>
+            <w:tcW w:w="822" w:type="dxa"/>
+          </w:tcPr>
+          <w:p>
+            <w:pPr>
+              <w:rPr>
+                <w:color w:val="0070C0"/>
+              </w:rPr>
+            </w:pPr>
+            <w:r>
+              <w:rPr>
+                <w:rFonts w:hint="eastAsia"/>
+              </w:rPr>
+              <w:t>良</w:t>
+            </w:r>
+          </w:p>
+        </w:tc>
+      </w:tr>
+      <w:tr>
+        <w:tc>
+          <w:tcPr>
+            <w:tcW w:w="2442" w:type="dxa"/>
           </w:tcPr>
           <w:p>
             <w:pPr>
@@ -2840,7 +3013,7 @@
         </w:tc>
         <w:tc>
           <w:tcPr>
-            <w:tcW w:w="4661" w:type="dxa"/>
+            <w:tcW w:w="5258" w:type="dxa"/>
           </w:tcPr>
           <w:p>
             <w:r>
@@ -2853,15 +3026,22 @@
         </w:tc>
         <w:tc>
           <w:tcPr>
-            <w:tcW w:w="1745" w:type="dxa"/>
-          </w:tcPr>
-          <w:p/>
-        </w:tc>
-      </w:tr>
-      <w:tr>
-        <w:tc>
-          <w:tcPr>
-            <w:tcW w:w="2116" w:type="dxa"/>
+            <w:tcW w:w="822" w:type="dxa"/>
+          </w:tcPr>
+          <w:p>
+            <w:r>
+              <w:rPr>
+                <w:rFonts w:hint="eastAsia"/>
+              </w:rPr>
+              <w:t>良</w:t>
+            </w:r>
+          </w:p>
+        </w:tc>
+      </w:tr>
+      <w:tr>
+        <w:tc>
+          <w:tcPr>
+            <w:tcW w:w="2442" w:type="dxa"/>
           </w:tcPr>
           <w:p>
             <w:pPr>
@@ -2889,7 +3069,7 @@
         </w:tc>
         <w:tc>
           <w:tcPr>
-            <w:tcW w:w="4661" w:type="dxa"/>
+            <w:tcW w:w="5258" w:type="dxa"/>
           </w:tcPr>
           <w:p>
             <w:r>
@@ -2988,15 +3168,22 @@
         </w:tc>
         <w:tc>
           <w:tcPr>
-            <w:tcW w:w="1745" w:type="dxa"/>
-          </w:tcPr>
-          <w:p/>
-        </w:tc>
-      </w:tr>
-      <w:tr>
-        <w:tc>
-          <w:tcPr>
-            <w:tcW w:w="2116" w:type="dxa"/>
+            <w:tcW w:w="822" w:type="dxa"/>
+          </w:tcPr>
+          <w:p>
+            <w:r>
+              <w:rPr>
+                <w:rFonts w:hint="eastAsia"/>
+              </w:rPr>
+              <w:t>良</w:t>
+            </w:r>
+          </w:p>
+        </w:tc>
+      </w:tr>
+      <w:tr>
+        <w:tc>
+          <w:tcPr>
+            <w:tcW w:w="2442" w:type="dxa"/>
           </w:tcPr>
           <w:p>
             <w:pPr>
@@ -3024,7 +3211,7 @@
         </w:tc>
         <w:tc>
           <w:tcPr>
-            <w:tcW w:w="4661" w:type="dxa"/>
+            <w:tcW w:w="5258" w:type="dxa"/>
           </w:tcPr>
           <w:p>
             <w:r>
@@ -3097,15 +3284,22 @@
         </w:tc>
         <w:tc>
           <w:tcPr>
-            <w:tcW w:w="1745" w:type="dxa"/>
-          </w:tcPr>
-          <w:p/>
-        </w:tc>
-      </w:tr>
-      <w:tr>
-        <w:tc>
-          <w:tcPr>
-            <w:tcW w:w="2116" w:type="dxa"/>
+            <w:tcW w:w="822" w:type="dxa"/>
+          </w:tcPr>
+          <w:p>
+            <w:r>
+              <w:rPr>
+                <w:rFonts w:hint="eastAsia"/>
+              </w:rPr>
+              <w:t>良</w:t>
+            </w:r>
+          </w:p>
+        </w:tc>
+      </w:tr>
+      <w:tr>
+        <w:tc>
+          <w:tcPr>
+            <w:tcW w:w="2442" w:type="dxa"/>
           </w:tcPr>
           <w:p>
             <w:pPr>
@@ -3135,7 +3329,7 @@
         </w:tc>
         <w:tc>
           <w:tcPr>
-            <w:tcW w:w="4661" w:type="dxa"/>
+            <w:tcW w:w="5258" w:type="dxa"/>
           </w:tcPr>
           <w:p>
             <w:r>
@@ -3180,15 +3374,27 @@
         </w:tc>
         <w:tc>
           <w:tcPr>
-            <w:tcW w:w="1745" w:type="dxa"/>
-          </w:tcPr>
-          <w:p/>
-        </w:tc>
-      </w:tr>
-      <w:tr>
-        <w:tc>
-          <w:tcPr>
-            <w:tcW w:w="2116" w:type="dxa"/>
+            <w:tcW w:w="822" w:type="dxa"/>
+          </w:tcPr>
+          <w:p>
+            <w:pPr>
+              <w:rPr>
+                <w:color w:val="0070C0"/>
+              </w:rPr>
+            </w:pPr>
+            <w:r>
+              <w:rPr>
+                <w:rFonts w:hint="eastAsia"/>
+              </w:rPr>
+              <w:t>良</w:t>
+            </w:r>
+          </w:p>
+        </w:tc>
+      </w:tr>
+      <w:tr>
+        <w:tc>
+          <w:tcPr>
+            <w:tcW w:w="2442" w:type="dxa"/>
           </w:tcPr>
           <w:p>
             <w:pPr>
@@ -3216,7 +3422,7 @@
         </w:tc>
         <w:tc>
           <w:tcPr>
-            <w:tcW w:w="4661" w:type="dxa"/>
+            <w:tcW w:w="5258" w:type="dxa"/>
           </w:tcPr>
           <w:p>
             <w:r>
@@ -3255,15 +3461,27 @@
         </w:tc>
         <w:tc>
           <w:tcPr>
-            <w:tcW w:w="1745" w:type="dxa"/>
-          </w:tcPr>
-          <w:p/>
-        </w:tc>
-      </w:tr>
-      <w:tr>
-        <w:tc>
-          <w:tcPr>
-            <w:tcW w:w="2116" w:type="dxa"/>
+            <w:tcW w:w="822" w:type="dxa"/>
+          </w:tcPr>
+          <w:p>
+            <w:pPr>
+              <w:rPr>
+                <w:color w:val="0070C0"/>
+              </w:rPr>
+            </w:pPr>
+            <w:r>
+              <w:rPr>
+                <w:rFonts w:hint="eastAsia"/>
+              </w:rPr>
+              <w:t>良</w:t>
+            </w:r>
+          </w:p>
+        </w:tc>
+      </w:tr>
+      <w:tr>
+        <w:tc>
+          <w:tcPr>
+            <w:tcW w:w="2442" w:type="dxa"/>
           </w:tcPr>
           <w:p>
             <w:pPr>
@@ -3291,7 +3509,7 @@
         </w:tc>
         <w:tc>
           <w:tcPr>
-            <w:tcW w:w="4661" w:type="dxa"/>
+            <w:tcW w:w="5258" w:type="dxa"/>
           </w:tcPr>
           <w:p>
             <w:r>
@@ -3342,15 +3560,22 @@
         </w:tc>
         <w:tc>
           <w:tcPr>
-            <w:tcW w:w="1745" w:type="dxa"/>
-          </w:tcPr>
-          <w:p/>
-        </w:tc>
-      </w:tr>
-      <w:tr>
-        <w:tc>
-          <w:tcPr>
-            <w:tcW w:w="2116" w:type="dxa"/>
+            <w:tcW w:w="822" w:type="dxa"/>
+          </w:tcPr>
+          <w:p>
+            <w:r>
+              <w:rPr>
+                <w:rFonts w:hint="eastAsia"/>
+              </w:rPr>
+              <w:t>良</w:t>
+            </w:r>
+          </w:p>
+        </w:tc>
+      </w:tr>
+      <w:tr>
+        <w:tc>
+          <w:tcPr>
+            <w:tcW w:w="2442" w:type="dxa"/>
           </w:tcPr>
           <w:p>
             <w:pPr>
@@ -3378,7 +3603,7 @@
         </w:tc>
         <w:tc>
           <w:tcPr>
-            <w:tcW w:w="4661" w:type="dxa"/>
+            <w:tcW w:w="5258" w:type="dxa"/>
           </w:tcPr>
           <w:p>
             <w:proofErr w:type="spellStart"/>
@@ -3417,15 +3642,22 @@
         </w:tc>
         <w:tc>
           <w:tcPr>
-            <w:tcW w:w="1745" w:type="dxa"/>
-          </w:tcPr>
-          <w:p/>
-        </w:tc>
-      </w:tr>
-      <w:tr>
-        <w:tc>
-          <w:tcPr>
-            <w:tcW w:w="2116" w:type="dxa"/>
+            <w:tcW w:w="822" w:type="dxa"/>
+          </w:tcPr>
+          <w:p>
+            <w:r>
+              <w:rPr>
+                <w:rFonts w:hint="eastAsia"/>
+              </w:rPr>
+              <w:t>良</w:t>
+            </w:r>
+          </w:p>
+        </w:tc>
+      </w:tr>
+      <w:tr>
+        <w:tc>
+          <w:tcPr>
+            <w:tcW w:w="2442" w:type="dxa"/>
           </w:tcPr>
           <w:p>
             <w:pPr>
@@ -3455,7 +3687,7 @@
         </w:tc>
         <w:tc>
           <w:tcPr>
-            <w:tcW w:w="4661" w:type="dxa"/>
+            <w:tcW w:w="5258" w:type="dxa"/>
           </w:tcPr>
           <w:p>
             <w:r>
@@ -3468,15 +3700,22 @@
         </w:tc>
         <w:tc>
           <w:tcPr>
-            <w:tcW w:w="1745" w:type="dxa"/>
-          </w:tcPr>
-          <w:p/>
-        </w:tc>
-      </w:tr>
-      <w:tr>
-        <w:tc>
-          <w:tcPr>
-            <w:tcW w:w="2116" w:type="dxa"/>
+            <w:tcW w:w="822" w:type="dxa"/>
+          </w:tcPr>
+          <w:p>
+            <w:r>
+              <w:rPr>
+                <w:rFonts w:hint="eastAsia"/>
+              </w:rPr>
+              <w:t>良</w:t>
+            </w:r>
+          </w:p>
+        </w:tc>
+      </w:tr>
+      <w:tr>
+        <w:tc>
+          <w:tcPr>
+            <w:tcW w:w="2442" w:type="dxa"/>
           </w:tcPr>
           <w:p>
             <w:pPr>
@@ -3506,7 +3745,7 @@
         </w:tc>
         <w:tc>
           <w:tcPr>
-            <w:tcW w:w="4661" w:type="dxa"/>
+            <w:tcW w:w="5258" w:type="dxa"/>
           </w:tcPr>
           <w:p>
             <w:proofErr w:type="spellStart"/>
@@ -3553,15 +3792,22 @@
         </w:tc>
         <w:tc>
           <w:tcPr>
-            <w:tcW w:w="1745" w:type="dxa"/>
-          </w:tcPr>
-          <w:p/>
-        </w:tc>
-      </w:tr>
-      <w:tr>
-        <w:tc>
-          <w:tcPr>
-            <w:tcW w:w="2116" w:type="dxa"/>
+            <w:tcW w:w="822" w:type="dxa"/>
+          </w:tcPr>
+          <w:p>
+            <w:r>
+              <w:rPr>
+                <w:rFonts w:hint="eastAsia"/>
+              </w:rPr>
+              <w:t>良</w:t>
+            </w:r>
+          </w:p>
+        </w:tc>
+      </w:tr>
+      <w:tr>
+        <w:tc>
+          <w:tcPr>
+            <w:tcW w:w="2442" w:type="dxa"/>
           </w:tcPr>
           <w:p>
             <w:pPr>
@@ -3589,7 +3835,7 @@
         </w:tc>
         <w:tc>
           <w:tcPr>
-            <w:tcW w:w="4661" w:type="dxa"/>
+            <w:tcW w:w="5258" w:type="dxa"/>
           </w:tcPr>
           <w:p>
             <w:proofErr w:type="spellStart"/>
@@ -3636,15 +3882,22 @@
         </w:tc>
         <w:tc>
           <w:tcPr>
-            <w:tcW w:w="1745" w:type="dxa"/>
-          </w:tcPr>
-          <w:p/>
-        </w:tc>
-      </w:tr>
-      <w:tr>
-        <w:tc>
-          <w:tcPr>
-            <w:tcW w:w="2116" w:type="dxa"/>
+            <w:tcW w:w="822" w:type="dxa"/>
+          </w:tcPr>
+          <w:p>
+            <w:r>
+              <w:rPr>
+                <w:rFonts w:hint="eastAsia"/>
+              </w:rPr>
+              <w:t>良</w:t>
+            </w:r>
+          </w:p>
+        </w:tc>
+      </w:tr>
+      <w:tr>
+        <w:tc>
+          <w:tcPr>
+            <w:tcW w:w="2442" w:type="dxa"/>
           </w:tcPr>
           <w:p>
             <w:pPr>
@@ -3672,7 +3925,7 @@
         </w:tc>
         <w:tc>
           <w:tcPr>
-            <w:tcW w:w="4661" w:type="dxa"/>
+            <w:tcW w:w="5258" w:type="dxa"/>
           </w:tcPr>
           <w:p>
             <w:r>
@@ -3685,15 +3938,22 @@
         </w:tc>
         <w:tc>
           <w:tcPr>
-            <w:tcW w:w="1745" w:type="dxa"/>
-          </w:tcPr>
-          <w:p/>
-        </w:tc>
-      </w:tr>
-      <w:tr>
-        <w:tc>
-          <w:tcPr>
-            <w:tcW w:w="2116" w:type="dxa"/>
+            <w:tcW w:w="822" w:type="dxa"/>
+          </w:tcPr>
+          <w:p>
+            <w:r>
+              <w:rPr>
+                <w:rFonts w:hint="eastAsia"/>
+              </w:rPr>
+              <w:t>良</w:t>
+            </w:r>
+          </w:p>
+        </w:tc>
+      </w:tr>
+      <w:tr>
+        <w:tc>
+          <w:tcPr>
+            <w:tcW w:w="2442" w:type="dxa"/>
           </w:tcPr>
           <w:p>
             <w:pPr>
@@ -3721,7 +3981,7 @@
         </w:tc>
         <w:tc>
           <w:tcPr>
-            <w:tcW w:w="4661" w:type="dxa"/>
+            <w:tcW w:w="5258" w:type="dxa"/>
           </w:tcPr>
           <w:p>
             <w:r>
@@ -3784,15 +4044,22 @@
         </w:tc>
         <w:tc>
           <w:tcPr>
-            <w:tcW w:w="1745" w:type="dxa"/>
-          </w:tcPr>
-          <w:p/>
-        </w:tc>
-      </w:tr>
-      <w:tr>
-        <w:tc>
-          <w:tcPr>
-            <w:tcW w:w="2116" w:type="dxa"/>
+            <w:tcW w:w="822" w:type="dxa"/>
+          </w:tcPr>
+          <w:p>
+            <w:r>
+              <w:rPr>
+                <w:rFonts w:hint="eastAsia"/>
+              </w:rPr>
+              <w:t>良</w:t>
+            </w:r>
+          </w:p>
+        </w:tc>
+      </w:tr>
+      <w:tr>
+        <w:tc>
+          <w:tcPr>
+            <w:tcW w:w="2442" w:type="dxa"/>
           </w:tcPr>
           <w:p>
             <w:pPr>
@@ -3820,7 +4087,7 @@
         </w:tc>
         <w:tc>
           <w:tcPr>
-            <w:tcW w:w="4661" w:type="dxa"/>
+            <w:tcW w:w="5258" w:type="dxa"/>
           </w:tcPr>
           <w:p>
             <w:r>
@@ -3855,15 +4122,22 @@
         </w:tc>
         <w:tc>
           <w:tcPr>
-            <w:tcW w:w="1745" w:type="dxa"/>
-          </w:tcPr>
-          <w:p/>
-        </w:tc>
-      </w:tr>
-      <w:tr>
-        <w:tc>
-          <w:tcPr>
-            <w:tcW w:w="2116" w:type="dxa"/>
+            <w:tcW w:w="822" w:type="dxa"/>
+          </w:tcPr>
+          <w:p>
+            <w:r>
+              <w:rPr>
+                <w:rFonts w:hint="eastAsia"/>
+              </w:rPr>
+              <w:t>良</w:t>
+            </w:r>
+          </w:p>
+        </w:tc>
+      </w:tr>
+      <w:tr>
+        <w:tc>
+          <w:tcPr>
+            <w:tcW w:w="2442" w:type="dxa"/>
           </w:tcPr>
           <w:p>
             <w:pPr>
@@ -3891,7 +4165,7 @@
         </w:tc>
         <w:tc>
           <w:tcPr>
-            <w:tcW w:w="4661" w:type="dxa"/>
+            <w:tcW w:w="5258" w:type="dxa"/>
           </w:tcPr>
           <w:p>
             <w:r>
@@ -3924,15 +4198,22 @@
         </w:tc>
         <w:tc>
           <w:tcPr>
-            <w:tcW w:w="1745" w:type="dxa"/>
-          </w:tcPr>
-          <w:p/>
-        </w:tc>
-      </w:tr>
-      <w:tr>
-        <w:tc>
-          <w:tcPr>
-            <w:tcW w:w="2116" w:type="dxa"/>
+            <w:tcW w:w="822" w:type="dxa"/>
+          </w:tcPr>
+          <w:p>
+            <w:r>
+              <w:rPr>
+                <w:rFonts w:hint="eastAsia"/>
+              </w:rPr>
+              <w:t>良</w:t>
+            </w:r>
+          </w:p>
+        </w:tc>
+      </w:tr>
+      <w:tr>
+        <w:tc>
+          <w:tcPr>
+            <w:tcW w:w="2442" w:type="dxa"/>
           </w:tcPr>
           <w:p>
             <w:pPr>
@@ -3960,7 +4241,7 @@
         </w:tc>
         <w:tc>
           <w:tcPr>
-            <w:tcW w:w="4661" w:type="dxa"/>
+            <w:tcW w:w="5258" w:type="dxa"/>
           </w:tcPr>
           <w:p>
             <w:r>
@@ -3999,15 +4280,22 @@
         </w:tc>
         <w:tc>
           <w:tcPr>
-            <w:tcW w:w="1745" w:type="dxa"/>
-          </w:tcPr>
-          <w:p/>
-        </w:tc>
-      </w:tr>
-      <w:tr>
-        <w:tc>
-          <w:tcPr>
-            <w:tcW w:w="2116" w:type="dxa"/>
+            <w:tcW w:w="822" w:type="dxa"/>
+          </w:tcPr>
+          <w:p>
+            <w:r>
+              <w:rPr>
+                <w:rFonts w:hint="eastAsia"/>
+              </w:rPr>
+              <w:t>良</w:t>
+            </w:r>
+          </w:p>
+        </w:tc>
+      </w:tr>
+      <w:tr>
+        <w:tc>
+          <w:tcPr>
+            <w:tcW w:w="2442" w:type="dxa"/>
           </w:tcPr>
           <w:p>
             <w:pPr>
@@ -4035,7 +4323,7 @@
         </w:tc>
         <w:tc>
           <w:tcPr>
-            <w:tcW w:w="4661" w:type="dxa"/>
+            <w:tcW w:w="5258" w:type="dxa"/>
           </w:tcPr>
           <w:p>
             <w:r>
@@ -4092,15 +4380,22 @@
         </w:tc>
         <w:tc>
           <w:tcPr>
-            <w:tcW w:w="1745" w:type="dxa"/>
-          </w:tcPr>
-          <w:p/>
-        </w:tc>
-      </w:tr>
-      <w:tr>
-        <w:tc>
-          <w:tcPr>
-            <w:tcW w:w="2116" w:type="dxa"/>
+            <w:tcW w:w="822" w:type="dxa"/>
+          </w:tcPr>
+          <w:p>
+            <w:r>
+              <w:rPr>
+                <w:rFonts w:hint="eastAsia"/>
+              </w:rPr>
+              <w:t>良</w:t>
+            </w:r>
+          </w:p>
+        </w:tc>
+      </w:tr>
+      <w:tr>
+        <w:tc>
+          <w:tcPr>
+            <w:tcW w:w="2442" w:type="dxa"/>
           </w:tcPr>
           <w:p>
             <w:pPr>
@@ -4128,7 +4423,7 @@
         </w:tc>
         <w:tc>
           <w:tcPr>
-            <w:tcW w:w="4661" w:type="dxa"/>
+            <w:tcW w:w="5258" w:type="dxa"/>
           </w:tcPr>
           <w:p>
             <w:r>
@@ -4207,15 +4502,22 @@
         </w:tc>
         <w:tc>
           <w:tcPr>
-            <w:tcW w:w="1745" w:type="dxa"/>
-          </w:tcPr>
-          <w:p/>
-        </w:tc>
-      </w:tr>
-      <w:tr>
-        <w:tc>
-          <w:tcPr>
-            <w:tcW w:w="2116" w:type="dxa"/>
+            <w:tcW w:w="822" w:type="dxa"/>
+          </w:tcPr>
+          <w:p>
+            <w:r>
+              <w:rPr>
+                <w:rFonts w:hint="eastAsia"/>
+              </w:rPr>
+              <w:t>良</w:t>
+            </w:r>
+          </w:p>
+        </w:tc>
+      </w:tr>
+      <w:tr>
+        <w:tc>
+          <w:tcPr>
+            <w:tcW w:w="2442" w:type="dxa"/>
           </w:tcPr>
           <w:p>
             <w:pPr>
@@ -4243,7 +4545,7 @@
         </w:tc>
         <w:tc>
           <w:tcPr>
-            <w:tcW w:w="4661" w:type="dxa"/>
+            <w:tcW w:w="5258" w:type="dxa"/>
           </w:tcPr>
           <w:p>
             <w:r>
@@ -4306,15 +4608,22 @@
         </w:tc>
         <w:tc>
           <w:tcPr>
-            <w:tcW w:w="1745" w:type="dxa"/>
-          </w:tcPr>
-          <w:p/>
-        </w:tc>
-      </w:tr>
-      <w:tr>
-        <w:tc>
-          <w:tcPr>
-            <w:tcW w:w="2116" w:type="dxa"/>
+            <w:tcW w:w="822" w:type="dxa"/>
+          </w:tcPr>
+          <w:p>
+            <w:r>
+              <w:rPr>
+                <w:rFonts w:hint="eastAsia"/>
+              </w:rPr>
+              <w:t>良</w:t>
+            </w:r>
+          </w:p>
+        </w:tc>
+      </w:tr>
+      <w:tr>
+        <w:tc>
+          <w:tcPr>
+            <w:tcW w:w="2442" w:type="dxa"/>
           </w:tcPr>
           <w:p>
             <w:pPr>
@@ -4344,7 +4653,7 @@
         </w:tc>
         <w:tc>
           <w:tcPr>
-            <w:tcW w:w="4661" w:type="dxa"/>
+            <w:tcW w:w="5258" w:type="dxa"/>
           </w:tcPr>
           <w:p>
             <w:r>
@@ -4405,15 +4714,22 @@
         </w:tc>
         <w:tc>
           <w:tcPr>
-            <w:tcW w:w="1745" w:type="dxa"/>
-          </w:tcPr>
-          <w:p/>
-        </w:tc>
-      </w:tr>
-      <w:tr>
-        <w:tc>
-          <w:tcPr>
-            <w:tcW w:w="2116" w:type="dxa"/>
+            <w:tcW w:w="822" w:type="dxa"/>
+          </w:tcPr>
+          <w:p>
+            <w:r>
+              <w:rPr>
+                <w:rFonts w:hint="eastAsia"/>
+              </w:rPr>
+              <w:t>良</w:t>
+            </w:r>
+          </w:p>
+        </w:tc>
+      </w:tr>
+      <w:tr>
+        <w:tc>
+          <w:tcPr>
+            <w:tcW w:w="2442" w:type="dxa"/>
           </w:tcPr>
           <w:p>
             <w:pPr>
@@ -4443,7 +4759,7 @@
         </w:tc>
         <w:tc>
           <w:tcPr>
-            <w:tcW w:w="4661" w:type="dxa"/>
+            <w:tcW w:w="5258" w:type="dxa"/>
           </w:tcPr>
           <w:p>
             <w:r>
@@ -4506,15 +4822,22 @@
         </w:tc>
         <w:tc>
           <w:tcPr>
-            <w:tcW w:w="1745" w:type="dxa"/>
-          </w:tcPr>
-          <w:p/>
-        </w:tc>
-      </w:tr>
-      <w:tr>
-        <w:tc>
-          <w:tcPr>
-            <w:tcW w:w="2116" w:type="dxa"/>
+            <w:tcW w:w="822" w:type="dxa"/>
+          </w:tcPr>
+          <w:p>
+            <w:r>
+              <w:rPr>
+                <w:rFonts w:hint="eastAsia"/>
+              </w:rPr>
+              <w:t>良</w:t>
+            </w:r>
+          </w:p>
+        </w:tc>
+      </w:tr>
+      <w:tr>
+        <w:tc>
+          <w:tcPr>
+            <w:tcW w:w="2442" w:type="dxa"/>
           </w:tcPr>
           <w:p>
             <w:pPr>
@@ -4544,7 +4867,7 @@
         </w:tc>
         <w:tc>
           <w:tcPr>
-            <w:tcW w:w="4661" w:type="dxa"/>
+            <w:tcW w:w="5258" w:type="dxa"/>
           </w:tcPr>
           <w:p>
             <w:r>
@@ -4575,15 +4898,22 @@
         </w:tc>
         <w:tc>
           <w:tcPr>
-            <w:tcW w:w="1745" w:type="dxa"/>
-          </w:tcPr>
-          <w:p/>
-        </w:tc>
-      </w:tr>
-      <w:tr>
-        <w:tc>
-          <w:tcPr>
-            <w:tcW w:w="2116" w:type="dxa"/>
+            <w:tcW w:w="822" w:type="dxa"/>
+          </w:tcPr>
+          <w:p>
+            <w:r>
+              <w:rPr>
+                <w:rFonts w:hint="eastAsia"/>
+              </w:rPr>
+              <w:t>良</w:t>
+            </w:r>
+          </w:p>
+        </w:tc>
+      </w:tr>
+      <w:tr>
+        <w:tc>
+          <w:tcPr>
+            <w:tcW w:w="2442" w:type="dxa"/>
           </w:tcPr>
           <w:p>
             <w:pPr>
@@ -4613,7 +4943,7 @@
         </w:tc>
         <w:tc>
           <w:tcPr>
-            <w:tcW w:w="4661" w:type="dxa"/>
+            <w:tcW w:w="5258" w:type="dxa"/>
           </w:tcPr>
           <w:p>
             <w:r>
@@ -4664,15 +4994,22 @@
         </w:tc>
         <w:tc>
           <w:tcPr>
-            <w:tcW w:w="1745" w:type="dxa"/>
-          </w:tcPr>
-          <w:p/>
-        </w:tc>
-      </w:tr>
-      <w:tr>
-        <w:tc>
-          <w:tcPr>
-            <w:tcW w:w="2116" w:type="dxa"/>
+            <w:tcW w:w="822" w:type="dxa"/>
+          </w:tcPr>
+          <w:p>
+            <w:r>
+              <w:rPr>
+                <w:rFonts w:hint="eastAsia"/>
+              </w:rPr>
+              <w:t>良</w:t>
+            </w:r>
+          </w:p>
+        </w:tc>
+      </w:tr>
+      <w:tr>
+        <w:tc>
+          <w:tcPr>
+            <w:tcW w:w="2442" w:type="dxa"/>
           </w:tcPr>
           <w:p>
             <w:pPr>
@@ -4700,7 +5037,7 @@
         </w:tc>
         <w:tc>
           <w:tcPr>
-            <w:tcW w:w="4661" w:type="dxa"/>
+            <w:tcW w:w="5258" w:type="dxa"/>
           </w:tcPr>
           <w:p>
             <w:r>
@@ -4775,15 +5112,22 @@
         </w:tc>
         <w:tc>
           <w:tcPr>
-            <w:tcW w:w="1745" w:type="dxa"/>
-          </w:tcPr>
-          <w:p/>
-        </w:tc>
-      </w:tr>
-      <w:tr>
-        <w:tc>
-          <w:tcPr>
-            <w:tcW w:w="2116" w:type="dxa"/>
+            <w:tcW w:w="822" w:type="dxa"/>
+          </w:tcPr>
+          <w:p>
+            <w:r>
+              <w:rPr>
+                <w:rFonts w:hint="eastAsia"/>
+              </w:rPr>
+              <w:t>良</w:t>
+            </w:r>
+          </w:p>
+        </w:tc>
+      </w:tr>
+      <w:tr>
+        <w:tc>
+          <w:tcPr>
+            <w:tcW w:w="2442" w:type="dxa"/>
           </w:tcPr>
           <w:p>
             <w:pPr>
@@ -4811,7 +5155,7 @@
         </w:tc>
         <w:tc>
           <w:tcPr>
-            <w:tcW w:w="4661" w:type="dxa"/>
+            <w:tcW w:w="5258" w:type="dxa"/>
           </w:tcPr>
           <w:p>
             <w:r>
@@ -4856,15 +5200,22 @@
         </w:tc>
         <w:tc>
           <w:tcPr>
-            <w:tcW w:w="1745" w:type="dxa"/>
-          </w:tcPr>
-          <w:p/>
-        </w:tc>
-      </w:tr>
-      <w:tr>
-        <w:tc>
-          <w:tcPr>
-            <w:tcW w:w="2116" w:type="dxa"/>
+            <w:tcW w:w="822" w:type="dxa"/>
+          </w:tcPr>
+          <w:p>
+            <w:r>
+              <w:rPr>
+                <w:rFonts w:hint="eastAsia"/>
+              </w:rPr>
+              <w:t>良</w:t>
+            </w:r>
+          </w:p>
+        </w:tc>
+      </w:tr>
+      <w:tr>
+        <w:tc>
+          <w:tcPr>
+            <w:tcW w:w="2442" w:type="dxa"/>
           </w:tcPr>
           <w:p>
             <w:pPr>
@@ -4892,7 +5243,7 @@
         </w:tc>
         <w:tc>
           <w:tcPr>
-            <w:tcW w:w="4661" w:type="dxa"/>
+            <w:tcW w:w="5258" w:type="dxa"/>
           </w:tcPr>
           <w:p>
             <w:proofErr w:type="spellStart"/>
@@ -4913,15 +5264,22 @@
         </w:tc>
         <w:tc>
           <w:tcPr>
-            <w:tcW w:w="1745" w:type="dxa"/>
-          </w:tcPr>
-          <w:p/>
-        </w:tc>
-      </w:tr>
-      <w:tr>
-        <w:tc>
-          <w:tcPr>
-            <w:tcW w:w="2116" w:type="dxa"/>
+            <w:tcW w:w="822" w:type="dxa"/>
+          </w:tcPr>
+          <w:p>
+            <w:r>
+              <w:rPr>
+                <w:rFonts w:hint="eastAsia"/>
+              </w:rPr>
+              <w:t>良</w:t>
+            </w:r>
+          </w:p>
+        </w:tc>
+      </w:tr>
+      <w:tr>
+        <w:tc>
+          <w:tcPr>
+            <w:tcW w:w="2442" w:type="dxa"/>
           </w:tcPr>
           <w:p>
             <w:pPr>
@@ -4949,7 +5307,7 @@
         </w:tc>
         <w:tc>
           <w:tcPr>
-            <w:tcW w:w="4661" w:type="dxa"/>
+            <w:tcW w:w="5258" w:type="dxa"/>
           </w:tcPr>
           <w:p>
             <w:r>
@@ -4988,15 +5346,22 @@
         </w:tc>
         <w:tc>
           <w:tcPr>
-            <w:tcW w:w="1745" w:type="dxa"/>
-          </w:tcPr>
-          <w:p/>
-        </w:tc>
-      </w:tr>
-      <w:tr>
-        <w:tc>
-          <w:tcPr>
-            <w:tcW w:w="2116" w:type="dxa"/>
+            <w:tcW w:w="822" w:type="dxa"/>
+          </w:tcPr>
+          <w:p>
+            <w:r>
+              <w:rPr>
+                <w:rFonts w:hint="eastAsia"/>
+              </w:rPr>
+              <w:t>良</w:t>
+            </w:r>
+          </w:p>
+        </w:tc>
+      </w:tr>
+      <w:tr>
+        <w:tc>
+          <w:tcPr>
+            <w:tcW w:w="2442" w:type="dxa"/>
           </w:tcPr>
           <w:p>
             <w:pPr>
@@ -5024,7 +5389,7 @@
         </w:tc>
         <w:tc>
           <w:tcPr>
-            <w:tcW w:w="4661" w:type="dxa"/>
+            <w:tcW w:w="5258" w:type="dxa"/>
           </w:tcPr>
           <w:p>
             <w:r>
@@ -5081,15 +5446,22 @@
         </w:tc>
         <w:tc>
           <w:tcPr>
-            <w:tcW w:w="1745" w:type="dxa"/>
-          </w:tcPr>
-          <w:p/>
-        </w:tc>
-      </w:tr>
-      <w:tr>
-        <w:tc>
-          <w:tcPr>
-            <w:tcW w:w="2116" w:type="dxa"/>
+            <w:tcW w:w="822" w:type="dxa"/>
+          </w:tcPr>
+          <w:p>
+            <w:r>
+              <w:rPr>
+                <w:rFonts w:hint="eastAsia"/>
+              </w:rPr>
+              <w:t>良</w:t>
+            </w:r>
+          </w:p>
+        </w:tc>
+      </w:tr>
+      <w:tr>
+        <w:tc>
+          <w:tcPr>
+            <w:tcW w:w="2442" w:type="dxa"/>
           </w:tcPr>
           <w:p>
             <w:pPr>
@@ -5117,7 +5489,7 @@
         </w:tc>
         <w:tc>
           <w:tcPr>
-            <w:tcW w:w="4661" w:type="dxa"/>
+            <w:tcW w:w="5258" w:type="dxa"/>
           </w:tcPr>
           <w:p>
             <w:r>
@@ -5136,15 +5508,22 @@
         </w:tc>
         <w:tc>
           <w:tcPr>
-            <w:tcW w:w="1745" w:type="dxa"/>
-          </w:tcPr>
-          <w:p/>
-        </w:tc>
-      </w:tr>
-      <w:tr>
-        <w:tc>
-          <w:tcPr>
-            <w:tcW w:w="2116" w:type="dxa"/>
+            <w:tcW w:w="822" w:type="dxa"/>
+          </w:tcPr>
+          <w:p>
+            <w:r>
+              <w:rPr>
+                <w:rFonts w:hint="eastAsia"/>
+              </w:rPr>
+              <w:t>良</w:t>
+            </w:r>
+          </w:p>
+        </w:tc>
+      </w:tr>
+      <w:tr>
+        <w:tc>
+          <w:tcPr>
+            <w:tcW w:w="2442" w:type="dxa"/>
           </w:tcPr>
           <w:p>
             <w:pPr>
@@ -5172,7 +5551,7 @@
         </w:tc>
         <w:tc>
           <w:tcPr>
-            <w:tcW w:w="4661" w:type="dxa"/>
+            <w:tcW w:w="5258" w:type="dxa"/>
           </w:tcPr>
           <w:p>
             <w:r>
@@ -5245,15 +5624,22 @@
         </w:tc>
         <w:tc>
           <w:tcPr>
-            <w:tcW w:w="1745" w:type="dxa"/>
-          </w:tcPr>
-          <w:p/>
-        </w:tc>
-      </w:tr>
-      <w:tr>
-        <w:tc>
-          <w:tcPr>
-            <w:tcW w:w="2116" w:type="dxa"/>
+            <w:tcW w:w="822" w:type="dxa"/>
+          </w:tcPr>
+          <w:p>
+            <w:r>
+              <w:rPr>
+                <w:rFonts w:hint="eastAsia"/>
+              </w:rPr>
+              <w:t>良</w:t>
+            </w:r>
+          </w:p>
+        </w:tc>
+      </w:tr>
+      <w:tr>
+        <w:tc>
+          <w:tcPr>
+            <w:tcW w:w="2442" w:type="dxa"/>
           </w:tcPr>
           <w:p>
             <w:pPr>
@@ -5281,7 +5667,7 @@
         </w:tc>
         <w:tc>
           <w:tcPr>
-            <w:tcW w:w="4661" w:type="dxa"/>
+            <w:tcW w:w="5258" w:type="dxa"/>
           </w:tcPr>
           <w:p>
             <w:proofErr w:type="spellStart"/>
@@ -5322,15 +5708,22 @@
         </w:tc>
         <w:tc>
           <w:tcPr>
-            <w:tcW w:w="1745" w:type="dxa"/>
-          </w:tcPr>
-          <w:p/>
-        </w:tc>
-      </w:tr>
-      <w:tr>
-        <w:tc>
-          <w:tcPr>
-            <w:tcW w:w="2116" w:type="dxa"/>
+            <w:tcW w:w="822" w:type="dxa"/>
+          </w:tcPr>
+          <w:p>
+            <w:r>
+              <w:rPr>
+                <w:rFonts w:hint="eastAsia"/>
+              </w:rPr>
+              <w:t>劣</w:t>
+            </w:r>
+          </w:p>
+        </w:tc>
+      </w:tr>
+      <w:tr>
+        <w:tc>
+          <w:tcPr>
+            <w:tcW w:w="2442" w:type="dxa"/>
           </w:tcPr>
           <w:p>
             <w:pPr>
@@ -5358,7 +5751,7 @@
         </w:tc>
         <w:tc>
           <w:tcPr>
-            <w:tcW w:w="4661" w:type="dxa"/>
+            <w:tcW w:w="5258" w:type="dxa"/>
           </w:tcPr>
           <w:p>
             <w:r>
@@ -5385,15 +5778,22 @@
         </w:tc>
         <w:tc>
           <w:tcPr>
-            <w:tcW w:w="1745" w:type="dxa"/>
-          </w:tcPr>
-          <w:p/>
-        </w:tc>
-      </w:tr>
-      <w:tr>
-        <w:tc>
-          <w:tcPr>
-            <w:tcW w:w="2116" w:type="dxa"/>
+            <w:tcW w:w="822" w:type="dxa"/>
+          </w:tcPr>
+          <w:p>
+            <w:r>
+              <w:rPr>
+                <w:rFonts w:hint="eastAsia"/>
+              </w:rPr>
+              <w:t>良</w:t>
+            </w:r>
+          </w:p>
+        </w:tc>
+      </w:tr>
+      <w:tr>
+        <w:tc>
+          <w:tcPr>
+            <w:tcW w:w="2442" w:type="dxa"/>
           </w:tcPr>
           <w:p>
             <w:pPr>
@@ -5421,7 +5821,7 @@
         </w:tc>
         <w:tc>
           <w:tcPr>
-            <w:tcW w:w="4661" w:type="dxa"/>
+            <w:tcW w:w="5258" w:type="dxa"/>
           </w:tcPr>
           <w:p>
             <w:r>
@@ -5434,15 +5834,22 @@
         </w:tc>
         <w:tc>
           <w:tcPr>
-            <w:tcW w:w="1745" w:type="dxa"/>
-          </w:tcPr>
-          <w:p/>
-        </w:tc>
-      </w:tr>
-      <w:tr>
-        <w:tc>
-          <w:tcPr>
-            <w:tcW w:w="2116" w:type="dxa"/>
+            <w:tcW w:w="822" w:type="dxa"/>
+          </w:tcPr>
+          <w:p>
+            <w:r>
+              <w:rPr>
+                <w:rFonts w:hint="eastAsia"/>
+              </w:rPr>
+              <w:t>良</w:t>
+            </w:r>
+          </w:p>
+        </w:tc>
+      </w:tr>
+      <w:tr>
+        <w:tc>
+          <w:tcPr>
+            <w:tcW w:w="2442" w:type="dxa"/>
           </w:tcPr>
           <w:p>
             <w:pPr>
@@ -5470,7 +5877,7 @@
         </w:tc>
         <w:tc>
           <w:tcPr>
-            <w:tcW w:w="4661" w:type="dxa"/>
+            <w:tcW w:w="5258" w:type="dxa"/>
           </w:tcPr>
           <w:p>
             <w:r>
@@ -5495,15 +5902,22 @@
         </w:tc>
         <w:tc>
           <w:tcPr>
-            <w:tcW w:w="1745" w:type="dxa"/>
-          </w:tcPr>
-          <w:p/>
-        </w:tc>
-      </w:tr>
-      <w:tr>
-        <w:tc>
-          <w:tcPr>
-            <w:tcW w:w="2116" w:type="dxa"/>
+            <w:tcW w:w="822" w:type="dxa"/>
+          </w:tcPr>
+          <w:p>
+            <w:r>
+              <w:rPr>
+                <w:rFonts w:hint="eastAsia"/>
+              </w:rPr>
+              <w:t>良</w:t>
+            </w:r>
+          </w:p>
+        </w:tc>
+      </w:tr>
+      <w:tr>
+        <w:tc>
+          <w:tcPr>
+            <w:tcW w:w="2442" w:type="dxa"/>
           </w:tcPr>
           <w:p>
             <w:pPr>
@@ -5531,7 +5945,7 @@
         </w:tc>
         <w:tc>
           <w:tcPr>
-            <w:tcW w:w="4661" w:type="dxa"/>
+            <w:tcW w:w="5258" w:type="dxa"/>
           </w:tcPr>
           <w:p>
             <w:r>
@@ -5556,15 +5970,22 @@
         </w:tc>
         <w:tc>
           <w:tcPr>
-            <w:tcW w:w="1745" w:type="dxa"/>
-          </w:tcPr>
-          <w:p/>
-        </w:tc>
-      </w:tr>
-      <w:tr>
-        <w:tc>
-          <w:tcPr>
-            <w:tcW w:w="2116" w:type="dxa"/>
+            <w:tcW w:w="822" w:type="dxa"/>
+          </w:tcPr>
+          <w:p>
+            <w:r>
+              <w:rPr>
+                <w:rFonts w:hint="eastAsia"/>
+              </w:rPr>
+              <w:t>良</w:t>
+            </w:r>
+          </w:p>
+        </w:tc>
+      </w:tr>
+      <w:tr>
+        <w:tc>
+          <w:tcPr>
+            <w:tcW w:w="2442" w:type="dxa"/>
           </w:tcPr>
           <w:p>
             <w:hyperlink r:id="rId62" w:history="1">
@@ -5584,7 +6005,7 @@
         </w:tc>
         <w:tc>
           <w:tcPr>
-            <w:tcW w:w="4661" w:type="dxa"/>
+            <w:tcW w:w="5258" w:type="dxa"/>
           </w:tcPr>
           <w:p>
             <w:proofErr w:type="spellStart"/>
@@ -5623,15 +6044,22 @@
         </w:tc>
         <w:tc>
           <w:tcPr>
-            <w:tcW w:w="1745" w:type="dxa"/>
-          </w:tcPr>
-          <w:p/>
-        </w:tc>
-      </w:tr>
-      <w:tr>
-        <w:tc>
-          <w:tcPr>
-            <w:tcW w:w="2116" w:type="dxa"/>
+            <w:tcW w:w="822" w:type="dxa"/>
+          </w:tcPr>
+          <w:p>
+            <w:r>
+              <w:rPr>
+                <w:rFonts w:hint="eastAsia"/>
+              </w:rPr>
+              <w:t>良</w:t>
+            </w:r>
+          </w:p>
+        </w:tc>
+      </w:tr>
+      <w:tr>
+        <w:tc>
+          <w:tcPr>
+            <w:tcW w:w="2442" w:type="dxa"/>
           </w:tcPr>
           <w:p>
             <w:pPr>
@@ -5659,7 +6087,7 @@
         </w:tc>
         <w:tc>
           <w:tcPr>
-            <w:tcW w:w="4661" w:type="dxa"/>
+            <w:tcW w:w="5258" w:type="dxa"/>
           </w:tcPr>
           <w:p>
             <w:proofErr w:type="spellStart"/>
@@ -5686,15 +6114,22 @@
         </w:tc>
         <w:tc>
           <w:tcPr>
-            <w:tcW w:w="1745" w:type="dxa"/>
-          </w:tcPr>
-          <w:p/>
-        </w:tc>
-      </w:tr>
-      <w:tr>
-        <w:tc>
-          <w:tcPr>
-            <w:tcW w:w="2116" w:type="dxa"/>
+            <w:tcW w:w="822" w:type="dxa"/>
+          </w:tcPr>
+          <w:p>
+            <w:r>
+              <w:rPr>
+                <w:rFonts w:hint="eastAsia"/>
+              </w:rPr>
+              <w:t>良</w:t>
+            </w:r>
+          </w:p>
+        </w:tc>
+      </w:tr>
+      <w:tr>
+        <w:tc>
+          <w:tcPr>
+            <w:tcW w:w="2442" w:type="dxa"/>
           </w:tcPr>
           <w:p>
             <w:pPr>
@@ -5724,7 +6159,7 @@
         </w:tc>
         <w:tc>
           <w:tcPr>
-            <w:tcW w:w="4661" w:type="dxa"/>
+            <w:tcW w:w="5258" w:type="dxa"/>
           </w:tcPr>
           <w:p>
             <w:r>
@@ -5755,15 +6190,22 @@
         </w:tc>
         <w:tc>
           <w:tcPr>
-            <w:tcW w:w="1745" w:type="dxa"/>
-          </w:tcPr>
-          <w:p/>
-        </w:tc>
-      </w:tr>
-      <w:tr>
-        <w:tc>
-          <w:tcPr>
-            <w:tcW w:w="2116" w:type="dxa"/>
+            <w:tcW w:w="822" w:type="dxa"/>
+          </w:tcPr>
+          <w:p>
+            <w:r>
+              <w:rPr>
+                <w:rFonts w:hint="eastAsia"/>
+              </w:rPr>
+              <w:t>良</w:t>
+            </w:r>
+          </w:p>
+        </w:tc>
+      </w:tr>
+      <w:tr>
+        <w:tc>
+          <w:tcPr>
+            <w:tcW w:w="2442" w:type="dxa"/>
           </w:tcPr>
           <w:p>
             <w:pPr>
@@ -5793,7 +6235,7 @@
         </w:tc>
         <w:tc>
           <w:tcPr>
-            <w:tcW w:w="4661" w:type="dxa"/>
+            <w:tcW w:w="5258" w:type="dxa"/>
           </w:tcPr>
           <w:p>
             <w:r>
@@ -5856,15 +6298,22 @@
         </w:tc>
         <w:tc>
           <w:tcPr>
-            <w:tcW w:w="1745" w:type="dxa"/>
-          </w:tcPr>
-          <w:p/>
-        </w:tc>
-      </w:tr>
-      <w:tr>
-        <w:tc>
-          <w:tcPr>
-            <w:tcW w:w="2116" w:type="dxa"/>
+            <w:tcW w:w="822" w:type="dxa"/>
+          </w:tcPr>
+          <w:p>
+            <w:r>
+              <w:rPr>
+                <w:rFonts w:hint="eastAsia"/>
+              </w:rPr>
+              <w:t>良</w:t>
+            </w:r>
+          </w:p>
+        </w:tc>
+      </w:tr>
+      <w:tr>
+        <w:tc>
+          <w:tcPr>
+            <w:tcW w:w="2442" w:type="dxa"/>
           </w:tcPr>
           <w:p>
             <w:pPr>
@@ -5894,7 +6343,7 @@
         </w:tc>
         <w:tc>
           <w:tcPr>
-            <w:tcW w:w="4661" w:type="dxa"/>
+            <w:tcW w:w="5258" w:type="dxa"/>
           </w:tcPr>
           <w:p>
             <w:proofErr w:type="spellStart"/>
@@ -5921,15 +6370,22 @@
         </w:tc>
         <w:tc>
           <w:tcPr>
-            <w:tcW w:w="1745" w:type="dxa"/>
-          </w:tcPr>
-          <w:p/>
-        </w:tc>
-      </w:tr>
-      <w:tr>
-        <w:tc>
-          <w:tcPr>
-            <w:tcW w:w="2116" w:type="dxa"/>
+            <w:tcW w:w="822" w:type="dxa"/>
+          </w:tcPr>
+          <w:p>
+            <w:r>
+              <w:rPr>
+                <w:rFonts w:hint="eastAsia"/>
+              </w:rPr>
+              <w:t>良</w:t>
+            </w:r>
+          </w:p>
+        </w:tc>
+      </w:tr>
+      <w:tr>
+        <w:tc>
+          <w:tcPr>
+            <w:tcW w:w="2442" w:type="dxa"/>
           </w:tcPr>
           <w:p>
             <w:pPr>
@@ -5959,7 +6415,7 @@
         </w:tc>
         <w:tc>
           <w:tcPr>
-            <w:tcW w:w="4661" w:type="dxa"/>
+            <w:tcW w:w="5258" w:type="dxa"/>
           </w:tcPr>
           <w:p>
             <w:r>
@@ -5996,15 +6452,22 @@
         </w:tc>
         <w:tc>
           <w:tcPr>
-            <w:tcW w:w="1745" w:type="dxa"/>
-          </w:tcPr>
-          <w:p/>
-        </w:tc>
-      </w:tr>
-      <w:tr>
-        <w:tc>
-          <w:tcPr>
-            <w:tcW w:w="2116" w:type="dxa"/>
+            <w:tcW w:w="822" w:type="dxa"/>
+          </w:tcPr>
+          <w:p>
+            <w:r>
+              <w:rPr>
+                <w:rFonts w:hint="eastAsia"/>
+              </w:rPr>
+              <w:t>良</w:t>
+            </w:r>
+          </w:p>
+        </w:tc>
+      </w:tr>
+      <w:tr>
+        <w:tc>
+          <w:tcPr>
+            <w:tcW w:w="2442" w:type="dxa"/>
           </w:tcPr>
           <w:p>
             <w:pPr>
@@ -6034,7 +6497,7 @@
         </w:tc>
         <w:tc>
           <w:tcPr>
-            <w:tcW w:w="4661" w:type="dxa"/>
+            <w:tcW w:w="5258" w:type="dxa"/>
           </w:tcPr>
           <w:p>
             <w:r>
@@ -6129,15 +6592,22 @@
         </w:tc>
         <w:tc>
           <w:tcPr>
-            <w:tcW w:w="1745" w:type="dxa"/>
-          </w:tcPr>
-          <w:p/>
-        </w:tc>
-      </w:tr>
-      <w:tr>
-        <w:tc>
-          <w:tcPr>
-            <w:tcW w:w="2116" w:type="dxa"/>
+            <w:tcW w:w="822" w:type="dxa"/>
+          </w:tcPr>
+          <w:p>
+            <w:r>
+              <w:rPr>
+                <w:rFonts w:hint="eastAsia"/>
+              </w:rPr>
+              <w:t>良</w:t>
+            </w:r>
+          </w:p>
+        </w:tc>
+      </w:tr>
+      <w:tr>
+        <w:tc>
+          <w:tcPr>
+            <w:tcW w:w="2442" w:type="dxa"/>
           </w:tcPr>
           <w:p>
             <w:pPr>
@@ -6167,7 +6637,7 @@
         </w:tc>
         <w:tc>
           <w:tcPr>
-            <w:tcW w:w="4661" w:type="dxa"/>
+            <w:tcW w:w="5258" w:type="dxa"/>
           </w:tcPr>
           <w:p>
             <w:r>
@@ -6228,15 +6698,22 @@
         </w:tc>
         <w:tc>
           <w:tcPr>
-            <w:tcW w:w="1745" w:type="dxa"/>
-          </w:tcPr>
-          <w:p/>
-        </w:tc>
-      </w:tr>
-      <w:tr>
-        <w:tc>
-          <w:tcPr>
-            <w:tcW w:w="2116" w:type="dxa"/>
+            <w:tcW w:w="822" w:type="dxa"/>
+          </w:tcPr>
+          <w:p>
+            <w:r>
+              <w:rPr>
+                <w:rFonts w:hint="eastAsia"/>
+              </w:rPr>
+              <w:t>良</w:t>
+            </w:r>
+          </w:p>
+        </w:tc>
+      </w:tr>
+      <w:tr>
+        <w:tc>
+          <w:tcPr>
+            <w:tcW w:w="2442" w:type="dxa"/>
           </w:tcPr>
           <w:p>
             <w:pPr>
@@ -6266,7 +6743,7 @@
         </w:tc>
         <w:tc>
           <w:tcPr>
-            <w:tcW w:w="4661" w:type="dxa"/>
+            <w:tcW w:w="5258" w:type="dxa"/>
           </w:tcPr>
           <w:p>
             <w:r>
@@ -6387,15 +6864,22 @@
         </w:tc>
         <w:tc>
           <w:tcPr>
-            <w:tcW w:w="1745" w:type="dxa"/>
-          </w:tcPr>
-          <w:p/>
-        </w:tc>
-      </w:tr>
-      <w:tr>
-        <w:tc>
-          <w:tcPr>
-            <w:tcW w:w="2116" w:type="dxa"/>
+            <w:tcW w:w="822" w:type="dxa"/>
+          </w:tcPr>
+          <w:p>
+            <w:r>
+              <w:rPr>
+                <w:rFonts w:hint="eastAsia"/>
+              </w:rPr>
+              <w:t>良</w:t>
+            </w:r>
+          </w:p>
+        </w:tc>
+      </w:tr>
+      <w:tr>
+        <w:tc>
+          <w:tcPr>
+            <w:tcW w:w="2442" w:type="dxa"/>
           </w:tcPr>
           <w:p>
             <w:pPr>
@@ -6425,7 +6909,7 @@
         </w:tc>
         <w:tc>
           <w:tcPr>
-            <w:tcW w:w="4661" w:type="dxa"/>
+            <w:tcW w:w="5258" w:type="dxa"/>
           </w:tcPr>
           <w:p>
             <w:proofErr w:type="spellStart"/>
@@ -6469,15 +6953,23 @@
         </w:tc>
         <w:tc>
           <w:tcPr>
-            <w:tcW w:w="1745" w:type="dxa"/>
-          </w:tcPr>
-          <w:p/>
-        </w:tc>
-      </w:tr>
-      <w:tr>
-        <w:tc>
-          <w:tcPr>
-            <w:tcW w:w="2116" w:type="dxa"/>
+            <w:tcW w:w="822" w:type="dxa"/>
+          </w:tcPr>
+          <w:p>
+            <w:r>
+              <w:rPr>
+                <w:rFonts w:hint="eastAsia"/>
+              </w:rPr>
+              <w:lastRenderedPageBreak/>
+              <w:t>良</w:t>
+            </w:r>
+          </w:p>
+        </w:tc>
+      </w:tr>
+      <w:tr>
+        <w:tc>
+          <w:tcPr>
+            <w:tcW w:w="2442" w:type="dxa"/>
           </w:tcPr>
           <w:p>
             <w:pPr>
@@ -6507,7 +6999,7 @@
         </w:tc>
         <w:tc>
           <w:tcPr>
-            <w:tcW w:w="4661" w:type="dxa"/>
+            <w:tcW w:w="5258" w:type="dxa"/>
           </w:tcPr>
           <w:p>
             <w:proofErr w:type="spellStart"/>
@@ -6554,15 +7046,22 @@
         </w:tc>
         <w:tc>
           <w:tcPr>
-            <w:tcW w:w="1745" w:type="dxa"/>
-          </w:tcPr>
-          <w:p/>
-        </w:tc>
-      </w:tr>
-      <w:tr>
-        <w:tc>
-          <w:tcPr>
-            <w:tcW w:w="2116" w:type="dxa"/>
+            <w:tcW w:w="822" w:type="dxa"/>
+          </w:tcPr>
+          <w:p>
+            <w:r>
+              <w:rPr>
+                <w:rFonts w:hint="eastAsia"/>
+              </w:rPr>
+              <w:t>良</w:t>
+            </w:r>
+          </w:p>
+        </w:tc>
+      </w:tr>
+      <w:tr>
+        <w:tc>
+          <w:tcPr>
+            <w:tcW w:w="2442" w:type="dxa"/>
           </w:tcPr>
           <w:p>
             <w:pPr>
@@ -6592,7 +7091,7 @@
         </w:tc>
         <w:tc>
           <w:tcPr>
-            <w:tcW w:w="4661" w:type="dxa"/>
+            <w:tcW w:w="5258" w:type="dxa"/>
           </w:tcPr>
           <w:p>
             <w:r>
@@ -6629,15 +7128,22 @@
         </w:tc>
         <w:tc>
           <w:tcPr>
-            <w:tcW w:w="1745" w:type="dxa"/>
-          </w:tcPr>
-          <w:p/>
-        </w:tc>
-      </w:tr>
-      <w:tr>
-        <w:tc>
-          <w:tcPr>
-            <w:tcW w:w="2116" w:type="dxa"/>
+            <w:tcW w:w="822" w:type="dxa"/>
+          </w:tcPr>
+          <w:p>
+            <w:r>
+              <w:rPr>
+                <w:rFonts w:hint="eastAsia"/>
+              </w:rPr>
+              <w:t>良</w:t>
+            </w:r>
+          </w:p>
+        </w:tc>
+      </w:tr>
+      <w:tr>
+        <w:tc>
+          <w:tcPr>
+            <w:tcW w:w="2442" w:type="dxa"/>
           </w:tcPr>
           <w:p>
             <w:pPr>
@@ -6667,7 +7173,7 @@
         </w:tc>
         <w:tc>
           <w:tcPr>
-            <w:tcW w:w="4661" w:type="dxa"/>
+            <w:tcW w:w="5258" w:type="dxa"/>
           </w:tcPr>
           <w:p>
             <w:r>
@@ -6680,15 +7186,22 @@
         </w:tc>
         <w:tc>
           <w:tcPr>
-            <w:tcW w:w="1745" w:type="dxa"/>
-          </w:tcPr>
-          <w:p/>
-        </w:tc>
-      </w:tr>
-      <w:tr>
-        <w:tc>
-          <w:tcPr>
-            <w:tcW w:w="2116" w:type="dxa"/>
+            <w:tcW w:w="822" w:type="dxa"/>
+          </w:tcPr>
+          <w:p>
+            <w:r>
+              <w:rPr>
+                <w:rFonts w:hint="eastAsia"/>
+              </w:rPr>
+              <w:t>良</w:t>
+            </w:r>
+          </w:p>
+        </w:tc>
+      </w:tr>
+      <w:tr>
+        <w:tc>
+          <w:tcPr>
+            <w:tcW w:w="2442" w:type="dxa"/>
           </w:tcPr>
           <w:p>
             <w:pPr>
@@ -6718,7 +7231,7 @@
         </w:tc>
         <w:tc>
           <w:tcPr>
-            <w:tcW w:w="4661" w:type="dxa"/>
+            <w:tcW w:w="5258" w:type="dxa"/>
           </w:tcPr>
           <w:p>
             <w:proofErr w:type="spellStart"/>
@@ -6773,15 +7286,22 @@
         </w:tc>
         <w:tc>
           <w:tcPr>
-            <w:tcW w:w="1745" w:type="dxa"/>
-          </w:tcPr>
-          <w:p/>
-        </w:tc>
-      </w:tr>
-      <w:tr>
-        <w:tc>
-          <w:tcPr>
-            <w:tcW w:w="2116" w:type="dxa"/>
+            <w:tcW w:w="822" w:type="dxa"/>
+          </w:tcPr>
+          <w:p>
+            <w:r>
+              <w:rPr>
+                <w:rFonts w:hint="eastAsia"/>
+              </w:rPr>
+              <w:t>良</w:t>
+            </w:r>
+          </w:p>
+        </w:tc>
+      </w:tr>
+      <w:tr>
+        <w:tc>
+          <w:tcPr>
+            <w:tcW w:w="2442" w:type="dxa"/>
           </w:tcPr>
           <w:p>
             <w:pPr>
@@ -6809,7 +7329,7 @@
         </w:tc>
         <w:tc>
           <w:tcPr>
-            <w:tcW w:w="4661" w:type="dxa"/>
+            <w:tcW w:w="5258" w:type="dxa"/>
           </w:tcPr>
           <w:p>
             <w:r>
@@ -6860,15 +7380,22 @@
         </w:tc>
         <w:tc>
           <w:tcPr>
-            <w:tcW w:w="1745" w:type="dxa"/>
-          </w:tcPr>
-          <w:p/>
-        </w:tc>
-      </w:tr>
-      <w:tr>
-        <w:tc>
-          <w:tcPr>
-            <w:tcW w:w="2116" w:type="dxa"/>
+            <w:tcW w:w="822" w:type="dxa"/>
+          </w:tcPr>
+          <w:p>
+            <w:r>
+              <w:rPr>
+                <w:rFonts w:hint="eastAsia"/>
+              </w:rPr>
+              <w:t>良</w:t>
+            </w:r>
+          </w:p>
+        </w:tc>
+      </w:tr>
+      <w:tr>
+        <w:tc>
+          <w:tcPr>
+            <w:tcW w:w="2442" w:type="dxa"/>
           </w:tcPr>
           <w:p>
             <w:pPr>
@@ -6896,7 +7423,7 @@
         </w:tc>
         <w:tc>
           <w:tcPr>
-            <w:tcW w:w="4661" w:type="dxa"/>
+            <w:tcW w:w="5258" w:type="dxa"/>
           </w:tcPr>
           <w:p>
             <w:r>
@@ -6973,15 +7500,22 @@
         </w:tc>
         <w:tc>
           <w:tcPr>
-            <w:tcW w:w="1745" w:type="dxa"/>
-          </w:tcPr>
-          <w:p/>
-        </w:tc>
-      </w:tr>
-      <w:tr>
-        <w:tc>
-          <w:tcPr>
-            <w:tcW w:w="2116" w:type="dxa"/>
+            <w:tcW w:w="822" w:type="dxa"/>
+          </w:tcPr>
+          <w:p>
+            <w:r>
+              <w:rPr>
+                <w:rFonts w:hint="eastAsia"/>
+              </w:rPr>
+              <w:t>良</w:t>
+            </w:r>
+          </w:p>
+        </w:tc>
+      </w:tr>
+      <w:tr>
+        <w:tc>
+          <w:tcPr>
+            <w:tcW w:w="2442" w:type="dxa"/>
           </w:tcPr>
           <w:p>
             <w:pPr>
@@ -7009,7 +7543,7 @@
         </w:tc>
         <w:tc>
           <w:tcPr>
-            <w:tcW w:w="4661" w:type="dxa"/>
+            <w:tcW w:w="5258" w:type="dxa"/>
           </w:tcPr>
           <w:p>
             <w:r>
@@ -7048,15 +7582,22 @@
         </w:tc>
         <w:tc>
           <w:tcPr>
-            <w:tcW w:w="1745" w:type="dxa"/>
-          </w:tcPr>
-          <w:p/>
-        </w:tc>
-      </w:tr>
-      <w:tr>
-        <w:tc>
-          <w:tcPr>
-            <w:tcW w:w="2116" w:type="dxa"/>
+            <w:tcW w:w="822" w:type="dxa"/>
+          </w:tcPr>
+          <w:p>
+            <w:r>
+              <w:rPr>
+                <w:rFonts w:hint="eastAsia"/>
+              </w:rPr>
+              <w:t>良</w:t>
+            </w:r>
+          </w:p>
+        </w:tc>
+      </w:tr>
+      <w:tr>
+        <w:tc>
+          <w:tcPr>
+            <w:tcW w:w="2442" w:type="dxa"/>
           </w:tcPr>
           <w:p>
             <w:pPr>
@@ -7084,7 +7625,7 @@
         </w:tc>
         <w:tc>
           <w:tcPr>
-            <w:tcW w:w="4661" w:type="dxa"/>
+            <w:tcW w:w="5258" w:type="dxa"/>
           </w:tcPr>
           <w:p>
             <w:r>
@@ -7145,15 +7686,22 @@
         </w:tc>
         <w:tc>
           <w:tcPr>
-            <w:tcW w:w="1745" w:type="dxa"/>
-          </w:tcPr>
-          <w:p/>
-        </w:tc>
-      </w:tr>
-      <w:tr>
-        <w:tc>
-          <w:tcPr>
-            <w:tcW w:w="2116" w:type="dxa"/>
+            <w:tcW w:w="822" w:type="dxa"/>
+          </w:tcPr>
+          <w:p>
+            <w:r>
+              <w:rPr>
+                <w:rFonts w:hint="eastAsia"/>
+              </w:rPr>
+              <w:t>中</w:t>
+            </w:r>
+          </w:p>
+        </w:tc>
+      </w:tr>
+      <w:tr>
+        <w:tc>
+          <w:tcPr>
+            <w:tcW w:w="2442" w:type="dxa"/>
           </w:tcPr>
           <w:p>
             <w:pPr>
@@ -7181,7 +7729,7 @@
         </w:tc>
         <w:tc>
           <w:tcPr>
-            <w:tcW w:w="4661" w:type="dxa"/>
+            <w:tcW w:w="5258" w:type="dxa"/>
           </w:tcPr>
           <w:p>
             <w:r>
@@ -7206,15 +7754,22 @@
         </w:tc>
         <w:tc>
           <w:tcPr>
-            <w:tcW w:w="1745" w:type="dxa"/>
-          </w:tcPr>
-          <w:p/>
-        </w:tc>
-      </w:tr>
-      <w:tr>
-        <w:tc>
-          <w:tcPr>
-            <w:tcW w:w="2116" w:type="dxa"/>
+            <w:tcW w:w="822" w:type="dxa"/>
+          </w:tcPr>
+          <w:p>
+            <w:r>
+              <w:rPr>
+                <w:rFonts w:hint="eastAsia"/>
+              </w:rPr>
+              <w:t>良</w:t>
+            </w:r>
+          </w:p>
+        </w:tc>
+      </w:tr>
+      <w:tr>
+        <w:tc>
+          <w:tcPr>
+            <w:tcW w:w="2442" w:type="dxa"/>
           </w:tcPr>
           <w:p>
             <w:pPr>
@@ -7242,7 +7797,7 @@
         </w:tc>
         <w:tc>
           <w:tcPr>
-            <w:tcW w:w="4661" w:type="dxa"/>
+            <w:tcW w:w="5258" w:type="dxa"/>
           </w:tcPr>
           <w:p>
             <w:proofErr w:type="spellStart"/>
@@ -7263,15 +7818,22 @@
         </w:tc>
         <w:tc>
           <w:tcPr>
-            <w:tcW w:w="1745" w:type="dxa"/>
-          </w:tcPr>
-          <w:p/>
-        </w:tc>
-      </w:tr>
-      <w:tr>
-        <w:tc>
-          <w:tcPr>
-            <w:tcW w:w="2116" w:type="dxa"/>
+            <w:tcW w:w="822" w:type="dxa"/>
+          </w:tcPr>
+          <w:p>
+            <w:r>
+              <w:rPr>
+                <w:rFonts w:hint="eastAsia"/>
+              </w:rPr>
+              <w:t>中</w:t>
+            </w:r>
+          </w:p>
+        </w:tc>
+      </w:tr>
+      <w:tr>
+        <w:tc>
+          <w:tcPr>
+            <w:tcW w:w="2442" w:type="dxa"/>
           </w:tcPr>
           <w:p>
             <w:pPr>
@@ -7299,7 +7861,7 @@
         </w:tc>
         <w:tc>
           <w:tcPr>
-            <w:tcW w:w="4661" w:type="dxa"/>
+            <w:tcW w:w="5258" w:type="dxa"/>
           </w:tcPr>
           <w:p>
             <w:r>
@@ -7370,15 +7932,22 @@
         </w:tc>
         <w:tc>
           <w:tcPr>
-            <w:tcW w:w="1745" w:type="dxa"/>
-          </w:tcPr>
-          <w:p/>
-        </w:tc>
-      </w:tr>
-      <w:tr>
-        <w:tc>
-          <w:tcPr>
-            <w:tcW w:w="2116" w:type="dxa"/>
+            <w:tcW w:w="822" w:type="dxa"/>
+          </w:tcPr>
+          <w:p>
+            <w:r>
+              <w:rPr>
+                <w:rFonts w:hint="eastAsia"/>
+              </w:rPr>
+              <w:t>良</w:t>
+            </w:r>
+          </w:p>
+        </w:tc>
+      </w:tr>
+      <w:tr>
+        <w:tc>
+          <w:tcPr>
+            <w:tcW w:w="2442" w:type="dxa"/>
           </w:tcPr>
           <w:p>
             <w:pPr>
@@ -7406,7 +7975,7 @@
         </w:tc>
         <w:tc>
           <w:tcPr>
-            <w:tcW w:w="4661" w:type="dxa"/>
+            <w:tcW w:w="5258" w:type="dxa"/>
           </w:tcPr>
           <w:p>
             <w:r>
@@ -7457,15 +8026,22 @@
         </w:tc>
         <w:tc>
           <w:tcPr>
-            <w:tcW w:w="1745" w:type="dxa"/>
-          </w:tcPr>
-          <w:p/>
-        </w:tc>
-      </w:tr>
-      <w:tr>
-        <w:tc>
-          <w:tcPr>
-            <w:tcW w:w="2116" w:type="dxa"/>
+            <w:tcW w:w="822" w:type="dxa"/>
+          </w:tcPr>
+          <w:p>
+            <w:r>
+              <w:rPr>
+                <w:rFonts w:hint="eastAsia"/>
+              </w:rPr>
+              <w:t>良</w:t>
+            </w:r>
+          </w:p>
+        </w:tc>
+      </w:tr>
+      <w:tr>
+        <w:tc>
+          <w:tcPr>
+            <w:tcW w:w="2442" w:type="dxa"/>
           </w:tcPr>
           <w:p>
             <w:pPr>
@@ -7493,7 +8069,7 @@
         </w:tc>
         <w:tc>
           <w:tcPr>
-            <w:tcW w:w="4661" w:type="dxa"/>
+            <w:tcW w:w="5258" w:type="dxa"/>
           </w:tcPr>
           <w:p>
             <w:r>
@@ -7554,15 +8130,22 @@
         </w:tc>
         <w:tc>
           <w:tcPr>
-            <w:tcW w:w="1745" w:type="dxa"/>
-          </w:tcPr>
-          <w:p/>
-        </w:tc>
-      </w:tr>
-      <w:tr>
-        <w:tc>
-          <w:tcPr>
-            <w:tcW w:w="2116" w:type="dxa"/>
+            <w:tcW w:w="822" w:type="dxa"/>
+          </w:tcPr>
+          <w:p>
+            <w:r>
+              <w:rPr>
+                <w:rFonts w:hint="eastAsia"/>
+              </w:rPr>
+              <w:t>良</w:t>
+            </w:r>
+          </w:p>
+        </w:tc>
+      </w:tr>
+      <w:tr>
+        <w:tc>
+          <w:tcPr>
+            <w:tcW w:w="2442" w:type="dxa"/>
           </w:tcPr>
           <w:p>
             <w:pPr>
@@ -7592,7 +8175,7 @@
         </w:tc>
         <w:tc>
           <w:tcPr>
-            <w:tcW w:w="4661" w:type="dxa"/>
+            <w:tcW w:w="5258" w:type="dxa"/>
           </w:tcPr>
           <w:p>
             <w:r>
@@ -7637,15 +8220,22 @@
         </w:tc>
         <w:tc>
           <w:tcPr>
-            <w:tcW w:w="1745" w:type="dxa"/>
-          </w:tcPr>
-          <w:p/>
-        </w:tc>
-      </w:tr>
-      <w:tr>
-        <w:tc>
-          <w:tcPr>
-            <w:tcW w:w="2116" w:type="dxa"/>
+            <w:tcW w:w="822" w:type="dxa"/>
+          </w:tcPr>
+          <w:p>
+            <w:r>
+              <w:rPr>
+                <w:rFonts w:hint="eastAsia"/>
+              </w:rPr>
+              <w:t>良</w:t>
+            </w:r>
+          </w:p>
+        </w:tc>
+      </w:tr>
+      <w:tr>
+        <w:tc>
+          <w:tcPr>
+            <w:tcW w:w="2442" w:type="dxa"/>
           </w:tcPr>
           <w:p>
             <w:pPr>
@@ -7675,7 +8265,7 @@
         </w:tc>
         <w:tc>
           <w:tcPr>
-            <w:tcW w:w="4661" w:type="dxa"/>
+            <w:tcW w:w="5258" w:type="dxa"/>
           </w:tcPr>
           <w:p>
             <w:r>
@@ -7732,15 +8322,22 @@
         </w:tc>
         <w:tc>
           <w:tcPr>
-            <w:tcW w:w="1745" w:type="dxa"/>
-          </w:tcPr>
-          <w:p/>
-        </w:tc>
-      </w:tr>
-      <w:tr>
-        <w:tc>
-          <w:tcPr>
-            <w:tcW w:w="2116" w:type="dxa"/>
+            <w:tcW w:w="822" w:type="dxa"/>
+          </w:tcPr>
+          <w:p>
+            <w:r>
+              <w:rPr>
+                <w:rFonts w:hint="eastAsia"/>
+              </w:rPr>
+              <w:t>良</w:t>
+            </w:r>
+          </w:p>
+        </w:tc>
+      </w:tr>
+      <w:tr>
+        <w:tc>
+          <w:tcPr>
+            <w:tcW w:w="2442" w:type="dxa"/>
           </w:tcPr>
           <w:p>
             <w:pPr>
@@ -7768,7 +8365,7 @@
         </w:tc>
         <w:tc>
           <w:tcPr>
-            <w:tcW w:w="4661" w:type="dxa"/>
+            <w:tcW w:w="5258" w:type="dxa"/>
           </w:tcPr>
           <w:p>
             <w:r>
@@ -7807,15 +8404,22 @@
         </w:tc>
         <w:tc>
           <w:tcPr>
-            <w:tcW w:w="1745" w:type="dxa"/>
-          </w:tcPr>
-          <w:p/>
-        </w:tc>
-      </w:tr>
-      <w:tr>
-        <w:tc>
-          <w:tcPr>
-            <w:tcW w:w="2116" w:type="dxa"/>
+            <w:tcW w:w="822" w:type="dxa"/>
+          </w:tcPr>
+          <w:p>
+            <w:r>
+              <w:rPr>
+                <w:rFonts w:hint="eastAsia"/>
+              </w:rPr>
+              <w:t>良</w:t>
+            </w:r>
+          </w:p>
+        </w:tc>
+      </w:tr>
+      <w:tr>
+        <w:tc>
+          <w:tcPr>
+            <w:tcW w:w="2442" w:type="dxa"/>
           </w:tcPr>
           <w:p>
             <w:hyperlink r:id="rId88" w:history="1">
@@ -7835,7 +8439,7 @@
         </w:tc>
         <w:tc>
           <w:tcPr>
-            <w:tcW w:w="4661" w:type="dxa"/>
+            <w:tcW w:w="5258" w:type="dxa"/>
           </w:tcPr>
           <w:p>
             <w:r>
@@ -7894,15 +8498,22 @@
         </w:tc>
         <w:tc>
           <w:tcPr>
-            <w:tcW w:w="1745" w:type="dxa"/>
-          </w:tcPr>
-          <w:p/>
-        </w:tc>
-      </w:tr>
-      <w:tr>
-        <w:tc>
-          <w:tcPr>
-            <w:tcW w:w="2116" w:type="dxa"/>
+            <w:tcW w:w="822" w:type="dxa"/>
+          </w:tcPr>
+          <w:p>
+            <w:r>
+              <w:rPr>
+                <w:rFonts w:hint="eastAsia"/>
+              </w:rPr>
+              <w:t>良</w:t>
+            </w:r>
+          </w:p>
+        </w:tc>
+      </w:tr>
+      <w:tr>
+        <w:tc>
+          <w:tcPr>
+            <w:tcW w:w="2442" w:type="dxa"/>
           </w:tcPr>
           <w:p>
             <w:pPr>
@@ -7917,13 +8528,13 @@
         </w:tc>
         <w:tc>
           <w:tcPr>
-            <w:tcW w:w="4661" w:type="dxa"/>
+            <w:tcW w:w="5258" w:type="dxa"/>
           </w:tcPr>
           <w:p/>
         </w:tc>
         <w:tc>
           <w:tcPr>
-            <w:tcW w:w="1745" w:type="dxa"/>
+            <w:tcW w:w="822" w:type="dxa"/>
           </w:tcPr>
           <w:p/>
         </w:tc>
@@ -8450,7 +9061,7 @@
           <w:p>
             <w:pPr>
               <w:rPr>
-                <w:color w:val="A6A6A6" w:themeColor="background1" w:themeShade="A6"/>
+                <w:color w:val="53C862" w:themeColor="background1" w:themeShade="A6"/>
               </w:rPr>
             </w:pPr>
           </w:p>
@@ -8462,55 +9073,55 @@
           <w:p>
             <w:pPr>
               <w:rPr>
-                <w:color w:val="A6A6A6" w:themeColor="background1" w:themeShade="A6"/>
-              </w:rPr>
-            </w:pPr>
-            <w:r>
-              <w:rPr>
-                <w:rFonts w:hint="eastAsia"/>
-                <w:color w:val="A6A6A6" w:themeColor="background1" w:themeShade="A6"/>
+                <w:color w:val="53C862" w:themeColor="background1" w:themeShade="A6"/>
+              </w:rPr>
+            </w:pPr>
+            <w:r>
+              <w:rPr>
+                <w:rFonts w:hint="eastAsia"/>
+                <w:color w:val="53C862" w:themeColor="background1" w:themeShade="A6"/>
               </w:rPr>
               <w:t>资料文件中描述的</w:t>
             </w:r>
             <w:r>
               <w:rPr>
                 <w:rFonts w:hint="eastAsia"/>
-                <w:color w:val="A6A6A6" w:themeColor="background1" w:themeShade="A6"/>
+                <w:color w:val="53C862" w:themeColor="background1" w:themeShade="A6"/>
               </w:rPr>
               <w:t>Java</w:t>
             </w:r>
             <w:r>
               <w:rPr>
                 <w:rFonts w:hint="eastAsia"/>
-                <w:color w:val="A6A6A6" w:themeColor="background1" w:themeShade="A6"/>
+                <w:color w:val="53C862" w:themeColor="background1" w:themeShade="A6"/>
               </w:rPr>
               <w:t>驱动名不正确（</w:t>
             </w:r>
             <w:r>
               <w:rPr>
                 <w:rFonts w:hint="eastAsia"/>
-                <w:color w:val="A6A6A6" w:themeColor="background1" w:themeShade="A6"/>
+                <w:color w:val="53C862" w:themeColor="background1" w:themeShade="A6"/>
               </w:rPr>
               <w:t>sdbdriver.jar</w:t>
             </w:r>
             <w:r>
               <w:rPr>
                 <w:rFonts w:hint="eastAsia"/>
-                <w:color w:val="A6A6A6" w:themeColor="background1" w:themeShade="A6"/>
+                <w:color w:val="53C862" w:themeColor="background1" w:themeShade="A6"/>
               </w:rPr>
               <w:t>，应该为</w:t>
             </w:r>
             <w:r>
               <w:rPr>
                 <w:rFonts w:hint="eastAsia"/>
-                <w:color w:val="A6A6A6" w:themeColor="background1" w:themeShade="A6"/>
+                <w:color w:val="53C862" w:themeColor="background1" w:themeShade="A6"/>
               </w:rPr>
               <w:t xml:space="preserve"> sequoiadb.jar</w:t>
             </w:r>
             <w:r>
               <w:rPr>
                 <w:rFonts w:hint="eastAsia"/>
-                <w:color w:val="A6A6A6" w:themeColor="background1" w:themeShade="A6"/>
+                <w:color w:val="53C862" w:themeColor="background1" w:themeShade="A6"/>
               </w:rPr>
               <w:t>）</w:t>
             </w:r>
@@ -8523,13 +9134,13 @@
           <w:p>
             <w:pPr>
               <w:rPr>
-                <w:color w:val="A6A6A6" w:themeColor="background1" w:themeShade="A6"/>
-              </w:rPr>
-            </w:pPr>
-            <w:r>
-              <w:rPr>
-                <w:rFonts w:hint="eastAsia"/>
-                <w:color w:val="A6A6A6" w:themeColor="background1" w:themeShade="A6"/>
+                <w:color w:val="53C862" w:themeColor="background1" w:themeShade="A6"/>
+              </w:rPr>
+            </w:pPr>
+            <w:r>
+              <w:rPr>
+                <w:rFonts w:hint="eastAsia"/>
+                <w:color w:val="53C862" w:themeColor="background1" w:themeShade="A6"/>
               </w:rPr>
               <w:t>已解决</w:t>
             </w:r>
@@ -8544,7 +9155,7 @@
           <w:p>
             <w:pPr>
               <w:rPr>
-                <w:color w:val="A6A6A6" w:themeColor="background1" w:themeShade="A6"/>
+                <w:color w:val="53C862" w:themeColor="background1" w:themeShade="A6"/>
               </w:rPr>
             </w:pPr>
           </w:p>
@@ -8556,27 +9167,27 @@
           <w:p>
             <w:pPr>
               <w:rPr>
-                <w:color w:val="A6A6A6" w:themeColor="background1" w:themeShade="A6"/>
-              </w:rPr>
-            </w:pPr>
-            <w:r>
-              <w:rPr>
-                <w:rFonts w:hint="eastAsia"/>
-                <w:color w:val="A6A6A6" w:themeColor="background1" w:themeShade="A6"/>
+                <w:color w:val="53C862" w:themeColor="background1" w:themeShade="A6"/>
+              </w:rPr>
+            </w:pPr>
+            <w:r>
+              <w:rPr>
+                <w:rFonts w:hint="eastAsia"/>
+                <w:color w:val="53C862" w:themeColor="background1" w:themeShade="A6"/>
               </w:rPr>
               <w:t>带</w:t>
             </w:r>
             <w:r>
               <w:rPr>
                 <w:rFonts w:hint="eastAsia"/>
-                <w:color w:val="A6A6A6" w:themeColor="background1" w:themeShade="A6"/>
+                <w:color w:val="53C862" w:themeColor="background1" w:themeShade="A6"/>
               </w:rPr>
               <w:t>limit</w:t>
             </w:r>
             <w:r>
               <w:rPr>
                 <w:rFonts w:hint="eastAsia"/>
-                <w:color w:val="A6A6A6" w:themeColor="background1" w:themeShade="A6"/>
+                <w:color w:val="53C862" w:themeColor="background1" w:themeShade="A6"/>
               </w:rPr>
               <w:t>排序时，当进行多轮外排时，会发生错误</w:t>
             </w:r>
@@ -8589,13 +9200,13 @@
           <w:p>
             <w:pPr>
               <w:rPr>
-                <w:color w:val="A6A6A6" w:themeColor="background1" w:themeShade="A6"/>
-              </w:rPr>
-            </w:pPr>
-            <w:r>
-              <w:rPr>
-                <w:rFonts w:hint="eastAsia"/>
-                <w:color w:val="A6A6A6" w:themeColor="background1" w:themeShade="A6"/>
+                <w:color w:val="53C862" w:themeColor="background1" w:themeShade="A6"/>
+              </w:rPr>
+            </w:pPr>
+            <w:r>
+              <w:rPr>
+                <w:rFonts w:hint="eastAsia"/>
+                <w:color w:val="53C862" w:themeColor="background1" w:themeShade="A6"/>
               </w:rPr>
               <w:t>已解决</w:t>
             </w:r>
@@ -8610,7 +9221,7 @@
           <w:p>
             <w:pPr>
               <w:rPr>
-                <w:color w:val="A6A6A6" w:themeColor="background1" w:themeShade="A6"/>
+                <w:color w:val="53C862" w:themeColor="background1" w:themeShade="A6"/>
               </w:rPr>
             </w:pPr>
           </w:p>
@@ -8622,27 +9233,27 @@
           <w:p>
             <w:pPr>
               <w:rPr>
-                <w:color w:val="A6A6A6" w:themeColor="background1" w:themeShade="A6"/>
-              </w:rPr>
-            </w:pPr>
-            <w:r>
-              <w:rPr>
-                <w:rFonts w:hint="eastAsia"/>
-                <w:color w:val="A6A6A6" w:themeColor="background1" w:themeShade="A6"/>
+                <w:color w:val="53C862" w:themeColor="background1" w:themeShade="A6"/>
+              </w:rPr>
+            </w:pPr>
+            <w:r>
+              <w:rPr>
+                <w:rFonts w:hint="eastAsia"/>
+                <w:color w:val="53C862" w:themeColor="background1" w:themeShade="A6"/>
               </w:rPr>
               <w:t>当节点出现心跳闪断导致双主时，当两个节点都进行了写操作，并且</w:t>
             </w:r>
             <w:r>
               <w:rPr>
                 <w:rFonts w:hint="eastAsia"/>
-                <w:color w:val="A6A6A6" w:themeColor="background1" w:themeShade="A6"/>
+                <w:color w:val="53C862" w:themeColor="background1" w:themeShade="A6"/>
               </w:rPr>
               <w:t>rollback</w:t>
             </w:r>
             <w:r>
               <w:rPr>
                 <w:rFonts w:hint="eastAsia"/>
-                <w:color w:val="A6A6A6" w:themeColor="background1" w:themeShade="A6"/>
+                <w:color w:val="53C862" w:themeColor="background1" w:themeShade="A6"/>
               </w:rPr>
               <w:t>失败相互会出现全量同步，而某一节点由于会升主，导致其全量同步受阻，会话不会退出，而无法再做业务处理</w:t>
             </w:r>
@@ -8655,13 +9266,13 @@
           <w:p>
             <w:pPr>
               <w:rPr>
-                <w:color w:val="A6A6A6" w:themeColor="background1" w:themeShade="A6"/>
-              </w:rPr>
-            </w:pPr>
-            <w:r>
-              <w:rPr>
-                <w:rFonts w:hint="eastAsia"/>
-                <w:color w:val="A6A6A6" w:themeColor="background1" w:themeShade="A6"/>
+                <w:color w:val="53C862" w:themeColor="background1" w:themeShade="A6"/>
+              </w:rPr>
+            </w:pPr>
+            <w:r>
+              <w:rPr>
+                <w:rFonts w:hint="eastAsia"/>
+                <w:color w:val="53C862" w:themeColor="background1" w:themeShade="A6"/>
               </w:rPr>
               <w:t>已解决</w:t>
             </w:r>
@@ -8676,7 +9287,7 @@
           <w:p>
             <w:pPr>
               <w:rPr>
-                <w:color w:val="A6A6A6" w:themeColor="background1" w:themeShade="A6"/>
+                <w:color w:val="53C862" w:themeColor="background1" w:themeShade="A6"/>
               </w:rPr>
             </w:pPr>
           </w:p>
@@ -8688,13 +9299,13 @@
           <w:p>
             <w:pPr>
               <w:rPr>
-                <w:color w:val="A6A6A6" w:themeColor="background1" w:themeShade="A6"/>
-              </w:rPr>
-            </w:pPr>
-            <w:r>
-              <w:rPr>
-                <w:rFonts w:hint="eastAsia"/>
-                <w:color w:val="A6A6A6" w:themeColor="background1" w:themeShade="A6"/>
+                <w:color w:val="53C862" w:themeColor="background1" w:themeShade="A6"/>
+              </w:rPr>
+            </w:pPr>
+            <w:r>
+              <w:rPr>
+                <w:rFonts w:hint="eastAsia"/>
+                <w:color w:val="53C862" w:themeColor="background1" w:themeShade="A6"/>
               </w:rPr>
               <w:t>整个复制组故障，该组不能自动恢复；整个系统故障，那么整个系统不能自动恢复。</w:t>
             </w:r>
@@ -8707,13 +9318,13 @@
           <w:p>
             <w:pPr>
               <w:rPr>
-                <w:color w:val="A6A6A6" w:themeColor="background1" w:themeShade="A6"/>
-              </w:rPr>
-            </w:pPr>
-            <w:r>
-              <w:rPr>
-                <w:rFonts w:hint="eastAsia"/>
-                <w:color w:val="A6A6A6" w:themeColor="background1" w:themeShade="A6"/>
+                <w:color w:val="53C862" w:themeColor="background1" w:themeShade="A6"/>
+              </w:rPr>
+            </w:pPr>
+            <w:r>
+              <w:rPr>
+                <w:rFonts w:hint="eastAsia"/>
+                <w:color w:val="53C862" w:themeColor="background1" w:themeShade="A6"/>
               </w:rPr>
               <w:t>已解决</w:t>
             </w:r>
@@ -8728,12 +9339,12 @@
           <w:p>
             <w:pPr>
               <w:rPr>
-                <w:color w:val="A6A6A6" w:themeColor="background1" w:themeShade="A6"/>
-              </w:rPr>
-            </w:pPr>
-            <w:r>
-              <w:rPr>
-                <w:color w:val="A6A6A6" w:themeColor="background1" w:themeShade="A6"/>
+                <w:color w:val="53C862" w:themeColor="background1" w:themeShade="A6"/>
+              </w:rPr>
+            </w:pPr>
+            <w:r>
+              <w:rPr>
+                <w:color w:val="53C862" w:themeColor="background1" w:themeShade="A6"/>
               </w:rPr>
               <w:t>SEQUOIADBMAINSTREAM-112</w:t>
             </w:r>
@@ -8746,14 +9357,14 @@
           <w:p>
             <w:pPr>
               <w:rPr>
-                <w:color w:val="A6A6A6" w:themeColor="background1" w:themeShade="A6"/>
+                <w:color w:val="53C862" w:themeColor="background1" w:themeShade="A6"/>
               </w:rPr>
             </w:pPr>
             <w:proofErr w:type="spellStart"/>
             <w:r>
               <w:rPr>
                 <w:rFonts w:hint="eastAsia"/>
-                <w:color w:val="A6A6A6" w:themeColor="background1" w:themeShade="A6"/>
+                <w:color w:val="53C862" w:themeColor="background1" w:themeShade="A6"/>
               </w:rPr>
               <w:t>sdbsupport</w:t>
             </w:r>
@@ -8761,7 +9372,7 @@
             <w:r>
               <w:rPr>
                 <w:rFonts w:hint="eastAsia"/>
-                <w:color w:val="A6A6A6" w:themeColor="background1" w:themeShade="A6"/>
+                <w:color w:val="53C862" w:themeColor="background1" w:themeShade="A6"/>
               </w:rPr>
               <w:t>工具的配置文件路径写死导致在安装目录不是默认目录时，工具不可用，建议路径使用相对路径来规避安装目录不同导致不可用的问题。</w:t>
             </w:r>
@@ -8774,13 +9385,13 @@
           <w:p>
             <w:pPr>
               <w:rPr>
-                <w:color w:val="A6A6A6" w:themeColor="background1" w:themeShade="A6"/>
-              </w:rPr>
-            </w:pPr>
-            <w:r>
-              <w:rPr>
-                <w:rFonts w:hint="eastAsia"/>
-                <w:color w:val="A6A6A6" w:themeColor="background1" w:themeShade="A6"/>
+                <w:color w:val="53C862" w:themeColor="background1" w:themeShade="A6"/>
+              </w:rPr>
+            </w:pPr>
+            <w:r>
+              <w:rPr>
+                <w:rFonts w:hint="eastAsia"/>
+                <w:color w:val="53C862" w:themeColor="background1" w:themeShade="A6"/>
               </w:rPr>
               <w:t>已解决</w:t>
             </w:r>
@@ -8795,7 +9406,7 @@
           <w:p>
             <w:pPr>
               <w:rPr>
-                <w:color w:val="A6A6A6" w:themeColor="background1" w:themeShade="A6"/>
+                <w:color w:val="53C862" w:themeColor="background1" w:themeShade="A6"/>
               </w:rPr>
             </w:pPr>
           </w:p>
@@ -8807,14 +9418,14 @@
           <w:p>
             <w:pPr>
               <w:rPr>
-                <w:color w:val="A6A6A6" w:themeColor="background1" w:themeShade="A6"/>
+                <w:color w:val="53C862" w:themeColor="background1" w:themeShade="A6"/>
               </w:rPr>
             </w:pPr>
             <w:proofErr w:type="spellStart"/>
             <w:r>
               <w:rPr>
                 <w:rFonts w:hint="eastAsia"/>
-                <w:color w:val="A6A6A6" w:themeColor="background1" w:themeShade="A6"/>
+                <w:color w:val="53C862" w:themeColor="background1" w:themeShade="A6"/>
               </w:rPr>
               <w:t>sdbsupport</w:t>
             </w:r>
@@ -8822,21 +9433,21 @@
             <w:r>
               <w:rPr>
                 <w:rFonts w:hint="eastAsia"/>
-                <w:color w:val="A6A6A6" w:themeColor="background1" w:themeShade="A6"/>
+                <w:color w:val="53C862" w:themeColor="background1" w:themeShade="A6"/>
               </w:rPr>
               <w:t>工具中的部分操作需要</w:t>
             </w:r>
             <w:r>
               <w:rPr>
                 <w:rFonts w:hint="eastAsia"/>
-                <w:color w:val="A6A6A6" w:themeColor="background1" w:themeShade="A6"/>
+                <w:color w:val="53C862" w:themeColor="background1" w:themeShade="A6"/>
               </w:rPr>
               <w:t xml:space="preserve"> root</w:t>
             </w:r>
             <w:r>
               <w:rPr>
                 <w:rFonts w:hint="eastAsia"/>
-                <w:color w:val="A6A6A6" w:themeColor="background1" w:themeShade="A6"/>
+                <w:color w:val="53C862" w:themeColor="background1" w:themeShade="A6"/>
               </w:rPr>
               <w:t>权限才可运行。</w:t>
             </w:r>
@@ -8849,13 +9460,13 @@
           <w:p>
             <w:pPr>
               <w:rPr>
-                <w:color w:val="A6A6A6" w:themeColor="background1" w:themeShade="A6"/>
-              </w:rPr>
-            </w:pPr>
-            <w:r>
-              <w:rPr>
-                <w:rFonts w:hint="eastAsia"/>
-                <w:color w:val="A6A6A6" w:themeColor="background1" w:themeShade="A6"/>
+                <w:color w:val="53C862" w:themeColor="background1" w:themeShade="A6"/>
+              </w:rPr>
+            </w:pPr>
+            <w:r>
+              <w:rPr>
+                <w:rFonts w:hint="eastAsia"/>
+                <w:color w:val="53C862" w:themeColor="background1" w:themeShade="A6"/>
               </w:rPr>
               <w:t>已解决</w:t>
             </w:r>
@@ -9118,13 +9729,7 @@
               <w:rPr>
                 <w:rFonts w:hint="eastAsia"/>
               </w:rPr>
-              <w:t>丁普</w:t>
-            </w:r>
-            <w:r>
-              <w:rPr>
-                <w:rFonts w:hint="eastAsia"/>
-              </w:rPr>
-              <w:t>升</w:t>
+              <w:t>丁普升</w:t>
             </w:r>
           </w:p>
         </w:tc>
@@ -9169,7 +9774,14 @@
           <w:tcPr>
             <w:tcW w:w="1043" w:type="dxa"/>
           </w:tcPr>
-          <w:p/>
+          <w:p>
+            <w:r>
+              <w:rPr>
+                <w:rFonts w:hint="eastAsia"/>
+              </w:rPr>
+              <w:t>正常</w:t>
+            </w:r>
+          </w:p>
         </w:tc>
       </w:tr>
       <w:tr>
@@ -9269,7 +9881,15 @@
           <w:tcPr>
             <w:tcW w:w="1043" w:type="dxa"/>
           </w:tcPr>
-          <w:p/>
+          <w:p>
+            <w:r>
+              <w:rPr>
+                <w:rFonts w:hint="eastAsia"/>
+              </w:rPr>
+              <w:lastRenderedPageBreak/>
+              <w:t>正常</w:t>
+            </w:r>
+          </w:p>
         </w:tc>
       </w:tr>
       <w:tr>
@@ -9357,8 +9977,74 @@
           <w:tcPr>
             <w:tcW w:w="1043" w:type="dxa"/>
           </w:tcPr>
+          <w:p>
+            <w:r>
+              <w:rPr>
+                <w:rFonts w:hint="eastAsia"/>
+              </w:rPr>
+              <w:t>正常</w:t>
+            </w:r>
+          </w:p>
+        </w:tc>
+      </w:tr>
+      <w:tr>
+        <w:tc>
+          <w:tcPr>
+            <w:tcW w:w="2093" w:type="dxa"/>
+          </w:tcPr>
+          <w:p>
+            <w:r>
+              <w:rPr>
+                <w:rFonts w:hint="eastAsia"/>
+              </w:rPr>
+              <w:t>能否兼容</w:t>
+            </w:r>
+            <w:r>
+              <w:rPr>
+                <w:rFonts w:hint="eastAsia"/>
+              </w:rPr>
+              <w:t>1.6</w:t>
+            </w:r>
+            <w:r>
+              <w:rPr>
+                <w:rFonts w:hint="eastAsia"/>
+              </w:rPr>
+              <w:t>版本</w:t>
+            </w:r>
+          </w:p>
+        </w:tc>
+        <w:tc>
+          <w:tcPr>
+            <w:tcW w:w="1134" w:type="dxa"/>
+          </w:tcPr>
+          <w:p>
+            <w:r>
+              <w:rPr>
+                <w:rFonts w:hint="eastAsia"/>
+              </w:rPr>
+              <w:t>丁普升</w:t>
+            </w:r>
+          </w:p>
+        </w:tc>
+        <w:tc>
+          <w:tcPr>
+            <w:tcW w:w="4252" w:type="dxa"/>
+          </w:tcPr>
           <w:p/>
         </w:tc>
+        <w:tc>
+          <w:tcPr>
+            <w:tcW w:w="1043" w:type="dxa"/>
+          </w:tcPr>
+          <w:p>
+            <w:r>
+              <w:rPr>
+                <w:rFonts w:hint="eastAsia"/>
+              </w:rPr>
+              <w:t>正常</w:t>
+            </w:r>
+          </w:p>
+        </w:tc>
       </w:tr>
       <w:tr>
         <w:tc>
@@ -9370,19 +10056,13 @@
               <w:rPr>
                 <w:rFonts w:hint="eastAsia"/>
               </w:rPr>
-              <w:t>能否兼容</w:t>
-            </w:r>
-            <w:r>
-              <w:rPr>
-                <w:rFonts w:hint="eastAsia"/>
-              </w:rPr>
-              <w:t>1.6</w:t>
-            </w:r>
-            <w:r>
-              <w:rPr>
-                <w:rFonts w:hint="eastAsia"/>
-              </w:rPr>
-              <w:t>版本</w:t>
+              <w:t>Web</w:t>
+            </w:r>
+            <w:r>
+              <w:rPr>
+                <w:rFonts w:hint="eastAsia"/>
+              </w:rPr>
+              <w:t>页面配置管理监控</w:t>
             </w:r>
           </w:p>
         </w:tc>
@@ -9409,53 +10089,14 @@
           <w:tcPr>
             <w:tcW w:w="1043" w:type="dxa"/>
           </w:tcPr>
-          <w:p/>
-        </w:tc>
-      </w:tr>
-      <w:tr>
-        <w:tc>
-          <w:tcPr>
-            <w:tcW w:w="2093" w:type="dxa"/>
-          </w:tcPr>
-          <w:p>
-            <w:r>
-              <w:rPr>
-                <w:rFonts w:hint="eastAsia"/>
-              </w:rPr>
-              <w:t>Web</w:t>
-            </w:r>
-            <w:r>
-              <w:rPr>
-                <w:rFonts w:hint="eastAsia"/>
-              </w:rPr>
-              <w:t>页面配置管理监控</w:t>
-            </w:r>
-          </w:p>
-        </w:tc>
-        <w:tc>
-          <w:tcPr>
-            <w:tcW w:w="1134" w:type="dxa"/>
-          </w:tcPr>
-          <w:p>
-            <w:r>
-              <w:rPr>
-                <w:rFonts w:hint="eastAsia"/>
-              </w:rPr>
-              <w:t>丁普升</w:t>
-            </w:r>
-          </w:p>
-        </w:tc>
-        <w:tc>
-          <w:tcPr>
-            <w:tcW w:w="4252" w:type="dxa"/>
-          </w:tcPr>
-          <w:p/>
-        </w:tc>
-        <w:tc>
-          <w:tcPr>
-            <w:tcW w:w="1043" w:type="dxa"/>
-          </w:tcPr>
-          <w:p/>
+          <w:p>
+            <w:r>
+              <w:rPr>
+                <w:rFonts w:hint="eastAsia"/>
+              </w:rPr>
+              <w:t>正常</w:t>
+            </w:r>
+          </w:p>
         </w:tc>
       </w:tr>
       <w:tr>
@@ -10390,7 +11031,7 @@
         <a:sysClr val="windowText" lastClr="000000"/>
       </a:dk1>
       <a:lt1>
-        <a:sysClr val="window" lastClr="FFFFFF"/>
+        <a:sysClr val="window" lastClr="C7EDCC"/>
       </a:lt1>
       <a:dk2>
         <a:srgbClr val="1F497D"/>

--- a/internal_doc/07.版本报告/SequoiaDB_1.8版本发布评估说明书.docx
+++ b/internal_doc/07.版本报告/SequoiaDB_1.8版本发布评估说明书.docx
@@ -3224,21 +3224,7 @@
               <w:rPr>
                 <w:rFonts w:hint="eastAsia"/>
               </w:rPr>
-              <w:t>-</w:t>
-            </w:r>
-            <w:proofErr w:type="spellStart"/>
-            <w:r>
-              <w:rPr>
-                <w:rFonts w:hint="eastAsia"/>
-              </w:rPr>
-              <w:t>SequoiaDB</w:t>
-            </w:r>
-            <w:proofErr w:type="spellEnd"/>
-            <w:r>
-              <w:rPr>
-                <w:rFonts w:hint="eastAsia"/>
-              </w:rPr>
-              <w:t xml:space="preserve"> </w:t>
+              <w:t xml:space="preserve">-SequoiaDB </w:t>
             </w:r>
             <w:proofErr w:type="spellStart"/>
             <w:r>
@@ -9061,7 +9047,7 @@
           <w:p>
             <w:pPr>
               <w:rPr>
-                <w:color w:val="53C862" w:themeColor="background1" w:themeShade="A6"/>
+                <w:color w:val="A6A6A6" w:themeColor="background1" w:themeShade="A6"/>
               </w:rPr>
             </w:pPr>
           </w:p>
@@ -9073,55 +9059,55 @@
           <w:p>
             <w:pPr>
               <w:rPr>
-                <w:color w:val="53C862" w:themeColor="background1" w:themeShade="A6"/>
-              </w:rPr>
-            </w:pPr>
-            <w:r>
-              <w:rPr>
-                <w:rFonts w:hint="eastAsia"/>
-                <w:color w:val="53C862" w:themeColor="background1" w:themeShade="A6"/>
+                <w:color w:val="A6A6A6" w:themeColor="background1" w:themeShade="A6"/>
+              </w:rPr>
+            </w:pPr>
+            <w:r>
+              <w:rPr>
+                <w:rFonts w:hint="eastAsia"/>
+                <w:color w:val="A6A6A6" w:themeColor="background1" w:themeShade="A6"/>
               </w:rPr>
               <w:t>资料文件中描述的</w:t>
             </w:r>
             <w:r>
               <w:rPr>
                 <w:rFonts w:hint="eastAsia"/>
-                <w:color w:val="53C862" w:themeColor="background1" w:themeShade="A6"/>
+                <w:color w:val="A6A6A6" w:themeColor="background1" w:themeShade="A6"/>
               </w:rPr>
               <w:t>Java</w:t>
             </w:r>
             <w:r>
               <w:rPr>
                 <w:rFonts w:hint="eastAsia"/>
-                <w:color w:val="53C862" w:themeColor="background1" w:themeShade="A6"/>
+                <w:color w:val="A6A6A6" w:themeColor="background1" w:themeShade="A6"/>
               </w:rPr>
               <w:t>驱动名不正确（</w:t>
             </w:r>
             <w:r>
               <w:rPr>
                 <w:rFonts w:hint="eastAsia"/>
-                <w:color w:val="53C862" w:themeColor="background1" w:themeShade="A6"/>
+                <w:color w:val="A6A6A6" w:themeColor="background1" w:themeShade="A6"/>
               </w:rPr>
               <w:t>sdbdriver.jar</w:t>
             </w:r>
             <w:r>
               <w:rPr>
                 <w:rFonts w:hint="eastAsia"/>
-                <w:color w:val="53C862" w:themeColor="background1" w:themeShade="A6"/>
+                <w:color w:val="A6A6A6" w:themeColor="background1" w:themeShade="A6"/>
               </w:rPr>
               <w:t>，应该为</w:t>
             </w:r>
             <w:r>
               <w:rPr>
                 <w:rFonts w:hint="eastAsia"/>
-                <w:color w:val="53C862" w:themeColor="background1" w:themeShade="A6"/>
+                <w:color w:val="A6A6A6" w:themeColor="background1" w:themeShade="A6"/>
               </w:rPr>
               <w:t xml:space="preserve"> sequoiadb.jar</w:t>
             </w:r>
             <w:r>
               <w:rPr>
                 <w:rFonts w:hint="eastAsia"/>
-                <w:color w:val="53C862" w:themeColor="background1" w:themeShade="A6"/>
+                <w:color w:val="A6A6A6" w:themeColor="background1" w:themeShade="A6"/>
               </w:rPr>
               <w:t>）</w:t>
             </w:r>
@@ -9134,13 +9120,13 @@
           <w:p>
             <w:pPr>
               <w:rPr>
-                <w:color w:val="53C862" w:themeColor="background1" w:themeShade="A6"/>
-              </w:rPr>
-            </w:pPr>
-            <w:r>
-              <w:rPr>
-                <w:rFonts w:hint="eastAsia"/>
-                <w:color w:val="53C862" w:themeColor="background1" w:themeShade="A6"/>
+                <w:color w:val="A6A6A6" w:themeColor="background1" w:themeShade="A6"/>
+              </w:rPr>
+            </w:pPr>
+            <w:r>
+              <w:rPr>
+                <w:rFonts w:hint="eastAsia"/>
+                <w:color w:val="A6A6A6" w:themeColor="background1" w:themeShade="A6"/>
               </w:rPr>
               <w:t>已解决</w:t>
             </w:r>
@@ -9155,7 +9141,7 @@
           <w:p>
             <w:pPr>
               <w:rPr>
-                <w:color w:val="53C862" w:themeColor="background1" w:themeShade="A6"/>
+                <w:color w:val="A6A6A6" w:themeColor="background1" w:themeShade="A6"/>
               </w:rPr>
             </w:pPr>
           </w:p>
@@ -9167,27 +9153,27 @@
           <w:p>
             <w:pPr>
               <w:rPr>
-                <w:color w:val="53C862" w:themeColor="background1" w:themeShade="A6"/>
-              </w:rPr>
-            </w:pPr>
-            <w:r>
-              <w:rPr>
-                <w:rFonts w:hint="eastAsia"/>
-                <w:color w:val="53C862" w:themeColor="background1" w:themeShade="A6"/>
+                <w:color w:val="A6A6A6" w:themeColor="background1" w:themeShade="A6"/>
+              </w:rPr>
+            </w:pPr>
+            <w:r>
+              <w:rPr>
+                <w:rFonts w:hint="eastAsia"/>
+                <w:color w:val="A6A6A6" w:themeColor="background1" w:themeShade="A6"/>
               </w:rPr>
               <w:t>带</w:t>
             </w:r>
             <w:r>
               <w:rPr>
                 <w:rFonts w:hint="eastAsia"/>
-                <w:color w:val="53C862" w:themeColor="background1" w:themeShade="A6"/>
+                <w:color w:val="A6A6A6" w:themeColor="background1" w:themeShade="A6"/>
               </w:rPr>
               <w:t>limit</w:t>
             </w:r>
             <w:r>
               <w:rPr>
                 <w:rFonts w:hint="eastAsia"/>
-                <w:color w:val="53C862" w:themeColor="background1" w:themeShade="A6"/>
+                <w:color w:val="A6A6A6" w:themeColor="background1" w:themeShade="A6"/>
               </w:rPr>
               <w:t>排序时，当进行多轮外排时，会发生错误</w:t>
             </w:r>
@@ -9200,13 +9186,13 @@
           <w:p>
             <w:pPr>
               <w:rPr>
-                <w:color w:val="53C862" w:themeColor="background1" w:themeShade="A6"/>
-              </w:rPr>
-            </w:pPr>
-            <w:r>
-              <w:rPr>
-                <w:rFonts w:hint="eastAsia"/>
-                <w:color w:val="53C862" w:themeColor="background1" w:themeShade="A6"/>
+                <w:color w:val="A6A6A6" w:themeColor="background1" w:themeShade="A6"/>
+              </w:rPr>
+            </w:pPr>
+            <w:r>
+              <w:rPr>
+                <w:rFonts w:hint="eastAsia"/>
+                <w:color w:val="A6A6A6" w:themeColor="background1" w:themeShade="A6"/>
               </w:rPr>
               <w:t>已解决</w:t>
             </w:r>
@@ -9221,7 +9207,7 @@
           <w:p>
             <w:pPr>
               <w:rPr>
-                <w:color w:val="53C862" w:themeColor="background1" w:themeShade="A6"/>
+                <w:color w:val="A6A6A6" w:themeColor="background1" w:themeShade="A6"/>
               </w:rPr>
             </w:pPr>
           </w:p>
@@ -9233,27 +9219,27 @@
           <w:p>
             <w:pPr>
               <w:rPr>
-                <w:color w:val="53C862" w:themeColor="background1" w:themeShade="A6"/>
-              </w:rPr>
-            </w:pPr>
-            <w:r>
-              <w:rPr>
-                <w:rFonts w:hint="eastAsia"/>
-                <w:color w:val="53C862" w:themeColor="background1" w:themeShade="A6"/>
+                <w:color w:val="A6A6A6" w:themeColor="background1" w:themeShade="A6"/>
+              </w:rPr>
+            </w:pPr>
+            <w:r>
+              <w:rPr>
+                <w:rFonts w:hint="eastAsia"/>
+                <w:color w:val="A6A6A6" w:themeColor="background1" w:themeShade="A6"/>
               </w:rPr>
               <w:t>当节点出现心跳闪断导致双主时，当两个节点都进行了写操作，并且</w:t>
             </w:r>
             <w:r>
               <w:rPr>
                 <w:rFonts w:hint="eastAsia"/>
-                <w:color w:val="53C862" w:themeColor="background1" w:themeShade="A6"/>
+                <w:color w:val="A6A6A6" w:themeColor="background1" w:themeShade="A6"/>
               </w:rPr>
               <w:t>rollback</w:t>
             </w:r>
             <w:r>
               <w:rPr>
                 <w:rFonts w:hint="eastAsia"/>
-                <w:color w:val="53C862" w:themeColor="background1" w:themeShade="A6"/>
+                <w:color w:val="A6A6A6" w:themeColor="background1" w:themeShade="A6"/>
               </w:rPr>
               <w:t>失败相互会出现全量同步，而某一节点由于会升主，导致其全量同步受阻，会话不会退出，而无法再做业务处理</w:t>
             </w:r>
@@ -9266,13 +9252,13 @@
           <w:p>
             <w:pPr>
               <w:rPr>
-                <w:color w:val="53C862" w:themeColor="background1" w:themeShade="A6"/>
-              </w:rPr>
-            </w:pPr>
-            <w:r>
-              <w:rPr>
-                <w:rFonts w:hint="eastAsia"/>
-                <w:color w:val="53C862" w:themeColor="background1" w:themeShade="A6"/>
+                <w:color w:val="A6A6A6" w:themeColor="background1" w:themeShade="A6"/>
+              </w:rPr>
+            </w:pPr>
+            <w:r>
+              <w:rPr>
+                <w:rFonts w:hint="eastAsia"/>
+                <w:color w:val="A6A6A6" w:themeColor="background1" w:themeShade="A6"/>
               </w:rPr>
               <w:t>已解决</w:t>
             </w:r>
@@ -9287,7 +9273,7 @@
           <w:p>
             <w:pPr>
               <w:rPr>
-                <w:color w:val="53C862" w:themeColor="background1" w:themeShade="A6"/>
+                <w:color w:val="A6A6A6" w:themeColor="background1" w:themeShade="A6"/>
               </w:rPr>
             </w:pPr>
           </w:p>
@@ -9299,13 +9285,13 @@
           <w:p>
             <w:pPr>
               <w:rPr>
-                <w:color w:val="53C862" w:themeColor="background1" w:themeShade="A6"/>
-              </w:rPr>
-            </w:pPr>
-            <w:r>
-              <w:rPr>
-                <w:rFonts w:hint="eastAsia"/>
-                <w:color w:val="53C862" w:themeColor="background1" w:themeShade="A6"/>
+                <w:color w:val="A6A6A6" w:themeColor="background1" w:themeShade="A6"/>
+              </w:rPr>
+            </w:pPr>
+            <w:r>
+              <w:rPr>
+                <w:rFonts w:hint="eastAsia"/>
+                <w:color w:val="A6A6A6" w:themeColor="background1" w:themeShade="A6"/>
               </w:rPr>
               <w:t>整个复制组故障，该组不能自动恢复；整个系统故障，那么整个系统不能自动恢复。</w:t>
             </w:r>
@@ -9318,13 +9304,13 @@
           <w:p>
             <w:pPr>
               <w:rPr>
-                <w:color w:val="53C862" w:themeColor="background1" w:themeShade="A6"/>
-              </w:rPr>
-            </w:pPr>
-            <w:r>
-              <w:rPr>
-                <w:rFonts w:hint="eastAsia"/>
-                <w:color w:val="53C862" w:themeColor="background1" w:themeShade="A6"/>
+                <w:color w:val="A6A6A6" w:themeColor="background1" w:themeShade="A6"/>
+              </w:rPr>
+            </w:pPr>
+            <w:r>
+              <w:rPr>
+                <w:rFonts w:hint="eastAsia"/>
+                <w:color w:val="A6A6A6" w:themeColor="background1" w:themeShade="A6"/>
               </w:rPr>
               <w:t>已解决</w:t>
             </w:r>
@@ -9339,12 +9325,12 @@
           <w:p>
             <w:pPr>
               <w:rPr>
-                <w:color w:val="53C862" w:themeColor="background1" w:themeShade="A6"/>
-              </w:rPr>
-            </w:pPr>
-            <w:r>
-              <w:rPr>
-                <w:color w:val="53C862" w:themeColor="background1" w:themeShade="A6"/>
+                <w:color w:val="A6A6A6" w:themeColor="background1" w:themeShade="A6"/>
+              </w:rPr>
+            </w:pPr>
+            <w:r>
+              <w:rPr>
+                <w:color w:val="A6A6A6" w:themeColor="background1" w:themeShade="A6"/>
               </w:rPr>
               <w:t>SEQUOIADBMAINSTREAM-112</w:t>
             </w:r>
@@ -9357,14 +9343,14 @@
           <w:p>
             <w:pPr>
               <w:rPr>
-                <w:color w:val="53C862" w:themeColor="background1" w:themeShade="A6"/>
+                <w:color w:val="A6A6A6" w:themeColor="background1" w:themeShade="A6"/>
               </w:rPr>
             </w:pPr>
             <w:proofErr w:type="spellStart"/>
             <w:r>
               <w:rPr>
                 <w:rFonts w:hint="eastAsia"/>
-                <w:color w:val="53C862" w:themeColor="background1" w:themeShade="A6"/>
+                <w:color w:val="A6A6A6" w:themeColor="background1" w:themeShade="A6"/>
               </w:rPr>
               <w:t>sdbsupport</w:t>
             </w:r>
@@ -9372,7 +9358,7 @@
             <w:r>
               <w:rPr>
                 <w:rFonts w:hint="eastAsia"/>
-                <w:color w:val="53C862" w:themeColor="background1" w:themeShade="A6"/>
+                <w:color w:val="A6A6A6" w:themeColor="background1" w:themeShade="A6"/>
               </w:rPr>
               <w:t>工具的配置文件路径写死导致在安装目录不是默认目录时，工具不可用，建议路径使用相对路径来规避安装目录不同导致不可用的问题。</w:t>
             </w:r>
@@ -9385,13 +9371,13 @@
           <w:p>
             <w:pPr>
               <w:rPr>
-                <w:color w:val="53C862" w:themeColor="background1" w:themeShade="A6"/>
-              </w:rPr>
-            </w:pPr>
-            <w:r>
-              <w:rPr>
-                <w:rFonts w:hint="eastAsia"/>
-                <w:color w:val="53C862" w:themeColor="background1" w:themeShade="A6"/>
+                <w:color w:val="A6A6A6" w:themeColor="background1" w:themeShade="A6"/>
+              </w:rPr>
+            </w:pPr>
+            <w:r>
+              <w:rPr>
+                <w:rFonts w:hint="eastAsia"/>
+                <w:color w:val="A6A6A6" w:themeColor="background1" w:themeShade="A6"/>
               </w:rPr>
               <w:t>已解决</w:t>
             </w:r>
@@ -9406,7 +9392,7 @@
           <w:p>
             <w:pPr>
               <w:rPr>
-                <w:color w:val="53C862" w:themeColor="background1" w:themeShade="A6"/>
+                <w:color w:val="A6A6A6" w:themeColor="background1" w:themeShade="A6"/>
               </w:rPr>
             </w:pPr>
           </w:p>
@@ -9418,14 +9404,14 @@
           <w:p>
             <w:pPr>
               <w:rPr>
-                <w:color w:val="53C862" w:themeColor="background1" w:themeShade="A6"/>
+                <w:color w:val="A6A6A6" w:themeColor="background1" w:themeShade="A6"/>
               </w:rPr>
             </w:pPr>
             <w:proofErr w:type="spellStart"/>
             <w:r>
               <w:rPr>
                 <w:rFonts w:hint="eastAsia"/>
-                <w:color w:val="53C862" w:themeColor="background1" w:themeShade="A6"/>
+                <w:color w:val="A6A6A6" w:themeColor="background1" w:themeShade="A6"/>
               </w:rPr>
               <w:t>sdbsupport</w:t>
             </w:r>
@@ -9433,21 +9419,21 @@
             <w:r>
               <w:rPr>
                 <w:rFonts w:hint="eastAsia"/>
-                <w:color w:val="53C862" w:themeColor="background1" w:themeShade="A6"/>
+                <w:color w:val="A6A6A6" w:themeColor="background1" w:themeShade="A6"/>
               </w:rPr>
               <w:t>工具中的部分操作需要</w:t>
             </w:r>
             <w:r>
               <w:rPr>
                 <w:rFonts w:hint="eastAsia"/>
-                <w:color w:val="53C862" w:themeColor="background1" w:themeShade="A6"/>
+                <w:color w:val="A6A6A6" w:themeColor="background1" w:themeShade="A6"/>
               </w:rPr>
               <w:t xml:space="preserve"> root</w:t>
             </w:r>
             <w:r>
               <w:rPr>
                 <w:rFonts w:hint="eastAsia"/>
-                <w:color w:val="53C862" w:themeColor="background1" w:themeShade="A6"/>
+                <w:color w:val="A6A6A6" w:themeColor="background1" w:themeShade="A6"/>
               </w:rPr>
               <w:t>权限才可运行。</w:t>
             </w:r>
@@ -9460,13 +9446,13 @@
           <w:p>
             <w:pPr>
               <w:rPr>
-                <w:color w:val="53C862" w:themeColor="background1" w:themeShade="A6"/>
-              </w:rPr>
-            </w:pPr>
-            <w:r>
-              <w:rPr>
-                <w:rFonts w:hint="eastAsia"/>
-                <w:color w:val="53C862" w:themeColor="background1" w:themeShade="A6"/>
+                <w:color w:val="A6A6A6" w:themeColor="background1" w:themeShade="A6"/>
+              </w:rPr>
+            </w:pPr>
+            <w:r>
+              <w:rPr>
+                <w:rFonts w:hint="eastAsia"/>
+                <w:color w:val="A6A6A6" w:themeColor="background1" w:themeShade="A6"/>
               </w:rPr>
               <w:t>已解决</w:t>
             </w:r>
@@ -9620,6 +9606,11 @@
             <w:tcW w:w="4252" w:type="dxa"/>
           </w:tcPr>
           <w:p>
+            <w:pPr>
+              <w:rPr>
+                <w:rFonts w:hint="eastAsia"/>
+              </w:rPr>
+            </w:pPr>
             <w:r>
               <w:rPr>
                 <w:rFonts w:hint="eastAsia"/>
@@ -9629,6 +9620,44 @@
           </w:p>
           <w:p>
             <w:r>
+              <w:rPr>
+                <w:rFonts w:hint="eastAsia"/>
+              </w:rPr>
+              <w:t xml:space="preserve">   88</w:t>
+            </w:r>
+            <w:r>
+              <w:rPr>
+                <w:rFonts w:hint="eastAsia"/>
+              </w:rPr>
+              <w:t>个用例失败，主要集中为</w:t>
+            </w:r>
+            <w:r>
+              <w:rPr>
+                <w:rFonts w:hint="eastAsia"/>
+              </w:rPr>
+              <w:t>split</w:t>
+            </w:r>
+            <w:r>
+              <w:rPr>
+                <w:rFonts w:hint="eastAsia"/>
+              </w:rPr>
+              <w:t>和</w:t>
+            </w:r>
+            <w:r>
+              <w:rPr>
+                <w:rFonts w:hint="eastAsia"/>
+              </w:rPr>
+              <w:t>domain</w:t>
+            </w:r>
+            <w:r>
+              <w:rPr>
+                <w:rFonts w:hint="eastAsia"/>
+              </w:rPr>
+              <w:t>的测试，大部分分析为用例问题</w:t>
+            </w:r>
+          </w:p>
+          <w:p>
+            <w:r>
               <w:t>X8</w:t>
             </w:r>
             <w:r>
@@ -9639,12 +9668,70 @@
             </w:r>
           </w:p>
           <w:p>
+            <w:pPr>
+              <w:rPr>
+                <w:rFonts w:hint="eastAsia"/>
+              </w:rPr>
+            </w:pPr>
             <w:r>
               <w:rPr>
                 <w:rFonts w:hint="eastAsia"/>
               </w:rPr>
               <w:t xml:space="preserve">   </w:t>
             </w:r>
+            <w:r>
+              <w:t>U</w:t>
+            </w:r>
+            <w:r>
+              <w:rPr>
+                <w:rFonts w:hint="eastAsia"/>
+              </w:rPr>
+              <w:t>buntu:</w:t>
+            </w:r>
+            <w:r>
+              <w:rPr>
+                <w:rFonts w:hint="eastAsia"/>
+              </w:rPr>
+              <w:t xml:space="preserve"> 77</w:t>
+            </w:r>
+            <w:r>
+              <w:rPr>
+                <w:rFonts w:hint="eastAsia"/>
+              </w:rPr>
+              <w:t>个用例失败，主要集中为</w:t>
+            </w:r>
+            <w:r>
+              <w:rPr>
+                <w:rFonts w:hint="eastAsia"/>
+              </w:rPr>
+              <w:t>split</w:t>
+            </w:r>
+            <w:r>
+              <w:rPr>
+                <w:rFonts w:hint="eastAsia"/>
+              </w:rPr>
+              <w:t>和</w:t>
+            </w:r>
+            <w:r>
+              <w:rPr>
+                <w:rFonts w:hint="eastAsia"/>
+              </w:rPr>
+              <w:t>domain</w:t>
+            </w:r>
+            <w:r>
+              <w:rPr>
+                <w:rFonts w:hint="eastAsia"/>
+              </w:rPr>
+              <w:t>的测试，大部分为用例问题</w:t>
+            </w:r>
+          </w:p>
+          <w:p>
+            <w:r>
+              <w:rPr>
+                <w:rFonts w:hint="eastAsia"/>
+              </w:rPr>
+              <w:t xml:space="preserve">   </w:t>
+            </w:r>
             <w:proofErr w:type="spellStart"/>
             <w:r>
               <w:t>S</w:t>
@@ -9660,50 +9747,35 @@
               <w:rPr>
                 <w:rFonts w:hint="eastAsia"/>
               </w:rPr>
-              <w:t>:</w:t>
-            </w:r>
-            <w:r>
-              <w:rPr>
-                <w:rFonts w:hint="eastAsia"/>
-              </w:rPr>
-              <w:t>（基本用例）</w:t>
-            </w:r>
-            <w:r>
-              <w:rPr>
-                <w:rFonts w:hint="eastAsia"/>
-              </w:rPr>
-              <w:t>1</w:t>
-            </w:r>
-            <w:r>
-              <w:rPr>
-                <w:rFonts w:hint="eastAsia"/>
-              </w:rPr>
-              <w:t>个失败（用例原因）</w:t>
-            </w:r>
-          </w:p>
-          <w:p>
-            <w:r>
-              <w:rPr>
-                <w:rFonts w:hint="eastAsia"/>
-              </w:rPr>
-              <w:t xml:space="preserve">   </w:t>
-            </w:r>
-            <w:r>
-              <w:t>U</w:t>
-            </w:r>
-            <w:r>
-              <w:rPr>
-                <w:rFonts w:hint="eastAsia"/>
-              </w:rPr>
-              <w:t>buntu:</w:t>
-            </w:r>
+              <w:t>：同</w:t>
+            </w:r>
+            <w:proofErr w:type="spellStart"/>
+            <w:r>
+              <w:rPr>
+                <w:rFonts w:hint="eastAsia"/>
+              </w:rPr>
+              <w:t>ubuntu</w:t>
+            </w:r>
+            <w:proofErr w:type="spellEnd"/>
           </w:p>
         </w:tc>
         <w:tc>
           <w:tcPr>
             <w:tcW w:w="1043" w:type="dxa"/>
           </w:tcPr>
-          <w:p/>
+          <w:p>
+            <w:pPr>
+              <w:rPr>
+                <w:rFonts w:hint="eastAsia"/>
+              </w:rPr>
+            </w:pPr>
+            <w:r>
+              <w:rPr>
+                <w:rFonts w:hint="eastAsia"/>
+              </w:rPr>
+              <w:t>正常</w:t>
+            </w:r>
+          </w:p>
         </w:tc>
       </w:tr>
       <w:tr>
@@ -9766,114 +9838,8 @@
               <w:rPr>
                 <w:rFonts w:hint="eastAsia"/>
               </w:rPr>
+              <w:lastRenderedPageBreak/>
               <w:t>……</w:t>
-            </w:r>
-          </w:p>
-        </w:tc>
-        <w:tc>
-          <w:tcPr>
-            <w:tcW w:w="1043" w:type="dxa"/>
-          </w:tcPr>
-          <w:p>
-            <w:r>
-              <w:rPr>
-                <w:rFonts w:hint="eastAsia"/>
-              </w:rPr>
-              <w:t>正常</w:t>
-            </w:r>
-          </w:p>
-        </w:tc>
-      </w:tr>
-      <w:tr>
-        <w:tc>
-          <w:tcPr>
-            <w:tcW w:w="2093" w:type="dxa"/>
-          </w:tcPr>
-          <w:p>
-            <w:r>
-              <w:rPr>
-                <w:rFonts w:hint="eastAsia"/>
-              </w:rPr>
-              <w:t>工具</w:t>
-            </w:r>
-          </w:p>
-        </w:tc>
-        <w:tc>
-          <w:tcPr>
-            <w:tcW w:w="1134" w:type="dxa"/>
-          </w:tcPr>
-          <w:p>
-            <w:r>
-              <w:rPr>
-                <w:rFonts w:hint="eastAsia"/>
-              </w:rPr>
-              <w:t>丁普升</w:t>
-            </w:r>
-          </w:p>
-        </w:tc>
-        <w:tc>
-          <w:tcPr>
-            <w:tcW w:w="4252" w:type="dxa"/>
-          </w:tcPr>
-          <w:p>
-            <w:proofErr w:type="spellStart"/>
-            <w:r>
-              <w:rPr>
-                <w:rFonts w:hint="eastAsia"/>
-              </w:rPr>
-              <w:t>s</w:t>
-            </w:r>
-            <w:r>
-              <w:t>dbload</w:t>
-            </w:r>
-            <w:proofErr w:type="spellEnd"/>
-          </w:p>
-          <w:p>
-            <w:proofErr w:type="spellStart"/>
-            <w:r>
-              <w:t>sdbimprt</w:t>
-            </w:r>
-            <w:proofErr w:type="spellEnd"/>
-          </w:p>
-          <w:p>
-            <w:proofErr w:type="spellStart"/>
-            <w:r>
-              <w:lastRenderedPageBreak/>
-              <w:t>sdbexprt</w:t>
-            </w:r>
-            <w:proofErr w:type="spellEnd"/>
-          </w:p>
-          <w:p>
-            <w:proofErr w:type="spellStart"/>
-            <w:r>
-              <w:t>sdbinspt</w:t>
-            </w:r>
-            <w:proofErr w:type="spellEnd"/>
-          </w:p>
-          <w:p>
-            <w:proofErr w:type="spellStart"/>
-            <w:r>
-              <w:t>sdbrestore</w:t>
-            </w:r>
-            <w:proofErr w:type="spellEnd"/>
-          </w:p>
-          <w:p>
-            <w:proofErr w:type="spellStart"/>
-            <w:r>
-              <w:t>sdblist</w:t>
-            </w:r>
-            <w:proofErr w:type="spellEnd"/>
-          </w:p>
-          <w:p>
-            <w:proofErr w:type="spellStart"/>
-            <w:r>
-              <w:t>sdbdpsdump</w:t>
-            </w:r>
-            <w:proofErr w:type="spellEnd"/>
-          </w:p>
-          <w:p>
-            <w:r>
-              <w:t>sdbsupport.sh</w:t>
             </w:r>
           </w:p>
         </w:tc>
@@ -9903,6 +9869,112 @@
                 <w:rFonts w:hint="eastAsia"/>
               </w:rPr>
               <w:lastRenderedPageBreak/>
+              <w:t>工具</w:t>
+            </w:r>
+          </w:p>
+        </w:tc>
+        <w:tc>
+          <w:tcPr>
+            <w:tcW w:w="1134" w:type="dxa"/>
+          </w:tcPr>
+          <w:p>
+            <w:r>
+              <w:rPr>
+                <w:rFonts w:hint="eastAsia"/>
+              </w:rPr>
+              <w:t>丁普升</w:t>
+            </w:r>
+          </w:p>
+        </w:tc>
+        <w:tc>
+          <w:tcPr>
+            <w:tcW w:w="4252" w:type="dxa"/>
+          </w:tcPr>
+          <w:p>
+            <w:proofErr w:type="spellStart"/>
+            <w:r>
+              <w:rPr>
+                <w:rFonts w:hint="eastAsia"/>
+              </w:rPr>
+              <w:t>s</w:t>
+            </w:r>
+            <w:r>
+              <w:t>dbload</w:t>
+            </w:r>
+            <w:proofErr w:type="spellEnd"/>
+          </w:p>
+          <w:p>
+            <w:proofErr w:type="spellStart"/>
+            <w:r>
+              <w:t>sdbimprt</w:t>
+            </w:r>
+            <w:proofErr w:type="spellEnd"/>
+          </w:p>
+          <w:p>
+            <w:proofErr w:type="spellStart"/>
+            <w:r>
+              <w:t>sdbexprt</w:t>
+            </w:r>
+            <w:proofErr w:type="spellEnd"/>
+          </w:p>
+          <w:p>
+            <w:proofErr w:type="spellStart"/>
+            <w:r>
+              <w:t>sdbinspt</w:t>
+            </w:r>
+            <w:proofErr w:type="spellEnd"/>
+          </w:p>
+          <w:p>
+            <w:proofErr w:type="spellStart"/>
+            <w:r>
+              <w:t>sdbrestore</w:t>
+            </w:r>
+            <w:proofErr w:type="spellEnd"/>
+          </w:p>
+          <w:p>
+            <w:proofErr w:type="spellStart"/>
+            <w:r>
+              <w:t>sdblist</w:t>
+            </w:r>
+            <w:proofErr w:type="spellEnd"/>
+          </w:p>
+          <w:p>
+            <w:proofErr w:type="spellStart"/>
+            <w:r>
+              <w:t>sdbdpsdump</w:t>
+            </w:r>
+            <w:proofErr w:type="spellEnd"/>
+          </w:p>
+          <w:p>
+            <w:r>
+              <w:t>sdbsupport.sh</w:t>
+            </w:r>
+          </w:p>
+        </w:tc>
+        <w:tc>
+          <w:tcPr>
+            <w:tcW w:w="1043" w:type="dxa"/>
+          </w:tcPr>
+          <w:p>
+            <w:r>
+              <w:rPr>
+                <w:rFonts w:hint="eastAsia"/>
+              </w:rPr>
+              <w:t>正常</w:t>
+            </w:r>
+          </w:p>
+        </w:tc>
+      </w:tr>
+      <w:tr>
+        <w:tc>
+          <w:tcPr>
+            <w:tcW w:w="2093" w:type="dxa"/>
+          </w:tcPr>
+          <w:p>
+            <w:r>
+              <w:rPr>
+                <w:rFonts w:hint="eastAsia"/>
+              </w:rPr>
               <w:t>资料是否同步</w:t>
             </w:r>
           </w:p>
@@ -10139,7 +10211,19 @@
           <w:tcPr>
             <w:tcW w:w="1043" w:type="dxa"/>
           </w:tcPr>
-          <w:p/>
+          <w:p>
+            <w:pPr>
+              <w:rPr>
+                <w:rFonts w:hint="eastAsia"/>
+              </w:rPr>
+            </w:pPr>
+            <w:r>
+              <w:rPr>
+                <w:rFonts w:hint="eastAsia"/>
+              </w:rPr>
+              <w:t>正常</w:t>
+            </w:r>
+          </w:p>
         </w:tc>
       </w:tr>
       <w:tr>
@@ -11031,7 +11115,7 @@
         <a:sysClr val="windowText" lastClr="000000"/>
       </a:dk1>
       <a:lt1>
-        <a:sysClr val="window" lastClr="C7EDCC"/>
+        <a:sysClr val="window" lastClr="FFFFFF"/>
       </a:lt1>
       <a:dk2>
         <a:srgbClr val="1F497D"/>

--- a/internal_doc/07.版本报告/SequoiaDB_1.8版本发布评估说明书.docx
+++ b/internal_doc/07.版本报告/SequoiaDB_1.8版本发布评估说明书.docx
@@ -182,7 +182,7 @@
               <w:t>下的版本编号：</w:t>
             </w:r>
             <w:r>
-              <w:t>1635</w:t>
+              <w:t>1691</w:t>
             </w:r>
             <w:r>
               <w:rPr>
@@ -219,7 +219,7 @@
               <w:t>下的版本编号：</w:t>
             </w:r>
             <w:r>
-              <w:t>1674</w:t>
+              <w:t>1732</w:t>
             </w:r>
             <w:r>
               <w:rPr>
@@ -9606,11 +9606,6 @@
             <w:tcW w:w="4252" w:type="dxa"/>
           </w:tcPr>
           <w:p>
-            <w:pPr>
-              <w:rPr>
-                <w:rFonts w:hint="eastAsia"/>
-              </w:rPr>
-            </w:pPr>
             <w:r>
               <w:rPr>
                 <w:rFonts w:hint="eastAsia"/>
@@ -9668,11 +9663,6 @@
             </w:r>
           </w:p>
           <w:p>
-            <w:pPr>
-              <w:rPr>
-                <w:rFonts w:hint="eastAsia"/>
-              </w:rPr>
-            </w:pPr>
             <w:r>
               <w:rPr>
                 <w:rFonts w:hint="eastAsia"/>
@@ -9764,11 +9754,6 @@
             <w:tcW w:w="1043" w:type="dxa"/>
           </w:tcPr>
           <w:p>
-            <w:pPr>
-              <w:rPr>
-                <w:rFonts w:hint="eastAsia"/>
-              </w:rPr>
-            </w:pPr>
             <w:r>
               <w:rPr>
                 <w:rFonts w:hint="eastAsia"/>
@@ -10212,11 +10197,6 @@
             <w:tcW w:w="1043" w:type="dxa"/>
           </w:tcPr>
           <w:p>
-            <w:pPr>
-              <w:rPr>
-                <w:rFonts w:hint="eastAsia"/>
-              </w:rPr>
-            </w:pPr>
             <w:r>
               <w:rPr>
                 <w:rFonts w:hint="eastAsia"/>

--- a/internal_doc/07.版本报告/SequoiaDB_1.8版本发布评估说明书.docx
+++ b/internal_doc/07.版本报告/SequoiaDB_1.8版本发布评估说明书.docx
@@ -159,21 +159,7 @@
               <w:rPr>
                 <w:rFonts w:hint="eastAsia"/>
               </w:rPr>
-              <w:t>PPC(192.168.30.150:/</w:t>
-            </w:r>
-            <w:proofErr w:type="spellStart"/>
-            <w:r>
-              <w:rPr>
-                <w:rFonts w:hint="eastAsia"/>
-              </w:rPr>
-              <w:t>test_tar</w:t>
-            </w:r>
-            <w:proofErr w:type="spellEnd"/>
-            <w:r>
-              <w:rPr>
-                <w:rFonts w:hint="eastAsia"/>
-              </w:rPr>
-              <w:t xml:space="preserve">/ </w:t>
+              <w:t xml:space="preserve">PPC(192.168.30.150:/test_tar/ </w:t>
             </w:r>
             <w:r>
               <w:rPr>
@@ -196,21 +182,7 @@
               <w:rPr>
                 <w:rFonts w:hint="eastAsia"/>
               </w:rPr>
-              <w:t>X86(192.168.30.184:/</w:t>
-            </w:r>
-            <w:proofErr w:type="spellStart"/>
-            <w:r>
-              <w:rPr>
-                <w:rFonts w:hint="eastAsia"/>
-              </w:rPr>
-              <w:t>test_tar</w:t>
-            </w:r>
-            <w:proofErr w:type="spellEnd"/>
-            <w:r>
-              <w:rPr>
-                <w:rFonts w:hint="eastAsia"/>
-              </w:rPr>
-              <w:t xml:space="preserve">/ </w:t>
+              <w:t xml:space="preserve">X86(192.168.30.184:/test_tar/ </w:t>
             </w:r>
             <w:r>
               <w:rPr>
@@ -748,52 +720,44 @@
             <w:tcW w:w="2841" w:type="dxa"/>
           </w:tcPr>
           <w:p>
-            <w:proofErr w:type="spellStart"/>
             <w:r>
               <w:rPr>
                 <w:rFonts w:hint="eastAsia"/>
               </w:rPr>
               <w:t>createProcedures</w:t>
             </w:r>
-            <w:proofErr w:type="spellEnd"/>
             <w:r>
               <w:rPr>
                 <w:rFonts w:hint="eastAsia"/>
               </w:rPr>
               <w:t>改为</w:t>
             </w:r>
-            <w:proofErr w:type="spellStart"/>
             <w:r>
               <w:rPr>
                 <w:rFonts w:hint="eastAsia"/>
               </w:rPr>
               <w:t>createProcedure</w:t>
             </w:r>
-            <w:proofErr w:type="spellEnd"/>
-          </w:p>
-          <w:p>
-            <w:proofErr w:type="spellStart"/>
+          </w:p>
+          <w:p>
             <w:r>
               <w:rPr>
                 <w:rFonts w:hint="eastAsia"/>
               </w:rPr>
               <w:t>removeProcedures</w:t>
             </w:r>
-            <w:proofErr w:type="spellEnd"/>
             <w:r>
               <w:rPr>
                 <w:rFonts w:hint="eastAsia"/>
               </w:rPr>
               <w:t>改为</w:t>
             </w:r>
-            <w:proofErr w:type="spellStart"/>
             <w:r>
               <w:rPr>
                 <w:rFonts w:hint="eastAsia"/>
               </w:rPr>
               <w:t>removeProcedure</w:t>
             </w:r>
-            <w:proofErr w:type="spellEnd"/>
           </w:p>
         </w:tc>
         <w:tc>
@@ -938,28 +902,12 @@
               </w:rPr>
               <w:t>【参数变更】</w:t>
             </w:r>
-            <w:proofErr w:type="spellStart"/>
-            <w:r>
-              <w:rPr>
-                <w:rFonts w:hint="eastAsia"/>
-              </w:rPr>
-              <w:t>Sequoiadb</w:t>
-            </w:r>
-            <w:proofErr w:type="spellEnd"/>
-            <w:r>
-              <w:rPr>
-                <w:rFonts w:hint="eastAsia"/>
-              </w:rPr>
-              <w:t xml:space="preserve"> </w:t>
-            </w:r>
-            <w:proofErr w:type="spellStart"/>
-            <w:r>
-              <w:rPr>
-                <w:rFonts w:hint="eastAsia"/>
-              </w:rPr>
-              <w:t>indexscanstep</w:t>
-            </w:r>
-            <w:proofErr w:type="spellEnd"/>
+            <w:r>
+              <w:rPr>
+                <w:rFonts w:hint="eastAsia"/>
+              </w:rPr>
+              <w:t>Sequoiadb indexscanstep</w:t>
+            </w:r>
             <w:r>
               <w:rPr>
                 <w:rFonts w:hint="eastAsia"/>
@@ -995,16 +943,8 @@
               <w:rPr>
                 <w:rFonts w:hint="eastAsia"/>
               </w:rPr>
-              <w:t xml:space="preserve"> </w:t>
-            </w:r>
-            <w:proofErr w:type="spellStart"/>
-            <w:r>
-              <w:rPr>
-                <w:rFonts w:hint="eastAsia"/>
-              </w:rPr>
-              <w:t>syncstrategy</w:t>
-            </w:r>
-            <w:proofErr w:type="spellEnd"/>
+              <w:t xml:space="preserve"> syncstrategy</w:t>
+            </w:r>
             <w:r>
               <w:rPr>
                 <w:rFonts w:hint="eastAsia"/>
@@ -1015,21 +955,7 @@
               <w:rPr>
                 <w:rFonts w:hint="eastAsia"/>
               </w:rPr>
-              <w:t>"</w:t>
-            </w:r>
-            <w:proofErr w:type="spellStart"/>
-            <w:r>
-              <w:rPr>
-                <w:rFonts w:hint="eastAsia"/>
-              </w:rPr>
-              <w:t>keepnormal</w:t>
-            </w:r>
-            <w:proofErr w:type="spellEnd"/>
-            <w:r>
-              <w:rPr>
-                <w:rFonts w:hint="eastAsia"/>
-              </w:rPr>
-              <w:t>"</w:t>
+              <w:t>"keepnormal"</w:t>
             </w:r>
           </w:p>
         </w:tc>
@@ -1650,19 +1576,11 @@
               </w:rPr>
               <w:t>连接池能够初始化多个</w:t>
             </w:r>
-            <w:proofErr w:type="spellStart"/>
-            <w:r>
-              <w:rPr>
-                <w:rFonts w:hint="eastAsia"/>
-              </w:rPr>
-              <w:t>coord</w:t>
-            </w:r>
-            <w:proofErr w:type="spellEnd"/>
-            <w:r>
-              <w:rPr>
-                <w:rFonts w:hint="eastAsia"/>
-              </w:rPr>
-              <w:t xml:space="preserve"> </w:t>
+            <w:r>
+              <w:rPr>
+                <w:rFonts w:hint="eastAsia"/>
+              </w:rPr>
+              <w:t xml:space="preserve">coord </w:t>
             </w:r>
             <w:r>
               <w:rPr>
@@ -1674,21 +1592,7 @@
               <w:rPr>
                 <w:rFonts w:hint="eastAsia"/>
               </w:rPr>
-              <w:t xml:space="preserve"> </w:t>
-            </w:r>
-            <w:proofErr w:type="spellStart"/>
-            <w:r>
-              <w:rPr>
-                <w:rFonts w:hint="eastAsia"/>
-              </w:rPr>
-              <w:t>coord</w:t>
-            </w:r>
-            <w:proofErr w:type="spellEnd"/>
-            <w:r>
-              <w:rPr>
-                <w:rFonts w:hint="eastAsia"/>
-              </w:rPr>
-              <w:t xml:space="preserve"> </w:t>
+              <w:t xml:space="preserve"> coord </w:t>
             </w:r>
             <w:r>
               <w:rPr>
@@ -1756,16 +1660,8 @@
               <w:rPr>
                 <w:rFonts w:hint="eastAsia"/>
               </w:rPr>
-              <w:t>$</w:t>
-            </w:r>
-            <w:proofErr w:type="spellStart"/>
-            <w:r>
-              <w:rPr>
-                <w:rFonts w:hint="eastAsia"/>
-              </w:rPr>
-              <w:t>isnull</w:t>
-            </w:r>
-            <w:proofErr w:type="spellEnd"/>
+              <w:t>$isnull</w:t>
+            </w:r>
             <w:r>
               <w:rPr>
                 <w:rFonts w:hint="eastAsia"/>
@@ -2065,19 +1961,11 @@
             <w:tcW w:w="4399" w:type="dxa"/>
           </w:tcPr>
           <w:p>
-            <w:proofErr w:type="spellStart"/>
-            <w:r>
-              <w:rPr>
-                <w:rFonts w:hint="eastAsia"/>
-              </w:rPr>
-              <w:t>sdbexprt</w:t>
-            </w:r>
-            <w:proofErr w:type="spellEnd"/>
-            <w:r>
-              <w:rPr>
-                <w:rFonts w:hint="eastAsia"/>
-              </w:rPr>
-              <w:t xml:space="preserve"> </w:t>
+            <w:r>
+              <w:rPr>
+                <w:rFonts w:hint="eastAsia"/>
+              </w:rPr>
+              <w:t xml:space="preserve">sdbexprt </w:t>
             </w:r>
             <w:r>
               <w:rPr>
@@ -2125,28 +2013,12 @@
             <w:tcW w:w="2442" w:type="dxa"/>
           </w:tcPr>
           <w:p>
-            <w:proofErr w:type="spellStart"/>
-            <w:r>
-              <w:rPr>
-                <w:rFonts w:hint="eastAsia"/>
-              </w:rPr>
-              <w:t>sdbimprt</w:t>
-            </w:r>
-            <w:proofErr w:type="spellEnd"/>
-            <w:r>
-              <w:rPr>
-                <w:rFonts w:hint="eastAsia"/>
-              </w:rPr>
-              <w:t>/</w:t>
-            </w:r>
-            <w:proofErr w:type="spellStart"/>
-            <w:r>
-              <w:rPr>
-                <w:rFonts w:hint="eastAsia"/>
-              </w:rPr>
-              <w:t>sdbexprt</w:t>
-            </w:r>
-            <w:proofErr w:type="spellEnd"/>
+            <w:r>
+              <w:rPr>
+                <w:rFonts w:hint="eastAsia"/>
+              </w:rPr>
+              <w:t>sdbimprt/sdbexprt</w:t>
+            </w:r>
           </w:p>
         </w:tc>
         <w:tc>
@@ -2188,25 +2060,21 @@
             <w:tcW w:w="4399" w:type="dxa"/>
           </w:tcPr>
           <w:p>
-            <w:proofErr w:type="spellStart"/>
             <w:r>
               <w:rPr>
                 <w:rFonts w:hint="eastAsia"/>
               </w:rPr>
               <w:t>sdbdpsdump</w:t>
             </w:r>
-            <w:proofErr w:type="spellEnd"/>
             <w:r>
               <w:rPr>
                 <w:rFonts w:hint="eastAsia"/>
               </w:rPr>
               <w:t>和</w:t>
             </w:r>
-            <w:proofErr w:type="spellStart"/>
             <w:r>
               <w:t>sdbinspt</w:t>
             </w:r>
-            <w:proofErr w:type="spellEnd"/>
             <w:r>
               <w:rPr>
                 <w:rFonts w:hint="eastAsia"/>
@@ -2241,19 +2109,11 @@
             <w:tcW w:w="4399" w:type="dxa"/>
           </w:tcPr>
           <w:p>
-            <w:proofErr w:type="spellStart"/>
-            <w:r>
-              <w:rPr>
-                <w:rFonts w:hint="eastAsia"/>
-              </w:rPr>
-              <w:t>sdb</w:t>
-            </w:r>
-            <w:proofErr w:type="spellEnd"/>
-            <w:r>
-              <w:rPr>
-                <w:rFonts w:hint="eastAsia"/>
-              </w:rPr>
-              <w:t>(shell)</w:t>
+            <w:r>
+              <w:rPr>
+                <w:rFonts w:hint="eastAsia"/>
+              </w:rPr>
+              <w:t>sdb(shell)</w:t>
             </w:r>
             <w:r>
               <w:rPr>
@@ -2495,14 +2355,12 @@
             <w:tcW w:w="5258" w:type="dxa"/>
           </w:tcPr>
           <w:p>
-            <w:proofErr w:type="spellStart"/>
             <w:r>
               <w:rPr>
                 <w:rFonts w:hint="eastAsia"/>
               </w:rPr>
               <w:t>sdb</w:t>
             </w:r>
-            <w:proofErr w:type="spellEnd"/>
             <w:r>
               <w:rPr>
                 <w:rFonts w:hint="eastAsia"/>
@@ -2591,11 +2449,9 @@
                 <w:szCs w:val="15"/>
               </w:rPr>
             </w:pPr>
-            <w:proofErr w:type="spellStart"/>
             <w:r>
               <w:t>sdbtop</w:t>
             </w:r>
-            <w:proofErr w:type="spellEnd"/>
             <w:r>
               <w:t>中，按</w:t>
             </w:r>
@@ -2655,14 +2511,12 @@
             <w:tcW w:w="5258" w:type="dxa"/>
           </w:tcPr>
           <w:p>
-            <w:proofErr w:type="spellStart"/>
             <w:r>
               <w:rPr>
                 <w:rFonts w:hint="eastAsia"/>
               </w:rPr>
               <w:t>sdbtop</w:t>
             </w:r>
-            <w:proofErr w:type="spellEnd"/>
             <w:r>
               <w:rPr>
                 <w:rFonts w:hint="eastAsia"/>
@@ -2793,14 +2647,12 @@
             <w:tcW w:w="5258" w:type="dxa"/>
           </w:tcPr>
           <w:p>
-            <w:proofErr w:type="spellStart"/>
             <w:r>
               <w:rPr>
                 <w:rFonts w:hint="eastAsia"/>
               </w:rPr>
               <w:t>sdbtop</w:t>
             </w:r>
-            <w:proofErr w:type="spellEnd"/>
             <w:r>
               <w:rPr>
                 <w:rFonts w:hint="eastAsia"/>
@@ -2887,14 +2739,12 @@
             <w:tcW w:w="5258" w:type="dxa"/>
           </w:tcPr>
           <w:p>
-            <w:proofErr w:type="spellStart"/>
             <w:r>
               <w:rPr>
                 <w:rFonts w:hint="eastAsia"/>
               </w:rPr>
               <w:t>SeqauoiDB</w:t>
             </w:r>
-            <w:proofErr w:type="spellEnd"/>
             <w:r>
               <w:rPr>
                 <w:rFonts w:hint="eastAsia"/>
@@ -2917,21 +2767,7 @@
               <w:rPr>
                 <w:rFonts w:hint="eastAsia"/>
               </w:rPr>
-              <w:t>Insert into cs.cl(</w:t>
-            </w:r>
-            <w:proofErr w:type="spellStart"/>
-            <w:r>
-              <w:rPr>
-                <w:rFonts w:hint="eastAsia"/>
-              </w:rPr>
-              <w:t>age,name</w:t>
-            </w:r>
-            <w:proofErr w:type="spellEnd"/>
-            <w:r>
-              <w:rPr>
-                <w:rFonts w:hint="eastAsia"/>
-              </w:rPr>
-              <w:t xml:space="preserve">) values(1) </w:t>
+              <w:t xml:space="preserve">Insert into cs.cl(age,name) values(1) </w:t>
             </w:r>
             <w:r>
               <w:rPr>
@@ -2939,28 +2775,12 @@
               </w:rPr>
               <w:t>导致</w:t>
             </w:r>
-            <w:proofErr w:type="spellStart"/>
-            <w:r>
-              <w:rPr>
-                <w:rFonts w:hint="eastAsia"/>
-              </w:rPr>
-              <w:t>sequoaidb</w:t>
-            </w:r>
-            <w:proofErr w:type="spellEnd"/>
-            <w:r>
-              <w:rPr>
-                <w:rFonts w:hint="eastAsia"/>
-              </w:rPr>
-              <w:t xml:space="preserve"> </w:t>
-            </w:r>
-            <w:proofErr w:type="spellStart"/>
-            <w:r>
-              <w:rPr>
-                <w:rFonts w:hint="eastAsia"/>
-              </w:rPr>
-              <w:t>coredump</w:t>
-            </w:r>
-            <w:proofErr w:type="spellEnd"/>
+            <w:r>
+              <w:rPr>
+                <w:rFonts w:hint="eastAsia"/>
+              </w:rPr>
+              <w:t>sequoaidb coredump</w:t>
+            </w:r>
           </w:p>
         </w:tc>
         <w:tc>
@@ -3084,47 +2904,11 @@
               </w:rPr>
               <w:t>驱动接口</w:t>
             </w:r>
-            <w:proofErr w:type="spellStart"/>
-            <w:r>
-              <w:rPr>
-                <w:rFonts w:hint="eastAsia"/>
-              </w:rPr>
-              <w:t>createCollection</w:t>
-            </w:r>
-            <w:proofErr w:type="spellEnd"/>
-            <w:r>
-              <w:rPr>
-                <w:rFonts w:hint="eastAsia"/>
-              </w:rPr>
-              <w:t xml:space="preserve">(string </w:t>
-            </w:r>
-            <w:proofErr w:type="spellStart"/>
-            <w:r>
-              <w:rPr>
-                <w:rFonts w:hint="eastAsia"/>
-              </w:rPr>
-              <w:t>csname</w:t>
-            </w:r>
-            <w:proofErr w:type="spellEnd"/>
-            <w:r>
-              <w:rPr>
-                <w:rFonts w:hint="eastAsia"/>
-              </w:rPr>
-              <w:t xml:space="preserve">, </w:t>
-            </w:r>
-            <w:proofErr w:type="spellStart"/>
-            <w:r>
-              <w:rPr>
-                <w:rFonts w:hint="eastAsia"/>
-              </w:rPr>
-              <w:t>BsonDocumnet</w:t>
-            </w:r>
-            <w:proofErr w:type="spellEnd"/>
-            <w:r>
-              <w:rPr>
-                <w:rFonts w:hint="eastAsia"/>
-              </w:rPr>
-              <w:t xml:space="preserve"> options)</w:t>
+            <w:r>
+              <w:rPr>
+                <w:rFonts w:hint="eastAsia"/>
+              </w:rPr>
+              <w:t>createCollection(string csname, BsonDocumnet options)</w:t>
             </w:r>
             <w:r>
               <w:rPr>
@@ -3144,19 +2928,11 @@
               </w:rPr>
               <w:t>选项仅能支持</w:t>
             </w:r>
-            <w:proofErr w:type="spellStart"/>
-            <w:r>
-              <w:rPr>
-                <w:rFonts w:hint="eastAsia"/>
-              </w:rPr>
-              <w:t>ShardingKey</w:t>
-            </w:r>
-            <w:proofErr w:type="spellEnd"/>
-            <w:r>
-              <w:rPr>
-                <w:rFonts w:hint="eastAsia"/>
-              </w:rPr>
-              <w:t>,</w:t>
+            <w:r>
+              <w:rPr>
+                <w:rFonts w:hint="eastAsia"/>
+              </w:rPr>
+              <w:t>ShardingKey,</w:t>
             </w:r>
             <w:r>
               <w:rPr>
@@ -3224,16 +3000,8 @@
               <w:rPr>
                 <w:rFonts w:hint="eastAsia"/>
               </w:rPr>
-              <w:t xml:space="preserve">-SequoiaDB </w:t>
-            </w:r>
-            <w:proofErr w:type="spellStart"/>
-            <w:r>
-              <w:rPr>
-                <w:rFonts w:hint="eastAsia"/>
-              </w:rPr>
-              <w:t>javascript</w:t>
-            </w:r>
-            <w:proofErr w:type="spellEnd"/>
+              <w:t>-SequoiaDB javascript</w:t>
+            </w:r>
             <w:r>
               <w:rPr>
                 <w:rFonts w:hint="eastAsia"/>
@@ -3244,21 +3012,7 @@
               <w:rPr>
                 <w:rFonts w:hint="eastAsia"/>
               </w:rPr>
-              <w:t>-</w:t>
-            </w:r>
-            <w:proofErr w:type="spellStart"/>
-            <w:r>
-              <w:rPr>
-                <w:rFonts w:hint="eastAsia"/>
-              </w:rPr>
-              <w:t>db.createCS</w:t>
-            </w:r>
-            <w:proofErr w:type="spellEnd"/>
-            <w:r>
-              <w:rPr>
-                <w:rFonts w:hint="eastAsia"/>
-              </w:rPr>
-              <w:t>()</w:t>
+              <w:t>-db.createCS()</w:t>
             </w:r>
             <w:r>
               <w:rPr>
@@ -3324,14 +3078,12 @@
               </w:rPr>
               <w:t>直接连接编目节点时，查看集合</w:t>
             </w:r>
-            <w:proofErr w:type="spellStart"/>
             <w:r>
               <w:rPr>
                 <w:rFonts w:hint="eastAsia"/>
               </w:rPr>
               <w:t>pageSize</w:t>
             </w:r>
-            <w:proofErr w:type="spellEnd"/>
             <w:r>
               <w:rPr>
                 <w:rFonts w:hint="eastAsia"/>
@@ -3417,14 +3169,12 @@
               </w:rPr>
               <w:t>多</w:t>
             </w:r>
-            <w:proofErr w:type="spellStart"/>
             <w:r>
               <w:rPr>
                 <w:rFonts w:hint="eastAsia"/>
               </w:rPr>
               <w:t>coord</w:t>
             </w:r>
-            <w:proofErr w:type="spellEnd"/>
             <w:r>
               <w:rPr>
                 <w:rFonts w:hint="eastAsia"/>
@@ -3516,14 +3266,12 @@
               </w:rPr>
               <w:t>后，手工创建的</w:t>
             </w:r>
-            <w:proofErr w:type="spellStart"/>
             <w:r>
               <w:rPr>
                 <w:rFonts w:hint="eastAsia"/>
               </w:rPr>
               <w:t>coord</w:t>
             </w:r>
-            <w:proofErr w:type="spellEnd"/>
             <w:r>
               <w:rPr>
                 <w:rFonts w:hint="eastAsia"/>
@@ -3592,19 +3340,11 @@
             <w:tcW w:w="5258" w:type="dxa"/>
           </w:tcPr>
           <w:p>
-            <w:proofErr w:type="spellStart"/>
-            <w:r>
-              <w:rPr>
-                <w:rFonts w:hint="eastAsia"/>
-              </w:rPr>
-              <w:t>javaScript</w:t>
-            </w:r>
-            <w:proofErr w:type="spellEnd"/>
-            <w:r>
-              <w:rPr>
-                <w:rFonts w:hint="eastAsia"/>
-              </w:rPr>
-              <w:t xml:space="preserve"> shell </w:t>
+            <w:r>
+              <w:rPr>
+                <w:rFonts w:hint="eastAsia"/>
+              </w:rPr>
+              <w:t xml:space="preserve">javaScript shell </w:t>
             </w:r>
             <w:r>
               <w:rPr>
@@ -3734,19 +3474,11 @@
             <w:tcW w:w="5258" w:type="dxa"/>
           </w:tcPr>
           <w:p>
-            <w:proofErr w:type="spellStart"/>
-            <w:r>
-              <w:rPr>
-                <w:rFonts w:hint="eastAsia"/>
-              </w:rPr>
-              <w:t>sdbimprt</w:t>
-            </w:r>
-            <w:proofErr w:type="spellEnd"/>
-            <w:r>
-              <w:rPr>
-                <w:rFonts w:hint="eastAsia"/>
-              </w:rPr>
-              <w:t xml:space="preserve"> </w:t>
+            <w:r>
+              <w:rPr>
+                <w:rFonts w:hint="eastAsia"/>
+              </w:rPr>
+              <w:t xml:space="preserve">sdbimprt </w:t>
             </w:r>
             <w:r>
               <w:rPr>
@@ -3754,14 +3486,12 @@
               </w:rPr>
               <w:t>导入工具没有符合</w:t>
             </w:r>
-            <w:proofErr w:type="spellStart"/>
             <w:r>
               <w:rPr>
                 <w:rFonts w:hint="eastAsia"/>
               </w:rPr>
               <w:t>csv</w:t>
             </w:r>
-            <w:proofErr w:type="spellEnd"/>
             <w:r>
               <w:rPr>
                 <w:rFonts w:hint="eastAsia"/>
@@ -3824,14 +3554,12 @@
             <w:tcW w:w="5258" w:type="dxa"/>
           </w:tcPr>
           <w:p>
-            <w:proofErr w:type="spellStart"/>
             <w:r>
               <w:rPr>
                 <w:rFonts w:hint="eastAsia"/>
               </w:rPr>
               <w:t>ReplGroup</w:t>
             </w:r>
-            <w:proofErr w:type="spellEnd"/>
             <w:r>
               <w:rPr>
                 <w:rFonts w:hint="eastAsia"/>
@@ -3850,14 +3578,12 @@
               </w:rPr>
               <w:t>一样的情况下没有选取</w:t>
             </w:r>
-            <w:proofErr w:type="spellStart"/>
             <w:r>
               <w:rPr>
                 <w:rFonts w:hint="eastAsia"/>
               </w:rPr>
               <w:t>NodeID</w:t>
             </w:r>
-            <w:proofErr w:type="spellEnd"/>
             <w:r>
               <w:rPr>
                 <w:rFonts w:hint="eastAsia"/>
@@ -4000,14 +3726,12 @@
               </w:rPr>
               <w:t>的</w:t>
             </w:r>
-            <w:proofErr w:type="spellStart"/>
             <w:r>
               <w:rPr>
                 <w:rFonts w:hint="eastAsia"/>
               </w:rPr>
               <w:t>sdb.conf</w:t>
             </w:r>
-            <w:proofErr w:type="spellEnd"/>
             <w:r>
               <w:rPr>
                 <w:rFonts w:hint="eastAsia"/>
@@ -4090,14 +3814,12 @@
             </w:r>
           </w:p>
           <w:p>
-            <w:proofErr w:type="spellStart"/>
             <w:r>
               <w:rPr>
                 <w:rFonts w:hint="eastAsia"/>
               </w:rPr>
               <w:t>com.sequoiadb.base.Sequoiadb.ChangeConnectionOptions</w:t>
             </w:r>
-            <w:proofErr w:type="spellEnd"/>
             <w:r>
               <w:rPr>
                 <w:rFonts w:hint="eastAsia"/>
@@ -4166,14 +3888,12 @@
               </w:rPr>
               <w:t>驱动</w:t>
             </w:r>
-            <w:proofErr w:type="spellStart"/>
             <w:r>
               <w:rPr>
                 <w:rFonts w:hint="eastAsia"/>
               </w:rPr>
               <w:t>SequoiaDB.Sequoiadb.ChangeConnectionOptions</w:t>
             </w:r>
-            <w:proofErr w:type="spellEnd"/>
             <w:r>
               <w:rPr>
                 <w:rFonts w:hint="eastAsia"/>
@@ -4254,14 +3974,12 @@
               </w:rPr>
               <w:t>版本</w:t>
             </w:r>
-            <w:proofErr w:type="spellStart"/>
             <w:r>
               <w:rPr>
                 <w:rFonts w:hint="eastAsia"/>
               </w:rPr>
               <w:t>sequoiadb</w:t>
             </w:r>
-            <w:proofErr w:type="spellEnd"/>
           </w:p>
         </w:tc>
         <w:tc>
@@ -4316,21 +4034,7 @@
               <w:rPr>
                 <w:rFonts w:hint="eastAsia"/>
               </w:rPr>
-              <w:t>[</w:t>
-            </w:r>
-            <w:proofErr w:type="spellStart"/>
-            <w:r>
-              <w:rPr>
-                <w:rFonts w:hint="eastAsia"/>
-              </w:rPr>
-              <w:t>sdbimprt</w:t>
-            </w:r>
-            <w:proofErr w:type="spellEnd"/>
-            <w:r>
-              <w:rPr>
-                <w:rFonts w:hint="eastAsia"/>
-              </w:rPr>
-              <w:t xml:space="preserve">] </w:t>
+              <w:t xml:space="preserve">[sdbimprt] </w:t>
             </w:r>
             <w:r>
               <w:rPr>
@@ -4416,21 +4120,7 @@
               <w:rPr>
                 <w:rFonts w:hint="eastAsia"/>
               </w:rPr>
-              <w:t>[</w:t>
-            </w:r>
-            <w:proofErr w:type="spellStart"/>
-            <w:r>
-              <w:rPr>
-                <w:rFonts w:hint="eastAsia"/>
-              </w:rPr>
-              <w:t>sdbload</w:t>
-            </w:r>
-            <w:proofErr w:type="spellEnd"/>
-            <w:r>
-              <w:rPr>
-                <w:rFonts w:hint="eastAsia"/>
-              </w:rPr>
-              <w:t xml:space="preserve">] </w:t>
+              <w:t xml:space="preserve">[sdbload] </w:t>
             </w:r>
             <w:r>
               <w:rPr>
@@ -4454,21 +4144,7 @@
               <w:rPr>
                 <w:rFonts w:hint="eastAsia"/>
               </w:rPr>
-              <w:t xml:space="preserve"> </w:t>
-            </w:r>
-            <w:proofErr w:type="spellStart"/>
-            <w:r>
-              <w:rPr>
-                <w:rFonts w:hint="eastAsia"/>
-              </w:rPr>
-              <w:t>sdbload</w:t>
-            </w:r>
-            <w:proofErr w:type="spellEnd"/>
-            <w:r>
-              <w:rPr>
-                <w:rFonts w:hint="eastAsia"/>
-              </w:rPr>
-              <w:t xml:space="preserve"> </w:t>
+              <w:t xml:space="preserve"> sdbload </w:t>
             </w:r>
             <w:r>
               <w:rPr>
@@ -4476,14 +4152,12 @@
               </w:rPr>
               <w:t>进程</w:t>
             </w:r>
-            <w:proofErr w:type="spellStart"/>
             <w:r>
               <w:rPr>
                 <w:rFonts w:hint="eastAsia"/>
               </w:rPr>
               <w:t>coredump</w:t>
             </w:r>
-            <w:proofErr w:type="spellEnd"/>
           </w:p>
         </w:tc>
         <w:tc>
@@ -4570,19 +4244,11 @@
               </w:rPr>
               <w:t>页面察看表属性时，提示</w:t>
             </w:r>
-            <w:proofErr w:type="spellStart"/>
-            <w:r>
-              <w:rPr>
-                <w:rFonts w:hint="eastAsia"/>
-              </w:rPr>
-              <w:t>php</w:t>
-            </w:r>
-            <w:proofErr w:type="spellEnd"/>
-            <w:r>
-              <w:rPr>
-                <w:rFonts w:hint="eastAsia"/>
-              </w:rPr>
-              <w:t xml:space="preserve"> </w:t>
+            <w:r>
+              <w:rPr>
+                <w:rFonts w:hint="eastAsia"/>
+              </w:rPr>
+              <w:t xml:space="preserve">php </w:t>
             </w:r>
             <w:r>
               <w:rPr>
@@ -4784,19 +4450,11 @@
               </w:rPr>
               <w:t>提供参数，设置</w:t>
             </w:r>
-            <w:proofErr w:type="spellStart"/>
-            <w:r>
-              <w:rPr>
-                <w:rFonts w:hint="eastAsia"/>
-              </w:rPr>
-              <w:t>sdbcm</w:t>
-            </w:r>
-            <w:proofErr w:type="spellEnd"/>
-            <w:r>
-              <w:rPr>
-                <w:rFonts w:hint="eastAsia"/>
-              </w:rPr>
-              <w:t xml:space="preserve"> </w:t>
+            <w:r>
+              <w:rPr>
+                <w:rFonts w:hint="eastAsia"/>
+              </w:rPr>
+              <w:t xml:space="preserve">sdbcm </w:t>
             </w:r>
             <w:r>
               <w:rPr>
@@ -4942,21 +4600,7 @@
               <w:rPr>
                 <w:rFonts w:hint="eastAsia"/>
               </w:rPr>
-              <w:t xml:space="preserve">UTF-16 Big </w:t>
-            </w:r>
-            <w:proofErr w:type="spellStart"/>
-            <w:r>
-              <w:rPr>
-                <w:rFonts w:hint="eastAsia"/>
-              </w:rPr>
-              <w:t>Endin</w:t>
-            </w:r>
-            <w:proofErr w:type="spellEnd"/>
-            <w:r>
-              <w:rPr>
-                <w:rFonts w:hint="eastAsia"/>
-              </w:rPr>
-              <w:t xml:space="preserve"> </w:t>
+              <w:t xml:space="preserve">UTF-16 Big Endin </w:t>
             </w:r>
             <w:r>
               <w:rPr>
@@ -5032,33 +4676,23 @@
               </w:rPr>
               <w:t>于</w:t>
             </w:r>
-            <w:proofErr w:type="spellStart"/>
             <w:r>
               <w:rPr>
                 <w:rFonts w:hint="eastAsia"/>
               </w:rPr>
               <w:t>coord</w:t>
             </w:r>
-            <w:proofErr w:type="spellEnd"/>
             <w:r>
               <w:rPr>
                 <w:rFonts w:hint="eastAsia"/>
               </w:rPr>
               <w:t>节点上创建</w:t>
             </w:r>
-            <w:proofErr w:type="spellStart"/>
-            <w:r>
-              <w:rPr>
-                <w:rFonts w:hint="eastAsia"/>
-              </w:rPr>
-              <w:t>cata</w:t>
-            </w:r>
-            <w:proofErr w:type="spellEnd"/>
-            <w:r>
-              <w:rPr>
-                <w:rFonts w:hint="eastAsia"/>
-              </w:rPr>
-              <w:t xml:space="preserve"> node,</w:t>
+            <w:r>
+              <w:rPr>
+                <w:rFonts w:hint="eastAsia"/>
+              </w:rPr>
+              <w:t>cata node,</w:t>
             </w:r>
             <w:r>
               <w:rPr>
@@ -5066,28 +4700,24 @@
               </w:rPr>
               <w:t>未将</w:t>
             </w:r>
-            <w:proofErr w:type="spellStart"/>
             <w:r>
               <w:rPr>
                 <w:rFonts w:hint="eastAsia"/>
               </w:rPr>
               <w:t>coord</w:t>
             </w:r>
-            <w:proofErr w:type="spellEnd"/>
             <w:r>
               <w:rPr>
                 <w:rFonts w:hint="eastAsia"/>
               </w:rPr>
               <w:t>配置文件刷新，编目信息没有加入</w:t>
             </w:r>
-            <w:proofErr w:type="spellStart"/>
             <w:r>
               <w:rPr>
                 <w:rFonts w:hint="eastAsia"/>
               </w:rPr>
               <w:t>coord</w:t>
             </w:r>
-            <w:proofErr w:type="spellEnd"/>
             <w:r>
               <w:rPr>
                 <w:rFonts w:hint="eastAsia"/>
@@ -5150,14 +4780,12 @@
               </w:rPr>
               <w:t>通过</w:t>
             </w:r>
-            <w:proofErr w:type="spellStart"/>
             <w:r>
               <w:rPr>
                 <w:rFonts w:hint="eastAsia"/>
               </w:rPr>
               <w:t>coord</w:t>
             </w:r>
-            <w:proofErr w:type="spellEnd"/>
             <w:r>
               <w:rPr>
                 <w:rFonts w:hint="eastAsia"/>
@@ -5232,14 +4860,12 @@
             <w:tcW w:w="5258" w:type="dxa"/>
           </w:tcPr>
           <w:p>
-            <w:proofErr w:type="spellStart"/>
             <w:r>
               <w:rPr>
                 <w:rFonts w:hint="eastAsia"/>
               </w:rPr>
               <w:t>sdb</w:t>
             </w:r>
-            <w:proofErr w:type="spellEnd"/>
             <w:r>
               <w:rPr>
                 <w:rFonts w:hint="eastAsia"/>
@@ -5314,14 +4940,12 @@
               </w:rPr>
               <w:t>驱动的</w:t>
             </w:r>
-            <w:proofErr w:type="spellStart"/>
             <w:r>
               <w:rPr>
                 <w:rFonts w:hint="eastAsia"/>
               </w:rPr>
               <w:t>sdbConnect</w:t>
             </w:r>
-            <w:proofErr w:type="spellEnd"/>
             <w:r>
               <w:rPr>
                 <w:rFonts w:hint="eastAsia"/>
@@ -5390,19 +5014,11 @@
               </w:rPr>
               <w:t>驱动两次调用</w:t>
             </w:r>
-            <w:proofErr w:type="spellStart"/>
-            <w:r>
-              <w:rPr>
-                <w:rFonts w:hint="eastAsia"/>
-              </w:rPr>
-              <w:t>sdbDisconnect</w:t>
-            </w:r>
-            <w:proofErr w:type="spellEnd"/>
-            <w:r>
-              <w:rPr>
-                <w:rFonts w:hint="eastAsia"/>
-              </w:rPr>
-              <w:t>()</w:t>
+            <w:r>
+              <w:rPr>
+                <w:rFonts w:hint="eastAsia"/>
+              </w:rPr>
+              <w:t>sdbDisconnect()</w:t>
             </w:r>
             <w:r>
               <w:rPr>
@@ -5552,47 +5168,11 @@
               </w:rPr>
               <w:t>中的</w:t>
             </w:r>
-            <w:proofErr w:type="spellStart"/>
-            <w:r>
-              <w:rPr>
-                <w:rFonts w:hint="eastAsia"/>
-              </w:rPr>
-              <w:t>extension_dir</w:t>
-            </w:r>
-            <w:proofErr w:type="spellEnd"/>
-            <w:r>
-              <w:rPr>
-                <w:rFonts w:hint="eastAsia"/>
-              </w:rPr>
-              <w:t xml:space="preserve"> = "/opt/</w:t>
-            </w:r>
-            <w:proofErr w:type="spellStart"/>
-            <w:r>
-              <w:rPr>
-                <w:rFonts w:hint="eastAsia"/>
-              </w:rPr>
-              <w:t>sequoiadb</w:t>
-            </w:r>
-            <w:proofErr w:type="spellEnd"/>
-            <w:r>
-              <w:rPr>
-                <w:rFonts w:hint="eastAsia"/>
-              </w:rPr>
-              <w:t>/lib/</w:t>
-            </w:r>
-            <w:proofErr w:type="spellStart"/>
-            <w:r>
-              <w:rPr>
-                <w:rFonts w:hint="eastAsia"/>
-              </w:rPr>
-              <w:t>phplib</w:t>
-            </w:r>
-            <w:proofErr w:type="spellEnd"/>
-            <w:r>
-              <w:rPr>
-                <w:rFonts w:hint="eastAsia"/>
-              </w:rPr>
-              <w:t>/"</w:t>
+            <w:r>
+              <w:rPr>
+                <w:rFonts w:hint="eastAsia"/>
+              </w:rPr>
+              <w:t>extension_dir = "/opt/sequoiadb/lib/phplib/"</w:t>
             </w:r>
             <w:r>
               <w:rPr>
@@ -5656,28 +5236,24 @@
             <w:tcW w:w="5258" w:type="dxa"/>
           </w:tcPr>
           <w:p>
-            <w:proofErr w:type="spellStart"/>
             <w:r>
               <w:rPr>
                 <w:rFonts w:hint="eastAsia"/>
               </w:rPr>
               <w:t>sdbtop</w:t>
             </w:r>
-            <w:proofErr w:type="spellEnd"/>
             <w:r>
               <w:rPr>
                 <w:rFonts w:hint="eastAsia"/>
               </w:rPr>
               <w:t>缺少</w:t>
             </w:r>
-            <w:proofErr w:type="spellStart"/>
             <w:r>
               <w:rPr>
                 <w:rFonts w:hint="eastAsia"/>
               </w:rPr>
               <w:t>xterm</w:t>
             </w:r>
-            <w:proofErr w:type="spellEnd"/>
             <w:r>
               <w:rPr>
                 <w:rFonts w:hint="eastAsia"/>
@@ -5746,14 +5322,12 @@
               </w:rPr>
               <w:t>运行</w:t>
             </w:r>
-            <w:proofErr w:type="spellStart"/>
             <w:r>
               <w:rPr>
                 <w:rFonts w:hint="eastAsia"/>
               </w:rPr>
               <w:t>sdbtop</w:t>
             </w:r>
-            <w:proofErr w:type="spellEnd"/>
             <w:r>
               <w:rPr>
                 <w:rFonts w:hint="eastAsia"/>
@@ -5994,19 +5568,11 @@
             <w:tcW w:w="5258" w:type="dxa"/>
           </w:tcPr>
           <w:p>
-            <w:proofErr w:type="spellStart"/>
-            <w:r>
-              <w:rPr>
-                <w:rFonts w:hint="eastAsia"/>
-              </w:rPr>
-              <w:t>Sdb</w:t>
-            </w:r>
-            <w:proofErr w:type="spellEnd"/>
-            <w:r>
-              <w:rPr>
-                <w:rFonts w:hint="eastAsia"/>
-              </w:rPr>
-              <w:t xml:space="preserve"> shell </w:t>
+            <w:r>
+              <w:rPr>
+                <w:rFonts w:hint="eastAsia"/>
+              </w:rPr>
+              <w:t xml:space="preserve">Sdb shell </w:t>
             </w:r>
             <w:r>
               <w:rPr>
@@ -6076,19 +5642,11 @@
             <w:tcW w:w="5258" w:type="dxa"/>
           </w:tcPr>
           <w:p>
-            <w:proofErr w:type="spellStart"/>
-            <w:r>
-              <w:rPr>
-                <w:rFonts w:hint="eastAsia"/>
-              </w:rPr>
-              <w:t>db.colloctionspace.collection.createIndex</w:t>
-            </w:r>
-            <w:proofErr w:type="spellEnd"/>
-            <w:r>
-              <w:rPr>
-                <w:rFonts w:hint="eastAsia"/>
-              </w:rPr>
-              <w:t>()</w:t>
+            <w:r>
+              <w:rPr>
+                <w:rFonts w:hint="eastAsia"/>
+              </w:rPr>
+              <w:t>db.colloctionspace.collection.createIndex()</w:t>
             </w:r>
             <w:r>
               <w:rPr>
@@ -6248,19 +5806,11 @@
               </w:rPr>
               <w:t>类型的时候转成</w:t>
             </w:r>
-            <w:proofErr w:type="spellStart"/>
-            <w:r>
-              <w:rPr>
-                <w:rFonts w:hint="eastAsia"/>
-              </w:rPr>
-              <w:t>TimeStamp</w:t>
-            </w:r>
-            <w:proofErr w:type="spellEnd"/>
-            <w:r>
-              <w:rPr>
-                <w:rFonts w:hint="eastAsia"/>
-              </w:rPr>
-              <w:t>,</w:t>
+            <w:r>
+              <w:rPr>
+                <w:rFonts w:hint="eastAsia"/>
+              </w:rPr>
+              <w:t>TimeStamp,</w:t>
             </w:r>
             <w:r>
               <w:rPr>
@@ -6332,19 +5882,11 @@
             <w:tcW w:w="5258" w:type="dxa"/>
           </w:tcPr>
           <w:p>
-            <w:proofErr w:type="spellStart"/>
-            <w:r>
-              <w:rPr>
-                <w:rFonts w:hint="eastAsia"/>
-              </w:rPr>
-              <w:t>backupOffline</w:t>
-            </w:r>
-            <w:proofErr w:type="spellEnd"/>
-            <w:r>
-              <w:rPr>
-                <w:rFonts w:hint="eastAsia"/>
-              </w:rPr>
-              <w:t xml:space="preserve"> </w:t>
+            <w:r>
+              <w:rPr>
+                <w:rFonts w:hint="eastAsia"/>
+              </w:rPr>
+              <w:t xml:space="preserve">backupOffline </w:t>
             </w:r>
             <w:r>
               <w:rPr>
@@ -6502,21 +6044,7 @@
               <w:rPr>
                 <w:rFonts w:hint="eastAsia"/>
               </w:rPr>
-              <w:t xml:space="preserve"> </w:t>
-            </w:r>
-            <w:proofErr w:type="spellStart"/>
-            <w:r>
-              <w:rPr>
-                <w:rFonts w:hint="eastAsia"/>
-              </w:rPr>
-              <w:t>createCollectionSpace</w:t>
-            </w:r>
-            <w:proofErr w:type="spellEnd"/>
-            <w:r>
-              <w:rPr>
-                <w:rFonts w:hint="eastAsia"/>
-              </w:rPr>
-              <w:t xml:space="preserve"> </w:t>
+              <w:t xml:space="preserve"> createCollectionSpace </w:t>
             </w:r>
             <w:r>
               <w:rPr>
@@ -6524,19 +6052,11 @@
               </w:rPr>
               <w:t>在不提供</w:t>
             </w:r>
-            <w:proofErr w:type="spellStart"/>
-            <w:r>
-              <w:rPr>
-                <w:rFonts w:hint="eastAsia"/>
-              </w:rPr>
-              <w:t>pageSize</w:t>
-            </w:r>
-            <w:proofErr w:type="spellEnd"/>
-            <w:r>
-              <w:rPr>
-                <w:rFonts w:hint="eastAsia"/>
-              </w:rPr>
-              <w:t xml:space="preserve"> </w:t>
+            <w:r>
+              <w:rPr>
+                <w:rFonts w:hint="eastAsia"/>
+              </w:rPr>
+              <w:t xml:space="preserve">pageSize </w:t>
             </w:r>
             <w:r>
               <w:rPr>
@@ -6748,16 +6268,8 @@
               <w:rPr>
                 <w:rFonts w:hint="eastAsia"/>
               </w:rPr>
-              <w:t xml:space="preserve">, </w:t>
-            </w:r>
-            <w:proofErr w:type="spellStart"/>
-            <w:r>
-              <w:rPr>
-                <w:rFonts w:hint="eastAsia"/>
-              </w:rPr>
-              <w:t>ReplicaGroup</w:t>
-            </w:r>
-            <w:proofErr w:type="spellEnd"/>
+              <w:t>, ReplicaGroup</w:t>
+            </w:r>
             <w:r>
               <w:rPr>
                 <w:rFonts w:hint="eastAsia"/>
@@ -6768,63 +6280,7 @@
               <w:rPr>
                 <w:rFonts w:hint="eastAsia"/>
               </w:rPr>
-              <w:t xml:space="preserve"> </w:t>
-            </w:r>
-            <w:proofErr w:type="spellStart"/>
-            <w:r>
-              <w:rPr>
-                <w:rFonts w:hint="eastAsia"/>
-              </w:rPr>
-              <w:t>ReplicaGroup</w:t>
-            </w:r>
-            <w:proofErr w:type="spellEnd"/>
-            <w:r>
-              <w:rPr>
-                <w:rFonts w:hint="eastAsia"/>
-              </w:rPr>
-              <w:t>(</w:t>
-            </w:r>
-            <w:proofErr w:type="spellStart"/>
-            <w:r>
-              <w:rPr>
-                <w:rFonts w:hint="eastAsia"/>
-              </w:rPr>
-              <w:t>Sequoiadb</w:t>
-            </w:r>
-            <w:proofErr w:type="spellEnd"/>
-            <w:r>
-              <w:rPr>
-                <w:rFonts w:hint="eastAsia"/>
-              </w:rPr>
-              <w:t xml:space="preserve"> </w:t>
-            </w:r>
-            <w:proofErr w:type="spellStart"/>
-            <w:r>
-              <w:rPr>
-                <w:rFonts w:hint="eastAsia"/>
-              </w:rPr>
-              <w:t>sdb</w:t>
-            </w:r>
-            <w:proofErr w:type="spellEnd"/>
-            <w:r>
-              <w:rPr>
-                <w:rFonts w:hint="eastAsia"/>
-              </w:rPr>
-              <w:t xml:space="preserve">, </w:t>
-            </w:r>
-            <w:proofErr w:type="spellStart"/>
-            <w:r>
-              <w:rPr>
-                <w:rFonts w:hint="eastAsia"/>
-              </w:rPr>
-              <w:t>int</w:t>
-            </w:r>
-            <w:proofErr w:type="spellEnd"/>
-            <w:r>
-              <w:rPr>
-                <w:rFonts w:hint="eastAsia"/>
-              </w:rPr>
-              <w:t xml:space="preserve"> id)</w:t>
+              <w:t xml:space="preserve"> ReplicaGroup(Sequoiadb sdb, int id)</w:t>
             </w:r>
             <w:r>
               <w:rPr>
@@ -6832,14 +6288,12 @@
               </w:rPr>
               <w:t>中对</w:t>
             </w:r>
-            <w:proofErr w:type="spellStart"/>
             <w:r>
               <w:rPr>
                 <w:rFonts w:hint="eastAsia"/>
               </w:rPr>
               <w:t>isCataRG</w:t>
             </w:r>
-            <w:proofErr w:type="spellEnd"/>
             <w:r>
               <w:rPr>
                 <w:rFonts w:hint="eastAsia"/>
@@ -6898,35 +6352,30 @@
             <w:tcW w:w="5258" w:type="dxa"/>
           </w:tcPr>
           <w:p>
-            <w:proofErr w:type="spellStart"/>
             <w:r>
               <w:rPr>
                 <w:rFonts w:hint="eastAsia"/>
               </w:rPr>
               <w:t>dita</w:t>
             </w:r>
-            <w:proofErr w:type="spellEnd"/>
             <w:r>
               <w:rPr>
                 <w:rFonts w:hint="eastAsia"/>
               </w:rPr>
               <w:t>英文文档中仍有部分地方使用</w:t>
             </w:r>
-            <w:proofErr w:type="spellStart"/>
             <w:r>
               <w:rPr>
                 <w:rFonts w:hint="eastAsia"/>
               </w:rPr>
               <w:t>replset</w:t>
             </w:r>
-            <w:proofErr w:type="spellEnd"/>
             <w:r>
               <w:rPr>
                 <w:rFonts w:hint="eastAsia"/>
               </w:rPr>
               <w:t>概念，应改为</w:t>
             </w:r>
-            <w:proofErr w:type="spellStart"/>
             <w:r>
               <w:rPr>
                 <w:rFonts w:hint="eastAsia"/>
@@ -6934,7 +6383,6 @@
               <w:lastRenderedPageBreak/>
               <w:t>replcaGroup</w:t>
             </w:r>
-            <w:proofErr w:type="spellEnd"/>
           </w:p>
         </w:tc>
         <w:tc>
@@ -6988,19 +6436,11 @@
             <w:tcW w:w="5258" w:type="dxa"/>
           </w:tcPr>
           <w:p>
-            <w:proofErr w:type="spellStart"/>
-            <w:r>
-              <w:rPr>
-                <w:rFonts w:hint="eastAsia"/>
-              </w:rPr>
-              <w:t>db.createCS</w:t>
-            </w:r>
-            <w:proofErr w:type="spellEnd"/>
-            <w:r>
-              <w:rPr>
-                <w:rFonts w:hint="eastAsia"/>
-              </w:rPr>
-              <w:t>()</w:t>
+            <w:r>
+              <w:rPr>
+                <w:rFonts w:hint="eastAsia"/>
+              </w:rPr>
+              <w:t>db.createCS()</w:t>
             </w:r>
             <w:r>
               <w:rPr>
@@ -7012,16 +6452,8 @@
               <w:rPr>
                 <w:rFonts w:hint="eastAsia"/>
               </w:rPr>
-              <w:t xml:space="preserve"> </w:t>
-            </w:r>
-            <w:proofErr w:type="spellStart"/>
-            <w:r>
-              <w:rPr>
-                <w:rFonts w:hint="eastAsia"/>
-              </w:rPr>
-              <w:t>pageSize</w:t>
-            </w:r>
-            <w:proofErr w:type="spellEnd"/>
+              <w:t xml:space="preserve"> pageSize</w:t>
+            </w:r>
             <w:r>
               <w:rPr>
                 <w:rFonts w:hint="eastAsia"/>
@@ -7220,14 +6652,12 @@
             <w:tcW w:w="5258" w:type="dxa"/>
           </w:tcPr>
           <w:p>
-            <w:proofErr w:type="spellStart"/>
             <w:r>
               <w:rPr>
                 <w:rFonts w:hint="eastAsia"/>
               </w:rPr>
               <w:t>upsert</w:t>
             </w:r>
-            <w:proofErr w:type="spellEnd"/>
             <w:r>
               <w:rPr>
                 <w:rFonts w:hint="eastAsia"/>
@@ -7246,28 +6676,24 @@
               </w:rPr>
               <w:t>）会把</w:t>
             </w:r>
-            <w:proofErr w:type="spellStart"/>
             <w:r>
               <w:rPr>
                 <w:rFonts w:hint="eastAsia"/>
               </w:rPr>
               <w:t>shardingkey</w:t>
             </w:r>
-            <w:proofErr w:type="spellEnd"/>
             <w:r>
               <w:rPr>
                 <w:rFonts w:hint="eastAsia"/>
               </w:rPr>
               <w:t>字段踢除，导致无</w:t>
             </w:r>
-            <w:proofErr w:type="spellStart"/>
             <w:r>
               <w:rPr>
                 <w:rFonts w:hint="eastAsia"/>
               </w:rPr>
               <w:t>shardingkey</w:t>
             </w:r>
-            <w:proofErr w:type="spellEnd"/>
           </w:p>
         </w:tc>
         <w:tc>
@@ -7348,14 +6774,12 @@
               </w:rPr>
               <w:t>匹配时，</w:t>
             </w:r>
-            <w:proofErr w:type="spellStart"/>
             <w:r>
               <w:rPr>
                 <w:rFonts w:hint="eastAsia"/>
               </w:rPr>
               <w:t>coord</w:t>
             </w:r>
-            <w:proofErr w:type="spellEnd"/>
             <w:r>
               <w:rPr>
                 <w:rFonts w:hint="eastAsia"/>
@@ -7434,21 +6858,7 @@
               <w:rPr>
                 <w:rFonts w:hint="eastAsia"/>
               </w:rPr>
-              <w:t xml:space="preserve">"select count(age) as count from </w:t>
-            </w:r>
-            <w:proofErr w:type="spellStart"/>
-            <w:r>
-              <w:rPr>
-                <w:rFonts w:hint="eastAsia"/>
-              </w:rPr>
-              <w:t>wx_cs.wx_cl</w:t>
-            </w:r>
-            <w:proofErr w:type="spellEnd"/>
-            <w:r>
-              <w:rPr>
-                <w:rFonts w:hint="eastAsia"/>
-              </w:rPr>
-              <w:t xml:space="preserve">" </w:t>
+              <w:t xml:space="preserve">"select count(age) as count from wx_cs.wx_cl" </w:t>
             </w:r>
             <w:r>
               <w:rPr>
@@ -7468,14 +6878,12 @@
               </w:rPr>
               <w:t>的</w:t>
             </w:r>
-            <w:proofErr w:type="spellStart"/>
             <w:r>
               <w:rPr>
                 <w:rFonts w:hint="eastAsia"/>
               </w:rPr>
               <w:t>bson</w:t>
             </w:r>
-            <w:proofErr w:type="spellEnd"/>
             <w:r>
               <w:rPr>
                 <w:rFonts w:hint="eastAsia"/>
@@ -7544,14 +6952,12 @@
               </w:rPr>
               <w:t>获取</w:t>
             </w:r>
-            <w:proofErr w:type="spellStart"/>
             <w:r>
               <w:rPr>
                 <w:rFonts w:hint="eastAsia"/>
               </w:rPr>
               <w:t>cs</w:t>
             </w:r>
-            <w:proofErr w:type="spellEnd"/>
             <w:r>
               <w:rPr>
                 <w:rFonts w:hint="eastAsia"/>
@@ -7786,14 +7192,12 @@
             <w:tcW w:w="5258" w:type="dxa"/>
           </w:tcPr>
           <w:p>
-            <w:proofErr w:type="spellStart"/>
             <w:r>
               <w:rPr>
                 <w:rFonts w:hint="eastAsia"/>
               </w:rPr>
               <w:t>sdbinspect</w:t>
             </w:r>
-            <w:proofErr w:type="spellEnd"/>
             <w:r>
               <w:rPr>
                 <w:rFonts w:hint="eastAsia"/>
@@ -7860,21 +7264,7 @@
               <w:rPr>
                 <w:rFonts w:hint="eastAsia"/>
               </w:rPr>
-              <w:t xml:space="preserve">API </w:t>
-            </w:r>
-            <w:proofErr w:type="spellStart"/>
-            <w:r>
-              <w:rPr>
-                <w:rFonts w:hint="eastAsia"/>
-              </w:rPr>
-              <w:t>alterCollection</w:t>
-            </w:r>
-            <w:proofErr w:type="spellEnd"/>
-            <w:r>
-              <w:rPr>
-                <w:rFonts w:hint="eastAsia"/>
-              </w:rPr>
-              <w:t xml:space="preserve"> </w:t>
+              <w:t xml:space="preserve">API alterCollection </w:t>
             </w:r>
             <w:r>
               <w:rPr>
@@ -7882,19 +7272,11 @@
               </w:rPr>
               <w:t>依赖</w:t>
             </w:r>
-            <w:proofErr w:type="spellStart"/>
-            <w:r>
-              <w:rPr>
-                <w:rFonts w:hint="eastAsia"/>
-              </w:rPr>
-              <w:t>MsgOpQuery</w:t>
-            </w:r>
-            <w:proofErr w:type="spellEnd"/>
-            <w:r>
-              <w:rPr>
-                <w:rFonts w:hint="eastAsia"/>
-              </w:rPr>
-              <w:t xml:space="preserve"> </w:t>
+            <w:r>
+              <w:rPr>
+                <w:rFonts w:hint="eastAsia"/>
+              </w:rPr>
+              <w:t xml:space="preserve">MsgOpQuery </w:t>
             </w:r>
             <w:r>
               <w:rPr>
@@ -7986,21 +7368,7 @@
               <w:rPr>
                 <w:rFonts w:hint="eastAsia"/>
               </w:rPr>
-              <w:t>"</w:t>
-            </w:r>
-            <w:proofErr w:type="spellStart"/>
-            <w:r>
-              <w:rPr>
-                <w:rFonts w:hint="eastAsia"/>
-              </w:rPr>
-              <w:t>SYSCatalogGroup</w:t>
-            </w:r>
-            <w:proofErr w:type="spellEnd"/>
-            <w:r>
-              <w:rPr>
-                <w:rFonts w:hint="eastAsia"/>
-              </w:rPr>
-              <w:t>"</w:t>
+              <w:t>"SYSCatalogGroup"</w:t>
             </w:r>
             <w:r>
               <w:rPr>
@@ -8182,14 +7550,12 @@
               </w:rPr>
               <w:t>操作导致</w:t>
             </w:r>
-            <w:proofErr w:type="spellStart"/>
             <w:r>
               <w:rPr>
                 <w:rFonts w:hint="eastAsia"/>
               </w:rPr>
               <w:t>coord</w:t>
             </w:r>
-            <w:proofErr w:type="spellEnd"/>
             <w:r>
               <w:rPr>
                 <w:rFonts w:hint="eastAsia"/>
@@ -8276,16 +7642,8 @@
               <w:rPr>
                 <w:rFonts w:hint="eastAsia"/>
               </w:rPr>
-              <w:t xml:space="preserve">alter </w:t>
-            </w:r>
-            <w:proofErr w:type="spellStart"/>
-            <w:r>
-              <w:rPr>
-                <w:rFonts w:hint="eastAsia"/>
-              </w:rPr>
-              <w:t>replsize</w:t>
-            </w:r>
-            <w:proofErr w:type="spellEnd"/>
+              <w:t>alter replsize</w:t>
+            </w:r>
             <w:r>
               <w:rPr>
                 <w:rFonts w:hint="eastAsia"/>
@@ -8358,21 +7716,7 @@
               <w:rPr>
                 <w:rFonts w:hint="eastAsia"/>
               </w:rPr>
-              <w:t>sum/</w:t>
-            </w:r>
-            <w:proofErr w:type="spellStart"/>
-            <w:r>
-              <w:rPr>
-                <w:rFonts w:hint="eastAsia"/>
-              </w:rPr>
-              <w:t>avg</w:t>
-            </w:r>
-            <w:proofErr w:type="spellEnd"/>
-            <w:r>
-              <w:rPr>
-                <w:rFonts w:hint="eastAsia"/>
-              </w:rPr>
-              <w:t xml:space="preserve"> </w:t>
+              <w:t xml:space="preserve">sum/avg </w:t>
             </w:r>
             <w:r>
               <w:rPr>
@@ -8438,42 +7782,32 @@
               <w:rPr>
                 <w:rFonts w:hint="eastAsia"/>
               </w:rPr>
-              <w:t xml:space="preserve">alter </w:t>
-            </w:r>
-            <w:proofErr w:type="spellStart"/>
+              <w:t>alter replsize</w:t>
+            </w:r>
+            <w:r>
+              <w:rPr>
+                <w:rFonts w:hint="eastAsia"/>
+              </w:rPr>
+              <w:t>产生</w:t>
+            </w:r>
+            <w:r>
+              <w:rPr>
+                <w:rFonts w:hint="eastAsia"/>
+              </w:rPr>
+              <w:t>-6</w:t>
+            </w:r>
+            <w:r>
+              <w:rPr>
+                <w:rFonts w:hint="eastAsia"/>
+              </w:rPr>
+              <w:t>的错误，但通过快照查看主表信息，其</w:t>
+            </w:r>
             <w:r>
               <w:rPr>
                 <w:rFonts w:hint="eastAsia"/>
               </w:rPr>
               <w:t>replsize</w:t>
             </w:r>
-            <w:proofErr w:type="spellEnd"/>
-            <w:r>
-              <w:rPr>
-                <w:rFonts w:hint="eastAsia"/>
-              </w:rPr>
-              <w:t>产生</w:t>
-            </w:r>
-            <w:r>
-              <w:rPr>
-                <w:rFonts w:hint="eastAsia"/>
-              </w:rPr>
-              <w:t>-6</w:t>
-            </w:r>
-            <w:r>
-              <w:rPr>
-                <w:rFonts w:hint="eastAsia"/>
-              </w:rPr>
-              <w:t>的错误，但通过快照查看主表信息，其</w:t>
-            </w:r>
-            <w:proofErr w:type="spellStart"/>
-            <w:r>
-              <w:rPr>
-                <w:rFonts w:hint="eastAsia"/>
-              </w:rPr>
-              <w:t>replsize</w:t>
-            </w:r>
-            <w:proofErr w:type="spellEnd"/>
             <w:r>
               <w:rPr>
                 <w:rFonts w:hint="eastAsia"/>
@@ -8905,19 +8239,178 @@
           <w:tcPr>
             <w:tcW w:w="2093" w:type="dxa"/>
           </w:tcPr>
-          <w:p/>
+          <w:p>
+            <w:r>
+              <w:rPr>
+                <w:rFonts w:ascii="Arial" w:hAnsi="Arial" w:cs="Arial"/>
+                <w:b/>
+                <w:bCs/>
+                <w:sz w:val="15"/>
+                <w:szCs w:val="15"/>
+              </w:rPr>
+              <w:t>SEQUOIADBMAINSTREAM-</w:t>
+            </w:r>
+            <w:r>
+              <w:rPr>
+                <w:rFonts w:ascii="Arial" w:hAnsi="Arial" w:cs="Arial" w:hint="eastAsia"/>
+                <w:b/>
+                <w:bCs/>
+                <w:sz w:val="15"/>
+                <w:szCs w:val="15"/>
+              </w:rPr>
+              <w:t>252</w:t>
+            </w:r>
+          </w:p>
         </w:tc>
         <w:tc>
           <w:tcPr>
             <w:tcW w:w="4678" w:type="dxa"/>
           </w:tcPr>
-          <w:p/>
+          <w:p>
+            <w:r>
+              <w:t>P</w:t>
+            </w:r>
+            <w:r>
+              <w:rPr>
+                <w:rFonts w:hint="eastAsia"/>
+              </w:rPr>
+              <w:t>ower pc</w:t>
+            </w:r>
+            <w:r>
+              <w:rPr>
+                <w:rFonts w:hint="eastAsia"/>
+              </w:rPr>
+              <w:t>与</w:t>
+            </w:r>
+            <w:r>
+              <w:rPr>
+                <w:rFonts w:hint="eastAsia"/>
+              </w:rPr>
+              <w:t>java</w:t>
+            </w:r>
+            <w:r>
+              <w:rPr>
+                <w:rFonts w:hint="eastAsia"/>
+              </w:rPr>
+              <w:t>通信时，存在</w:t>
+            </w:r>
+            <w:r>
+              <w:t>”</w:t>
+            </w:r>
+            <w:r>
+              <w:rPr>
+                <w:rFonts w:hint="eastAsia"/>
+              </w:rPr>
+              <w:t>_id</w:t>
+            </w:r>
+            <w:r>
+              <w:t>”</w:t>
+            </w:r>
+            <w:r>
+              <w:rPr>
+                <w:rFonts w:hint="eastAsia"/>
+              </w:rPr>
+              <w:t>字段大小换端转换问题。</w:t>
+            </w:r>
+          </w:p>
         </w:tc>
         <w:tc>
           <w:tcPr>
             <w:tcW w:w="1751" w:type="dxa"/>
           </w:tcPr>
-          <w:p/>
+          <w:p>
+            <w:r>
+              <w:rPr>
+                <w:rFonts w:hint="eastAsia"/>
+              </w:rPr>
+              <w:t>一般</w:t>
+            </w:r>
+          </w:p>
+        </w:tc>
+      </w:tr>
+      <w:tr>
+        <w:tc>
+          <w:tcPr>
+            <w:tcW w:w="2093" w:type="dxa"/>
+          </w:tcPr>
+          <w:p>
+            <w:r>
+              <w:rPr>
+                <w:rFonts w:ascii="Arial" w:hAnsi="Arial" w:cs="Arial"/>
+                <w:b/>
+                <w:bCs/>
+                <w:sz w:val="15"/>
+                <w:szCs w:val="15"/>
+              </w:rPr>
+              <w:t>SEQUOIADBMAINSTREAM-</w:t>
+            </w:r>
+            <w:r>
+              <w:rPr>
+                <w:rFonts w:ascii="Arial" w:hAnsi="Arial" w:cs="Arial" w:hint="eastAsia"/>
+                <w:b/>
+                <w:bCs/>
+                <w:sz w:val="15"/>
+                <w:szCs w:val="15"/>
+              </w:rPr>
+              <w:t>253</w:t>
+            </w:r>
+          </w:p>
+        </w:tc>
+        <w:tc>
+          <w:tcPr>
+            <w:tcW w:w="4678" w:type="dxa"/>
+          </w:tcPr>
+          <w:p>
+            <w:r>
+              <w:rPr>
+                <w:rFonts w:hint="eastAsia"/>
+              </w:rPr>
+              <w:t>java</w:t>
+            </w:r>
+            <w:r>
+              <w:rPr>
+                <w:rFonts w:hint="eastAsia"/>
+              </w:rPr>
+              <w:t>驱动</w:t>
+            </w:r>
+            <w:r>
+              <w:rPr>
+                <w:rFonts w:hint="eastAsia"/>
+              </w:rPr>
+              <w:t>Sequoiadb</w:t>
+            </w:r>
+            <w:r>
+              <w:rPr>
+                <w:rFonts w:hint="eastAsia"/>
+              </w:rPr>
+              <w:t>类中，提供多个可选择地址的构造器函数在发布</w:t>
+            </w:r>
+            <w:r>
+              <w:rPr>
+                <w:rFonts w:hint="eastAsia"/>
+              </w:rPr>
+              <w:t>1.8</w:t>
+            </w:r>
+            <w:r>
+              <w:rPr>
+                <w:rFonts w:hint="eastAsia"/>
+              </w:rPr>
+              <w:t>版本时，忘记把调试信息删除。</w:t>
+            </w:r>
+          </w:p>
+        </w:tc>
+        <w:tc>
+          <w:tcPr>
+            <w:tcW w:w="1751" w:type="dxa"/>
+          </w:tcPr>
+          <w:p>
+            <w:r>
+              <w:rPr>
+                <w:rFonts w:hint="eastAsia"/>
+              </w:rPr>
+              <w:t>一般</w:t>
+            </w:r>
+          </w:p>
         </w:tc>
       </w:tr>
     </w:tbl>
@@ -9346,7 +8839,6 @@
                 <w:color w:val="A6A6A6" w:themeColor="background1" w:themeShade="A6"/>
               </w:rPr>
             </w:pPr>
-            <w:proofErr w:type="spellStart"/>
             <w:r>
               <w:rPr>
                 <w:rFonts w:hint="eastAsia"/>
@@ -9354,7 +8846,6 @@
               </w:rPr>
               <w:t>sdbsupport</w:t>
             </w:r>
-            <w:proofErr w:type="spellEnd"/>
             <w:r>
               <w:rPr>
                 <w:rFonts w:hint="eastAsia"/>
@@ -9407,7 +8898,6 @@
                 <w:color w:val="A6A6A6" w:themeColor="background1" w:themeShade="A6"/>
               </w:rPr>
             </w:pPr>
-            <w:proofErr w:type="spellStart"/>
             <w:r>
               <w:rPr>
                 <w:rFonts w:hint="eastAsia"/>
@@ -9415,7 +8905,6 @@
               </w:rPr>
               <w:t>sdbsupport</w:t>
             </w:r>
-            <w:proofErr w:type="spellEnd"/>
             <w:r>
               <w:rPr>
                 <w:rFonts w:hint="eastAsia"/>
@@ -9720,9 +9209,9 @@
               <w:rPr>
                 <w:rFonts w:hint="eastAsia"/>
               </w:rPr>
+              <w:lastRenderedPageBreak/>
               <w:t xml:space="preserve">   </w:t>
             </w:r>
-            <w:proofErr w:type="spellStart"/>
             <w:r>
               <w:t>S</w:t>
             </w:r>
@@ -9732,99 +9221,17 @@
               </w:rPr>
               <w:t>use</w:t>
             </w:r>
-            <w:proofErr w:type="spellEnd"/>
             <w:r>
               <w:rPr>
                 <w:rFonts w:hint="eastAsia"/>
               </w:rPr>
               <w:t>：同</w:t>
             </w:r>
-            <w:proofErr w:type="spellStart"/>
             <w:r>
               <w:rPr>
                 <w:rFonts w:hint="eastAsia"/>
               </w:rPr>
               <w:t>ubuntu</w:t>
-            </w:r>
-            <w:proofErr w:type="spellEnd"/>
-          </w:p>
-        </w:tc>
-        <w:tc>
-          <w:tcPr>
-            <w:tcW w:w="1043" w:type="dxa"/>
-          </w:tcPr>
-          <w:p>
-            <w:r>
-              <w:rPr>
-                <w:rFonts w:hint="eastAsia"/>
-              </w:rPr>
-              <w:t>正常</w:t>
-            </w:r>
-          </w:p>
-        </w:tc>
-      </w:tr>
-      <w:tr>
-        <w:tc>
-          <w:tcPr>
-            <w:tcW w:w="2093" w:type="dxa"/>
-          </w:tcPr>
-          <w:p>
-            <w:r>
-              <w:rPr>
-                <w:rFonts w:hint="eastAsia"/>
-              </w:rPr>
-              <w:t>手动用例</w:t>
-            </w:r>
-          </w:p>
-        </w:tc>
-        <w:tc>
-          <w:tcPr>
-            <w:tcW w:w="1134" w:type="dxa"/>
-          </w:tcPr>
-          <w:p>
-            <w:r>
-              <w:rPr>
-                <w:rFonts w:hint="eastAsia"/>
-              </w:rPr>
-              <w:t>丁普升</w:t>
-            </w:r>
-          </w:p>
-        </w:tc>
-        <w:tc>
-          <w:tcPr>
-            <w:tcW w:w="4252" w:type="dxa"/>
-          </w:tcPr>
-          <w:p>
-            <w:r>
-              <w:rPr>
-                <w:rFonts w:hint="eastAsia"/>
-              </w:rPr>
-              <w:t>备份恢复</w:t>
-            </w:r>
-          </w:p>
-          <w:p>
-            <w:r>
-              <w:rPr>
-                <w:rFonts w:hint="eastAsia"/>
-              </w:rPr>
-              <w:t>同步控制</w:t>
-            </w:r>
-          </w:p>
-          <w:p>
-            <w:r>
-              <w:rPr>
-                <w:rFonts w:hint="eastAsia"/>
-              </w:rPr>
-              <w:t>版本升级</w:t>
-            </w:r>
-          </w:p>
-          <w:p>
-            <w:r>
-              <w:rPr>
-                <w:rFonts w:hint="eastAsia"/>
-              </w:rPr>
-              <w:lastRenderedPageBreak/>
-              <w:t>……</w:t>
             </w:r>
           </w:p>
         </w:tc>
@@ -9854,6 +9261,84 @@
                 <w:rFonts w:hint="eastAsia"/>
               </w:rPr>
               <w:lastRenderedPageBreak/>
+              <w:t>手动用例</w:t>
+            </w:r>
+          </w:p>
+        </w:tc>
+        <w:tc>
+          <w:tcPr>
+            <w:tcW w:w="1134" w:type="dxa"/>
+          </w:tcPr>
+          <w:p>
+            <w:r>
+              <w:rPr>
+                <w:rFonts w:hint="eastAsia"/>
+              </w:rPr>
+              <w:t>丁普升</w:t>
+            </w:r>
+          </w:p>
+        </w:tc>
+        <w:tc>
+          <w:tcPr>
+            <w:tcW w:w="4252" w:type="dxa"/>
+          </w:tcPr>
+          <w:p>
+            <w:r>
+              <w:rPr>
+                <w:rFonts w:hint="eastAsia"/>
+              </w:rPr>
+              <w:t>备份恢复</w:t>
+            </w:r>
+          </w:p>
+          <w:p>
+            <w:r>
+              <w:rPr>
+                <w:rFonts w:hint="eastAsia"/>
+              </w:rPr>
+              <w:t>同步控制</w:t>
+            </w:r>
+          </w:p>
+          <w:p>
+            <w:r>
+              <w:rPr>
+                <w:rFonts w:hint="eastAsia"/>
+              </w:rPr>
+              <w:t>版本升级</w:t>
+            </w:r>
+          </w:p>
+          <w:p>
+            <w:r>
+              <w:rPr>
+                <w:rFonts w:hint="eastAsia"/>
+              </w:rPr>
+              <w:t>……</w:t>
+            </w:r>
+          </w:p>
+        </w:tc>
+        <w:tc>
+          <w:tcPr>
+            <w:tcW w:w="1043" w:type="dxa"/>
+          </w:tcPr>
+          <w:p>
+            <w:r>
+              <w:rPr>
+                <w:rFonts w:hint="eastAsia"/>
+              </w:rPr>
+              <w:t>正常</w:t>
+            </w:r>
+          </w:p>
+        </w:tc>
+      </w:tr>
+      <w:tr>
+        <w:tc>
+          <w:tcPr>
+            <w:tcW w:w="2093" w:type="dxa"/>
+          </w:tcPr>
+          <w:p>
+            <w:r>
+              <w:rPr>
+                <w:rFonts w:hint="eastAsia"/>
+              </w:rPr>
               <w:t>工具</w:t>
             </w:r>
           </w:p>
@@ -9876,7 +9361,6 @@
             <w:tcW w:w="4252" w:type="dxa"/>
           </w:tcPr>
           <w:p>
-            <w:proofErr w:type="spellStart"/>
             <w:r>
               <w:rPr>
                 <w:rFonts w:hint="eastAsia"/>
@@ -9886,49 +9370,36 @@
             <w:r>
               <w:t>dbload</w:t>
             </w:r>
-            <w:proofErr w:type="spellEnd"/>
-          </w:p>
-          <w:p>
-            <w:proofErr w:type="spellStart"/>
+          </w:p>
+          <w:p>
             <w:r>
               <w:t>sdbimprt</w:t>
             </w:r>
-            <w:proofErr w:type="spellEnd"/>
-          </w:p>
-          <w:p>
-            <w:proofErr w:type="spellStart"/>
+          </w:p>
+          <w:p>
             <w:r>
               <w:t>sdbexprt</w:t>
             </w:r>
-            <w:proofErr w:type="spellEnd"/>
-          </w:p>
-          <w:p>
-            <w:proofErr w:type="spellStart"/>
+          </w:p>
+          <w:p>
             <w:r>
               <w:t>sdbinspt</w:t>
             </w:r>
-            <w:proofErr w:type="spellEnd"/>
-          </w:p>
-          <w:p>
-            <w:proofErr w:type="spellStart"/>
+          </w:p>
+          <w:p>
             <w:r>
               <w:t>sdbrestore</w:t>
             </w:r>
-            <w:proofErr w:type="spellEnd"/>
-          </w:p>
-          <w:p>
-            <w:proofErr w:type="spellStart"/>
+          </w:p>
+          <w:p>
             <w:r>
               <w:t>sdblist</w:t>
             </w:r>
-            <w:proofErr w:type="spellEnd"/>
-          </w:p>
-          <w:p>
-            <w:proofErr w:type="spellStart"/>
+          </w:p>
+          <w:p>
             <w:r>
               <w:t>sdbdpsdump</w:t>
             </w:r>
-            <w:proofErr w:type="spellEnd"/>
           </w:p>
           <w:p>
             <w:r>
@@ -10224,35 +9695,7 @@
               <w:rPr>
                 <w:rFonts w:hint="eastAsia"/>
               </w:rPr>
-              <w:t>(c/</w:t>
-            </w:r>
-            <w:proofErr w:type="spellStart"/>
-            <w:r>
-              <w:rPr>
-                <w:rFonts w:hint="eastAsia"/>
-              </w:rPr>
-              <w:t>c++</w:t>
-            </w:r>
-            <w:proofErr w:type="spellEnd"/>
-            <w:r>
-              <w:rPr>
-                <w:rFonts w:hint="eastAsia"/>
-              </w:rPr>
-              <w:t>/java/</w:t>
-            </w:r>
-            <w:proofErr w:type="spellStart"/>
-            <w:r>
-              <w:rPr>
-                <w:rFonts w:hint="eastAsia"/>
-              </w:rPr>
-              <w:t>php</w:t>
-            </w:r>
-            <w:proofErr w:type="spellEnd"/>
-            <w:r>
-              <w:rPr>
-                <w:rFonts w:hint="eastAsia"/>
-              </w:rPr>
-              <w:t>/c#)</w:t>
+              <w:t>(c/c++/java/php/c#)</w:t>
             </w:r>
           </w:p>
         </w:tc>
@@ -10279,7 +9722,14 @@
           <w:tcPr>
             <w:tcW w:w="1043" w:type="dxa"/>
           </w:tcPr>
-          <w:p/>
+          <w:p>
+            <w:r>
+              <w:rPr>
+                <w:rFonts w:hint="eastAsia"/>
+              </w:rPr>
+              <w:t>风险</w:t>
+            </w:r>
+          </w:p>
         </w:tc>
       </w:tr>
       <w:tr>

--- a/internal_doc/07.版本报告/SequoiaDB_1.8版本发布评估说明书.docx
+++ b/internal_doc/07.版本报告/SequoiaDB_1.8版本发布评估说明书.docx
@@ -159,7 +159,21 @@
               <w:rPr>
                 <w:rFonts w:hint="eastAsia"/>
               </w:rPr>
-              <w:t xml:space="preserve">PPC(192.168.30.150:/test_tar/ </w:t>
+              <w:t>PPC(192.168.30.150:/</w:t>
+            </w:r>
+            <w:proofErr w:type="spellStart"/>
+            <w:r>
+              <w:rPr>
+                <w:rFonts w:hint="eastAsia"/>
+              </w:rPr>
+              <w:t>test_tar</w:t>
+            </w:r>
+            <w:proofErr w:type="spellEnd"/>
+            <w:r>
+              <w:rPr>
+                <w:rFonts w:hint="eastAsia"/>
+              </w:rPr>
+              <w:t xml:space="preserve">/ </w:t>
             </w:r>
             <w:r>
               <w:rPr>
@@ -182,7 +196,21 @@
               <w:rPr>
                 <w:rFonts w:hint="eastAsia"/>
               </w:rPr>
-              <w:t xml:space="preserve">X86(192.168.30.184:/test_tar/ </w:t>
+              <w:t>X86(192.168.30.184:/</w:t>
+            </w:r>
+            <w:proofErr w:type="spellStart"/>
+            <w:r>
+              <w:rPr>
+                <w:rFonts w:hint="eastAsia"/>
+              </w:rPr>
+              <w:t>test_tar</w:t>
+            </w:r>
+            <w:proofErr w:type="spellEnd"/>
+            <w:r>
+              <w:rPr>
+                <w:rFonts w:hint="eastAsia"/>
+              </w:rPr>
+              <w:t xml:space="preserve">/ </w:t>
             </w:r>
             <w:r>
               <w:rPr>
@@ -720,44 +748,52 @@
             <w:tcW w:w="2841" w:type="dxa"/>
           </w:tcPr>
           <w:p>
+            <w:proofErr w:type="spellStart"/>
             <w:r>
               <w:rPr>
                 <w:rFonts w:hint="eastAsia"/>
               </w:rPr>
               <w:t>createProcedures</w:t>
             </w:r>
+            <w:proofErr w:type="spellEnd"/>
             <w:r>
               <w:rPr>
                 <w:rFonts w:hint="eastAsia"/>
               </w:rPr>
               <w:t>改为</w:t>
             </w:r>
+            <w:proofErr w:type="spellStart"/>
             <w:r>
               <w:rPr>
                 <w:rFonts w:hint="eastAsia"/>
               </w:rPr>
               <w:t>createProcedure</w:t>
             </w:r>
-          </w:p>
-          <w:p>
+            <w:proofErr w:type="spellEnd"/>
+          </w:p>
+          <w:p>
+            <w:proofErr w:type="spellStart"/>
             <w:r>
               <w:rPr>
                 <w:rFonts w:hint="eastAsia"/>
               </w:rPr>
               <w:t>removeProcedures</w:t>
             </w:r>
+            <w:proofErr w:type="spellEnd"/>
             <w:r>
               <w:rPr>
                 <w:rFonts w:hint="eastAsia"/>
               </w:rPr>
               <w:t>改为</w:t>
             </w:r>
+            <w:proofErr w:type="spellStart"/>
             <w:r>
               <w:rPr>
                 <w:rFonts w:hint="eastAsia"/>
               </w:rPr>
               <w:t>removeProcedure</w:t>
             </w:r>
+            <w:proofErr w:type="spellEnd"/>
           </w:p>
         </w:tc>
         <w:tc>
@@ -902,12 +938,28 @@
               </w:rPr>
               <w:t>【参数变更】</w:t>
             </w:r>
-            <w:r>
-              <w:rPr>
-                <w:rFonts w:hint="eastAsia"/>
-              </w:rPr>
-              <w:t>Sequoiadb indexscanstep</w:t>
-            </w:r>
+            <w:proofErr w:type="spellStart"/>
+            <w:r>
+              <w:rPr>
+                <w:rFonts w:hint="eastAsia"/>
+              </w:rPr>
+              <w:t>Sequoiadb</w:t>
+            </w:r>
+            <w:proofErr w:type="spellEnd"/>
+            <w:r>
+              <w:rPr>
+                <w:rFonts w:hint="eastAsia"/>
+              </w:rPr>
+              <w:t xml:space="preserve"> </w:t>
+            </w:r>
+            <w:proofErr w:type="spellStart"/>
+            <w:r>
+              <w:rPr>
+                <w:rFonts w:hint="eastAsia"/>
+              </w:rPr>
+              <w:t>indexscanstep</w:t>
+            </w:r>
+            <w:proofErr w:type="spellEnd"/>
             <w:r>
               <w:rPr>
                 <w:rFonts w:hint="eastAsia"/>
@@ -943,8 +995,16 @@
               <w:rPr>
                 <w:rFonts w:hint="eastAsia"/>
               </w:rPr>
-              <w:t xml:space="preserve"> syncstrategy</w:t>
-            </w:r>
+              <w:t xml:space="preserve"> </w:t>
+            </w:r>
+            <w:proofErr w:type="spellStart"/>
+            <w:r>
+              <w:rPr>
+                <w:rFonts w:hint="eastAsia"/>
+              </w:rPr>
+              <w:t>syncstrategy</w:t>
+            </w:r>
+            <w:proofErr w:type="spellEnd"/>
             <w:r>
               <w:rPr>
                 <w:rFonts w:hint="eastAsia"/>
@@ -955,7 +1015,21 @@
               <w:rPr>
                 <w:rFonts w:hint="eastAsia"/>
               </w:rPr>
-              <w:t>"keepnormal"</w:t>
+              <w:t>"</w:t>
+            </w:r>
+            <w:proofErr w:type="spellStart"/>
+            <w:r>
+              <w:rPr>
+                <w:rFonts w:hint="eastAsia"/>
+              </w:rPr>
+              <w:t>keepnormal</w:t>
+            </w:r>
+            <w:proofErr w:type="spellEnd"/>
+            <w:r>
+              <w:rPr>
+                <w:rFonts w:hint="eastAsia"/>
+              </w:rPr>
+              <w:t>"</w:t>
             </w:r>
           </w:p>
         </w:tc>
@@ -1576,11 +1650,19 @@
               </w:rPr>
               <w:t>连接池能够初始化多个</w:t>
             </w:r>
-            <w:r>
-              <w:rPr>
-                <w:rFonts w:hint="eastAsia"/>
-              </w:rPr>
-              <w:t xml:space="preserve">coord </w:t>
+            <w:proofErr w:type="spellStart"/>
+            <w:r>
+              <w:rPr>
+                <w:rFonts w:hint="eastAsia"/>
+              </w:rPr>
+              <w:t>coord</w:t>
+            </w:r>
+            <w:proofErr w:type="spellEnd"/>
+            <w:r>
+              <w:rPr>
+                <w:rFonts w:hint="eastAsia"/>
+              </w:rPr>
+              <w:t xml:space="preserve"> </w:t>
             </w:r>
             <w:r>
               <w:rPr>
@@ -1592,7 +1674,21 @@
               <w:rPr>
                 <w:rFonts w:hint="eastAsia"/>
               </w:rPr>
-              <w:t xml:space="preserve"> coord </w:t>
+              <w:t xml:space="preserve"> </w:t>
+            </w:r>
+            <w:proofErr w:type="spellStart"/>
+            <w:r>
+              <w:rPr>
+                <w:rFonts w:hint="eastAsia"/>
+              </w:rPr>
+              <w:t>coord</w:t>
+            </w:r>
+            <w:proofErr w:type="spellEnd"/>
+            <w:r>
+              <w:rPr>
+                <w:rFonts w:hint="eastAsia"/>
+              </w:rPr>
+              <w:t xml:space="preserve"> </w:t>
             </w:r>
             <w:r>
               <w:rPr>
@@ -1660,8 +1756,16 @@
               <w:rPr>
                 <w:rFonts w:hint="eastAsia"/>
               </w:rPr>
-              <w:t>$isnull</w:t>
-            </w:r>
+              <w:t>$</w:t>
+            </w:r>
+            <w:proofErr w:type="spellStart"/>
+            <w:r>
+              <w:rPr>
+                <w:rFonts w:hint="eastAsia"/>
+              </w:rPr>
+              <w:t>isnull</w:t>
+            </w:r>
+            <w:proofErr w:type="spellEnd"/>
             <w:r>
               <w:rPr>
                 <w:rFonts w:hint="eastAsia"/>
@@ -1961,11 +2065,19 @@
             <w:tcW w:w="4399" w:type="dxa"/>
           </w:tcPr>
           <w:p>
-            <w:r>
-              <w:rPr>
-                <w:rFonts w:hint="eastAsia"/>
-              </w:rPr>
-              <w:t xml:space="preserve">sdbexprt </w:t>
+            <w:proofErr w:type="spellStart"/>
+            <w:r>
+              <w:rPr>
+                <w:rFonts w:hint="eastAsia"/>
+              </w:rPr>
+              <w:t>sdbexprt</w:t>
+            </w:r>
+            <w:proofErr w:type="spellEnd"/>
+            <w:r>
+              <w:rPr>
+                <w:rFonts w:hint="eastAsia"/>
+              </w:rPr>
+              <w:t xml:space="preserve"> </w:t>
             </w:r>
             <w:r>
               <w:rPr>
@@ -2013,12 +2125,28 @@
             <w:tcW w:w="2442" w:type="dxa"/>
           </w:tcPr>
           <w:p>
-            <w:r>
-              <w:rPr>
-                <w:rFonts w:hint="eastAsia"/>
-              </w:rPr>
-              <w:t>sdbimprt/sdbexprt</w:t>
-            </w:r>
+            <w:proofErr w:type="spellStart"/>
+            <w:r>
+              <w:rPr>
+                <w:rFonts w:hint="eastAsia"/>
+              </w:rPr>
+              <w:t>sdbimprt</w:t>
+            </w:r>
+            <w:proofErr w:type="spellEnd"/>
+            <w:r>
+              <w:rPr>
+                <w:rFonts w:hint="eastAsia"/>
+              </w:rPr>
+              <w:t>/</w:t>
+            </w:r>
+            <w:proofErr w:type="spellStart"/>
+            <w:r>
+              <w:rPr>
+                <w:rFonts w:hint="eastAsia"/>
+              </w:rPr>
+              <w:t>sdbexprt</w:t>
+            </w:r>
+            <w:proofErr w:type="spellEnd"/>
           </w:p>
         </w:tc>
         <w:tc>
@@ -2060,21 +2188,25 @@
             <w:tcW w:w="4399" w:type="dxa"/>
           </w:tcPr>
           <w:p>
+            <w:proofErr w:type="spellStart"/>
             <w:r>
               <w:rPr>
                 <w:rFonts w:hint="eastAsia"/>
               </w:rPr>
               <w:t>sdbdpsdump</w:t>
             </w:r>
+            <w:proofErr w:type="spellEnd"/>
             <w:r>
               <w:rPr>
                 <w:rFonts w:hint="eastAsia"/>
               </w:rPr>
               <w:t>和</w:t>
             </w:r>
+            <w:proofErr w:type="spellStart"/>
             <w:r>
               <w:t>sdbinspt</w:t>
             </w:r>
+            <w:proofErr w:type="spellEnd"/>
             <w:r>
               <w:rPr>
                 <w:rFonts w:hint="eastAsia"/>
@@ -2109,11 +2241,19 @@
             <w:tcW w:w="4399" w:type="dxa"/>
           </w:tcPr>
           <w:p>
-            <w:r>
-              <w:rPr>
-                <w:rFonts w:hint="eastAsia"/>
-              </w:rPr>
-              <w:t>sdb(shell)</w:t>
+            <w:proofErr w:type="spellStart"/>
+            <w:r>
+              <w:rPr>
+                <w:rFonts w:hint="eastAsia"/>
+              </w:rPr>
+              <w:t>sdb</w:t>
+            </w:r>
+            <w:proofErr w:type="spellEnd"/>
+            <w:r>
+              <w:rPr>
+                <w:rFonts w:hint="eastAsia"/>
+              </w:rPr>
+              <w:t>(shell)</w:t>
             </w:r>
             <w:r>
               <w:rPr>
@@ -2355,12 +2495,14 @@
             <w:tcW w:w="5258" w:type="dxa"/>
           </w:tcPr>
           <w:p>
+            <w:proofErr w:type="spellStart"/>
             <w:r>
               <w:rPr>
                 <w:rFonts w:hint="eastAsia"/>
               </w:rPr>
               <w:t>sdb</w:t>
             </w:r>
+            <w:proofErr w:type="spellEnd"/>
             <w:r>
               <w:rPr>
                 <w:rFonts w:hint="eastAsia"/>
@@ -2449,9 +2591,11 @@
                 <w:szCs w:val="15"/>
               </w:rPr>
             </w:pPr>
+            <w:proofErr w:type="spellStart"/>
             <w:r>
               <w:t>sdbtop</w:t>
             </w:r>
+            <w:proofErr w:type="spellEnd"/>
             <w:r>
               <w:t>中，按</w:t>
             </w:r>
@@ -2511,12 +2655,14 @@
             <w:tcW w:w="5258" w:type="dxa"/>
           </w:tcPr>
           <w:p>
+            <w:proofErr w:type="spellStart"/>
             <w:r>
               <w:rPr>
                 <w:rFonts w:hint="eastAsia"/>
               </w:rPr>
               <w:t>sdbtop</w:t>
             </w:r>
+            <w:proofErr w:type="spellEnd"/>
             <w:r>
               <w:rPr>
                 <w:rFonts w:hint="eastAsia"/>
@@ -2647,12 +2793,14 @@
             <w:tcW w:w="5258" w:type="dxa"/>
           </w:tcPr>
           <w:p>
+            <w:proofErr w:type="spellStart"/>
             <w:r>
               <w:rPr>
                 <w:rFonts w:hint="eastAsia"/>
               </w:rPr>
               <w:t>sdbtop</w:t>
             </w:r>
+            <w:proofErr w:type="spellEnd"/>
             <w:r>
               <w:rPr>
                 <w:rFonts w:hint="eastAsia"/>
@@ -2739,12 +2887,14 @@
             <w:tcW w:w="5258" w:type="dxa"/>
           </w:tcPr>
           <w:p>
+            <w:proofErr w:type="spellStart"/>
             <w:r>
               <w:rPr>
                 <w:rFonts w:hint="eastAsia"/>
               </w:rPr>
               <w:t>SeqauoiDB</w:t>
             </w:r>
+            <w:proofErr w:type="spellEnd"/>
             <w:r>
               <w:rPr>
                 <w:rFonts w:hint="eastAsia"/>
@@ -2767,7 +2917,21 @@
               <w:rPr>
                 <w:rFonts w:hint="eastAsia"/>
               </w:rPr>
-              <w:t xml:space="preserve">Insert into cs.cl(age,name) values(1) </w:t>
+              <w:t>Insert into cs.cl(</w:t>
+            </w:r>
+            <w:proofErr w:type="spellStart"/>
+            <w:r>
+              <w:rPr>
+                <w:rFonts w:hint="eastAsia"/>
+              </w:rPr>
+              <w:t>age,name</w:t>
+            </w:r>
+            <w:proofErr w:type="spellEnd"/>
+            <w:r>
+              <w:rPr>
+                <w:rFonts w:hint="eastAsia"/>
+              </w:rPr>
+              <w:t xml:space="preserve">) values(1) </w:t>
             </w:r>
             <w:r>
               <w:rPr>
@@ -2775,12 +2939,28 @@
               </w:rPr>
               <w:t>导致</w:t>
             </w:r>
-            <w:r>
-              <w:rPr>
-                <w:rFonts w:hint="eastAsia"/>
-              </w:rPr>
-              <w:t>sequoaidb coredump</w:t>
-            </w:r>
+            <w:proofErr w:type="spellStart"/>
+            <w:r>
+              <w:rPr>
+                <w:rFonts w:hint="eastAsia"/>
+              </w:rPr>
+              <w:t>sequoaidb</w:t>
+            </w:r>
+            <w:proofErr w:type="spellEnd"/>
+            <w:r>
+              <w:rPr>
+                <w:rFonts w:hint="eastAsia"/>
+              </w:rPr>
+              <w:t xml:space="preserve"> </w:t>
+            </w:r>
+            <w:proofErr w:type="spellStart"/>
+            <w:r>
+              <w:rPr>
+                <w:rFonts w:hint="eastAsia"/>
+              </w:rPr>
+              <w:t>coredump</w:t>
+            </w:r>
+            <w:proofErr w:type="spellEnd"/>
           </w:p>
         </w:tc>
         <w:tc>
@@ -2904,11 +3084,47 @@
               </w:rPr>
               <w:t>驱动接口</w:t>
             </w:r>
-            <w:r>
-              <w:rPr>
-                <w:rFonts w:hint="eastAsia"/>
-              </w:rPr>
-              <w:t>createCollection(string csname, BsonDocumnet options)</w:t>
+            <w:proofErr w:type="spellStart"/>
+            <w:r>
+              <w:rPr>
+                <w:rFonts w:hint="eastAsia"/>
+              </w:rPr>
+              <w:t>createCollection</w:t>
+            </w:r>
+            <w:proofErr w:type="spellEnd"/>
+            <w:r>
+              <w:rPr>
+                <w:rFonts w:hint="eastAsia"/>
+              </w:rPr>
+              <w:t xml:space="preserve">(string </w:t>
+            </w:r>
+            <w:proofErr w:type="spellStart"/>
+            <w:r>
+              <w:rPr>
+                <w:rFonts w:hint="eastAsia"/>
+              </w:rPr>
+              <w:t>csname</w:t>
+            </w:r>
+            <w:proofErr w:type="spellEnd"/>
+            <w:r>
+              <w:rPr>
+                <w:rFonts w:hint="eastAsia"/>
+              </w:rPr>
+              <w:t xml:space="preserve">, </w:t>
+            </w:r>
+            <w:proofErr w:type="spellStart"/>
+            <w:r>
+              <w:rPr>
+                <w:rFonts w:hint="eastAsia"/>
+              </w:rPr>
+              <w:t>BsonDocumnet</w:t>
+            </w:r>
+            <w:proofErr w:type="spellEnd"/>
+            <w:r>
+              <w:rPr>
+                <w:rFonts w:hint="eastAsia"/>
+              </w:rPr>
+              <w:t xml:space="preserve"> options)</w:t>
             </w:r>
             <w:r>
               <w:rPr>
@@ -2928,11 +3144,19 @@
               </w:rPr>
               <w:t>选项仅能支持</w:t>
             </w:r>
-            <w:r>
-              <w:rPr>
-                <w:rFonts w:hint="eastAsia"/>
-              </w:rPr>
-              <w:t>ShardingKey,</w:t>
+            <w:proofErr w:type="spellStart"/>
+            <w:r>
+              <w:rPr>
+                <w:rFonts w:hint="eastAsia"/>
+              </w:rPr>
+              <w:t>ShardingKey</w:t>
+            </w:r>
+            <w:proofErr w:type="spellEnd"/>
+            <w:r>
+              <w:rPr>
+                <w:rFonts w:hint="eastAsia"/>
+              </w:rPr>
+              <w:t>,</w:t>
             </w:r>
             <w:r>
               <w:rPr>
@@ -3000,8 +3224,16 @@
               <w:rPr>
                 <w:rFonts w:hint="eastAsia"/>
               </w:rPr>
-              <w:t>-SequoiaDB javascript</w:t>
-            </w:r>
+              <w:t xml:space="preserve">-SequoiaDB </w:t>
+            </w:r>
+            <w:proofErr w:type="spellStart"/>
+            <w:r>
+              <w:rPr>
+                <w:rFonts w:hint="eastAsia"/>
+              </w:rPr>
+              <w:t>javascript</w:t>
+            </w:r>
+            <w:proofErr w:type="spellEnd"/>
             <w:r>
               <w:rPr>
                 <w:rFonts w:hint="eastAsia"/>
@@ -3012,7 +3244,21 @@
               <w:rPr>
                 <w:rFonts w:hint="eastAsia"/>
               </w:rPr>
-              <w:t>-db.createCS()</w:t>
+              <w:t>-</w:t>
+            </w:r>
+            <w:proofErr w:type="spellStart"/>
+            <w:r>
+              <w:rPr>
+                <w:rFonts w:hint="eastAsia"/>
+              </w:rPr>
+              <w:t>db.createCS</w:t>
+            </w:r>
+            <w:proofErr w:type="spellEnd"/>
+            <w:r>
+              <w:rPr>
+                <w:rFonts w:hint="eastAsia"/>
+              </w:rPr>
+              <w:t>()</w:t>
             </w:r>
             <w:r>
               <w:rPr>
@@ -3078,12 +3324,14 @@
               </w:rPr>
               <w:t>直接连接编目节点时，查看集合</w:t>
             </w:r>
+            <w:proofErr w:type="spellStart"/>
             <w:r>
               <w:rPr>
                 <w:rFonts w:hint="eastAsia"/>
               </w:rPr>
               <w:t>pageSize</w:t>
             </w:r>
+            <w:proofErr w:type="spellEnd"/>
             <w:r>
               <w:rPr>
                 <w:rFonts w:hint="eastAsia"/>
@@ -3169,12 +3417,14 @@
               </w:rPr>
               <w:t>多</w:t>
             </w:r>
+            <w:proofErr w:type="spellStart"/>
             <w:r>
               <w:rPr>
                 <w:rFonts w:hint="eastAsia"/>
               </w:rPr>
               <w:t>coord</w:t>
             </w:r>
+            <w:proofErr w:type="spellEnd"/>
             <w:r>
               <w:rPr>
                 <w:rFonts w:hint="eastAsia"/>
@@ -3266,12 +3516,14 @@
               </w:rPr>
               <w:t>后，手工创建的</w:t>
             </w:r>
+            <w:proofErr w:type="spellStart"/>
             <w:r>
               <w:rPr>
                 <w:rFonts w:hint="eastAsia"/>
               </w:rPr>
               <w:t>coord</w:t>
             </w:r>
+            <w:proofErr w:type="spellEnd"/>
             <w:r>
               <w:rPr>
                 <w:rFonts w:hint="eastAsia"/>
@@ -3340,11 +3592,19 @@
             <w:tcW w:w="5258" w:type="dxa"/>
           </w:tcPr>
           <w:p>
-            <w:r>
-              <w:rPr>
-                <w:rFonts w:hint="eastAsia"/>
-              </w:rPr>
-              <w:t xml:space="preserve">javaScript shell </w:t>
+            <w:proofErr w:type="spellStart"/>
+            <w:r>
+              <w:rPr>
+                <w:rFonts w:hint="eastAsia"/>
+              </w:rPr>
+              <w:t>javaScript</w:t>
+            </w:r>
+            <w:proofErr w:type="spellEnd"/>
+            <w:r>
+              <w:rPr>
+                <w:rFonts w:hint="eastAsia"/>
+              </w:rPr>
+              <w:t xml:space="preserve"> shell </w:t>
             </w:r>
             <w:r>
               <w:rPr>
@@ -3474,11 +3734,19 @@
             <w:tcW w:w="5258" w:type="dxa"/>
           </w:tcPr>
           <w:p>
-            <w:r>
-              <w:rPr>
-                <w:rFonts w:hint="eastAsia"/>
-              </w:rPr>
-              <w:t xml:space="preserve">sdbimprt </w:t>
+            <w:proofErr w:type="spellStart"/>
+            <w:r>
+              <w:rPr>
+                <w:rFonts w:hint="eastAsia"/>
+              </w:rPr>
+              <w:t>sdbimprt</w:t>
+            </w:r>
+            <w:proofErr w:type="spellEnd"/>
+            <w:r>
+              <w:rPr>
+                <w:rFonts w:hint="eastAsia"/>
+              </w:rPr>
+              <w:t xml:space="preserve"> </w:t>
             </w:r>
             <w:r>
               <w:rPr>
@@ -3486,12 +3754,14 @@
               </w:rPr>
               <w:t>导入工具没有符合</w:t>
             </w:r>
+            <w:proofErr w:type="spellStart"/>
             <w:r>
               <w:rPr>
                 <w:rFonts w:hint="eastAsia"/>
               </w:rPr>
               <w:t>csv</w:t>
             </w:r>
+            <w:proofErr w:type="spellEnd"/>
             <w:r>
               <w:rPr>
                 <w:rFonts w:hint="eastAsia"/>
@@ -3554,12 +3824,14 @@
             <w:tcW w:w="5258" w:type="dxa"/>
           </w:tcPr>
           <w:p>
+            <w:proofErr w:type="spellStart"/>
             <w:r>
               <w:rPr>
                 <w:rFonts w:hint="eastAsia"/>
               </w:rPr>
               <w:t>ReplGroup</w:t>
             </w:r>
+            <w:proofErr w:type="spellEnd"/>
             <w:r>
               <w:rPr>
                 <w:rFonts w:hint="eastAsia"/>
@@ -3578,12 +3850,14 @@
               </w:rPr>
               <w:t>一样的情况下没有选取</w:t>
             </w:r>
+            <w:proofErr w:type="spellStart"/>
             <w:r>
               <w:rPr>
                 <w:rFonts w:hint="eastAsia"/>
               </w:rPr>
               <w:t>NodeID</w:t>
             </w:r>
+            <w:proofErr w:type="spellEnd"/>
             <w:r>
               <w:rPr>
                 <w:rFonts w:hint="eastAsia"/>
@@ -3726,12 +4000,14 @@
               </w:rPr>
               <w:t>的</w:t>
             </w:r>
+            <w:proofErr w:type="spellStart"/>
             <w:r>
               <w:rPr>
                 <w:rFonts w:hint="eastAsia"/>
               </w:rPr>
               <w:t>sdb.conf</w:t>
             </w:r>
+            <w:proofErr w:type="spellEnd"/>
             <w:r>
               <w:rPr>
                 <w:rFonts w:hint="eastAsia"/>
@@ -3814,12 +4090,14 @@
             </w:r>
           </w:p>
           <w:p>
+            <w:proofErr w:type="spellStart"/>
             <w:r>
               <w:rPr>
                 <w:rFonts w:hint="eastAsia"/>
               </w:rPr>
               <w:t>com.sequoiadb.base.Sequoiadb.ChangeConnectionOptions</w:t>
             </w:r>
+            <w:proofErr w:type="spellEnd"/>
             <w:r>
               <w:rPr>
                 <w:rFonts w:hint="eastAsia"/>
@@ -3888,12 +4166,14 @@
               </w:rPr>
               <w:t>驱动</w:t>
             </w:r>
+            <w:proofErr w:type="spellStart"/>
             <w:r>
               <w:rPr>
                 <w:rFonts w:hint="eastAsia"/>
               </w:rPr>
               <w:t>SequoiaDB.Sequoiadb.ChangeConnectionOptions</w:t>
             </w:r>
+            <w:proofErr w:type="spellEnd"/>
             <w:r>
               <w:rPr>
                 <w:rFonts w:hint="eastAsia"/>
@@ -3974,12 +4254,14 @@
               </w:rPr>
               <w:t>版本</w:t>
             </w:r>
+            <w:proofErr w:type="spellStart"/>
             <w:r>
               <w:rPr>
                 <w:rFonts w:hint="eastAsia"/>
               </w:rPr>
               <w:t>sequoiadb</w:t>
             </w:r>
+            <w:proofErr w:type="spellEnd"/>
           </w:p>
         </w:tc>
         <w:tc>
@@ -4034,7 +4316,21 @@
               <w:rPr>
                 <w:rFonts w:hint="eastAsia"/>
               </w:rPr>
-              <w:t xml:space="preserve">[sdbimprt] </w:t>
+              <w:t>[</w:t>
+            </w:r>
+            <w:proofErr w:type="spellStart"/>
+            <w:r>
+              <w:rPr>
+                <w:rFonts w:hint="eastAsia"/>
+              </w:rPr>
+              <w:t>sdbimprt</w:t>
+            </w:r>
+            <w:proofErr w:type="spellEnd"/>
+            <w:r>
+              <w:rPr>
+                <w:rFonts w:hint="eastAsia"/>
+              </w:rPr>
+              <w:t xml:space="preserve">] </w:t>
             </w:r>
             <w:r>
               <w:rPr>
@@ -4120,7 +4416,21 @@
               <w:rPr>
                 <w:rFonts w:hint="eastAsia"/>
               </w:rPr>
-              <w:t xml:space="preserve">[sdbload] </w:t>
+              <w:t>[</w:t>
+            </w:r>
+            <w:proofErr w:type="spellStart"/>
+            <w:r>
+              <w:rPr>
+                <w:rFonts w:hint="eastAsia"/>
+              </w:rPr>
+              <w:t>sdbload</w:t>
+            </w:r>
+            <w:proofErr w:type="spellEnd"/>
+            <w:r>
+              <w:rPr>
+                <w:rFonts w:hint="eastAsia"/>
+              </w:rPr>
+              <w:t xml:space="preserve">] </w:t>
             </w:r>
             <w:r>
               <w:rPr>
@@ -4144,7 +4454,21 @@
               <w:rPr>
                 <w:rFonts w:hint="eastAsia"/>
               </w:rPr>
-              <w:t xml:space="preserve"> sdbload </w:t>
+              <w:t xml:space="preserve"> </w:t>
+            </w:r>
+            <w:proofErr w:type="spellStart"/>
+            <w:r>
+              <w:rPr>
+                <w:rFonts w:hint="eastAsia"/>
+              </w:rPr>
+              <w:t>sdbload</w:t>
+            </w:r>
+            <w:proofErr w:type="spellEnd"/>
+            <w:r>
+              <w:rPr>
+                <w:rFonts w:hint="eastAsia"/>
+              </w:rPr>
+              <w:t xml:space="preserve"> </w:t>
             </w:r>
             <w:r>
               <w:rPr>
@@ -4152,12 +4476,14 @@
               </w:rPr>
               <w:t>进程</w:t>
             </w:r>
+            <w:proofErr w:type="spellStart"/>
             <w:r>
               <w:rPr>
                 <w:rFonts w:hint="eastAsia"/>
               </w:rPr>
               <w:t>coredump</w:t>
             </w:r>
+            <w:proofErr w:type="spellEnd"/>
           </w:p>
         </w:tc>
         <w:tc>
@@ -4244,11 +4570,19 @@
               </w:rPr>
               <w:t>页面察看表属性时，提示</w:t>
             </w:r>
-            <w:r>
-              <w:rPr>
-                <w:rFonts w:hint="eastAsia"/>
-              </w:rPr>
-              <w:t xml:space="preserve">php </w:t>
+            <w:proofErr w:type="spellStart"/>
+            <w:r>
+              <w:rPr>
+                <w:rFonts w:hint="eastAsia"/>
+              </w:rPr>
+              <w:t>php</w:t>
+            </w:r>
+            <w:proofErr w:type="spellEnd"/>
+            <w:r>
+              <w:rPr>
+                <w:rFonts w:hint="eastAsia"/>
+              </w:rPr>
+              <w:t xml:space="preserve"> </w:t>
             </w:r>
             <w:r>
               <w:rPr>
@@ -4450,11 +4784,19 @@
               </w:rPr>
               <w:t>提供参数，设置</w:t>
             </w:r>
-            <w:r>
-              <w:rPr>
-                <w:rFonts w:hint="eastAsia"/>
-              </w:rPr>
-              <w:t xml:space="preserve">sdbcm </w:t>
+            <w:proofErr w:type="spellStart"/>
+            <w:r>
+              <w:rPr>
+                <w:rFonts w:hint="eastAsia"/>
+              </w:rPr>
+              <w:t>sdbcm</w:t>
+            </w:r>
+            <w:proofErr w:type="spellEnd"/>
+            <w:r>
+              <w:rPr>
+                <w:rFonts w:hint="eastAsia"/>
+              </w:rPr>
+              <w:t xml:space="preserve"> </w:t>
             </w:r>
             <w:r>
               <w:rPr>
@@ -4600,7 +4942,21 @@
               <w:rPr>
                 <w:rFonts w:hint="eastAsia"/>
               </w:rPr>
-              <w:t xml:space="preserve">UTF-16 Big Endin </w:t>
+              <w:t xml:space="preserve">UTF-16 Big </w:t>
+            </w:r>
+            <w:proofErr w:type="spellStart"/>
+            <w:r>
+              <w:rPr>
+                <w:rFonts w:hint="eastAsia"/>
+              </w:rPr>
+              <w:t>Endin</w:t>
+            </w:r>
+            <w:proofErr w:type="spellEnd"/>
+            <w:r>
+              <w:rPr>
+                <w:rFonts w:hint="eastAsia"/>
+              </w:rPr>
+              <w:t xml:space="preserve"> </w:t>
             </w:r>
             <w:r>
               <w:rPr>
@@ -4676,23 +5032,33 @@
               </w:rPr>
               <w:t>于</w:t>
             </w:r>
+            <w:proofErr w:type="spellStart"/>
             <w:r>
               <w:rPr>
                 <w:rFonts w:hint="eastAsia"/>
               </w:rPr>
               <w:t>coord</w:t>
             </w:r>
+            <w:proofErr w:type="spellEnd"/>
             <w:r>
               <w:rPr>
                 <w:rFonts w:hint="eastAsia"/>
               </w:rPr>
               <w:t>节点上创建</w:t>
             </w:r>
-            <w:r>
-              <w:rPr>
-                <w:rFonts w:hint="eastAsia"/>
-              </w:rPr>
-              <w:t>cata node,</w:t>
+            <w:proofErr w:type="spellStart"/>
+            <w:r>
+              <w:rPr>
+                <w:rFonts w:hint="eastAsia"/>
+              </w:rPr>
+              <w:t>cata</w:t>
+            </w:r>
+            <w:proofErr w:type="spellEnd"/>
+            <w:r>
+              <w:rPr>
+                <w:rFonts w:hint="eastAsia"/>
+              </w:rPr>
+              <w:t xml:space="preserve"> node,</w:t>
             </w:r>
             <w:r>
               <w:rPr>
@@ -4700,24 +5066,28 @@
               </w:rPr>
               <w:t>未将</w:t>
             </w:r>
+            <w:proofErr w:type="spellStart"/>
             <w:r>
               <w:rPr>
                 <w:rFonts w:hint="eastAsia"/>
               </w:rPr>
               <w:t>coord</w:t>
             </w:r>
+            <w:proofErr w:type="spellEnd"/>
             <w:r>
               <w:rPr>
                 <w:rFonts w:hint="eastAsia"/>
               </w:rPr>
               <w:t>配置文件刷新，编目信息没有加入</w:t>
             </w:r>
+            <w:proofErr w:type="spellStart"/>
             <w:r>
               <w:rPr>
                 <w:rFonts w:hint="eastAsia"/>
               </w:rPr>
               <w:t>coord</w:t>
             </w:r>
+            <w:proofErr w:type="spellEnd"/>
             <w:r>
               <w:rPr>
                 <w:rFonts w:hint="eastAsia"/>
@@ -4780,12 +5150,14 @@
               </w:rPr>
               <w:t>通过</w:t>
             </w:r>
+            <w:proofErr w:type="spellStart"/>
             <w:r>
               <w:rPr>
                 <w:rFonts w:hint="eastAsia"/>
               </w:rPr>
               <w:t>coord</w:t>
             </w:r>
+            <w:proofErr w:type="spellEnd"/>
             <w:r>
               <w:rPr>
                 <w:rFonts w:hint="eastAsia"/>
@@ -4860,12 +5232,14 @@
             <w:tcW w:w="5258" w:type="dxa"/>
           </w:tcPr>
           <w:p>
+            <w:proofErr w:type="spellStart"/>
             <w:r>
               <w:rPr>
                 <w:rFonts w:hint="eastAsia"/>
               </w:rPr>
               <w:t>sdb</w:t>
             </w:r>
+            <w:proofErr w:type="spellEnd"/>
             <w:r>
               <w:rPr>
                 <w:rFonts w:hint="eastAsia"/>
@@ -4940,12 +5314,14 @@
               </w:rPr>
               <w:t>驱动的</w:t>
             </w:r>
+            <w:proofErr w:type="spellStart"/>
             <w:r>
               <w:rPr>
                 <w:rFonts w:hint="eastAsia"/>
               </w:rPr>
               <w:t>sdbConnect</w:t>
             </w:r>
+            <w:proofErr w:type="spellEnd"/>
             <w:r>
               <w:rPr>
                 <w:rFonts w:hint="eastAsia"/>
@@ -5014,11 +5390,19 @@
               </w:rPr>
               <w:t>驱动两次调用</w:t>
             </w:r>
-            <w:r>
-              <w:rPr>
-                <w:rFonts w:hint="eastAsia"/>
-              </w:rPr>
-              <w:t>sdbDisconnect()</w:t>
+            <w:proofErr w:type="spellStart"/>
+            <w:r>
+              <w:rPr>
+                <w:rFonts w:hint="eastAsia"/>
+              </w:rPr>
+              <w:t>sdbDisconnect</w:t>
+            </w:r>
+            <w:proofErr w:type="spellEnd"/>
+            <w:r>
+              <w:rPr>
+                <w:rFonts w:hint="eastAsia"/>
+              </w:rPr>
+              <w:t>()</w:t>
             </w:r>
             <w:r>
               <w:rPr>
@@ -5168,11 +5552,47 @@
               </w:rPr>
               <w:t>中的</w:t>
             </w:r>
-            <w:r>
-              <w:rPr>
-                <w:rFonts w:hint="eastAsia"/>
-              </w:rPr>
-              <w:t>extension_dir = "/opt/sequoiadb/lib/phplib/"</w:t>
+            <w:proofErr w:type="spellStart"/>
+            <w:r>
+              <w:rPr>
+                <w:rFonts w:hint="eastAsia"/>
+              </w:rPr>
+              <w:t>extension_dir</w:t>
+            </w:r>
+            <w:proofErr w:type="spellEnd"/>
+            <w:r>
+              <w:rPr>
+                <w:rFonts w:hint="eastAsia"/>
+              </w:rPr>
+              <w:t xml:space="preserve"> = "/opt/</w:t>
+            </w:r>
+            <w:proofErr w:type="spellStart"/>
+            <w:r>
+              <w:rPr>
+                <w:rFonts w:hint="eastAsia"/>
+              </w:rPr>
+              <w:t>sequoiadb</w:t>
+            </w:r>
+            <w:proofErr w:type="spellEnd"/>
+            <w:r>
+              <w:rPr>
+                <w:rFonts w:hint="eastAsia"/>
+              </w:rPr>
+              <w:t>/lib/</w:t>
+            </w:r>
+            <w:proofErr w:type="spellStart"/>
+            <w:r>
+              <w:rPr>
+                <w:rFonts w:hint="eastAsia"/>
+              </w:rPr>
+              <w:t>phplib</w:t>
+            </w:r>
+            <w:proofErr w:type="spellEnd"/>
+            <w:r>
+              <w:rPr>
+                <w:rFonts w:hint="eastAsia"/>
+              </w:rPr>
+              <w:t>/"</w:t>
             </w:r>
             <w:r>
               <w:rPr>
@@ -5236,24 +5656,28 @@
             <w:tcW w:w="5258" w:type="dxa"/>
           </w:tcPr>
           <w:p>
+            <w:proofErr w:type="spellStart"/>
             <w:r>
               <w:rPr>
                 <w:rFonts w:hint="eastAsia"/>
               </w:rPr>
               <w:t>sdbtop</w:t>
             </w:r>
+            <w:proofErr w:type="spellEnd"/>
             <w:r>
               <w:rPr>
                 <w:rFonts w:hint="eastAsia"/>
               </w:rPr>
               <w:t>缺少</w:t>
             </w:r>
+            <w:proofErr w:type="spellStart"/>
             <w:r>
               <w:rPr>
                 <w:rFonts w:hint="eastAsia"/>
               </w:rPr>
               <w:t>xterm</w:t>
             </w:r>
+            <w:proofErr w:type="spellEnd"/>
             <w:r>
               <w:rPr>
                 <w:rFonts w:hint="eastAsia"/>
@@ -5322,12 +5746,14 @@
               </w:rPr>
               <w:t>运行</w:t>
             </w:r>
+            <w:proofErr w:type="spellStart"/>
             <w:r>
               <w:rPr>
                 <w:rFonts w:hint="eastAsia"/>
               </w:rPr>
               <w:t>sdbtop</w:t>
             </w:r>
+            <w:proofErr w:type="spellEnd"/>
             <w:r>
               <w:rPr>
                 <w:rFonts w:hint="eastAsia"/>
@@ -5568,11 +5994,19 @@
             <w:tcW w:w="5258" w:type="dxa"/>
           </w:tcPr>
           <w:p>
-            <w:r>
-              <w:rPr>
-                <w:rFonts w:hint="eastAsia"/>
-              </w:rPr>
-              <w:t xml:space="preserve">Sdb shell </w:t>
+            <w:proofErr w:type="spellStart"/>
+            <w:r>
+              <w:rPr>
+                <w:rFonts w:hint="eastAsia"/>
+              </w:rPr>
+              <w:t>Sdb</w:t>
+            </w:r>
+            <w:proofErr w:type="spellEnd"/>
+            <w:r>
+              <w:rPr>
+                <w:rFonts w:hint="eastAsia"/>
+              </w:rPr>
+              <w:t xml:space="preserve"> shell </w:t>
             </w:r>
             <w:r>
               <w:rPr>
@@ -5642,11 +6076,19 @@
             <w:tcW w:w="5258" w:type="dxa"/>
           </w:tcPr>
           <w:p>
-            <w:r>
-              <w:rPr>
-                <w:rFonts w:hint="eastAsia"/>
-              </w:rPr>
-              <w:t>db.colloctionspace.collection.createIndex()</w:t>
+            <w:proofErr w:type="spellStart"/>
+            <w:r>
+              <w:rPr>
+                <w:rFonts w:hint="eastAsia"/>
+              </w:rPr>
+              <w:t>db.colloctionspace.collection.createIndex</w:t>
+            </w:r>
+            <w:proofErr w:type="spellEnd"/>
+            <w:r>
+              <w:rPr>
+                <w:rFonts w:hint="eastAsia"/>
+              </w:rPr>
+              <w:t>()</w:t>
             </w:r>
             <w:r>
               <w:rPr>
@@ -5806,11 +6248,19 @@
               </w:rPr>
               <w:t>类型的时候转成</w:t>
             </w:r>
-            <w:r>
-              <w:rPr>
-                <w:rFonts w:hint="eastAsia"/>
-              </w:rPr>
-              <w:t>TimeStamp,</w:t>
+            <w:proofErr w:type="spellStart"/>
+            <w:r>
+              <w:rPr>
+                <w:rFonts w:hint="eastAsia"/>
+              </w:rPr>
+              <w:t>TimeStamp</w:t>
+            </w:r>
+            <w:proofErr w:type="spellEnd"/>
+            <w:r>
+              <w:rPr>
+                <w:rFonts w:hint="eastAsia"/>
+              </w:rPr>
+              <w:t>,</w:t>
             </w:r>
             <w:r>
               <w:rPr>
@@ -5882,11 +6332,19 @@
             <w:tcW w:w="5258" w:type="dxa"/>
           </w:tcPr>
           <w:p>
-            <w:r>
-              <w:rPr>
-                <w:rFonts w:hint="eastAsia"/>
-              </w:rPr>
-              <w:t xml:space="preserve">backupOffline </w:t>
+            <w:proofErr w:type="spellStart"/>
+            <w:r>
+              <w:rPr>
+                <w:rFonts w:hint="eastAsia"/>
+              </w:rPr>
+              <w:t>backupOffline</w:t>
+            </w:r>
+            <w:proofErr w:type="spellEnd"/>
+            <w:r>
+              <w:rPr>
+                <w:rFonts w:hint="eastAsia"/>
+              </w:rPr>
+              <w:t xml:space="preserve"> </w:t>
             </w:r>
             <w:r>
               <w:rPr>
@@ -6044,7 +6502,21 @@
               <w:rPr>
                 <w:rFonts w:hint="eastAsia"/>
               </w:rPr>
-              <w:t xml:space="preserve"> createCollectionSpace </w:t>
+              <w:t xml:space="preserve"> </w:t>
+            </w:r>
+            <w:proofErr w:type="spellStart"/>
+            <w:r>
+              <w:rPr>
+                <w:rFonts w:hint="eastAsia"/>
+              </w:rPr>
+              <w:t>createCollectionSpace</w:t>
+            </w:r>
+            <w:proofErr w:type="spellEnd"/>
+            <w:r>
+              <w:rPr>
+                <w:rFonts w:hint="eastAsia"/>
+              </w:rPr>
+              <w:t xml:space="preserve"> </w:t>
             </w:r>
             <w:r>
               <w:rPr>
@@ -6052,11 +6524,19 @@
               </w:rPr>
               <w:t>在不提供</w:t>
             </w:r>
-            <w:r>
-              <w:rPr>
-                <w:rFonts w:hint="eastAsia"/>
-              </w:rPr>
-              <w:t xml:space="preserve">pageSize </w:t>
+            <w:proofErr w:type="spellStart"/>
+            <w:r>
+              <w:rPr>
+                <w:rFonts w:hint="eastAsia"/>
+              </w:rPr>
+              <w:t>pageSize</w:t>
+            </w:r>
+            <w:proofErr w:type="spellEnd"/>
+            <w:r>
+              <w:rPr>
+                <w:rFonts w:hint="eastAsia"/>
+              </w:rPr>
+              <w:t xml:space="preserve"> </w:t>
             </w:r>
             <w:r>
               <w:rPr>
@@ -6268,8 +6748,16 @@
               <w:rPr>
                 <w:rFonts w:hint="eastAsia"/>
               </w:rPr>
-              <w:t>, ReplicaGroup</w:t>
-            </w:r>
+              <w:t xml:space="preserve">, </w:t>
+            </w:r>
+            <w:proofErr w:type="spellStart"/>
+            <w:r>
+              <w:rPr>
+                <w:rFonts w:hint="eastAsia"/>
+              </w:rPr>
+              <w:t>ReplicaGroup</w:t>
+            </w:r>
+            <w:proofErr w:type="spellEnd"/>
             <w:r>
               <w:rPr>
                 <w:rFonts w:hint="eastAsia"/>
@@ -6280,7 +6768,63 @@
               <w:rPr>
                 <w:rFonts w:hint="eastAsia"/>
               </w:rPr>
-              <w:t xml:space="preserve"> ReplicaGroup(Sequoiadb sdb, int id)</w:t>
+              <w:t xml:space="preserve"> </w:t>
+            </w:r>
+            <w:proofErr w:type="spellStart"/>
+            <w:r>
+              <w:rPr>
+                <w:rFonts w:hint="eastAsia"/>
+              </w:rPr>
+              <w:t>ReplicaGroup</w:t>
+            </w:r>
+            <w:proofErr w:type="spellEnd"/>
+            <w:r>
+              <w:rPr>
+                <w:rFonts w:hint="eastAsia"/>
+              </w:rPr>
+              <w:t>(</w:t>
+            </w:r>
+            <w:proofErr w:type="spellStart"/>
+            <w:r>
+              <w:rPr>
+                <w:rFonts w:hint="eastAsia"/>
+              </w:rPr>
+              <w:t>Sequoiadb</w:t>
+            </w:r>
+            <w:proofErr w:type="spellEnd"/>
+            <w:r>
+              <w:rPr>
+                <w:rFonts w:hint="eastAsia"/>
+              </w:rPr>
+              <w:t xml:space="preserve"> </w:t>
+            </w:r>
+            <w:proofErr w:type="spellStart"/>
+            <w:r>
+              <w:rPr>
+                <w:rFonts w:hint="eastAsia"/>
+              </w:rPr>
+              <w:t>sdb</w:t>
+            </w:r>
+            <w:proofErr w:type="spellEnd"/>
+            <w:r>
+              <w:rPr>
+                <w:rFonts w:hint="eastAsia"/>
+              </w:rPr>
+              <w:t xml:space="preserve">, </w:t>
+            </w:r>
+            <w:proofErr w:type="spellStart"/>
+            <w:r>
+              <w:rPr>
+                <w:rFonts w:hint="eastAsia"/>
+              </w:rPr>
+              <w:t>int</w:t>
+            </w:r>
+            <w:proofErr w:type="spellEnd"/>
+            <w:r>
+              <w:rPr>
+                <w:rFonts w:hint="eastAsia"/>
+              </w:rPr>
+              <w:t xml:space="preserve"> id)</w:t>
             </w:r>
             <w:r>
               <w:rPr>
@@ -6288,12 +6832,14 @@
               </w:rPr>
               <w:t>中对</w:t>
             </w:r>
+            <w:proofErr w:type="spellStart"/>
             <w:r>
               <w:rPr>
                 <w:rFonts w:hint="eastAsia"/>
               </w:rPr>
               <w:t>isCataRG</w:t>
             </w:r>
+            <w:proofErr w:type="spellEnd"/>
             <w:r>
               <w:rPr>
                 <w:rFonts w:hint="eastAsia"/>
@@ -6352,30 +6898,35 @@
             <w:tcW w:w="5258" w:type="dxa"/>
           </w:tcPr>
           <w:p>
+            <w:proofErr w:type="spellStart"/>
             <w:r>
               <w:rPr>
                 <w:rFonts w:hint="eastAsia"/>
               </w:rPr>
               <w:t>dita</w:t>
             </w:r>
+            <w:proofErr w:type="spellEnd"/>
             <w:r>
               <w:rPr>
                 <w:rFonts w:hint="eastAsia"/>
               </w:rPr>
               <w:t>英文文档中仍有部分地方使用</w:t>
             </w:r>
+            <w:proofErr w:type="spellStart"/>
             <w:r>
               <w:rPr>
                 <w:rFonts w:hint="eastAsia"/>
               </w:rPr>
               <w:t>replset</w:t>
             </w:r>
+            <w:proofErr w:type="spellEnd"/>
             <w:r>
               <w:rPr>
                 <w:rFonts w:hint="eastAsia"/>
               </w:rPr>
               <w:t>概念，应改为</w:t>
             </w:r>
+            <w:proofErr w:type="spellStart"/>
             <w:r>
               <w:rPr>
                 <w:rFonts w:hint="eastAsia"/>
@@ -6383,6 +6934,7 @@
               <w:lastRenderedPageBreak/>
               <w:t>replcaGroup</w:t>
             </w:r>
+            <w:proofErr w:type="spellEnd"/>
           </w:p>
         </w:tc>
         <w:tc>
@@ -6436,11 +6988,19 @@
             <w:tcW w:w="5258" w:type="dxa"/>
           </w:tcPr>
           <w:p>
-            <w:r>
-              <w:rPr>
-                <w:rFonts w:hint="eastAsia"/>
-              </w:rPr>
-              <w:t>db.createCS()</w:t>
+            <w:proofErr w:type="spellStart"/>
+            <w:r>
+              <w:rPr>
+                <w:rFonts w:hint="eastAsia"/>
+              </w:rPr>
+              <w:t>db.createCS</w:t>
+            </w:r>
+            <w:proofErr w:type="spellEnd"/>
+            <w:r>
+              <w:rPr>
+                <w:rFonts w:hint="eastAsia"/>
+              </w:rPr>
+              <w:t>()</w:t>
             </w:r>
             <w:r>
               <w:rPr>
@@ -6452,8 +7012,16 @@
               <w:rPr>
                 <w:rFonts w:hint="eastAsia"/>
               </w:rPr>
-              <w:t xml:space="preserve"> pageSize</w:t>
-            </w:r>
+              <w:t xml:space="preserve"> </w:t>
+            </w:r>
+            <w:proofErr w:type="spellStart"/>
+            <w:r>
+              <w:rPr>
+                <w:rFonts w:hint="eastAsia"/>
+              </w:rPr>
+              <w:t>pageSize</w:t>
+            </w:r>
+            <w:proofErr w:type="spellEnd"/>
             <w:r>
               <w:rPr>
                 <w:rFonts w:hint="eastAsia"/>
@@ -6652,12 +7220,14 @@
             <w:tcW w:w="5258" w:type="dxa"/>
           </w:tcPr>
           <w:p>
+            <w:proofErr w:type="spellStart"/>
             <w:r>
               <w:rPr>
                 <w:rFonts w:hint="eastAsia"/>
               </w:rPr>
               <w:t>upsert</w:t>
             </w:r>
+            <w:proofErr w:type="spellEnd"/>
             <w:r>
               <w:rPr>
                 <w:rFonts w:hint="eastAsia"/>
@@ -6676,24 +7246,28 @@
               </w:rPr>
               <w:t>）会把</w:t>
             </w:r>
+            <w:proofErr w:type="spellStart"/>
             <w:r>
               <w:rPr>
                 <w:rFonts w:hint="eastAsia"/>
               </w:rPr>
               <w:t>shardingkey</w:t>
             </w:r>
+            <w:proofErr w:type="spellEnd"/>
             <w:r>
               <w:rPr>
                 <w:rFonts w:hint="eastAsia"/>
               </w:rPr>
               <w:t>字段踢除，导致无</w:t>
             </w:r>
+            <w:proofErr w:type="spellStart"/>
             <w:r>
               <w:rPr>
                 <w:rFonts w:hint="eastAsia"/>
               </w:rPr>
               <w:t>shardingkey</w:t>
             </w:r>
+            <w:proofErr w:type="spellEnd"/>
           </w:p>
         </w:tc>
         <w:tc>
@@ -6774,12 +7348,14 @@
               </w:rPr>
               <w:t>匹配时，</w:t>
             </w:r>
+            <w:proofErr w:type="spellStart"/>
             <w:r>
               <w:rPr>
                 <w:rFonts w:hint="eastAsia"/>
               </w:rPr>
               <w:t>coord</w:t>
             </w:r>
+            <w:proofErr w:type="spellEnd"/>
             <w:r>
               <w:rPr>
                 <w:rFonts w:hint="eastAsia"/>
@@ -6858,7 +7434,21 @@
               <w:rPr>
                 <w:rFonts w:hint="eastAsia"/>
               </w:rPr>
-              <w:t xml:space="preserve">"select count(age) as count from wx_cs.wx_cl" </w:t>
+              <w:t xml:space="preserve">"select count(age) as count from </w:t>
+            </w:r>
+            <w:proofErr w:type="spellStart"/>
+            <w:r>
+              <w:rPr>
+                <w:rFonts w:hint="eastAsia"/>
+              </w:rPr>
+              <w:t>wx_cs.wx_cl</w:t>
+            </w:r>
+            <w:proofErr w:type="spellEnd"/>
+            <w:r>
+              <w:rPr>
+                <w:rFonts w:hint="eastAsia"/>
+              </w:rPr>
+              <w:t xml:space="preserve">" </w:t>
             </w:r>
             <w:r>
               <w:rPr>
@@ -6878,12 +7468,14 @@
               </w:rPr>
               <w:t>的</w:t>
             </w:r>
+            <w:proofErr w:type="spellStart"/>
             <w:r>
               <w:rPr>
                 <w:rFonts w:hint="eastAsia"/>
               </w:rPr>
               <w:t>bson</w:t>
             </w:r>
+            <w:proofErr w:type="spellEnd"/>
             <w:r>
               <w:rPr>
                 <w:rFonts w:hint="eastAsia"/>
@@ -6952,12 +7544,14 @@
               </w:rPr>
               <w:t>获取</w:t>
             </w:r>
+            <w:proofErr w:type="spellStart"/>
             <w:r>
               <w:rPr>
                 <w:rFonts w:hint="eastAsia"/>
               </w:rPr>
               <w:t>cs</w:t>
             </w:r>
+            <w:proofErr w:type="spellEnd"/>
             <w:r>
               <w:rPr>
                 <w:rFonts w:hint="eastAsia"/>
@@ -7192,12 +7786,14 @@
             <w:tcW w:w="5258" w:type="dxa"/>
           </w:tcPr>
           <w:p>
+            <w:proofErr w:type="spellStart"/>
             <w:r>
               <w:rPr>
                 <w:rFonts w:hint="eastAsia"/>
               </w:rPr>
               <w:t>sdbinspect</w:t>
             </w:r>
+            <w:proofErr w:type="spellEnd"/>
             <w:r>
               <w:rPr>
                 <w:rFonts w:hint="eastAsia"/>
@@ -7264,7 +7860,21 @@
               <w:rPr>
                 <w:rFonts w:hint="eastAsia"/>
               </w:rPr>
-              <w:t xml:space="preserve">API alterCollection </w:t>
+              <w:t xml:space="preserve">API </w:t>
+            </w:r>
+            <w:proofErr w:type="spellStart"/>
+            <w:r>
+              <w:rPr>
+                <w:rFonts w:hint="eastAsia"/>
+              </w:rPr>
+              <w:t>alterCollection</w:t>
+            </w:r>
+            <w:proofErr w:type="spellEnd"/>
+            <w:r>
+              <w:rPr>
+                <w:rFonts w:hint="eastAsia"/>
+              </w:rPr>
+              <w:t xml:space="preserve"> </w:t>
             </w:r>
             <w:r>
               <w:rPr>
@@ -7272,11 +7882,19 @@
               </w:rPr>
               <w:t>依赖</w:t>
             </w:r>
-            <w:r>
-              <w:rPr>
-                <w:rFonts w:hint="eastAsia"/>
-              </w:rPr>
-              <w:t xml:space="preserve">MsgOpQuery </w:t>
+            <w:proofErr w:type="spellStart"/>
+            <w:r>
+              <w:rPr>
+                <w:rFonts w:hint="eastAsia"/>
+              </w:rPr>
+              <w:t>MsgOpQuery</w:t>
+            </w:r>
+            <w:proofErr w:type="spellEnd"/>
+            <w:r>
+              <w:rPr>
+                <w:rFonts w:hint="eastAsia"/>
+              </w:rPr>
+              <w:t xml:space="preserve"> </w:t>
             </w:r>
             <w:r>
               <w:rPr>
@@ -7368,7 +7986,21 @@
               <w:rPr>
                 <w:rFonts w:hint="eastAsia"/>
               </w:rPr>
-              <w:t>"SYSCatalogGroup"</w:t>
+              <w:t>"</w:t>
+            </w:r>
+            <w:proofErr w:type="spellStart"/>
+            <w:r>
+              <w:rPr>
+                <w:rFonts w:hint="eastAsia"/>
+              </w:rPr>
+              <w:t>SYSCatalogGroup</w:t>
+            </w:r>
+            <w:proofErr w:type="spellEnd"/>
+            <w:r>
+              <w:rPr>
+                <w:rFonts w:hint="eastAsia"/>
+              </w:rPr>
+              <w:t>"</w:t>
             </w:r>
             <w:r>
               <w:rPr>
@@ -7550,12 +8182,14 @@
               </w:rPr>
               <w:t>操作导致</w:t>
             </w:r>
+            <w:proofErr w:type="spellStart"/>
             <w:r>
               <w:rPr>
                 <w:rFonts w:hint="eastAsia"/>
               </w:rPr>
               <w:t>coord</w:t>
             </w:r>
+            <w:proofErr w:type="spellEnd"/>
             <w:r>
               <w:rPr>
                 <w:rFonts w:hint="eastAsia"/>
@@ -7642,8 +8276,16 @@
               <w:rPr>
                 <w:rFonts w:hint="eastAsia"/>
               </w:rPr>
-              <w:t>alter replsize</w:t>
-            </w:r>
+              <w:t xml:space="preserve">alter </w:t>
+            </w:r>
+            <w:proofErr w:type="spellStart"/>
+            <w:r>
+              <w:rPr>
+                <w:rFonts w:hint="eastAsia"/>
+              </w:rPr>
+              <w:t>replsize</w:t>
+            </w:r>
+            <w:proofErr w:type="spellEnd"/>
             <w:r>
               <w:rPr>
                 <w:rFonts w:hint="eastAsia"/>
@@ -7716,7 +8358,21 @@
               <w:rPr>
                 <w:rFonts w:hint="eastAsia"/>
               </w:rPr>
-              <w:t xml:space="preserve">sum/avg </w:t>
+              <w:t>sum/</w:t>
+            </w:r>
+            <w:proofErr w:type="spellStart"/>
+            <w:r>
+              <w:rPr>
+                <w:rFonts w:hint="eastAsia"/>
+              </w:rPr>
+              <w:t>avg</w:t>
+            </w:r>
+            <w:proofErr w:type="spellEnd"/>
+            <w:r>
+              <w:rPr>
+                <w:rFonts w:hint="eastAsia"/>
+              </w:rPr>
+              <w:t xml:space="preserve"> </w:t>
             </w:r>
             <w:r>
               <w:rPr>
@@ -7782,8 +8438,16 @@
               <w:rPr>
                 <w:rFonts w:hint="eastAsia"/>
               </w:rPr>
-              <w:t>alter replsize</w:t>
-            </w:r>
+              <w:t xml:space="preserve">alter </w:t>
+            </w:r>
+            <w:proofErr w:type="spellStart"/>
+            <w:r>
+              <w:rPr>
+                <w:rFonts w:hint="eastAsia"/>
+              </w:rPr>
+              <w:t>replsize</w:t>
+            </w:r>
+            <w:proofErr w:type="spellEnd"/>
             <w:r>
               <w:rPr>
                 <w:rFonts w:hint="eastAsia"/>
@@ -7802,12 +8466,14 @@
               </w:rPr>
               <w:t>的错误，但通过快照查看主表信息，其</w:t>
             </w:r>
+            <w:proofErr w:type="spellStart"/>
             <w:r>
               <w:rPr>
                 <w:rFonts w:hint="eastAsia"/>
               </w:rPr>
               <w:t>replsize</w:t>
             </w:r>
+            <w:proofErr w:type="spellEnd"/>
             <w:r>
               <w:rPr>
                 <w:rFonts w:hint="eastAsia"/>
@@ -8373,12 +9039,14 @@
               </w:rPr>
               <w:t>驱动</w:t>
             </w:r>
+            <w:proofErr w:type="spellStart"/>
             <w:r>
               <w:rPr>
                 <w:rFonts w:hint="eastAsia"/>
               </w:rPr>
               <w:t>Sequoiadb</w:t>
             </w:r>
+            <w:proofErr w:type="spellEnd"/>
             <w:r>
               <w:rPr>
                 <w:rFonts w:hint="eastAsia"/>
@@ -8839,6 +9507,7 @@
                 <w:color w:val="A6A6A6" w:themeColor="background1" w:themeShade="A6"/>
               </w:rPr>
             </w:pPr>
+            <w:proofErr w:type="spellStart"/>
             <w:r>
               <w:rPr>
                 <w:rFonts w:hint="eastAsia"/>
@@ -8846,6 +9515,7 @@
               </w:rPr>
               <w:t>sdbsupport</w:t>
             </w:r>
+            <w:proofErr w:type="spellEnd"/>
             <w:r>
               <w:rPr>
                 <w:rFonts w:hint="eastAsia"/>
@@ -8898,6 +9568,7 @@
                 <w:color w:val="A6A6A6" w:themeColor="background1" w:themeShade="A6"/>
               </w:rPr>
             </w:pPr>
+            <w:proofErr w:type="spellStart"/>
             <w:r>
               <w:rPr>
                 <w:rFonts w:hint="eastAsia"/>
@@ -8905,6 +9576,7 @@
               </w:rPr>
               <w:t>sdbsupport</w:t>
             </w:r>
+            <w:proofErr w:type="spellEnd"/>
             <w:r>
               <w:rPr>
                 <w:rFonts w:hint="eastAsia"/>
@@ -9212,6 +9884,7 @@
               <w:lastRenderedPageBreak/>
               <w:t xml:space="preserve">   </w:t>
             </w:r>
+            <w:proofErr w:type="spellStart"/>
             <w:r>
               <w:t>S</w:t>
             </w:r>
@@ -9221,18 +9894,21 @@
               </w:rPr>
               <w:t>use</w:t>
             </w:r>
+            <w:proofErr w:type="spellEnd"/>
             <w:r>
               <w:rPr>
                 <w:rFonts w:hint="eastAsia"/>
               </w:rPr>
               <w:t>：同</w:t>
             </w:r>
+            <w:proofErr w:type="spellStart"/>
             <w:r>
               <w:rPr>
                 <w:rFonts w:hint="eastAsia"/>
               </w:rPr>
               <w:t>ubuntu</w:t>
             </w:r>
+            <w:proofErr w:type="spellEnd"/>
           </w:p>
         </w:tc>
         <w:tc>
@@ -9361,6 +10037,7 @@
             <w:tcW w:w="4252" w:type="dxa"/>
           </w:tcPr>
           <w:p>
+            <w:proofErr w:type="spellStart"/>
             <w:r>
               <w:rPr>
                 <w:rFonts w:hint="eastAsia"/>
@@ -9370,36 +10047,49 @@
             <w:r>
               <w:t>dbload</w:t>
             </w:r>
-          </w:p>
-          <w:p>
+            <w:proofErr w:type="spellEnd"/>
+          </w:p>
+          <w:p>
+            <w:proofErr w:type="spellStart"/>
             <w:r>
               <w:t>sdbimprt</w:t>
             </w:r>
-          </w:p>
-          <w:p>
+            <w:proofErr w:type="spellEnd"/>
+          </w:p>
+          <w:p>
+            <w:proofErr w:type="spellStart"/>
             <w:r>
               <w:t>sdbexprt</w:t>
             </w:r>
-          </w:p>
-          <w:p>
+            <w:proofErr w:type="spellEnd"/>
+          </w:p>
+          <w:p>
+            <w:proofErr w:type="spellStart"/>
             <w:r>
               <w:t>sdbinspt</w:t>
             </w:r>
-          </w:p>
-          <w:p>
+            <w:proofErr w:type="spellEnd"/>
+          </w:p>
+          <w:p>
+            <w:proofErr w:type="spellStart"/>
             <w:r>
               <w:t>sdbrestore</w:t>
             </w:r>
-          </w:p>
-          <w:p>
+            <w:proofErr w:type="spellEnd"/>
+          </w:p>
+          <w:p>
+            <w:proofErr w:type="spellStart"/>
             <w:r>
               <w:t>sdblist</w:t>
             </w:r>
-          </w:p>
-          <w:p>
+            <w:proofErr w:type="spellEnd"/>
+          </w:p>
+          <w:p>
+            <w:proofErr w:type="spellStart"/>
             <w:r>
               <w:t>sdbdpsdump</w:t>
             </w:r>
+            <w:proofErr w:type="spellEnd"/>
           </w:p>
           <w:p>
             <w:r>
@@ -9695,7 +10385,35 @@
               <w:rPr>
                 <w:rFonts w:hint="eastAsia"/>
               </w:rPr>
-              <w:t>(c/c++/java/php/c#)</w:t>
+              <w:t>(c/</w:t>
+            </w:r>
+            <w:proofErr w:type="spellStart"/>
+            <w:r>
+              <w:rPr>
+                <w:rFonts w:hint="eastAsia"/>
+              </w:rPr>
+              <w:t>c++</w:t>
+            </w:r>
+            <w:proofErr w:type="spellEnd"/>
+            <w:r>
+              <w:rPr>
+                <w:rFonts w:hint="eastAsia"/>
+              </w:rPr>
+              <w:t>/java/</w:t>
+            </w:r>
+            <w:proofErr w:type="spellStart"/>
+            <w:r>
+              <w:rPr>
+                <w:rFonts w:hint="eastAsia"/>
+              </w:rPr>
+              <w:t>php</w:t>
+            </w:r>
+            <w:proofErr w:type="spellEnd"/>
+            <w:r>
+              <w:rPr>
+                <w:rFonts w:hint="eastAsia"/>
+              </w:rPr>
+              <w:t>/c#)</w:t>
             </w:r>
           </w:p>
         </w:tc>
@@ -9883,7 +10601,19 @@
           <w:tcPr>
             <w:tcW w:w="5295" w:type="dxa"/>
           </w:tcPr>
-          <w:p/>
+          <w:p>
+            <w:pPr>
+              <w:rPr>
+                <w:rFonts w:hint="eastAsia"/>
+              </w:rPr>
+            </w:pPr>
+            <w:r>
+              <w:rPr>
+                <w:rFonts w:hint="eastAsia"/>
+              </w:rPr>
+              <w:t>Go</w:t>
+            </w:r>
+          </w:p>
         </w:tc>
       </w:tr>
     </w:tbl>
